--- a/documentation/Kummerkasten.docx
+++ b/documentation/Kummerkasten.docx
@@ -610,7 +610,6 @@
           <w:docPartUnique/>
         </w:docPartObj>
       </w:sdtPr>
-      <w:sdtEndPr/>
       <w:sdtContent>
         <w:p>
           <w:pPr>
@@ -623,6 +622,8 @@
             <w:t>sverzeichnis</w:t>
           </w:r>
         </w:p>
+        <w:bookmarkStart w:id="0" w:name="_GoBack"/>
+        <w:bookmarkEnd w:id="0"/>
         <w:p>
           <w:pPr>
             <w:pStyle w:val="Verzeichnis1"/>
@@ -645,7 +646,7 @@
           <w:r>
             <w:fldChar w:fldCharType="separate"/>
           </w:r>
-          <w:hyperlink w:anchor="_Toc243393728" w:history="1">
+          <w:hyperlink w:anchor="_Toc243560824" w:history="1">
             <w:r>
               <w:rPr>
                 <w:rStyle w:val="Hyperlink"/>
@@ -692,7 +693,7 @@
                 <w:noProof/>
                 <w:webHidden/>
               </w:rPr>
-              <w:instrText xml:space="preserve"> PAGEREF _Toc243393728 \h </w:instrText>
+              <w:instrText xml:space="preserve"> PAGEREF _Toc243560824 \h </w:instrText>
             </w:r>
             <w:r>
               <w:rPr>
@@ -712,7 +713,7 @@
                 <w:noProof/>
                 <w:webHidden/>
               </w:rPr>
-              <w:t>4</w:t>
+              <w:t>3</w:t>
             </w:r>
             <w:r>
               <w:rPr>
@@ -736,7 +737,7 @@
               <w:lang w:eastAsia="de-DE"/>
             </w:rPr>
           </w:pPr>
-          <w:hyperlink w:anchor="_Toc243393729" w:history="1">
+          <w:hyperlink w:anchor="_Toc243560825" w:history="1">
             <w:r>
               <w:rPr>
                 <w:rStyle w:val="Hyperlink"/>
@@ -783,7 +784,7 @@
                 <w:noProof/>
                 <w:webHidden/>
               </w:rPr>
-              <w:instrText xml:space="preserve"> PAGEREF _Toc243393729 \h </w:instrText>
+              <w:instrText xml:space="preserve"> PAGEREF _Toc243560825 \h </w:instrText>
             </w:r>
             <w:r>
               <w:rPr>
@@ -803,7 +804,7 @@
                 <w:noProof/>
                 <w:webHidden/>
               </w:rPr>
-              <w:t>4</w:t>
+              <w:t>3</w:t>
             </w:r>
             <w:r>
               <w:rPr>
@@ -827,7 +828,7 @@
               <w:lang w:eastAsia="de-DE"/>
             </w:rPr>
           </w:pPr>
-          <w:hyperlink w:anchor="_Toc243393730" w:history="1">
+          <w:hyperlink w:anchor="_Toc243560826" w:history="1">
             <w:r>
               <w:rPr>
                 <w:rStyle w:val="Hyperlink"/>
@@ -874,7 +875,7 @@
                 <w:noProof/>
                 <w:webHidden/>
               </w:rPr>
-              <w:instrText xml:space="preserve"> PAGEREF _Toc243393730 \h </w:instrText>
+              <w:instrText xml:space="preserve"> PAGEREF _Toc243560826 \h </w:instrText>
             </w:r>
             <w:r>
               <w:rPr>
@@ -894,7 +895,7 @@
                 <w:noProof/>
                 <w:webHidden/>
               </w:rPr>
-              <w:t>5</w:t>
+              <w:t>4</w:t>
             </w:r>
             <w:r>
               <w:rPr>
@@ -919,7 +920,7 @@
               <w:lang w:eastAsia="de-DE"/>
             </w:rPr>
           </w:pPr>
-          <w:hyperlink w:anchor="_Toc243393731" w:history="1">
+          <w:hyperlink w:anchor="_Toc243560827" w:history="1">
             <w:r>
               <w:rPr>
                 <w:rStyle w:val="Hyperlink"/>
@@ -966,7 +967,7 @@
                 <w:noProof/>
                 <w:webHidden/>
               </w:rPr>
-              <w:instrText xml:space="preserve"> PAGEREF _Toc243393731 \h </w:instrText>
+              <w:instrText xml:space="preserve"> PAGEREF _Toc243560827 \h </w:instrText>
             </w:r>
             <w:r>
               <w:rPr>
@@ -986,7 +987,7 @@
                 <w:noProof/>
                 <w:webHidden/>
               </w:rPr>
-              <w:t>5</w:t>
+              <w:t>4</w:t>
             </w:r>
             <w:r>
               <w:rPr>
@@ -1011,7 +1012,7 @@
               <w:lang w:eastAsia="de-DE"/>
             </w:rPr>
           </w:pPr>
-          <w:hyperlink w:anchor="_Toc243393732" w:history="1">
+          <w:hyperlink w:anchor="_Toc243560828" w:history="1">
             <w:r>
               <w:rPr>
                 <w:rStyle w:val="Hyperlink"/>
@@ -1056,7 +1057,7 @@
                 <w:noProof/>
                 <w:webHidden/>
               </w:rPr>
-              <w:instrText xml:space="preserve"> PAGEREF _Toc243393732 \h </w:instrText>
+              <w:instrText xml:space="preserve"> PAGEREF _Toc243560828 \h </w:instrText>
             </w:r>
             <w:r>
               <w:rPr>
@@ -1076,7 +1077,7 @@
                 <w:noProof/>
                 <w:webHidden/>
               </w:rPr>
-              <w:t>5</w:t>
+              <w:t>4</w:t>
             </w:r>
             <w:r>
               <w:rPr>
@@ -1100,7 +1101,7 @@
               <w:lang w:eastAsia="de-DE"/>
             </w:rPr>
           </w:pPr>
-          <w:hyperlink w:anchor="_Toc243393733" w:history="1">
+          <w:hyperlink w:anchor="_Toc243560829" w:history="1">
             <w:r>
               <w:rPr>
                 <w:rStyle w:val="Hyperlink"/>
@@ -1145,7 +1146,7 @@
                 <w:noProof/>
                 <w:webHidden/>
               </w:rPr>
-              <w:instrText xml:space="preserve"> PAGEREF _Toc243393733 \h </w:instrText>
+              <w:instrText xml:space="preserve"> PAGEREF _Toc243560829 \h </w:instrText>
             </w:r>
             <w:r>
               <w:rPr>
@@ -1165,7 +1166,7 @@
                 <w:noProof/>
                 <w:webHidden/>
               </w:rPr>
-              <w:t>5</w:t>
+              <w:t>4</w:t>
             </w:r>
             <w:r>
               <w:rPr>
@@ -1189,7 +1190,7 @@
               <w:lang w:eastAsia="de-DE"/>
             </w:rPr>
           </w:pPr>
-          <w:hyperlink w:anchor="_Toc243393734" w:history="1">
+          <w:hyperlink w:anchor="_Toc243560830" w:history="1">
             <w:r>
               <w:rPr>
                 <w:rStyle w:val="Hyperlink"/>
@@ -1236,7 +1237,7 @@
                 <w:noProof/>
                 <w:webHidden/>
               </w:rPr>
-              <w:instrText xml:space="preserve"> PAGEREF _Toc243393734 \h </w:instrText>
+              <w:instrText xml:space="preserve"> PAGEREF _Toc243560830 \h </w:instrText>
             </w:r>
             <w:r>
               <w:rPr>
@@ -1256,7 +1257,7 @@
                 <w:noProof/>
                 <w:webHidden/>
               </w:rPr>
-              <w:t>6</w:t>
+              <w:t>5</w:t>
             </w:r>
             <w:r>
               <w:rPr>
@@ -1281,7 +1282,7 @@
               <w:lang w:eastAsia="de-DE"/>
             </w:rPr>
           </w:pPr>
-          <w:hyperlink w:anchor="_Toc243393735" w:history="1">
+          <w:hyperlink w:anchor="_Toc243560831" w:history="1">
             <w:r>
               <w:rPr>
                 <w:rStyle w:val="Hyperlink"/>
@@ -1326,7 +1327,7 @@
                 <w:noProof/>
                 <w:webHidden/>
               </w:rPr>
-              <w:instrText xml:space="preserve"> PAGEREF _Toc243393735 \h </w:instrText>
+              <w:instrText xml:space="preserve"> PAGEREF _Toc243560831 \h </w:instrText>
             </w:r>
             <w:r>
               <w:rPr>
@@ -1346,7 +1347,7 @@
                 <w:noProof/>
                 <w:webHidden/>
               </w:rPr>
-              <w:t>6</w:t>
+              <w:t>5</w:t>
             </w:r>
             <w:r>
               <w:rPr>
@@ -1371,7 +1372,7 @@
               <w:lang w:eastAsia="de-DE"/>
             </w:rPr>
           </w:pPr>
-          <w:hyperlink w:anchor="_Toc243393736" w:history="1">
+          <w:hyperlink w:anchor="_Toc243560832" w:history="1">
             <w:r>
               <w:rPr>
                 <w:rStyle w:val="Hyperlink"/>
@@ -1416,7 +1417,7 @@
                 <w:noProof/>
                 <w:webHidden/>
               </w:rPr>
-              <w:instrText xml:space="preserve"> PAGEREF _Toc243393736 \h </w:instrText>
+              <w:instrText xml:space="preserve"> PAGEREF _Toc243560832 \h </w:instrText>
             </w:r>
             <w:r>
               <w:rPr>
@@ -1436,7 +1437,7 @@
                 <w:noProof/>
                 <w:webHidden/>
               </w:rPr>
-              <w:t>7</w:t>
+              <w:t>6</w:t>
             </w:r>
             <w:r>
               <w:rPr>
@@ -1460,7 +1461,7 @@
               <w:lang w:eastAsia="de-DE"/>
             </w:rPr>
           </w:pPr>
-          <w:hyperlink w:anchor="_Toc243393737" w:history="1">
+          <w:hyperlink w:anchor="_Toc243560833" w:history="1">
             <w:r>
               <w:rPr>
                 <w:rStyle w:val="Hyperlink"/>
@@ -1486,7 +1487,7 @@
                 <w:noProof/>
                 <w:lang w:eastAsia="de-DE"/>
               </w:rPr>
-              <w:t>Abgrenzung</w:t>
+              <w:t>Projektabgrenzung</w:t>
             </w:r>
             <w:r>
               <w:rPr>
@@ -1507,7 +1508,7 @@
                 <w:noProof/>
                 <w:webHidden/>
               </w:rPr>
-              <w:instrText xml:space="preserve"> PAGEREF _Toc243393737 \h </w:instrText>
+              <w:instrText xml:space="preserve"> PAGEREF _Toc243560833 \h </w:instrText>
             </w:r>
             <w:r>
               <w:rPr>
@@ -1527,7 +1528,7 @@
                 <w:noProof/>
                 <w:webHidden/>
               </w:rPr>
-              <w:t>7</w:t>
+              <w:t>6</w:t>
             </w:r>
             <w:r>
               <w:rPr>
@@ -1551,7 +1552,7 @@
               <w:lang w:eastAsia="de-DE"/>
             </w:rPr>
           </w:pPr>
-          <w:hyperlink w:anchor="_Toc243393738" w:history="1">
+          <w:hyperlink w:anchor="_Toc243560834" w:history="1">
             <w:r>
               <w:rPr>
                 <w:rStyle w:val="Hyperlink"/>
@@ -1598,7 +1599,7 @@
                 <w:noProof/>
                 <w:webHidden/>
               </w:rPr>
-              <w:instrText xml:space="preserve"> PAGEREF _Toc243393738 \h </w:instrText>
+              <w:instrText xml:space="preserve"> PAGEREF _Toc243560834 \h </w:instrText>
             </w:r>
             <w:r>
               <w:rPr>
@@ -1642,7 +1643,7 @@
               <w:lang w:eastAsia="de-DE"/>
             </w:rPr>
           </w:pPr>
-          <w:hyperlink w:anchor="_Toc243393739" w:history="1">
+          <w:hyperlink w:anchor="_Toc243560835" w:history="1">
             <w:r>
               <w:rPr>
                 <w:rStyle w:val="Hyperlink"/>
@@ -1689,7 +1690,7 @@
                 <w:noProof/>
                 <w:webHidden/>
               </w:rPr>
-              <w:instrText xml:space="preserve"> PAGEREF _Toc243393739 \h </w:instrText>
+              <w:instrText xml:space="preserve"> PAGEREF _Toc243560835 \h </w:instrText>
             </w:r>
             <w:r>
               <w:rPr>
@@ -1733,7 +1734,7 @@
               <w:lang w:eastAsia="de-DE"/>
             </w:rPr>
           </w:pPr>
-          <w:hyperlink w:anchor="_Toc243393740" w:history="1">
+          <w:hyperlink w:anchor="_Toc243560836" w:history="1">
             <w:r>
               <w:rPr>
                 <w:rStyle w:val="Hyperlink"/>
@@ -1780,7 +1781,7 @@
                 <w:noProof/>
                 <w:webHidden/>
               </w:rPr>
-              <w:instrText xml:space="preserve"> PAGEREF _Toc243393740 \h </w:instrText>
+              <w:instrText xml:space="preserve"> PAGEREF _Toc243560836 \h </w:instrText>
             </w:r>
             <w:r>
               <w:rPr>
@@ -1824,7 +1825,7 @@
               <w:lang w:eastAsia="de-DE"/>
             </w:rPr>
           </w:pPr>
-          <w:hyperlink w:anchor="_Toc243393741" w:history="1">
+          <w:hyperlink w:anchor="_Toc243560837" w:history="1">
             <w:r>
               <w:rPr>
                 <w:rStyle w:val="Hyperlink"/>
@@ -1871,7 +1872,7 @@
                 <w:noProof/>
                 <w:webHidden/>
               </w:rPr>
-              <w:instrText xml:space="preserve"> PAGEREF _Toc243393741 \h </w:instrText>
+              <w:instrText xml:space="preserve"> PAGEREF _Toc243560837 \h </w:instrText>
             </w:r>
             <w:r>
               <w:rPr>
@@ -1891,7 +1892,7 @@
                 <w:noProof/>
                 <w:webHidden/>
               </w:rPr>
-              <w:t>7</w:t>
+              <w:t>8</w:t>
             </w:r>
             <w:r>
               <w:rPr>
@@ -1915,7 +1916,7 @@
               <w:lang w:eastAsia="de-DE"/>
             </w:rPr>
           </w:pPr>
-          <w:hyperlink w:anchor="_Toc243393742" w:history="1">
+          <w:hyperlink w:anchor="_Toc243560838" w:history="1">
             <w:r>
               <w:rPr>
                 <w:rStyle w:val="Hyperlink"/>
@@ -1962,7 +1963,7 @@
                 <w:noProof/>
                 <w:webHidden/>
               </w:rPr>
-              <w:instrText xml:space="preserve"> PAGEREF _Toc243393742 \h </w:instrText>
+              <w:instrText xml:space="preserve"> PAGEREF _Toc243560838 \h </w:instrText>
             </w:r>
             <w:r>
               <w:rPr>
@@ -1982,7 +1983,7 @@
                 <w:noProof/>
                 <w:webHidden/>
               </w:rPr>
-              <w:t>7</w:t>
+              <w:t>8</w:t>
             </w:r>
             <w:r>
               <w:rPr>
@@ -2006,7 +2007,7 @@
               <w:lang w:eastAsia="de-DE"/>
             </w:rPr>
           </w:pPr>
-          <w:hyperlink w:anchor="_Toc243393743" w:history="1">
+          <w:hyperlink w:anchor="_Toc243560839" w:history="1">
             <w:r>
               <w:rPr>
                 <w:rStyle w:val="Hyperlink"/>
@@ -2053,7 +2054,7 @@
                 <w:noProof/>
                 <w:webHidden/>
               </w:rPr>
-              <w:instrText xml:space="preserve"> PAGEREF _Toc243393743 \h </w:instrText>
+              <w:instrText xml:space="preserve"> PAGEREF _Toc243560839 \h </w:instrText>
             </w:r>
             <w:r>
               <w:rPr>
@@ -2073,7 +2074,7 @@
                 <w:noProof/>
                 <w:webHidden/>
               </w:rPr>
-              <w:t>7</w:t>
+              <w:t>9</w:t>
             </w:r>
             <w:r>
               <w:rPr>
@@ -2097,7 +2098,7 @@
               <w:lang w:eastAsia="de-DE"/>
             </w:rPr>
           </w:pPr>
-          <w:hyperlink w:anchor="_Toc243393744" w:history="1">
+          <w:hyperlink w:anchor="_Toc243560840" w:history="1">
             <w:r>
               <w:rPr>
                 <w:rStyle w:val="Hyperlink"/>
@@ -2144,7 +2145,7 @@
                 <w:noProof/>
                 <w:webHidden/>
               </w:rPr>
-              <w:instrText xml:space="preserve"> PAGEREF _Toc243393744 \h </w:instrText>
+              <w:instrText xml:space="preserve"> PAGEREF _Toc243560840 \h </w:instrText>
             </w:r>
             <w:r>
               <w:rPr>
@@ -2164,7 +2165,7 @@
                 <w:noProof/>
                 <w:webHidden/>
               </w:rPr>
-              <w:t>8</w:t>
+              <w:t>10</w:t>
             </w:r>
             <w:r>
               <w:rPr>
@@ -2188,7 +2189,7 @@
               <w:lang w:eastAsia="de-DE"/>
             </w:rPr>
           </w:pPr>
-          <w:hyperlink w:anchor="_Toc243393745" w:history="1">
+          <w:hyperlink w:anchor="_Toc243560841" w:history="1">
             <w:r>
               <w:rPr>
                 <w:rStyle w:val="Hyperlink"/>
@@ -2214,7 +2215,7 @@
                 <w:noProof/>
                 <w:lang w:eastAsia="de-DE"/>
               </w:rPr>
-              <w:t>Begriffe</w:t>
+              <w:t>Technologieauswahl mit Alternativen und Begründung</w:t>
             </w:r>
             <w:r>
               <w:rPr>
@@ -2235,7 +2236,7 @@
                 <w:noProof/>
                 <w:webHidden/>
               </w:rPr>
-              <w:instrText xml:space="preserve"> PAGEREF _Toc243393745 \h </w:instrText>
+              <w:instrText xml:space="preserve"> PAGEREF _Toc243560841 \h </w:instrText>
             </w:r>
             <w:r>
               <w:rPr>
@@ -2255,7 +2256,7 @@
                 <w:noProof/>
                 <w:webHidden/>
               </w:rPr>
-              <w:t>8</w:t>
+              <w:t>10</w:t>
             </w:r>
             <w:r>
               <w:rPr>
@@ -2279,7 +2280,7 @@
               <w:lang w:eastAsia="de-DE"/>
             </w:rPr>
           </w:pPr>
-          <w:hyperlink w:anchor="_Toc243393746" w:history="1">
+          <w:hyperlink w:anchor="_Toc243560842" w:history="1">
             <w:r>
               <w:rPr>
                 <w:rStyle w:val="Hyperlink"/>
@@ -2305,7 +2306,7 @@
                 <w:noProof/>
                 <w:lang w:eastAsia="de-DE"/>
               </w:rPr>
-              <w:t>Identifikationsrisiken</w:t>
+              <w:t>Systemarchitektur</w:t>
             </w:r>
             <w:r>
               <w:rPr>
@@ -2326,7 +2327,7 @@
                 <w:noProof/>
                 <w:webHidden/>
               </w:rPr>
-              <w:instrText xml:space="preserve"> PAGEREF _Toc243393746 \h </w:instrText>
+              <w:instrText xml:space="preserve"> PAGEREF _Toc243560842 \h </w:instrText>
             </w:r>
             <w:r>
               <w:rPr>
@@ -2346,7 +2347,7 @@
                 <w:noProof/>
                 <w:webHidden/>
               </w:rPr>
-              <w:t>8</w:t>
+              <w:t>10</w:t>
             </w:r>
             <w:r>
               <w:rPr>
@@ -2370,7 +2371,7 @@
               <w:lang w:eastAsia="de-DE"/>
             </w:rPr>
           </w:pPr>
-          <w:hyperlink w:anchor="_Toc243393747" w:history="1">
+          <w:hyperlink w:anchor="_Toc243560843" w:history="1">
             <w:r>
               <w:rPr>
                 <w:rStyle w:val="Hyperlink"/>
@@ -2396,7 +2397,7 @@
                 <w:noProof/>
                 <w:lang w:eastAsia="de-DE"/>
               </w:rPr>
-              <w:t>Verarbeitete Daten, Rechtsgrundlage und Schutzmaßnahmen</w:t>
+              <w:t>Anwendungsaufbau</w:t>
             </w:r>
             <w:r>
               <w:rPr>
@@ -2417,7 +2418,7 @@
                 <w:noProof/>
                 <w:webHidden/>
               </w:rPr>
-              <w:instrText xml:space="preserve"> PAGEREF _Toc243393747 \h </w:instrText>
+              <w:instrText xml:space="preserve"> PAGEREF _Toc243560843 \h </w:instrText>
             </w:r>
             <w:r>
               <w:rPr>
@@ -2437,7 +2438,98 @@
                 <w:noProof/>
                 <w:webHidden/>
               </w:rPr>
-              <w:t>8</w:t>
+              <w:t>10</w:t>
+            </w:r>
+            <w:r>
+              <w:rPr>
+                <w:noProof/>
+                <w:webHidden/>
+              </w:rPr>
+              <w:fldChar w:fldCharType="end"/>
+            </w:r>
+          </w:hyperlink>
+        </w:p>
+        <w:p>
+          <w:pPr>
+            <w:pStyle w:val="Verzeichnis1"/>
+            <w:tabs>
+              <w:tab w:val="left" w:pos="480"/>
+            </w:tabs>
+            <w:rPr>
+              <w:rFonts w:asciiTheme="minorHAnsi" w:eastAsiaTheme="minorEastAsia" w:hAnsiTheme="minorHAnsi"/>
+              <w:noProof/>
+              <w:sz w:val="22"/>
+              <w:lang w:eastAsia="de-DE"/>
+            </w:rPr>
+          </w:pPr>
+          <w:hyperlink w:anchor="_Toc243560844" w:history="1">
+            <w:r>
+              <w:rPr>
+                <w:rStyle w:val="Hyperlink"/>
+                <w:rFonts w:eastAsia="Times New Roman"/>
+                <w:noProof/>
+                <w:lang w:eastAsia="de-DE"/>
+              </w:rPr>
+              <w:t>4</w:t>
+            </w:r>
+            <w:r>
+              <w:rPr>
+                <w:rFonts w:asciiTheme="minorHAnsi" w:eastAsiaTheme="minorEastAsia" w:hAnsiTheme="minorHAnsi"/>
+                <w:noProof/>
+                <w:sz w:val="22"/>
+                <w:lang w:eastAsia="de-DE"/>
+              </w:rPr>
+              <w:tab/>
+            </w:r>
+            <w:r>
+              <w:rPr>
+                <w:rStyle w:val="Hyperlink"/>
+                <w:rFonts w:eastAsia="Times New Roman"/>
+                <w:noProof/>
+                <w:lang w:eastAsia="de-DE"/>
+              </w:rPr>
+              <w:t>Benutzeroberfläche</w:t>
+            </w:r>
+            <w:r>
+              <w:rPr>
+                <w:noProof/>
+                <w:webHidden/>
+              </w:rPr>
+              <w:tab/>
+            </w:r>
+            <w:r>
+              <w:rPr>
+                <w:noProof/>
+                <w:webHidden/>
+              </w:rPr>
+              <w:fldChar w:fldCharType="begin"/>
+            </w:r>
+            <w:r>
+              <w:rPr>
+                <w:noProof/>
+                <w:webHidden/>
+              </w:rPr>
+              <w:instrText xml:space="preserve"> PAGEREF _Toc243560844 \h </w:instrText>
+            </w:r>
+            <w:r>
+              <w:rPr>
+                <w:noProof/>
+                <w:webHidden/>
+              </w:rPr>
+            </w:r>
+            <w:r>
+              <w:rPr>
+                <w:noProof/>
+                <w:webHidden/>
+              </w:rPr>
+              <w:fldChar w:fldCharType="separate"/>
+            </w:r>
+            <w:r>
+              <w:rPr>
+                <w:noProof/>
+                <w:webHidden/>
+              </w:rPr>
+              <w:t>10</w:t>
             </w:r>
             <w:r>
               <w:rPr>
@@ -2461,7 +2553,7 @@
               <w:lang w:eastAsia="de-DE"/>
             </w:rPr>
           </w:pPr>
-          <w:hyperlink w:anchor="_Toc243393748" w:history="1">
+          <w:hyperlink w:anchor="_Toc243560845" w:history="1">
             <w:r>
               <w:rPr>
                 <w:rStyle w:val="Hyperlink"/>
@@ -2469,7 +2561,7 @@
                 <w:noProof/>
                 <w:lang w:eastAsia="de-DE"/>
               </w:rPr>
-              <w:t>3.4</w:t>
+              <w:t>4.1</w:t>
             </w:r>
             <w:r>
               <w:rPr>
@@ -2487,7 +2579,7 @@
                 <w:noProof/>
                 <w:lang w:eastAsia="de-DE"/>
               </w:rPr>
-              <w:t>Speicherfristen und Löschung</w:t>
+              <w:t>Entwürfe</w:t>
             </w:r>
             <w:r>
               <w:rPr>
@@ -2508,7 +2600,7 @@
                 <w:noProof/>
                 <w:webHidden/>
               </w:rPr>
-              <w:instrText xml:space="preserve"> PAGEREF _Toc243393748 \h </w:instrText>
+              <w:instrText xml:space="preserve"> PAGEREF _Toc243560845 \h </w:instrText>
             </w:r>
             <w:r>
               <w:rPr>
@@ -2528,7 +2620,98 @@
                 <w:noProof/>
                 <w:webHidden/>
               </w:rPr>
-              <w:t>8</w:t>
+              <w:t>10</w:t>
+            </w:r>
+            <w:r>
+              <w:rPr>
+                <w:noProof/>
+                <w:webHidden/>
+              </w:rPr>
+              <w:fldChar w:fldCharType="end"/>
+            </w:r>
+          </w:hyperlink>
+        </w:p>
+        <w:p>
+          <w:pPr>
+            <w:pStyle w:val="Verzeichnis1"/>
+            <w:tabs>
+              <w:tab w:val="left" w:pos="480"/>
+            </w:tabs>
+            <w:rPr>
+              <w:rFonts w:asciiTheme="minorHAnsi" w:eastAsiaTheme="minorEastAsia" w:hAnsiTheme="minorHAnsi"/>
+              <w:noProof/>
+              <w:sz w:val="22"/>
+              <w:lang w:eastAsia="de-DE"/>
+            </w:rPr>
+          </w:pPr>
+          <w:hyperlink w:anchor="_Toc243560846" w:history="1">
+            <w:r>
+              <w:rPr>
+                <w:rStyle w:val="Hyperlink"/>
+                <w:rFonts w:eastAsia="Times New Roman"/>
+                <w:noProof/>
+                <w:lang w:eastAsia="de-DE"/>
+              </w:rPr>
+              <w:t>5</w:t>
+            </w:r>
+            <w:r>
+              <w:rPr>
+                <w:rFonts w:asciiTheme="minorHAnsi" w:eastAsiaTheme="minorEastAsia" w:hAnsiTheme="minorHAnsi"/>
+                <w:noProof/>
+                <w:sz w:val="22"/>
+                <w:lang w:eastAsia="de-DE"/>
+              </w:rPr>
+              <w:tab/>
+            </w:r>
+            <w:r>
+              <w:rPr>
+                <w:rStyle w:val="Hyperlink"/>
+                <w:rFonts w:eastAsia="Times New Roman"/>
+                <w:noProof/>
+                <w:lang w:eastAsia="de-DE"/>
+              </w:rPr>
+              <w:t>Testkonzept</w:t>
+            </w:r>
+            <w:r>
+              <w:rPr>
+                <w:noProof/>
+                <w:webHidden/>
+              </w:rPr>
+              <w:tab/>
+            </w:r>
+            <w:r>
+              <w:rPr>
+                <w:noProof/>
+                <w:webHidden/>
+              </w:rPr>
+              <w:fldChar w:fldCharType="begin"/>
+            </w:r>
+            <w:r>
+              <w:rPr>
+                <w:noProof/>
+                <w:webHidden/>
+              </w:rPr>
+              <w:instrText xml:space="preserve"> PAGEREF _Toc243560846 \h </w:instrText>
+            </w:r>
+            <w:r>
+              <w:rPr>
+                <w:noProof/>
+                <w:webHidden/>
+              </w:rPr>
+            </w:r>
+            <w:r>
+              <w:rPr>
+                <w:noProof/>
+                <w:webHidden/>
+              </w:rPr>
+              <w:fldChar w:fldCharType="separate"/>
+            </w:r>
+            <w:r>
+              <w:rPr>
+                <w:noProof/>
+                <w:webHidden/>
+              </w:rPr>
+              <w:t>10</w:t>
             </w:r>
             <w:r>
               <w:rPr>
@@ -2552,7 +2735,7 @@
               <w:lang w:eastAsia="de-DE"/>
             </w:rPr>
           </w:pPr>
-          <w:hyperlink w:anchor="_Toc243393749" w:history="1">
+          <w:hyperlink w:anchor="_Toc243560847" w:history="1">
             <w:r>
               <w:rPr>
                 <w:rStyle w:val="Hyperlink"/>
@@ -2560,7 +2743,7 @@
                 <w:noProof/>
                 <w:lang w:eastAsia="de-DE"/>
               </w:rPr>
-              <w:t>3.5</w:t>
+              <w:t>5.1</w:t>
             </w:r>
             <w:r>
               <w:rPr>
@@ -2578,7 +2761,7 @@
                 <w:noProof/>
                 <w:lang w:eastAsia="de-DE"/>
               </w:rPr>
-              <w:t>Grenzen und verbleibende Restrisiken</w:t>
+              <w:t>Testfälle</w:t>
             </w:r>
             <w:r>
               <w:rPr>
@@ -2599,7 +2782,7 @@
                 <w:noProof/>
                 <w:webHidden/>
               </w:rPr>
-              <w:instrText xml:space="preserve"> PAGEREF _Toc243393749 \h </w:instrText>
+              <w:instrText xml:space="preserve"> PAGEREF _Toc243560847 \h </w:instrText>
             </w:r>
             <w:r>
               <w:rPr>
@@ -2619,7 +2802,7 @@
                 <w:noProof/>
                 <w:webHidden/>
               </w:rPr>
-              <w:t>8</w:t>
+              <w:t>10</w:t>
             </w:r>
             <w:r>
               <w:rPr>
@@ -2643,7 +2826,7 @@
               <w:lang w:eastAsia="de-DE"/>
             </w:rPr>
           </w:pPr>
-          <w:hyperlink w:anchor="_Toc243393750" w:history="1">
+          <w:hyperlink w:anchor="_Toc243560848" w:history="1">
             <w:r>
               <w:rPr>
                 <w:rStyle w:val="Hyperlink"/>
@@ -2651,7 +2834,7 @@
                 <w:noProof/>
                 <w:lang w:eastAsia="de-DE"/>
               </w:rPr>
-              <w:t>3.6</w:t>
+              <w:t>5.2</w:t>
             </w:r>
             <w:r>
               <w:rPr>
@@ -2669,7 +2852,7 @@
                 <w:noProof/>
                 <w:lang w:eastAsia="de-DE"/>
               </w:rPr>
-              <w:t>Abstimmung mit Datenschutz</w:t>
+              <w:t>Schwerpunkte: Eingaben, Anonymität und Metadaten, Token, Fehlerfälle</w:t>
             </w:r>
             <w:r>
               <w:rPr>
@@ -2690,7 +2873,7 @@
                 <w:noProof/>
                 <w:webHidden/>
               </w:rPr>
-              <w:instrText xml:space="preserve"> PAGEREF _Toc243393750 \h </w:instrText>
+              <w:instrText xml:space="preserve"> PAGEREF _Toc243560848 \h </w:instrText>
             </w:r>
             <w:r>
               <w:rPr>
@@ -2710,7 +2893,189 @@
                 <w:noProof/>
                 <w:webHidden/>
               </w:rPr>
-              <w:t>8</w:t>
+              <w:t>10</w:t>
+            </w:r>
+            <w:r>
+              <w:rPr>
+                <w:noProof/>
+                <w:webHidden/>
+              </w:rPr>
+              <w:fldChar w:fldCharType="end"/>
+            </w:r>
+          </w:hyperlink>
+        </w:p>
+        <w:p>
+          <w:pPr>
+            <w:pStyle w:val="Verzeichnis1"/>
+            <w:tabs>
+              <w:tab w:val="left" w:pos="480"/>
+            </w:tabs>
+            <w:rPr>
+              <w:rFonts w:asciiTheme="minorHAnsi" w:eastAsiaTheme="minorEastAsia" w:hAnsiTheme="minorHAnsi"/>
+              <w:noProof/>
+              <w:sz w:val="22"/>
+              <w:lang w:eastAsia="de-DE"/>
+            </w:rPr>
+          </w:pPr>
+          <w:hyperlink w:anchor="_Toc243560849" w:history="1">
+            <w:r>
+              <w:rPr>
+                <w:rStyle w:val="Hyperlink"/>
+                <w:rFonts w:eastAsia="Times New Roman"/>
+                <w:noProof/>
+                <w:lang w:eastAsia="de-DE"/>
+              </w:rPr>
+              <w:t>6</w:t>
+            </w:r>
+            <w:r>
+              <w:rPr>
+                <w:rFonts w:asciiTheme="minorHAnsi" w:eastAsiaTheme="minorEastAsia" w:hAnsiTheme="minorHAnsi"/>
+                <w:noProof/>
+                <w:sz w:val="22"/>
+                <w:lang w:eastAsia="de-DE"/>
+              </w:rPr>
+              <w:tab/>
+            </w:r>
+            <w:r>
+              <w:rPr>
+                <w:rStyle w:val="Hyperlink"/>
+                <w:rFonts w:eastAsia="Times New Roman"/>
+                <w:noProof/>
+                <w:lang w:eastAsia="de-DE"/>
+              </w:rPr>
+              <w:t>Offene Fragen und Entscheidungen</w:t>
+            </w:r>
+            <w:r>
+              <w:rPr>
+                <w:noProof/>
+                <w:webHidden/>
+              </w:rPr>
+              <w:tab/>
+            </w:r>
+            <w:r>
+              <w:rPr>
+                <w:noProof/>
+                <w:webHidden/>
+              </w:rPr>
+              <w:fldChar w:fldCharType="begin"/>
+            </w:r>
+            <w:r>
+              <w:rPr>
+                <w:noProof/>
+                <w:webHidden/>
+              </w:rPr>
+              <w:instrText xml:space="preserve"> PAGEREF _Toc243560849 \h </w:instrText>
+            </w:r>
+            <w:r>
+              <w:rPr>
+                <w:noProof/>
+                <w:webHidden/>
+              </w:rPr>
+            </w:r>
+            <w:r>
+              <w:rPr>
+                <w:noProof/>
+                <w:webHidden/>
+              </w:rPr>
+              <w:fldChar w:fldCharType="separate"/>
+            </w:r>
+            <w:r>
+              <w:rPr>
+                <w:noProof/>
+                <w:webHidden/>
+              </w:rPr>
+              <w:t>10</w:t>
+            </w:r>
+            <w:r>
+              <w:rPr>
+                <w:noProof/>
+                <w:webHidden/>
+              </w:rPr>
+              <w:fldChar w:fldCharType="end"/>
+            </w:r>
+          </w:hyperlink>
+        </w:p>
+        <w:p>
+          <w:pPr>
+            <w:pStyle w:val="Verzeichnis1"/>
+            <w:tabs>
+              <w:tab w:val="left" w:pos="480"/>
+            </w:tabs>
+            <w:rPr>
+              <w:rFonts w:asciiTheme="minorHAnsi" w:eastAsiaTheme="minorEastAsia" w:hAnsiTheme="minorHAnsi"/>
+              <w:noProof/>
+              <w:sz w:val="22"/>
+              <w:lang w:eastAsia="de-DE"/>
+            </w:rPr>
+          </w:pPr>
+          <w:hyperlink w:anchor="_Toc243560850" w:history="1">
+            <w:r>
+              <w:rPr>
+                <w:rStyle w:val="Hyperlink"/>
+                <w:rFonts w:eastAsia="Times New Roman"/>
+                <w:noProof/>
+                <w:lang w:eastAsia="de-DE"/>
+              </w:rPr>
+              <w:t>7</w:t>
+            </w:r>
+            <w:r>
+              <w:rPr>
+                <w:rFonts w:asciiTheme="minorHAnsi" w:eastAsiaTheme="minorEastAsia" w:hAnsiTheme="minorHAnsi"/>
+                <w:noProof/>
+                <w:sz w:val="22"/>
+                <w:lang w:eastAsia="de-DE"/>
+              </w:rPr>
+              <w:tab/>
+            </w:r>
+            <w:r>
+              <w:rPr>
+                <w:rStyle w:val="Hyperlink"/>
+                <w:rFonts w:eastAsia="Times New Roman"/>
+                <w:noProof/>
+                <w:lang w:eastAsia="de-DE"/>
+              </w:rPr>
+              <w:t>Anhang</w:t>
+            </w:r>
+            <w:r>
+              <w:rPr>
+                <w:noProof/>
+                <w:webHidden/>
+              </w:rPr>
+              <w:tab/>
+            </w:r>
+            <w:r>
+              <w:rPr>
+                <w:noProof/>
+                <w:webHidden/>
+              </w:rPr>
+              <w:fldChar w:fldCharType="begin"/>
+            </w:r>
+            <w:r>
+              <w:rPr>
+                <w:noProof/>
+                <w:webHidden/>
+              </w:rPr>
+              <w:instrText xml:space="preserve"> PAGEREF _Toc243560850 \h </w:instrText>
+            </w:r>
+            <w:r>
+              <w:rPr>
+                <w:noProof/>
+                <w:webHidden/>
+              </w:rPr>
+            </w:r>
+            <w:r>
+              <w:rPr>
+                <w:noProof/>
+                <w:webHidden/>
+              </w:rPr>
+              <w:fldChar w:fldCharType="separate"/>
+            </w:r>
+            <w:r>
+              <w:rPr>
+                <w:noProof/>
+                <w:webHidden/>
+              </w:rPr>
+              <w:t>11</w:t>
             </w:r>
             <w:r>
               <w:rPr>
@@ -2734,7 +3099,7 @@
               <w:lang w:eastAsia="de-DE"/>
             </w:rPr>
           </w:pPr>
-          <w:hyperlink w:anchor="_Toc243393751" w:history="1">
+          <w:hyperlink w:anchor="_Toc243560851" w:history="1">
             <w:r>
               <w:rPr>
                 <w:rStyle w:val="Hyperlink"/>
@@ -2742,7 +3107,7 @@
                 <w:noProof/>
                 <w:lang w:eastAsia="de-DE"/>
               </w:rPr>
-              <w:t>3.7</w:t>
+              <w:t>7.1</w:t>
             </w:r>
             <w:r>
               <w:rPr>
@@ -2760,7 +3125,7 @@
                 <w:noProof/>
                 <w:lang w:eastAsia="de-DE"/>
               </w:rPr>
-              <w:t>(Datenschutzhinweis, Herr Proksch, Datenschutzbeauftragte)</w:t>
+              <w:t>Abnahmekriterien</w:t>
             </w:r>
             <w:r>
               <w:rPr>
@@ -2781,7 +3146,7 @@
                 <w:noProof/>
                 <w:webHidden/>
               </w:rPr>
-              <w:instrText xml:space="preserve"> PAGEREF _Toc243393751 \h </w:instrText>
+              <w:instrText xml:space="preserve"> PAGEREF _Toc243560851 \h </w:instrText>
             </w:r>
             <w:r>
               <w:rPr>
@@ -2801,98 +3166,7 @@
                 <w:noProof/>
                 <w:webHidden/>
               </w:rPr>
-              <w:t>8</w:t>
-            </w:r>
-            <w:r>
-              <w:rPr>
-                <w:noProof/>
-                <w:webHidden/>
-              </w:rPr>
-              <w:fldChar w:fldCharType="end"/>
-            </w:r>
-          </w:hyperlink>
-        </w:p>
-        <w:p>
-          <w:pPr>
-            <w:pStyle w:val="Verzeichnis1"/>
-            <w:tabs>
-              <w:tab w:val="left" w:pos="480"/>
-            </w:tabs>
-            <w:rPr>
-              <w:rFonts w:asciiTheme="minorHAnsi" w:eastAsiaTheme="minorEastAsia" w:hAnsiTheme="minorHAnsi"/>
-              <w:noProof/>
-              <w:sz w:val="22"/>
-              <w:lang w:eastAsia="de-DE"/>
-            </w:rPr>
-          </w:pPr>
-          <w:hyperlink w:anchor="_Toc243393752" w:history="1">
-            <w:r>
-              <w:rPr>
-                <w:rStyle w:val="Hyperlink"/>
-                <w:rFonts w:eastAsia="Times New Roman"/>
-                <w:noProof/>
-                <w:lang w:eastAsia="de-DE"/>
-              </w:rPr>
-              <w:t>4</w:t>
-            </w:r>
-            <w:r>
-              <w:rPr>
-                <w:rFonts w:asciiTheme="minorHAnsi" w:eastAsiaTheme="minorEastAsia" w:hAnsiTheme="minorHAnsi"/>
-                <w:noProof/>
-                <w:sz w:val="22"/>
-                <w:lang w:eastAsia="de-DE"/>
-              </w:rPr>
-              <w:tab/>
-            </w:r>
-            <w:r>
-              <w:rPr>
-                <w:rStyle w:val="Hyperlink"/>
-                <w:rFonts w:eastAsia="Times New Roman"/>
-                <w:noProof/>
-                <w:lang w:eastAsia="de-DE"/>
-              </w:rPr>
-              <w:t>Technisches Konzept</w:t>
-            </w:r>
-            <w:r>
-              <w:rPr>
-                <w:noProof/>
-                <w:webHidden/>
-              </w:rPr>
-              <w:tab/>
-            </w:r>
-            <w:r>
-              <w:rPr>
-                <w:noProof/>
-                <w:webHidden/>
-              </w:rPr>
-              <w:fldChar w:fldCharType="begin"/>
-            </w:r>
-            <w:r>
-              <w:rPr>
-                <w:noProof/>
-                <w:webHidden/>
-              </w:rPr>
-              <w:instrText xml:space="preserve"> PAGEREF _Toc243393752 \h </w:instrText>
-            </w:r>
-            <w:r>
-              <w:rPr>
-                <w:noProof/>
-                <w:webHidden/>
-              </w:rPr>
-            </w:r>
-            <w:r>
-              <w:rPr>
-                <w:noProof/>
-                <w:webHidden/>
-              </w:rPr>
-              <w:fldChar w:fldCharType="separate"/>
-            </w:r>
-            <w:r>
-              <w:rPr>
-                <w:noProof/>
-                <w:webHidden/>
-              </w:rPr>
-              <w:t>8</w:t>
+              <w:t>11</w:t>
             </w:r>
             <w:r>
               <w:rPr>
@@ -2916,7 +3190,7 @@
               <w:lang w:eastAsia="de-DE"/>
             </w:rPr>
           </w:pPr>
-          <w:hyperlink w:anchor="_Toc243393753" w:history="1">
+          <w:hyperlink w:anchor="_Toc243560852" w:history="1">
             <w:r>
               <w:rPr>
                 <w:rStyle w:val="Hyperlink"/>
@@ -2924,7 +3198,7 @@
                 <w:noProof/>
                 <w:lang w:eastAsia="de-DE"/>
               </w:rPr>
-              <w:t>4.1</w:t>
+              <w:t>7.2</w:t>
             </w:r>
             <w:r>
               <w:rPr>
@@ -2942,7 +3216,7 @@
                 <w:noProof/>
                 <w:lang w:eastAsia="de-DE"/>
               </w:rPr>
-              <w:t>Technologieauswahl mit Alternativen und Begründung</w:t>
+              <w:t>Architekturdiagramm</w:t>
             </w:r>
             <w:r>
               <w:rPr>
@@ -2963,7 +3237,7 @@
                 <w:noProof/>
                 <w:webHidden/>
               </w:rPr>
-              <w:instrText xml:space="preserve"> PAGEREF _Toc243393753 \h </w:instrText>
+              <w:instrText xml:space="preserve"> PAGEREF _Toc243560852 \h </w:instrText>
             </w:r>
             <w:r>
               <w:rPr>
@@ -2983,7 +3257,7 @@
                 <w:noProof/>
                 <w:webHidden/>
               </w:rPr>
-              <w:t>8</w:t>
+              <w:t>11</w:t>
             </w:r>
             <w:r>
               <w:rPr>
@@ -3007,15 +3281,14 @@
               <w:lang w:eastAsia="de-DE"/>
             </w:rPr>
           </w:pPr>
-          <w:hyperlink w:anchor="_Toc243393754" w:history="1">
+          <w:hyperlink w:anchor="_Toc243560853" w:history="1">
             <w:r>
               <w:rPr>
                 <w:rStyle w:val="Hyperlink"/>
-                <w:rFonts w:eastAsia="Times New Roman"/>
-                <w:noProof/>
-                <w:lang w:eastAsia="de-DE"/>
-              </w:rPr>
-              <w:t>4.2</w:t>
+                <w:noProof/>
+                <w:lang w:eastAsia="de-DE"/>
+              </w:rPr>
+              <w:t>7.3</w:t>
             </w:r>
             <w:r>
               <w:rPr>
@@ -3029,11 +3302,10 @@
             <w:r>
               <w:rPr>
                 <w:rStyle w:val="Hyperlink"/>
-                <w:rFonts w:eastAsia="Times New Roman"/>
-                <w:noProof/>
-                <w:lang w:eastAsia="de-DE"/>
-              </w:rPr>
-              <w:t>Systemarchitektur</w:t>
+                <w:noProof/>
+                <w:lang w:eastAsia="de-DE"/>
+              </w:rPr>
+              <w:t>Anwendungsfalldiagramm</w:t>
             </w:r>
             <w:r>
               <w:rPr>
@@ -3054,7 +3326,7 @@
                 <w:noProof/>
                 <w:webHidden/>
               </w:rPr>
-              <w:instrText xml:space="preserve"> PAGEREF _Toc243393754 \h </w:instrText>
+              <w:instrText xml:space="preserve"> PAGEREF _Toc243560853 \h </w:instrText>
             </w:r>
             <w:r>
               <w:rPr>
@@ -3074,7 +3346,7 @@
                 <w:noProof/>
                 <w:webHidden/>
               </w:rPr>
-              <w:t>8</w:t>
+              <w:t>12</w:t>
             </w:r>
             <w:r>
               <w:rPr>
@@ -3098,7 +3370,7 @@
               <w:lang w:eastAsia="de-DE"/>
             </w:rPr>
           </w:pPr>
-          <w:hyperlink w:anchor="_Toc243393755" w:history="1">
+          <w:hyperlink w:anchor="_Toc243560854" w:history="1">
             <w:r>
               <w:rPr>
                 <w:rStyle w:val="Hyperlink"/>
@@ -3106,7 +3378,7 @@
                 <w:noProof/>
                 <w:lang w:eastAsia="de-DE"/>
               </w:rPr>
-              <w:t>4.3</w:t>
+              <w:t>7.4</w:t>
             </w:r>
             <w:r>
               <w:rPr>
@@ -3124,7 +3396,7 @@
                 <w:noProof/>
                 <w:lang w:eastAsia="de-DE"/>
               </w:rPr>
-              <w:t>Anwendungsaufbau</w:t>
+              <w:t>UI-Skizzen</w:t>
             </w:r>
             <w:r>
               <w:rPr>
@@ -3145,7 +3417,7 @@
                 <w:noProof/>
                 <w:webHidden/>
               </w:rPr>
-              <w:instrText xml:space="preserve"> PAGEREF _Toc243393755 \h </w:instrText>
+              <w:instrText xml:space="preserve"> PAGEREF _Toc243560854 \h </w:instrText>
             </w:r>
             <w:r>
               <w:rPr>
@@ -3165,7 +3437,7 @@
                 <w:noProof/>
                 <w:webHidden/>
               </w:rPr>
-              <w:t>8</w:t>
+              <w:t>12</w:t>
             </w:r>
             <w:r>
               <w:rPr>
@@ -3189,7 +3461,7 @@
               <w:lang w:eastAsia="de-DE"/>
             </w:rPr>
           </w:pPr>
-          <w:hyperlink w:anchor="_Toc243393756" w:history="1">
+          <w:hyperlink w:anchor="_Toc243560855" w:history="1">
             <w:r>
               <w:rPr>
                 <w:rStyle w:val="Hyperlink"/>
@@ -3197,7 +3469,7 @@
                 <w:noProof/>
                 <w:lang w:eastAsia="de-DE"/>
               </w:rPr>
-              <w:t>4.4</w:t>
+              <w:t>7.5</w:t>
             </w:r>
             <w:r>
               <w:rPr>
@@ -3215,7 +3487,7 @@
                 <w:noProof/>
                 <w:lang w:eastAsia="de-DE"/>
               </w:rPr>
-              <w:t>Token-Erzeugung und -Prüfung</w:t>
+              <w:t>Mehrsprachigkeit</w:t>
             </w:r>
             <w:r>
               <w:rPr>
@@ -3236,7 +3508,7 @@
                 <w:noProof/>
                 <w:webHidden/>
               </w:rPr>
-              <w:instrText xml:space="preserve"> PAGEREF _Toc243393756 \h </w:instrText>
+              <w:instrText xml:space="preserve"> PAGEREF _Toc243560855 \h </w:instrText>
             </w:r>
             <w:r>
               <w:rPr>
@@ -3256,2644 +3528,7 @@
                 <w:noProof/>
                 <w:webHidden/>
               </w:rPr>
-              <w:t>8</w:t>
-            </w:r>
-            <w:r>
-              <w:rPr>
-                <w:noProof/>
-                <w:webHidden/>
-              </w:rPr>
-              <w:fldChar w:fldCharType="end"/>
-            </w:r>
-          </w:hyperlink>
-        </w:p>
-        <w:p>
-          <w:pPr>
-            <w:pStyle w:val="Verzeichnis2"/>
-            <w:tabs>
-              <w:tab w:val="left" w:pos="880"/>
-            </w:tabs>
-            <w:rPr>
-              <w:rFonts w:asciiTheme="minorHAnsi" w:eastAsiaTheme="minorEastAsia" w:hAnsiTheme="minorHAnsi"/>
-              <w:noProof/>
-              <w:sz w:val="22"/>
-              <w:lang w:eastAsia="de-DE"/>
-            </w:rPr>
-          </w:pPr>
-          <w:hyperlink w:anchor="_Toc243393757" w:history="1">
-            <w:r>
-              <w:rPr>
-                <w:rStyle w:val="Hyperlink"/>
-                <w:rFonts w:eastAsia="Times New Roman"/>
-                <w:noProof/>
-                <w:lang w:eastAsia="de-DE"/>
-              </w:rPr>
-              <w:t>4.5</w:t>
-            </w:r>
-            <w:r>
-              <w:rPr>
-                <w:rFonts w:asciiTheme="minorHAnsi" w:eastAsiaTheme="minorEastAsia" w:hAnsiTheme="minorHAnsi"/>
-                <w:noProof/>
-                <w:sz w:val="22"/>
-                <w:lang w:eastAsia="de-DE"/>
-              </w:rPr>
-              <w:tab/>
-            </w:r>
-            <w:r>
-              <w:rPr>
-                <w:rStyle w:val="Hyperlink"/>
-                <w:rFonts w:eastAsia="Times New Roman"/>
-                <w:noProof/>
-                <w:lang w:eastAsia="de-DE"/>
-              </w:rPr>
-              <w:t>Datenhaltung</w:t>
-            </w:r>
-            <w:r>
-              <w:rPr>
-                <w:noProof/>
-                <w:webHidden/>
-              </w:rPr>
-              <w:tab/>
-            </w:r>
-            <w:r>
-              <w:rPr>
-                <w:noProof/>
-                <w:webHidden/>
-              </w:rPr>
-              <w:fldChar w:fldCharType="begin"/>
-            </w:r>
-            <w:r>
-              <w:rPr>
-                <w:noProof/>
-                <w:webHidden/>
-              </w:rPr>
-              <w:instrText xml:space="preserve"> PAGEREF _Toc243393757 \h </w:instrText>
-            </w:r>
-            <w:r>
-              <w:rPr>
-                <w:noProof/>
-                <w:webHidden/>
-              </w:rPr>
-            </w:r>
-            <w:r>
-              <w:rPr>
-                <w:noProof/>
-                <w:webHidden/>
-              </w:rPr>
-              <w:fldChar w:fldCharType="separate"/>
-            </w:r>
-            <w:r>
-              <w:rPr>
-                <w:noProof/>
-                <w:webHidden/>
-              </w:rPr>
-              <w:t>8</w:t>
-            </w:r>
-            <w:r>
-              <w:rPr>
-                <w:noProof/>
-                <w:webHidden/>
-              </w:rPr>
-              <w:fldChar w:fldCharType="end"/>
-            </w:r>
-          </w:hyperlink>
-        </w:p>
-        <w:p>
-          <w:pPr>
-            <w:pStyle w:val="Verzeichnis2"/>
-            <w:tabs>
-              <w:tab w:val="left" w:pos="880"/>
-            </w:tabs>
-            <w:rPr>
-              <w:rFonts w:asciiTheme="minorHAnsi" w:eastAsiaTheme="minorEastAsia" w:hAnsiTheme="minorHAnsi"/>
-              <w:noProof/>
-              <w:sz w:val="22"/>
-              <w:lang w:eastAsia="de-DE"/>
-            </w:rPr>
-          </w:pPr>
-          <w:hyperlink w:anchor="_Toc243393758" w:history="1">
-            <w:r>
-              <w:rPr>
-                <w:rStyle w:val="Hyperlink"/>
-                <w:rFonts w:eastAsia="Times New Roman"/>
-                <w:noProof/>
-                <w:lang w:eastAsia="de-DE"/>
-              </w:rPr>
-              <w:t>4.6</w:t>
-            </w:r>
-            <w:r>
-              <w:rPr>
-                <w:rFonts w:asciiTheme="minorHAnsi" w:eastAsiaTheme="minorEastAsia" w:hAnsiTheme="minorHAnsi"/>
-                <w:noProof/>
-                <w:sz w:val="22"/>
-                <w:lang w:eastAsia="de-DE"/>
-              </w:rPr>
-              <w:tab/>
-            </w:r>
-            <w:r>
-              <w:rPr>
-                <w:rStyle w:val="Hyperlink"/>
-                <w:rFonts w:eastAsia="Times New Roman"/>
-                <w:noProof/>
-                <w:lang w:eastAsia="de-DE"/>
-              </w:rPr>
-              <w:t>Hosting, Netzwerkzugang und Datenübertragung</w:t>
-            </w:r>
-            <w:r>
-              <w:rPr>
-                <w:noProof/>
-                <w:webHidden/>
-              </w:rPr>
-              <w:tab/>
-            </w:r>
-            <w:r>
-              <w:rPr>
-                <w:noProof/>
-                <w:webHidden/>
-              </w:rPr>
-              <w:fldChar w:fldCharType="begin"/>
-            </w:r>
-            <w:r>
-              <w:rPr>
-                <w:noProof/>
-                <w:webHidden/>
-              </w:rPr>
-              <w:instrText xml:space="preserve"> PAGEREF _Toc243393758 \h </w:instrText>
-            </w:r>
-            <w:r>
-              <w:rPr>
-                <w:noProof/>
-                <w:webHidden/>
-              </w:rPr>
-            </w:r>
-            <w:r>
-              <w:rPr>
-                <w:noProof/>
-                <w:webHidden/>
-              </w:rPr>
-              <w:fldChar w:fldCharType="separate"/>
-            </w:r>
-            <w:r>
-              <w:rPr>
-                <w:noProof/>
-                <w:webHidden/>
-              </w:rPr>
-              <w:t>8</w:t>
-            </w:r>
-            <w:r>
-              <w:rPr>
-                <w:noProof/>
-                <w:webHidden/>
-              </w:rPr>
-              <w:fldChar w:fldCharType="end"/>
-            </w:r>
-          </w:hyperlink>
-        </w:p>
-        <w:p>
-          <w:pPr>
-            <w:pStyle w:val="Verzeichnis2"/>
-            <w:tabs>
-              <w:tab w:val="left" w:pos="880"/>
-            </w:tabs>
-            <w:rPr>
-              <w:rFonts w:asciiTheme="minorHAnsi" w:eastAsiaTheme="minorEastAsia" w:hAnsiTheme="minorHAnsi"/>
-              <w:noProof/>
-              <w:sz w:val="22"/>
-              <w:lang w:eastAsia="de-DE"/>
-            </w:rPr>
-          </w:pPr>
-          <w:hyperlink w:anchor="_Toc243393759" w:history="1">
-            <w:r>
-              <w:rPr>
-                <w:rStyle w:val="Hyperlink"/>
-                <w:rFonts w:eastAsia="Times New Roman"/>
-                <w:noProof/>
-                <w:lang w:eastAsia="de-DE"/>
-              </w:rPr>
-              <w:t>4.7</w:t>
-            </w:r>
-            <w:r>
-              <w:rPr>
-                <w:rFonts w:asciiTheme="minorHAnsi" w:eastAsiaTheme="minorEastAsia" w:hAnsiTheme="minorHAnsi"/>
-                <w:noProof/>
-                <w:sz w:val="22"/>
-                <w:lang w:eastAsia="de-DE"/>
-              </w:rPr>
-              <w:tab/>
-            </w:r>
-            <w:r>
-              <w:rPr>
-                <w:rStyle w:val="Hyperlink"/>
-                <w:rFonts w:eastAsia="Times New Roman"/>
-                <w:noProof/>
-                <w:lang w:eastAsia="de-DE"/>
-              </w:rPr>
-              <w:t>Konfiguration, Backup und Wartung</w:t>
-            </w:r>
-            <w:r>
-              <w:rPr>
-                <w:noProof/>
-                <w:webHidden/>
-              </w:rPr>
-              <w:tab/>
-            </w:r>
-            <w:r>
-              <w:rPr>
-                <w:noProof/>
-                <w:webHidden/>
-              </w:rPr>
-              <w:fldChar w:fldCharType="begin"/>
-            </w:r>
-            <w:r>
-              <w:rPr>
-                <w:noProof/>
-                <w:webHidden/>
-              </w:rPr>
-              <w:instrText xml:space="preserve"> PAGEREF _Toc243393759 \h </w:instrText>
-            </w:r>
-            <w:r>
-              <w:rPr>
-                <w:noProof/>
-                <w:webHidden/>
-              </w:rPr>
-            </w:r>
-            <w:r>
-              <w:rPr>
-                <w:noProof/>
-                <w:webHidden/>
-              </w:rPr>
-              <w:fldChar w:fldCharType="separate"/>
-            </w:r>
-            <w:r>
-              <w:rPr>
-                <w:noProof/>
-                <w:webHidden/>
-              </w:rPr>
-              <w:t>9</w:t>
-            </w:r>
-            <w:r>
-              <w:rPr>
-                <w:noProof/>
-                <w:webHidden/>
-              </w:rPr>
-              <w:fldChar w:fldCharType="end"/>
-            </w:r>
-          </w:hyperlink>
-        </w:p>
-        <w:p>
-          <w:pPr>
-            <w:pStyle w:val="Verzeichnis1"/>
-            <w:tabs>
-              <w:tab w:val="left" w:pos="480"/>
-            </w:tabs>
-            <w:rPr>
-              <w:rFonts w:asciiTheme="minorHAnsi" w:eastAsiaTheme="minorEastAsia" w:hAnsiTheme="minorHAnsi"/>
-              <w:noProof/>
-              <w:sz w:val="22"/>
-              <w:lang w:eastAsia="de-DE"/>
-            </w:rPr>
-          </w:pPr>
-          <w:hyperlink w:anchor="_Toc243393760" w:history="1">
-            <w:r>
-              <w:rPr>
-                <w:rStyle w:val="Hyperlink"/>
-                <w:rFonts w:eastAsia="Times New Roman"/>
-                <w:noProof/>
-                <w:lang w:eastAsia="de-DE"/>
-              </w:rPr>
-              <w:t>5</w:t>
-            </w:r>
-            <w:r>
-              <w:rPr>
-                <w:rFonts w:asciiTheme="minorHAnsi" w:eastAsiaTheme="minorEastAsia" w:hAnsiTheme="minorHAnsi"/>
-                <w:noProof/>
-                <w:sz w:val="22"/>
-                <w:lang w:eastAsia="de-DE"/>
-              </w:rPr>
-              <w:tab/>
-            </w:r>
-            <w:r>
-              <w:rPr>
-                <w:rStyle w:val="Hyperlink"/>
-                <w:rFonts w:eastAsia="Times New Roman"/>
-                <w:noProof/>
-                <w:lang w:eastAsia="de-DE"/>
-              </w:rPr>
-              <w:t>Sicherheitskonzept und Risiken</w:t>
-            </w:r>
-            <w:r>
-              <w:rPr>
-                <w:noProof/>
-                <w:webHidden/>
-              </w:rPr>
-              <w:tab/>
-            </w:r>
-            <w:r>
-              <w:rPr>
-                <w:noProof/>
-                <w:webHidden/>
-              </w:rPr>
-              <w:fldChar w:fldCharType="begin"/>
-            </w:r>
-            <w:r>
-              <w:rPr>
-                <w:noProof/>
-                <w:webHidden/>
-              </w:rPr>
-              <w:instrText xml:space="preserve"> PAGEREF _Toc243393760 \h </w:instrText>
-            </w:r>
-            <w:r>
-              <w:rPr>
-                <w:noProof/>
-                <w:webHidden/>
-              </w:rPr>
-            </w:r>
-            <w:r>
-              <w:rPr>
-                <w:noProof/>
-                <w:webHidden/>
-              </w:rPr>
-              <w:fldChar w:fldCharType="separate"/>
-            </w:r>
-            <w:r>
-              <w:rPr>
-                <w:noProof/>
-                <w:webHidden/>
-              </w:rPr>
-              <w:t>9</w:t>
-            </w:r>
-            <w:r>
-              <w:rPr>
-                <w:noProof/>
-                <w:webHidden/>
-              </w:rPr>
-              <w:fldChar w:fldCharType="end"/>
-            </w:r>
-          </w:hyperlink>
-        </w:p>
-        <w:p>
-          <w:pPr>
-            <w:pStyle w:val="Verzeichnis2"/>
-            <w:tabs>
-              <w:tab w:val="left" w:pos="880"/>
-            </w:tabs>
-            <w:rPr>
-              <w:rFonts w:asciiTheme="minorHAnsi" w:eastAsiaTheme="minorEastAsia" w:hAnsiTheme="minorHAnsi"/>
-              <w:noProof/>
-              <w:sz w:val="22"/>
-              <w:lang w:eastAsia="de-DE"/>
-            </w:rPr>
-          </w:pPr>
-          <w:hyperlink w:anchor="_Toc243393761" w:history="1">
-            <w:r>
-              <w:rPr>
-                <w:rStyle w:val="Hyperlink"/>
-                <w:rFonts w:eastAsia="Times New Roman"/>
-                <w:noProof/>
-                <w:lang w:eastAsia="de-DE"/>
-              </w:rPr>
-              <w:t>5.1</w:t>
-            </w:r>
-            <w:r>
-              <w:rPr>
-                <w:rFonts w:asciiTheme="minorHAnsi" w:eastAsiaTheme="minorEastAsia" w:hAnsiTheme="minorHAnsi"/>
-                <w:noProof/>
-                <w:sz w:val="22"/>
-                <w:lang w:eastAsia="de-DE"/>
-              </w:rPr>
-              <w:tab/>
-            </w:r>
-            <w:r>
-              <w:rPr>
-                <w:rStyle w:val="Hyperlink"/>
-                <w:rFonts w:eastAsia="Times New Roman"/>
-                <w:noProof/>
-                <w:lang w:eastAsia="de-DE"/>
-              </w:rPr>
-              <w:t>Risikoanalyse</w:t>
-            </w:r>
-            <w:r>
-              <w:rPr>
-                <w:noProof/>
-                <w:webHidden/>
-              </w:rPr>
-              <w:tab/>
-            </w:r>
-            <w:r>
-              <w:rPr>
-                <w:noProof/>
-                <w:webHidden/>
-              </w:rPr>
-              <w:fldChar w:fldCharType="begin"/>
-            </w:r>
-            <w:r>
-              <w:rPr>
-                <w:noProof/>
-                <w:webHidden/>
-              </w:rPr>
-              <w:instrText xml:space="preserve"> PAGEREF _Toc243393761 \h </w:instrText>
-            </w:r>
-            <w:r>
-              <w:rPr>
-                <w:noProof/>
-                <w:webHidden/>
-              </w:rPr>
-            </w:r>
-            <w:r>
-              <w:rPr>
-                <w:noProof/>
-                <w:webHidden/>
-              </w:rPr>
-              <w:fldChar w:fldCharType="separate"/>
-            </w:r>
-            <w:r>
-              <w:rPr>
-                <w:noProof/>
-                <w:webHidden/>
-              </w:rPr>
-              <w:t>9</w:t>
-            </w:r>
-            <w:r>
-              <w:rPr>
-                <w:noProof/>
-                <w:webHidden/>
-              </w:rPr>
-              <w:fldChar w:fldCharType="end"/>
-            </w:r>
-          </w:hyperlink>
-        </w:p>
-        <w:p>
-          <w:pPr>
-            <w:pStyle w:val="Verzeichnis2"/>
-            <w:tabs>
-              <w:tab w:val="left" w:pos="880"/>
-            </w:tabs>
-            <w:rPr>
-              <w:rFonts w:asciiTheme="minorHAnsi" w:eastAsiaTheme="minorEastAsia" w:hAnsiTheme="minorHAnsi"/>
-              <w:noProof/>
-              <w:sz w:val="22"/>
-              <w:lang w:eastAsia="de-DE"/>
-            </w:rPr>
-          </w:pPr>
-          <w:hyperlink w:anchor="_Toc243393762" w:history="1">
-            <w:r>
-              <w:rPr>
-                <w:rStyle w:val="Hyperlink"/>
-                <w:rFonts w:eastAsia="Times New Roman"/>
-                <w:noProof/>
-                <w:lang w:eastAsia="de-DE"/>
-              </w:rPr>
-              <w:t>5.2</w:t>
-            </w:r>
-            <w:r>
-              <w:rPr>
-                <w:rFonts w:asciiTheme="minorHAnsi" w:eastAsiaTheme="minorEastAsia" w:hAnsiTheme="minorHAnsi"/>
-                <w:noProof/>
-                <w:sz w:val="22"/>
-                <w:lang w:eastAsia="de-DE"/>
-              </w:rPr>
-              <w:tab/>
-            </w:r>
-            <w:r>
-              <w:rPr>
-                <w:rStyle w:val="Hyperlink"/>
-                <w:rFonts w:eastAsia="Times New Roman"/>
-                <w:noProof/>
-                <w:lang w:eastAsia="de-DE"/>
-              </w:rPr>
-              <w:t>Umgang mit sensiblen Informationen</w:t>
-            </w:r>
-            <w:r>
-              <w:rPr>
-                <w:noProof/>
-                <w:webHidden/>
-              </w:rPr>
-              <w:tab/>
-            </w:r>
-            <w:r>
-              <w:rPr>
-                <w:noProof/>
-                <w:webHidden/>
-              </w:rPr>
-              <w:fldChar w:fldCharType="begin"/>
-            </w:r>
-            <w:r>
-              <w:rPr>
-                <w:noProof/>
-                <w:webHidden/>
-              </w:rPr>
-              <w:instrText xml:space="preserve"> PAGEREF _Toc243393762 \h </w:instrText>
-            </w:r>
-            <w:r>
-              <w:rPr>
-                <w:noProof/>
-                <w:webHidden/>
-              </w:rPr>
-            </w:r>
-            <w:r>
-              <w:rPr>
-                <w:noProof/>
-                <w:webHidden/>
-              </w:rPr>
-              <w:fldChar w:fldCharType="separate"/>
-            </w:r>
-            <w:r>
-              <w:rPr>
-                <w:noProof/>
-                <w:webHidden/>
-              </w:rPr>
-              <w:t>9</w:t>
-            </w:r>
-            <w:r>
-              <w:rPr>
-                <w:noProof/>
-                <w:webHidden/>
-              </w:rPr>
-              <w:fldChar w:fldCharType="end"/>
-            </w:r>
-          </w:hyperlink>
-        </w:p>
-        <w:p>
-          <w:pPr>
-            <w:pStyle w:val="Verzeichnis2"/>
-            <w:tabs>
-              <w:tab w:val="left" w:pos="880"/>
-            </w:tabs>
-            <w:rPr>
-              <w:rFonts w:asciiTheme="minorHAnsi" w:eastAsiaTheme="minorEastAsia" w:hAnsiTheme="minorHAnsi"/>
-              <w:noProof/>
-              <w:sz w:val="22"/>
-              <w:lang w:eastAsia="de-DE"/>
-            </w:rPr>
-          </w:pPr>
-          <w:hyperlink w:anchor="_Toc243393763" w:history="1">
-            <w:r>
-              <w:rPr>
-                <w:rStyle w:val="Hyperlink"/>
-                <w:rFonts w:eastAsia="Times New Roman"/>
-                <w:noProof/>
-                <w:lang w:eastAsia="de-DE"/>
-              </w:rPr>
-              <w:t>5.3</w:t>
-            </w:r>
-            <w:r>
-              <w:rPr>
-                <w:rFonts w:asciiTheme="minorHAnsi" w:eastAsiaTheme="minorEastAsia" w:hAnsiTheme="minorHAnsi"/>
-                <w:noProof/>
-                <w:sz w:val="22"/>
-                <w:lang w:eastAsia="de-DE"/>
-              </w:rPr>
-              <w:tab/>
-            </w:r>
-            <w:r>
-              <w:rPr>
-                <w:rStyle w:val="Hyperlink"/>
-                <w:rFonts w:eastAsia="Times New Roman"/>
-                <w:noProof/>
-                <w:lang w:eastAsia="de-DE"/>
-              </w:rPr>
-              <w:t>Vorgehen bei Datenpannen</w:t>
-            </w:r>
-            <w:r>
-              <w:rPr>
-                <w:noProof/>
-                <w:webHidden/>
-              </w:rPr>
-              <w:tab/>
-            </w:r>
-            <w:r>
-              <w:rPr>
-                <w:noProof/>
-                <w:webHidden/>
-              </w:rPr>
-              <w:fldChar w:fldCharType="begin"/>
-            </w:r>
-            <w:r>
-              <w:rPr>
-                <w:noProof/>
-                <w:webHidden/>
-              </w:rPr>
-              <w:instrText xml:space="preserve"> PAGEREF _Toc243393763 \h </w:instrText>
-            </w:r>
-            <w:r>
-              <w:rPr>
-                <w:noProof/>
-                <w:webHidden/>
-              </w:rPr>
-            </w:r>
-            <w:r>
-              <w:rPr>
-                <w:noProof/>
-                <w:webHidden/>
-              </w:rPr>
-              <w:fldChar w:fldCharType="separate"/>
-            </w:r>
-            <w:r>
-              <w:rPr>
-                <w:noProof/>
-                <w:webHidden/>
-              </w:rPr>
-              <w:t>9</w:t>
-            </w:r>
-            <w:r>
-              <w:rPr>
-                <w:noProof/>
-                <w:webHidden/>
-              </w:rPr>
-              <w:fldChar w:fldCharType="end"/>
-            </w:r>
-          </w:hyperlink>
-        </w:p>
-        <w:p>
-          <w:pPr>
-            <w:pStyle w:val="Verzeichnis1"/>
-            <w:tabs>
-              <w:tab w:val="left" w:pos="480"/>
-            </w:tabs>
-            <w:rPr>
-              <w:rFonts w:asciiTheme="minorHAnsi" w:eastAsiaTheme="minorEastAsia" w:hAnsiTheme="minorHAnsi"/>
-              <w:noProof/>
-              <w:sz w:val="22"/>
-              <w:lang w:eastAsia="de-DE"/>
-            </w:rPr>
-          </w:pPr>
-          <w:hyperlink w:anchor="_Toc243393764" w:history="1">
-            <w:r>
-              <w:rPr>
-                <w:rStyle w:val="Hyperlink"/>
-                <w:rFonts w:eastAsia="Times New Roman"/>
-                <w:noProof/>
-                <w:lang w:eastAsia="de-DE"/>
-              </w:rPr>
-              <w:t>6</w:t>
-            </w:r>
-            <w:r>
-              <w:rPr>
-                <w:rFonts w:asciiTheme="minorHAnsi" w:eastAsiaTheme="minorEastAsia" w:hAnsiTheme="minorHAnsi"/>
-                <w:noProof/>
-                <w:sz w:val="22"/>
-                <w:lang w:eastAsia="de-DE"/>
-              </w:rPr>
-              <w:tab/>
-            </w:r>
-            <w:r>
-              <w:rPr>
-                <w:rStyle w:val="Hyperlink"/>
-                <w:rFonts w:eastAsia="Times New Roman"/>
-                <w:noProof/>
-                <w:lang w:eastAsia="de-DE"/>
-              </w:rPr>
-              <w:t>Organisatorisches Konzept</w:t>
-            </w:r>
-            <w:r>
-              <w:rPr>
-                <w:noProof/>
-                <w:webHidden/>
-              </w:rPr>
-              <w:tab/>
-            </w:r>
-            <w:r>
-              <w:rPr>
-                <w:noProof/>
-                <w:webHidden/>
-              </w:rPr>
-              <w:fldChar w:fldCharType="begin"/>
-            </w:r>
-            <w:r>
-              <w:rPr>
-                <w:noProof/>
-                <w:webHidden/>
-              </w:rPr>
-              <w:instrText xml:space="preserve"> PAGEREF _Toc243393764 \h </w:instrText>
-            </w:r>
-            <w:r>
-              <w:rPr>
-                <w:noProof/>
-                <w:webHidden/>
-              </w:rPr>
-            </w:r>
-            <w:r>
-              <w:rPr>
-                <w:noProof/>
-                <w:webHidden/>
-              </w:rPr>
-              <w:fldChar w:fldCharType="separate"/>
-            </w:r>
-            <w:r>
-              <w:rPr>
-                <w:noProof/>
-                <w:webHidden/>
-              </w:rPr>
-              <w:t>9</w:t>
-            </w:r>
-            <w:r>
-              <w:rPr>
-                <w:noProof/>
-                <w:webHidden/>
-              </w:rPr>
-              <w:fldChar w:fldCharType="end"/>
-            </w:r>
-          </w:hyperlink>
-        </w:p>
-        <w:p>
-          <w:pPr>
-            <w:pStyle w:val="Verzeichnis2"/>
-            <w:tabs>
-              <w:tab w:val="left" w:pos="880"/>
-            </w:tabs>
-            <w:rPr>
-              <w:rFonts w:asciiTheme="minorHAnsi" w:eastAsiaTheme="minorEastAsia" w:hAnsiTheme="minorHAnsi"/>
-              <w:noProof/>
-              <w:sz w:val="22"/>
-              <w:lang w:eastAsia="de-DE"/>
-            </w:rPr>
-          </w:pPr>
-          <w:hyperlink w:anchor="_Toc243393765" w:history="1">
-            <w:r>
-              <w:rPr>
-                <w:rStyle w:val="Hyperlink"/>
-                <w:rFonts w:eastAsia="Times New Roman"/>
-                <w:noProof/>
-                <w:lang w:eastAsia="de-DE"/>
-              </w:rPr>
-              <w:t>6.1</w:t>
-            </w:r>
-            <w:r>
-              <w:rPr>
-                <w:rFonts w:asciiTheme="minorHAnsi" w:eastAsiaTheme="minorEastAsia" w:hAnsiTheme="minorHAnsi"/>
-                <w:noProof/>
-                <w:sz w:val="22"/>
-                <w:lang w:eastAsia="de-DE"/>
-              </w:rPr>
-              <w:tab/>
-            </w:r>
-            <w:r>
-              <w:rPr>
-                <w:rStyle w:val="Hyperlink"/>
-                <w:rFonts w:eastAsia="Times New Roman"/>
-                <w:noProof/>
-                <w:lang w:eastAsia="de-DE"/>
-              </w:rPr>
-              <w:t>Verantwortlichkeiten</w:t>
-            </w:r>
-            <w:r>
-              <w:rPr>
-                <w:noProof/>
-                <w:webHidden/>
-              </w:rPr>
-              <w:tab/>
-            </w:r>
-            <w:r>
-              <w:rPr>
-                <w:noProof/>
-                <w:webHidden/>
-              </w:rPr>
-              <w:fldChar w:fldCharType="begin"/>
-            </w:r>
-            <w:r>
-              <w:rPr>
-                <w:noProof/>
-                <w:webHidden/>
-              </w:rPr>
-              <w:instrText xml:space="preserve"> PAGEREF _Toc243393765 \h </w:instrText>
-            </w:r>
-            <w:r>
-              <w:rPr>
-                <w:noProof/>
-                <w:webHidden/>
-              </w:rPr>
-            </w:r>
-            <w:r>
-              <w:rPr>
-                <w:noProof/>
-                <w:webHidden/>
-              </w:rPr>
-              <w:fldChar w:fldCharType="separate"/>
-            </w:r>
-            <w:r>
-              <w:rPr>
-                <w:noProof/>
-                <w:webHidden/>
-              </w:rPr>
-              <w:t>9</w:t>
-            </w:r>
-            <w:r>
-              <w:rPr>
-                <w:noProof/>
-                <w:webHidden/>
-              </w:rPr>
-              <w:fldChar w:fldCharType="end"/>
-            </w:r>
-          </w:hyperlink>
-        </w:p>
-        <w:p>
-          <w:pPr>
-            <w:pStyle w:val="Verzeichnis2"/>
-            <w:tabs>
-              <w:tab w:val="left" w:pos="880"/>
-            </w:tabs>
-            <w:rPr>
-              <w:rFonts w:asciiTheme="minorHAnsi" w:eastAsiaTheme="minorEastAsia" w:hAnsiTheme="minorHAnsi"/>
-              <w:noProof/>
-              <w:sz w:val="22"/>
-              <w:lang w:eastAsia="de-DE"/>
-            </w:rPr>
-          </w:pPr>
-          <w:hyperlink w:anchor="_Toc243393766" w:history="1">
-            <w:r>
-              <w:rPr>
-                <w:rStyle w:val="Hyperlink"/>
-                <w:rFonts w:eastAsia="Times New Roman"/>
-                <w:noProof/>
-                <w:lang w:eastAsia="de-DE"/>
-              </w:rPr>
-              <w:t>6.2</w:t>
-            </w:r>
-            <w:r>
-              <w:rPr>
-                <w:rFonts w:asciiTheme="minorHAnsi" w:eastAsiaTheme="minorEastAsia" w:hAnsiTheme="minorHAnsi"/>
-                <w:noProof/>
-                <w:sz w:val="22"/>
-                <w:lang w:eastAsia="de-DE"/>
-              </w:rPr>
-              <w:tab/>
-            </w:r>
-            <w:r>
-              <w:rPr>
-                <w:rStyle w:val="Hyperlink"/>
-                <w:rFonts w:eastAsia="Times New Roman"/>
-                <w:noProof/>
-                <w:lang w:eastAsia="de-DE"/>
-              </w:rPr>
-              <w:t>Prüfintervalle und vertrauliche Bearbeitung</w:t>
-            </w:r>
-            <w:r>
-              <w:rPr>
-                <w:noProof/>
-                <w:webHidden/>
-              </w:rPr>
-              <w:tab/>
-            </w:r>
-            <w:r>
-              <w:rPr>
-                <w:noProof/>
-                <w:webHidden/>
-              </w:rPr>
-              <w:fldChar w:fldCharType="begin"/>
-            </w:r>
-            <w:r>
-              <w:rPr>
-                <w:noProof/>
-                <w:webHidden/>
-              </w:rPr>
-              <w:instrText xml:space="preserve"> PAGEREF _Toc243393766 \h </w:instrText>
-            </w:r>
-            <w:r>
-              <w:rPr>
-                <w:noProof/>
-                <w:webHidden/>
-              </w:rPr>
-            </w:r>
-            <w:r>
-              <w:rPr>
-                <w:noProof/>
-                <w:webHidden/>
-              </w:rPr>
-              <w:fldChar w:fldCharType="separate"/>
-            </w:r>
-            <w:r>
-              <w:rPr>
-                <w:noProof/>
-                <w:webHidden/>
-              </w:rPr>
-              <w:t>9</w:t>
-            </w:r>
-            <w:r>
-              <w:rPr>
-                <w:noProof/>
-                <w:webHidden/>
-              </w:rPr>
-              <w:fldChar w:fldCharType="end"/>
-            </w:r>
-          </w:hyperlink>
-        </w:p>
-        <w:p>
-          <w:pPr>
-            <w:pStyle w:val="Verzeichnis2"/>
-            <w:tabs>
-              <w:tab w:val="left" w:pos="880"/>
-            </w:tabs>
-            <w:rPr>
-              <w:rFonts w:asciiTheme="minorHAnsi" w:eastAsiaTheme="minorEastAsia" w:hAnsiTheme="minorHAnsi"/>
-              <w:noProof/>
-              <w:sz w:val="22"/>
-              <w:lang w:eastAsia="de-DE"/>
-            </w:rPr>
-          </w:pPr>
-          <w:hyperlink w:anchor="_Toc243393767" w:history="1">
-            <w:r>
-              <w:rPr>
-                <w:rStyle w:val="Hyperlink"/>
-                <w:rFonts w:eastAsia="Times New Roman"/>
-                <w:noProof/>
-                <w:lang w:eastAsia="de-DE"/>
-              </w:rPr>
-              <w:t>6.3</w:t>
-            </w:r>
-            <w:r>
-              <w:rPr>
-                <w:rFonts w:asciiTheme="minorHAnsi" w:eastAsiaTheme="minorEastAsia" w:hAnsiTheme="minorHAnsi"/>
-                <w:noProof/>
-                <w:sz w:val="22"/>
-                <w:lang w:eastAsia="de-DE"/>
-              </w:rPr>
-              <w:tab/>
-            </w:r>
-            <w:r>
-              <w:rPr>
-                <w:rStyle w:val="Hyperlink"/>
-                <w:rFonts w:eastAsia="Times New Roman"/>
-                <w:noProof/>
-                <w:lang w:eastAsia="de-DE"/>
-              </w:rPr>
-              <w:t>Kritische Meldungen und Grenzen der Vertraulichkeit</w:t>
-            </w:r>
-            <w:r>
-              <w:rPr>
-                <w:noProof/>
-                <w:webHidden/>
-              </w:rPr>
-              <w:tab/>
-            </w:r>
-            <w:r>
-              <w:rPr>
-                <w:noProof/>
-                <w:webHidden/>
-              </w:rPr>
-              <w:fldChar w:fldCharType="begin"/>
-            </w:r>
-            <w:r>
-              <w:rPr>
-                <w:noProof/>
-                <w:webHidden/>
-              </w:rPr>
-              <w:instrText xml:space="preserve"> PAGEREF _Toc243393767 \h </w:instrText>
-            </w:r>
-            <w:r>
-              <w:rPr>
-                <w:noProof/>
-                <w:webHidden/>
-              </w:rPr>
-            </w:r>
-            <w:r>
-              <w:rPr>
-                <w:noProof/>
-                <w:webHidden/>
-              </w:rPr>
-              <w:fldChar w:fldCharType="separate"/>
-            </w:r>
-            <w:r>
-              <w:rPr>
-                <w:noProof/>
-                <w:webHidden/>
-              </w:rPr>
-              <w:t>9</w:t>
-            </w:r>
-            <w:r>
-              <w:rPr>
-                <w:noProof/>
-                <w:webHidden/>
-              </w:rPr>
-              <w:fldChar w:fldCharType="end"/>
-            </w:r>
-          </w:hyperlink>
-        </w:p>
-        <w:p>
-          <w:pPr>
-            <w:pStyle w:val="Verzeichnis1"/>
-            <w:tabs>
-              <w:tab w:val="left" w:pos="480"/>
-            </w:tabs>
-            <w:rPr>
-              <w:rFonts w:asciiTheme="minorHAnsi" w:eastAsiaTheme="minorEastAsia" w:hAnsiTheme="minorHAnsi"/>
-              <w:noProof/>
-              <w:sz w:val="22"/>
-              <w:lang w:eastAsia="de-DE"/>
-            </w:rPr>
-          </w:pPr>
-          <w:hyperlink w:anchor="_Toc243393768" w:history="1">
-            <w:r>
-              <w:rPr>
-                <w:rStyle w:val="Hyperlink"/>
-                <w:rFonts w:eastAsia="Times New Roman"/>
-                <w:noProof/>
-                <w:lang w:eastAsia="de-DE"/>
-              </w:rPr>
-              <w:t>7</w:t>
-            </w:r>
-            <w:r>
-              <w:rPr>
-                <w:rFonts w:asciiTheme="minorHAnsi" w:eastAsiaTheme="minorEastAsia" w:hAnsiTheme="minorHAnsi"/>
-                <w:noProof/>
-                <w:sz w:val="22"/>
-                <w:lang w:eastAsia="de-DE"/>
-              </w:rPr>
-              <w:tab/>
-            </w:r>
-            <w:r>
-              <w:rPr>
-                <w:rStyle w:val="Hyperlink"/>
-                <w:rFonts w:eastAsia="Times New Roman"/>
-                <w:noProof/>
-                <w:lang w:eastAsia="de-DE"/>
-              </w:rPr>
-              <w:t>Benutzeroberfläche</w:t>
-            </w:r>
-            <w:r>
-              <w:rPr>
-                <w:noProof/>
-                <w:webHidden/>
-              </w:rPr>
-              <w:tab/>
-            </w:r>
-            <w:r>
-              <w:rPr>
-                <w:noProof/>
-                <w:webHidden/>
-              </w:rPr>
-              <w:fldChar w:fldCharType="begin"/>
-            </w:r>
-            <w:r>
-              <w:rPr>
-                <w:noProof/>
-                <w:webHidden/>
-              </w:rPr>
-              <w:instrText xml:space="preserve"> PAGEREF _Toc243393768 \h </w:instrText>
-            </w:r>
-            <w:r>
-              <w:rPr>
-                <w:noProof/>
-                <w:webHidden/>
-              </w:rPr>
-            </w:r>
-            <w:r>
-              <w:rPr>
-                <w:noProof/>
-                <w:webHidden/>
-              </w:rPr>
-              <w:fldChar w:fldCharType="separate"/>
-            </w:r>
-            <w:r>
-              <w:rPr>
-                <w:noProof/>
-                <w:webHidden/>
-              </w:rPr>
-              <w:t>9</w:t>
-            </w:r>
-            <w:r>
-              <w:rPr>
-                <w:noProof/>
-                <w:webHidden/>
-              </w:rPr>
-              <w:fldChar w:fldCharType="end"/>
-            </w:r>
-          </w:hyperlink>
-        </w:p>
-        <w:p>
-          <w:pPr>
-            <w:pStyle w:val="Verzeichnis2"/>
-            <w:tabs>
-              <w:tab w:val="left" w:pos="880"/>
-            </w:tabs>
-            <w:rPr>
-              <w:rFonts w:asciiTheme="minorHAnsi" w:eastAsiaTheme="minorEastAsia" w:hAnsiTheme="minorHAnsi"/>
-              <w:noProof/>
-              <w:sz w:val="22"/>
-              <w:lang w:eastAsia="de-DE"/>
-            </w:rPr>
-          </w:pPr>
-          <w:hyperlink w:anchor="_Toc243393769" w:history="1">
-            <w:r>
-              <w:rPr>
-                <w:rStyle w:val="Hyperlink"/>
-                <w:rFonts w:eastAsia="Times New Roman"/>
-                <w:noProof/>
-                <w:lang w:eastAsia="de-DE"/>
-              </w:rPr>
-              <w:t>7.1</w:t>
-            </w:r>
-            <w:r>
-              <w:rPr>
-                <w:rFonts w:asciiTheme="minorHAnsi" w:eastAsiaTheme="minorEastAsia" w:hAnsiTheme="minorHAnsi"/>
-                <w:noProof/>
-                <w:sz w:val="22"/>
-                <w:lang w:eastAsia="de-DE"/>
-              </w:rPr>
-              <w:tab/>
-            </w:r>
-            <w:r>
-              <w:rPr>
-                <w:rStyle w:val="Hyperlink"/>
-                <w:rFonts w:eastAsia="Times New Roman"/>
-                <w:noProof/>
-                <w:lang w:eastAsia="de-DE"/>
-              </w:rPr>
-              <w:t>Entwürfe</w:t>
-            </w:r>
-            <w:r>
-              <w:rPr>
-                <w:noProof/>
-                <w:webHidden/>
-              </w:rPr>
-              <w:tab/>
-            </w:r>
-            <w:r>
-              <w:rPr>
-                <w:noProof/>
-                <w:webHidden/>
-              </w:rPr>
-              <w:fldChar w:fldCharType="begin"/>
-            </w:r>
-            <w:r>
-              <w:rPr>
-                <w:noProof/>
-                <w:webHidden/>
-              </w:rPr>
-              <w:instrText xml:space="preserve"> PAGEREF _Toc243393769 \h </w:instrText>
-            </w:r>
-            <w:r>
-              <w:rPr>
-                <w:noProof/>
-                <w:webHidden/>
-              </w:rPr>
-            </w:r>
-            <w:r>
-              <w:rPr>
-                <w:noProof/>
-                <w:webHidden/>
-              </w:rPr>
-              <w:fldChar w:fldCharType="separate"/>
-            </w:r>
-            <w:r>
-              <w:rPr>
-                <w:noProof/>
-                <w:webHidden/>
-              </w:rPr>
-              <w:t>9</w:t>
-            </w:r>
-            <w:r>
-              <w:rPr>
-                <w:noProof/>
-                <w:webHidden/>
-              </w:rPr>
-              <w:fldChar w:fldCharType="end"/>
-            </w:r>
-          </w:hyperlink>
-        </w:p>
-        <w:p>
-          <w:pPr>
-            <w:pStyle w:val="Verzeichnis2"/>
-            <w:tabs>
-              <w:tab w:val="left" w:pos="880"/>
-            </w:tabs>
-            <w:rPr>
-              <w:rFonts w:asciiTheme="minorHAnsi" w:eastAsiaTheme="minorEastAsia" w:hAnsiTheme="minorHAnsi"/>
-              <w:noProof/>
-              <w:sz w:val="22"/>
-              <w:lang w:eastAsia="de-DE"/>
-            </w:rPr>
-          </w:pPr>
-          <w:hyperlink w:anchor="_Toc243393770" w:history="1">
-            <w:r>
-              <w:rPr>
-                <w:rStyle w:val="Hyperlink"/>
-                <w:rFonts w:eastAsia="Times New Roman"/>
-                <w:noProof/>
-                <w:lang w:eastAsia="de-DE"/>
-              </w:rPr>
-              <w:t>7.2</w:t>
-            </w:r>
-            <w:r>
-              <w:rPr>
-                <w:rFonts w:asciiTheme="minorHAnsi" w:eastAsiaTheme="minorEastAsia" w:hAnsiTheme="minorHAnsi"/>
-                <w:noProof/>
-                <w:sz w:val="22"/>
-                <w:lang w:eastAsia="de-DE"/>
-              </w:rPr>
-              <w:tab/>
-            </w:r>
-            <w:r>
-              <w:rPr>
-                <w:rStyle w:val="Hyperlink"/>
-                <w:rFonts w:eastAsia="Times New Roman"/>
-                <w:noProof/>
-                <w:lang w:eastAsia="de-DE"/>
-              </w:rPr>
-              <w:t>Benutzerführung, Barrierearmut und Datenschutzhinweis</w:t>
-            </w:r>
-            <w:r>
-              <w:rPr>
-                <w:noProof/>
-                <w:webHidden/>
-              </w:rPr>
-              <w:tab/>
-            </w:r>
-            <w:r>
-              <w:rPr>
-                <w:noProof/>
-                <w:webHidden/>
-              </w:rPr>
-              <w:fldChar w:fldCharType="begin"/>
-            </w:r>
-            <w:r>
-              <w:rPr>
-                <w:noProof/>
-                <w:webHidden/>
-              </w:rPr>
-              <w:instrText xml:space="preserve"> PAGEREF _Toc243393770 \h </w:instrText>
-            </w:r>
-            <w:r>
-              <w:rPr>
-                <w:noProof/>
-                <w:webHidden/>
-              </w:rPr>
-            </w:r>
-            <w:r>
-              <w:rPr>
-                <w:noProof/>
-                <w:webHidden/>
-              </w:rPr>
-              <w:fldChar w:fldCharType="separate"/>
-            </w:r>
-            <w:r>
-              <w:rPr>
-                <w:noProof/>
-                <w:webHidden/>
-              </w:rPr>
-              <w:t>9</w:t>
-            </w:r>
-            <w:r>
-              <w:rPr>
-                <w:noProof/>
-                <w:webHidden/>
-              </w:rPr>
-              <w:fldChar w:fldCharType="end"/>
-            </w:r>
-          </w:hyperlink>
-        </w:p>
-        <w:p>
-          <w:pPr>
-            <w:pStyle w:val="Verzeichnis1"/>
-            <w:tabs>
-              <w:tab w:val="left" w:pos="480"/>
-            </w:tabs>
-            <w:rPr>
-              <w:rFonts w:asciiTheme="minorHAnsi" w:eastAsiaTheme="minorEastAsia" w:hAnsiTheme="minorHAnsi"/>
-              <w:noProof/>
-              <w:sz w:val="22"/>
-              <w:lang w:eastAsia="de-DE"/>
-            </w:rPr>
-          </w:pPr>
-          <w:hyperlink w:anchor="_Toc243393771" w:history="1">
-            <w:r>
-              <w:rPr>
-                <w:rStyle w:val="Hyperlink"/>
-                <w:rFonts w:eastAsia="Times New Roman"/>
-                <w:noProof/>
-                <w:lang w:eastAsia="de-DE"/>
-              </w:rPr>
-              <w:t>8</w:t>
-            </w:r>
-            <w:r>
-              <w:rPr>
-                <w:rFonts w:asciiTheme="minorHAnsi" w:eastAsiaTheme="minorEastAsia" w:hAnsiTheme="minorHAnsi"/>
-                <w:noProof/>
-                <w:sz w:val="22"/>
-                <w:lang w:eastAsia="de-DE"/>
-              </w:rPr>
-              <w:tab/>
-            </w:r>
-            <w:r>
-              <w:rPr>
-                <w:rStyle w:val="Hyperlink"/>
-                <w:rFonts w:eastAsia="Times New Roman"/>
-                <w:noProof/>
-                <w:lang w:eastAsia="de-DE"/>
-              </w:rPr>
-              <w:t>Testkonzept</w:t>
-            </w:r>
-            <w:r>
-              <w:rPr>
-                <w:noProof/>
-                <w:webHidden/>
-              </w:rPr>
-              <w:tab/>
-            </w:r>
-            <w:r>
-              <w:rPr>
-                <w:noProof/>
-                <w:webHidden/>
-              </w:rPr>
-              <w:fldChar w:fldCharType="begin"/>
-            </w:r>
-            <w:r>
-              <w:rPr>
-                <w:noProof/>
-                <w:webHidden/>
-              </w:rPr>
-              <w:instrText xml:space="preserve"> PAGEREF _Toc243393771 \h </w:instrText>
-            </w:r>
-            <w:r>
-              <w:rPr>
-                <w:noProof/>
-                <w:webHidden/>
-              </w:rPr>
-            </w:r>
-            <w:r>
-              <w:rPr>
-                <w:noProof/>
-                <w:webHidden/>
-              </w:rPr>
-              <w:fldChar w:fldCharType="separate"/>
-            </w:r>
-            <w:r>
-              <w:rPr>
-                <w:noProof/>
-                <w:webHidden/>
-              </w:rPr>
-              <w:t>9</w:t>
-            </w:r>
-            <w:r>
-              <w:rPr>
-                <w:noProof/>
-                <w:webHidden/>
-              </w:rPr>
-              <w:fldChar w:fldCharType="end"/>
-            </w:r>
-          </w:hyperlink>
-        </w:p>
-        <w:p>
-          <w:pPr>
-            <w:pStyle w:val="Verzeichnis2"/>
-            <w:tabs>
-              <w:tab w:val="left" w:pos="880"/>
-            </w:tabs>
-            <w:rPr>
-              <w:rFonts w:asciiTheme="minorHAnsi" w:eastAsiaTheme="minorEastAsia" w:hAnsiTheme="minorHAnsi"/>
-              <w:noProof/>
-              <w:sz w:val="22"/>
-              <w:lang w:eastAsia="de-DE"/>
-            </w:rPr>
-          </w:pPr>
-          <w:hyperlink w:anchor="_Toc243393772" w:history="1">
-            <w:r>
-              <w:rPr>
-                <w:rStyle w:val="Hyperlink"/>
-                <w:rFonts w:eastAsia="Times New Roman"/>
-                <w:noProof/>
-                <w:lang w:eastAsia="de-DE"/>
-              </w:rPr>
-              <w:t>8.1</w:t>
-            </w:r>
-            <w:r>
-              <w:rPr>
-                <w:rFonts w:asciiTheme="minorHAnsi" w:eastAsiaTheme="minorEastAsia" w:hAnsiTheme="minorHAnsi"/>
-                <w:noProof/>
-                <w:sz w:val="22"/>
-                <w:lang w:eastAsia="de-DE"/>
-              </w:rPr>
-              <w:tab/>
-            </w:r>
-            <w:r>
-              <w:rPr>
-                <w:rStyle w:val="Hyperlink"/>
-                <w:rFonts w:eastAsia="Times New Roman"/>
-                <w:noProof/>
-                <w:lang w:eastAsia="de-DE"/>
-              </w:rPr>
-              <w:t>Testfälle</w:t>
-            </w:r>
-            <w:r>
-              <w:rPr>
-                <w:noProof/>
-                <w:webHidden/>
-              </w:rPr>
-              <w:tab/>
-            </w:r>
-            <w:r>
-              <w:rPr>
-                <w:noProof/>
-                <w:webHidden/>
-              </w:rPr>
-              <w:fldChar w:fldCharType="begin"/>
-            </w:r>
-            <w:r>
-              <w:rPr>
-                <w:noProof/>
-                <w:webHidden/>
-              </w:rPr>
-              <w:instrText xml:space="preserve"> PAGEREF _Toc243393772 \h </w:instrText>
-            </w:r>
-            <w:r>
-              <w:rPr>
-                <w:noProof/>
-                <w:webHidden/>
-              </w:rPr>
-            </w:r>
-            <w:r>
-              <w:rPr>
-                <w:noProof/>
-                <w:webHidden/>
-              </w:rPr>
-              <w:fldChar w:fldCharType="separate"/>
-            </w:r>
-            <w:r>
-              <w:rPr>
-                <w:noProof/>
-                <w:webHidden/>
-              </w:rPr>
-              <w:t>9</w:t>
-            </w:r>
-            <w:r>
-              <w:rPr>
-                <w:noProof/>
-                <w:webHidden/>
-              </w:rPr>
-              <w:fldChar w:fldCharType="end"/>
-            </w:r>
-          </w:hyperlink>
-        </w:p>
-        <w:p>
-          <w:pPr>
-            <w:pStyle w:val="Verzeichnis2"/>
-            <w:tabs>
-              <w:tab w:val="left" w:pos="880"/>
-            </w:tabs>
-            <w:rPr>
-              <w:rFonts w:asciiTheme="minorHAnsi" w:eastAsiaTheme="minorEastAsia" w:hAnsiTheme="minorHAnsi"/>
-              <w:noProof/>
-              <w:sz w:val="22"/>
-              <w:lang w:eastAsia="de-DE"/>
-            </w:rPr>
-          </w:pPr>
-          <w:hyperlink w:anchor="_Toc243393773" w:history="1">
-            <w:r>
-              <w:rPr>
-                <w:rStyle w:val="Hyperlink"/>
-                <w:rFonts w:eastAsia="Times New Roman"/>
-                <w:noProof/>
-                <w:lang w:eastAsia="de-DE"/>
-              </w:rPr>
-              <w:t>8.2</w:t>
-            </w:r>
-            <w:r>
-              <w:rPr>
-                <w:rFonts w:asciiTheme="minorHAnsi" w:eastAsiaTheme="minorEastAsia" w:hAnsiTheme="minorHAnsi"/>
-                <w:noProof/>
-                <w:sz w:val="22"/>
-                <w:lang w:eastAsia="de-DE"/>
-              </w:rPr>
-              <w:tab/>
-            </w:r>
-            <w:r>
-              <w:rPr>
-                <w:rStyle w:val="Hyperlink"/>
-                <w:rFonts w:eastAsia="Times New Roman"/>
-                <w:noProof/>
-                <w:lang w:eastAsia="de-DE"/>
-              </w:rPr>
-              <w:t>Schwerpunkte: Eingaben, Anonymität und Metadaten, Token, Fehlerfälle</w:t>
-            </w:r>
-            <w:r>
-              <w:rPr>
-                <w:noProof/>
-                <w:webHidden/>
-              </w:rPr>
-              <w:tab/>
-            </w:r>
-            <w:r>
-              <w:rPr>
-                <w:noProof/>
-                <w:webHidden/>
-              </w:rPr>
-              <w:fldChar w:fldCharType="begin"/>
-            </w:r>
-            <w:r>
-              <w:rPr>
-                <w:noProof/>
-                <w:webHidden/>
-              </w:rPr>
-              <w:instrText xml:space="preserve"> PAGEREF _Toc243393773 \h </w:instrText>
-            </w:r>
-            <w:r>
-              <w:rPr>
-                <w:noProof/>
-                <w:webHidden/>
-              </w:rPr>
-            </w:r>
-            <w:r>
-              <w:rPr>
-                <w:noProof/>
-                <w:webHidden/>
-              </w:rPr>
-              <w:fldChar w:fldCharType="separate"/>
-            </w:r>
-            <w:r>
-              <w:rPr>
-                <w:noProof/>
-                <w:webHidden/>
-              </w:rPr>
-              <w:t>10</w:t>
-            </w:r>
-            <w:r>
-              <w:rPr>
-                <w:noProof/>
-                <w:webHidden/>
-              </w:rPr>
-              <w:fldChar w:fldCharType="end"/>
-            </w:r>
-          </w:hyperlink>
-        </w:p>
-        <w:p>
-          <w:pPr>
-            <w:pStyle w:val="Verzeichnis1"/>
-            <w:tabs>
-              <w:tab w:val="left" w:pos="480"/>
-            </w:tabs>
-            <w:rPr>
-              <w:rFonts w:asciiTheme="minorHAnsi" w:eastAsiaTheme="minorEastAsia" w:hAnsiTheme="minorHAnsi"/>
-              <w:noProof/>
-              <w:sz w:val="22"/>
-              <w:lang w:eastAsia="de-DE"/>
-            </w:rPr>
-          </w:pPr>
-          <w:hyperlink w:anchor="_Toc243393774" w:history="1">
-            <w:r>
-              <w:rPr>
-                <w:rStyle w:val="Hyperlink"/>
-                <w:rFonts w:eastAsia="Times New Roman"/>
-                <w:noProof/>
-                <w:lang w:eastAsia="de-DE"/>
-              </w:rPr>
-              <w:t>9</w:t>
-            </w:r>
-            <w:r>
-              <w:rPr>
-                <w:rFonts w:asciiTheme="minorHAnsi" w:eastAsiaTheme="minorEastAsia" w:hAnsiTheme="minorHAnsi"/>
-                <w:noProof/>
-                <w:sz w:val="22"/>
-                <w:lang w:eastAsia="de-DE"/>
-              </w:rPr>
-              <w:tab/>
-            </w:r>
-            <w:r>
-              <w:rPr>
-                <w:rStyle w:val="Hyperlink"/>
-                <w:rFonts w:eastAsia="Times New Roman"/>
-                <w:noProof/>
-                <w:lang w:eastAsia="de-DE"/>
-              </w:rPr>
-              <w:t>Projektplanung</w:t>
-            </w:r>
-            <w:r>
-              <w:rPr>
-                <w:noProof/>
-                <w:webHidden/>
-              </w:rPr>
-              <w:tab/>
-            </w:r>
-            <w:r>
-              <w:rPr>
-                <w:noProof/>
-                <w:webHidden/>
-              </w:rPr>
-              <w:fldChar w:fldCharType="begin"/>
-            </w:r>
-            <w:r>
-              <w:rPr>
-                <w:noProof/>
-                <w:webHidden/>
-              </w:rPr>
-              <w:instrText xml:space="preserve"> PAGEREF _Toc243393774 \h </w:instrText>
-            </w:r>
-            <w:r>
-              <w:rPr>
-                <w:noProof/>
-                <w:webHidden/>
-              </w:rPr>
-            </w:r>
-            <w:r>
-              <w:rPr>
-                <w:noProof/>
-                <w:webHidden/>
-              </w:rPr>
-              <w:fldChar w:fldCharType="separate"/>
-            </w:r>
-            <w:r>
-              <w:rPr>
-                <w:noProof/>
-                <w:webHidden/>
-              </w:rPr>
-              <w:t>10</w:t>
-            </w:r>
-            <w:r>
-              <w:rPr>
-                <w:noProof/>
-                <w:webHidden/>
-              </w:rPr>
-              <w:fldChar w:fldCharType="end"/>
-            </w:r>
-          </w:hyperlink>
-        </w:p>
-        <w:p>
-          <w:pPr>
-            <w:pStyle w:val="Verzeichnis2"/>
-            <w:tabs>
-              <w:tab w:val="left" w:pos="880"/>
-            </w:tabs>
-            <w:rPr>
-              <w:rFonts w:asciiTheme="minorHAnsi" w:eastAsiaTheme="minorEastAsia" w:hAnsiTheme="minorHAnsi"/>
-              <w:noProof/>
-              <w:sz w:val="22"/>
-              <w:lang w:eastAsia="de-DE"/>
-            </w:rPr>
-          </w:pPr>
-          <w:hyperlink w:anchor="_Toc243393775" w:history="1">
-            <w:r>
-              <w:rPr>
-                <w:rStyle w:val="Hyperlink"/>
-                <w:rFonts w:eastAsia="Times New Roman"/>
-                <w:noProof/>
-                <w:lang w:eastAsia="de-DE"/>
-              </w:rPr>
-              <w:t>9.1</w:t>
-            </w:r>
-            <w:r>
-              <w:rPr>
-                <w:rFonts w:asciiTheme="minorHAnsi" w:eastAsiaTheme="minorEastAsia" w:hAnsiTheme="minorHAnsi"/>
-                <w:noProof/>
-                <w:sz w:val="22"/>
-                <w:lang w:eastAsia="de-DE"/>
-              </w:rPr>
-              <w:tab/>
-            </w:r>
-            <w:r>
-              <w:rPr>
-                <w:rStyle w:val="Hyperlink"/>
-                <w:rFonts w:eastAsia="Times New Roman"/>
-                <w:noProof/>
-                <w:lang w:eastAsia="de-DE"/>
-              </w:rPr>
-              <w:t>Umsetzungsschritte und Meilensteine</w:t>
-            </w:r>
-            <w:r>
-              <w:rPr>
-                <w:noProof/>
-                <w:webHidden/>
-              </w:rPr>
-              <w:tab/>
-            </w:r>
-            <w:r>
-              <w:rPr>
-                <w:noProof/>
-                <w:webHidden/>
-              </w:rPr>
-              <w:fldChar w:fldCharType="begin"/>
-            </w:r>
-            <w:r>
-              <w:rPr>
-                <w:noProof/>
-                <w:webHidden/>
-              </w:rPr>
-              <w:instrText xml:space="preserve"> PAGEREF _Toc243393775 \h </w:instrText>
-            </w:r>
-            <w:r>
-              <w:rPr>
-                <w:noProof/>
-                <w:webHidden/>
-              </w:rPr>
-            </w:r>
-            <w:r>
-              <w:rPr>
-                <w:noProof/>
-                <w:webHidden/>
-              </w:rPr>
-              <w:fldChar w:fldCharType="separate"/>
-            </w:r>
-            <w:r>
-              <w:rPr>
-                <w:noProof/>
-                <w:webHidden/>
-              </w:rPr>
-              <w:t>10</w:t>
-            </w:r>
-            <w:r>
-              <w:rPr>
-                <w:noProof/>
-                <w:webHidden/>
-              </w:rPr>
-              <w:fldChar w:fldCharType="end"/>
-            </w:r>
-          </w:hyperlink>
-        </w:p>
-        <w:p>
-          <w:pPr>
-            <w:pStyle w:val="Verzeichnis2"/>
-            <w:tabs>
-              <w:tab w:val="left" w:pos="880"/>
-            </w:tabs>
-            <w:rPr>
-              <w:rFonts w:asciiTheme="minorHAnsi" w:eastAsiaTheme="minorEastAsia" w:hAnsiTheme="minorHAnsi"/>
-              <w:noProof/>
-              <w:sz w:val="22"/>
-              <w:lang w:eastAsia="de-DE"/>
-            </w:rPr>
-          </w:pPr>
-          <w:hyperlink w:anchor="_Toc243393776" w:history="1">
-            <w:r>
-              <w:rPr>
-                <w:rStyle w:val="Hyperlink"/>
-                <w:rFonts w:eastAsia="Times New Roman"/>
-                <w:noProof/>
-                <w:lang w:eastAsia="de-DE"/>
-              </w:rPr>
-              <w:t>9.2</w:t>
-            </w:r>
-            <w:r>
-              <w:rPr>
-                <w:rFonts w:asciiTheme="minorHAnsi" w:eastAsiaTheme="minorEastAsia" w:hAnsiTheme="minorHAnsi"/>
-                <w:noProof/>
-                <w:sz w:val="22"/>
-                <w:lang w:eastAsia="de-DE"/>
-              </w:rPr>
-              <w:tab/>
-            </w:r>
-            <w:r>
-              <w:rPr>
-                <w:rStyle w:val="Hyperlink"/>
-                <w:rFonts w:eastAsia="Times New Roman"/>
-                <w:noProof/>
-                <w:lang w:eastAsia="de-DE"/>
-              </w:rPr>
-              <w:t>Abhängigkeiten, Blocker und Zuständigkeiten</w:t>
-            </w:r>
-            <w:r>
-              <w:rPr>
-                <w:noProof/>
-                <w:webHidden/>
-              </w:rPr>
-              <w:tab/>
-            </w:r>
-            <w:r>
-              <w:rPr>
-                <w:noProof/>
-                <w:webHidden/>
-              </w:rPr>
-              <w:fldChar w:fldCharType="begin"/>
-            </w:r>
-            <w:r>
-              <w:rPr>
-                <w:noProof/>
-                <w:webHidden/>
-              </w:rPr>
-              <w:instrText xml:space="preserve"> PAGEREF _Toc243393776 \h </w:instrText>
-            </w:r>
-            <w:r>
-              <w:rPr>
-                <w:noProof/>
-                <w:webHidden/>
-              </w:rPr>
-            </w:r>
-            <w:r>
-              <w:rPr>
-                <w:noProof/>
-                <w:webHidden/>
-              </w:rPr>
-              <w:fldChar w:fldCharType="separate"/>
-            </w:r>
-            <w:r>
-              <w:rPr>
-                <w:noProof/>
-                <w:webHidden/>
-              </w:rPr>
-              <w:t>10</w:t>
-            </w:r>
-            <w:r>
-              <w:rPr>
-                <w:noProof/>
-                <w:webHidden/>
-              </w:rPr>
-              <w:fldChar w:fldCharType="end"/>
-            </w:r>
-          </w:hyperlink>
-        </w:p>
-        <w:p>
-          <w:pPr>
-            <w:pStyle w:val="Verzeichnis1"/>
-            <w:tabs>
-              <w:tab w:val="left" w:pos="480"/>
-            </w:tabs>
-            <w:rPr>
-              <w:rFonts w:asciiTheme="minorHAnsi" w:eastAsiaTheme="minorEastAsia" w:hAnsiTheme="minorHAnsi"/>
-              <w:noProof/>
-              <w:sz w:val="22"/>
-              <w:lang w:eastAsia="de-DE"/>
-            </w:rPr>
-          </w:pPr>
-          <w:hyperlink w:anchor="_Toc243393777" w:history="1">
-            <w:r>
-              <w:rPr>
-                <w:rStyle w:val="Hyperlink"/>
-                <w:rFonts w:eastAsia="Times New Roman"/>
-                <w:noProof/>
-                <w:lang w:eastAsia="de-DE"/>
-              </w:rPr>
-              <w:t>10</w:t>
-            </w:r>
-            <w:r>
-              <w:rPr>
-                <w:rFonts w:asciiTheme="minorHAnsi" w:eastAsiaTheme="minorEastAsia" w:hAnsiTheme="minorHAnsi"/>
-                <w:noProof/>
-                <w:sz w:val="22"/>
-                <w:lang w:eastAsia="de-DE"/>
-              </w:rPr>
-              <w:tab/>
-            </w:r>
-            <w:r>
-              <w:rPr>
-                <w:rStyle w:val="Hyperlink"/>
-                <w:rFonts w:eastAsia="Times New Roman"/>
-                <w:noProof/>
-                <w:lang w:eastAsia="de-DE"/>
-              </w:rPr>
-              <w:t>Offene Fragen und Entscheidungen</w:t>
-            </w:r>
-            <w:r>
-              <w:rPr>
-                <w:noProof/>
-                <w:webHidden/>
-              </w:rPr>
-              <w:tab/>
-            </w:r>
-            <w:r>
-              <w:rPr>
-                <w:noProof/>
-                <w:webHidden/>
-              </w:rPr>
-              <w:fldChar w:fldCharType="begin"/>
-            </w:r>
-            <w:r>
-              <w:rPr>
-                <w:noProof/>
-                <w:webHidden/>
-              </w:rPr>
-              <w:instrText xml:space="preserve"> PAGEREF _Toc243393777 \h </w:instrText>
-            </w:r>
-            <w:r>
-              <w:rPr>
-                <w:noProof/>
-                <w:webHidden/>
-              </w:rPr>
-            </w:r>
-            <w:r>
-              <w:rPr>
-                <w:noProof/>
-                <w:webHidden/>
-              </w:rPr>
-              <w:fldChar w:fldCharType="separate"/>
-            </w:r>
-            <w:r>
-              <w:rPr>
-                <w:noProof/>
-                <w:webHidden/>
-              </w:rPr>
-              <w:t>10</w:t>
-            </w:r>
-            <w:r>
-              <w:rPr>
-                <w:noProof/>
-                <w:webHidden/>
-              </w:rPr>
-              <w:fldChar w:fldCharType="end"/>
-            </w:r>
-          </w:hyperlink>
-        </w:p>
-        <w:p>
-          <w:pPr>
-            <w:pStyle w:val="Verzeichnis1"/>
-            <w:tabs>
-              <w:tab w:val="left" w:pos="480"/>
-            </w:tabs>
-            <w:rPr>
-              <w:rFonts w:asciiTheme="minorHAnsi" w:eastAsiaTheme="minorEastAsia" w:hAnsiTheme="minorHAnsi"/>
-              <w:noProof/>
-              <w:sz w:val="22"/>
-              <w:lang w:eastAsia="de-DE"/>
-            </w:rPr>
-          </w:pPr>
-          <w:hyperlink w:anchor="_Toc243393778" w:history="1">
-            <w:r>
-              <w:rPr>
-                <w:rStyle w:val="Hyperlink"/>
-                <w:rFonts w:eastAsia="Times New Roman"/>
-                <w:noProof/>
-                <w:lang w:eastAsia="de-DE"/>
-              </w:rPr>
-              <w:t>11</w:t>
-            </w:r>
-            <w:r>
-              <w:rPr>
-                <w:rFonts w:asciiTheme="minorHAnsi" w:eastAsiaTheme="minorEastAsia" w:hAnsiTheme="minorHAnsi"/>
-                <w:noProof/>
-                <w:sz w:val="22"/>
-                <w:lang w:eastAsia="de-DE"/>
-              </w:rPr>
-              <w:tab/>
-            </w:r>
-            <w:r>
-              <w:rPr>
-                <w:rStyle w:val="Hyperlink"/>
-                <w:rFonts w:eastAsia="Times New Roman"/>
-                <w:noProof/>
-                <w:lang w:eastAsia="de-DE"/>
-              </w:rPr>
-              <w:t>Präsentationsvorbereitung</w:t>
-            </w:r>
-            <w:r>
-              <w:rPr>
-                <w:noProof/>
-                <w:webHidden/>
-              </w:rPr>
-              <w:tab/>
-            </w:r>
-            <w:r>
-              <w:rPr>
-                <w:noProof/>
-                <w:webHidden/>
-              </w:rPr>
-              <w:fldChar w:fldCharType="begin"/>
-            </w:r>
-            <w:r>
-              <w:rPr>
-                <w:noProof/>
-                <w:webHidden/>
-              </w:rPr>
-              <w:instrText xml:space="preserve"> PAGEREF _Toc243393778 \h </w:instrText>
-            </w:r>
-            <w:r>
-              <w:rPr>
-                <w:noProof/>
-                <w:webHidden/>
-              </w:rPr>
-            </w:r>
-            <w:r>
-              <w:rPr>
-                <w:noProof/>
-                <w:webHidden/>
-              </w:rPr>
-              <w:fldChar w:fldCharType="separate"/>
-            </w:r>
-            <w:r>
-              <w:rPr>
-                <w:noProof/>
-                <w:webHidden/>
-              </w:rPr>
-              <w:t>10</w:t>
-            </w:r>
-            <w:r>
-              <w:rPr>
-                <w:noProof/>
-                <w:webHidden/>
-              </w:rPr>
-              <w:fldChar w:fldCharType="end"/>
-            </w:r>
-          </w:hyperlink>
-        </w:p>
-        <w:p>
-          <w:pPr>
-            <w:pStyle w:val="Verzeichnis1"/>
-            <w:tabs>
-              <w:tab w:val="left" w:pos="480"/>
-            </w:tabs>
-            <w:rPr>
-              <w:rFonts w:asciiTheme="minorHAnsi" w:eastAsiaTheme="minorEastAsia" w:hAnsiTheme="minorHAnsi"/>
-              <w:noProof/>
-              <w:sz w:val="22"/>
-              <w:lang w:eastAsia="de-DE"/>
-            </w:rPr>
-          </w:pPr>
-          <w:hyperlink w:anchor="_Toc243393779" w:history="1">
-            <w:r>
-              <w:rPr>
-                <w:rStyle w:val="Hyperlink"/>
-                <w:rFonts w:eastAsia="Times New Roman"/>
-                <w:noProof/>
-                <w:lang w:eastAsia="de-DE"/>
-              </w:rPr>
               <w:t>12</w:t>
-            </w:r>
-            <w:r>
-              <w:rPr>
-                <w:rFonts w:asciiTheme="minorHAnsi" w:eastAsiaTheme="minorEastAsia" w:hAnsiTheme="minorHAnsi"/>
-                <w:noProof/>
-                <w:sz w:val="22"/>
-                <w:lang w:eastAsia="de-DE"/>
-              </w:rPr>
-              <w:tab/>
-            </w:r>
-            <w:r>
-              <w:rPr>
-                <w:rStyle w:val="Hyperlink"/>
-                <w:rFonts w:eastAsia="Times New Roman"/>
-                <w:noProof/>
-                <w:lang w:eastAsia="de-DE"/>
-              </w:rPr>
-              <w:t>Quellenverzeichnis</w:t>
-            </w:r>
-            <w:r>
-              <w:rPr>
-                <w:noProof/>
-                <w:webHidden/>
-              </w:rPr>
-              <w:tab/>
-            </w:r>
-            <w:r>
-              <w:rPr>
-                <w:noProof/>
-                <w:webHidden/>
-              </w:rPr>
-              <w:fldChar w:fldCharType="begin"/>
-            </w:r>
-            <w:r>
-              <w:rPr>
-                <w:noProof/>
-                <w:webHidden/>
-              </w:rPr>
-              <w:instrText xml:space="preserve"> PAGEREF _Toc243393779 \h </w:instrText>
-            </w:r>
-            <w:r>
-              <w:rPr>
-                <w:noProof/>
-                <w:webHidden/>
-              </w:rPr>
-            </w:r>
-            <w:r>
-              <w:rPr>
-                <w:noProof/>
-                <w:webHidden/>
-              </w:rPr>
-              <w:fldChar w:fldCharType="separate"/>
-            </w:r>
-            <w:r>
-              <w:rPr>
-                <w:noProof/>
-                <w:webHidden/>
-              </w:rPr>
-              <w:t>10</w:t>
-            </w:r>
-            <w:r>
-              <w:rPr>
-                <w:noProof/>
-                <w:webHidden/>
-              </w:rPr>
-              <w:fldChar w:fldCharType="end"/>
-            </w:r>
-          </w:hyperlink>
-        </w:p>
-        <w:p>
-          <w:pPr>
-            <w:pStyle w:val="Verzeichnis1"/>
-            <w:tabs>
-              <w:tab w:val="left" w:pos="480"/>
-            </w:tabs>
-            <w:rPr>
-              <w:rFonts w:asciiTheme="minorHAnsi" w:eastAsiaTheme="minorEastAsia" w:hAnsiTheme="minorHAnsi"/>
-              <w:noProof/>
-              <w:sz w:val="22"/>
-              <w:lang w:eastAsia="de-DE"/>
-            </w:rPr>
-          </w:pPr>
-          <w:hyperlink w:anchor="_Toc243393780" w:history="1">
-            <w:r>
-              <w:rPr>
-                <w:rStyle w:val="Hyperlink"/>
-                <w:rFonts w:eastAsia="Times New Roman"/>
-                <w:noProof/>
-                <w:lang w:eastAsia="de-DE"/>
-              </w:rPr>
-              <w:t>13</w:t>
-            </w:r>
-            <w:r>
-              <w:rPr>
-                <w:rFonts w:asciiTheme="minorHAnsi" w:eastAsiaTheme="minorEastAsia" w:hAnsiTheme="minorHAnsi"/>
-                <w:noProof/>
-                <w:sz w:val="22"/>
-                <w:lang w:eastAsia="de-DE"/>
-              </w:rPr>
-              <w:tab/>
-            </w:r>
-            <w:r>
-              <w:rPr>
-                <w:rStyle w:val="Hyperlink"/>
-                <w:rFonts w:eastAsia="Times New Roman"/>
-                <w:noProof/>
-                <w:lang w:eastAsia="de-DE"/>
-              </w:rPr>
-              <w:t>Anhang</w:t>
-            </w:r>
-            <w:r>
-              <w:rPr>
-                <w:noProof/>
-                <w:webHidden/>
-              </w:rPr>
-              <w:tab/>
-            </w:r>
-            <w:r>
-              <w:rPr>
-                <w:noProof/>
-                <w:webHidden/>
-              </w:rPr>
-              <w:fldChar w:fldCharType="begin"/>
-            </w:r>
-            <w:r>
-              <w:rPr>
-                <w:noProof/>
-                <w:webHidden/>
-              </w:rPr>
-              <w:instrText xml:space="preserve"> PAGEREF _Toc243393780 \h </w:instrText>
-            </w:r>
-            <w:r>
-              <w:rPr>
-                <w:noProof/>
-                <w:webHidden/>
-              </w:rPr>
-            </w:r>
-            <w:r>
-              <w:rPr>
-                <w:noProof/>
-                <w:webHidden/>
-              </w:rPr>
-              <w:fldChar w:fldCharType="separate"/>
-            </w:r>
-            <w:r>
-              <w:rPr>
-                <w:noProof/>
-                <w:webHidden/>
-              </w:rPr>
-              <w:t>10</w:t>
-            </w:r>
-            <w:r>
-              <w:rPr>
-                <w:noProof/>
-                <w:webHidden/>
-              </w:rPr>
-              <w:fldChar w:fldCharType="end"/>
-            </w:r>
-          </w:hyperlink>
-        </w:p>
-        <w:p>
-          <w:pPr>
-            <w:pStyle w:val="Verzeichnis2"/>
-            <w:tabs>
-              <w:tab w:val="left" w:pos="1100"/>
-            </w:tabs>
-            <w:rPr>
-              <w:rFonts w:asciiTheme="minorHAnsi" w:eastAsiaTheme="minorEastAsia" w:hAnsiTheme="minorHAnsi"/>
-              <w:noProof/>
-              <w:sz w:val="22"/>
-              <w:lang w:eastAsia="de-DE"/>
-            </w:rPr>
-          </w:pPr>
-          <w:hyperlink w:anchor="_Toc243393781" w:history="1">
-            <w:r>
-              <w:rPr>
-                <w:rStyle w:val="Hyperlink"/>
-                <w:rFonts w:eastAsia="Times New Roman"/>
-                <w:noProof/>
-                <w:lang w:eastAsia="de-DE"/>
-              </w:rPr>
-              <w:t>13.1</w:t>
-            </w:r>
-            <w:r>
-              <w:rPr>
-                <w:rFonts w:asciiTheme="minorHAnsi" w:eastAsiaTheme="minorEastAsia" w:hAnsiTheme="minorHAnsi"/>
-                <w:noProof/>
-                <w:sz w:val="22"/>
-                <w:lang w:eastAsia="de-DE"/>
-              </w:rPr>
-              <w:tab/>
-            </w:r>
-            <w:r>
-              <w:rPr>
-                <w:rStyle w:val="Hyperlink"/>
-                <w:rFonts w:eastAsia="Times New Roman"/>
-                <w:noProof/>
-                <w:lang w:eastAsia="de-DE"/>
-              </w:rPr>
-              <w:t>Abnahmekriterien</w:t>
-            </w:r>
-            <w:r>
-              <w:rPr>
-                <w:noProof/>
-                <w:webHidden/>
-              </w:rPr>
-              <w:tab/>
-            </w:r>
-            <w:r>
-              <w:rPr>
-                <w:noProof/>
-                <w:webHidden/>
-              </w:rPr>
-              <w:fldChar w:fldCharType="begin"/>
-            </w:r>
-            <w:r>
-              <w:rPr>
-                <w:noProof/>
-                <w:webHidden/>
-              </w:rPr>
-              <w:instrText xml:space="preserve"> PAGEREF _Toc243393781 \h </w:instrText>
-            </w:r>
-            <w:r>
-              <w:rPr>
-                <w:noProof/>
-                <w:webHidden/>
-              </w:rPr>
-            </w:r>
-            <w:r>
-              <w:rPr>
-                <w:noProof/>
-                <w:webHidden/>
-              </w:rPr>
-              <w:fldChar w:fldCharType="separate"/>
-            </w:r>
-            <w:r>
-              <w:rPr>
-                <w:noProof/>
-                <w:webHidden/>
-              </w:rPr>
-              <w:t>10</w:t>
-            </w:r>
-            <w:r>
-              <w:rPr>
-                <w:noProof/>
-                <w:webHidden/>
-              </w:rPr>
-              <w:fldChar w:fldCharType="end"/>
-            </w:r>
-          </w:hyperlink>
-        </w:p>
-        <w:p>
-          <w:pPr>
-            <w:pStyle w:val="Verzeichnis2"/>
-            <w:tabs>
-              <w:tab w:val="left" w:pos="1100"/>
-            </w:tabs>
-            <w:rPr>
-              <w:rFonts w:asciiTheme="minorHAnsi" w:eastAsiaTheme="minorEastAsia" w:hAnsiTheme="minorHAnsi"/>
-              <w:noProof/>
-              <w:sz w:val="22"/>
-              <w:lang w:eastAsia="de-DE"/>
-            </w:rPr>
-          </w:pPr>
-          <w:hyperlink w:anchor="_Toc243393782" w:history="1">
-            <w:r>
-              <w:rPr>
-                <w:rStyle w:val="Hyperlink"/>
-                <w:rFonts w:eastAsia="Times New Roman"/>
-                <w:noProof/>
-                <w:lang w:eastAsia="de-DE"/>
-              </w:rPr>
-              <w:t>13.2</w:t>
-            </w:r>
-            <w:r>
-              <w:rPr>
-                <w:rFonts w:asciiTheme="minorHAnsi" w:eastAsiaTheme="minorEastAsia" w:hAnsiTheme="minorHAnsi"/>
-                <w:noProof/>
-                <w:sz w:val="22"/>
-                <w:lang w:eastAsia="de-DE"/>
-              </w:rPr>
-              <w:tab/>
-            </w:r>
-            <w:r>
-              <w:rPr>
-                <w:rStyle w:val="Hyperlink"/>
-                <w:rFonts w:eastAsia="Times New Roman"/>
-                <w:noProof/>
-                <w:lang w:eastAsia="de-DE"/>
-              </w:rPr>
-              <w:t>Architekturdiagramm</w:t>
-            </w:r>
-            <w:r>
-              <w:rPr>
-                <w:noProof/>
-                <w:webHidden/>
-              </w:rPr>
-              <w:tab/>
-            </w:r>
-            <w:r>
-              <w:rPr>
-                <w:noProof/>
-                <w:webHidden/>
-              </w:rPr>
-              <w:fldChar w:fldCharType="begin"/>
-            </w:r>
-            <w:r>
-              <w:rPr>
-                <w:noProof/>
-                <w:webHidden/>
-              </w:rPr>
-              <w:instrText xml:space="preserve"> PAGEREF _Toc243393782 \h </w:instrText>
-            </w:r>
-            <w:r>
-              <w:rPr>
-                <w:noProof/>
-                <w:webHidden/>
-              </w:rPr>
-            </w:r>
-            <w:r>
-              <w:rPr>
-                <w:noProof/>
-                <w:webHidden/>
-              </w:rPr>
-              <w:fldChar w:fldCharType="separate"/>
-            </w:r>
-            <w:r>
-              <w:rPr>
-                <w:noProof/>
-                <w:webHidden/>
-              </w:rPr>
-              <w:t>10</w:t>
-            </w:r>
-            <w:r>
-              <w:rPr>
-                <w:noProof/>
-                <w:webHidden/>
-              </w:rPr>
-              <w:fldChar w:fldCharType="end"/>
-            </w:r>
-          </w:hyperlink>
-        </w:p>
-        <w:p>
-          <w:pPr>
-            <w:pStyle w:val="Verzeichnis2"/>
-            <w:tabs>
-              <w:tab w:val="left" w:pos="1100"/>
-            </w:tabs>
-            <w:rPr>
-              <w:rFonts w:asciiTheme="minorHAnsi" w:eastAsiaTheme="minorEastAsia" w:hAnsiTheme="minorHAnsi"/>
-              <w:noProof/>
-              <w:sz w:val="22"/>
-              <w:lang w:eastAsia="de-DE"/>
-            </w:rPr>
-          </w:pPr>
-          <w:hyperlink w:anchor="_Toc243393783" w:history="1">
-            <w:r>
-              <w:rPr>
-                <w:rStyle w:val="Hyperlink"/>
-                <w:noProof/>
-                <w:lang w:eastAsia="de-DE"/>
-              </w:rPr>
-              <w:t>13.3</w:t>
-            </w:r>
-            <w:r>
-              <w:rPr>
-                <w:rFonts w:asciiTheme="minorHAnsi" w:eastAsiaTheme="minorEastAsia" w:hAnsiTheme="minorHAnsi"/>
-                <w:noProof/>
-                <w:sz w:val="22"/>
-                <w:lang w:eastAsia="de-DE"/>
-              </w:rPr>
-              <w:tab/>
-            </w:r>
-            <w:r>
-              <w:rPr>
-                <w:rStyle w:val="Hyperlink"/>
-                <w:noProof/>
-                <w:lang w:eastAsia="de-DE"/>
-              </w:rPr>
-              <w:t>Anwendungsfalldiagramm</w:t>
-            </w:r>
-            <w:r>
-              <w:rPr>
-                <w:noProof/>
-                <w:webHidden/>
-              </w:rPr>
-              <w:tab/>
-            </w:r>
-            <w:r>
-              <w:rPr>
-                <w:noProof/>
-                <w:webHidden/>
-              </w:rPr>
-              <w:fldChar w:fldCharType="begin"/>
-            </w:r>
-            <w:r>
-              <w:rPr>
-                <w:noProof/>
-                <w:webHidden/>
-              </w:rPr>
-              <w:instrText xml:space="preserve"> PAGEREF _Toc243393783 \h </w:instrText>
-            </w:r>
-            <w:r>
-              <w:rPr>
-                <w:noProof/>
-                <w:webHidden/>
-              </w:rPr>
-            </w:r>
-            <w:r>
-              <w:rPr>
-                <w:noProof/>
-                <w:webHidden/>
-              </w:rPr>
-              <w:fldChar w:fldCharType="separate"/>
-            </w:r>
-            <w:r>
-              <w:rPr>
-                <w:noProof/>
-                <w:webHidden/>
-              </w:rPr>
-              <w:t>10</w:t>
-            </w:r>
-            <w:r>
-              <w:rPr>
-                <w:noProof/>
-                <w:webHidden/>
-              </w:rPr>
-              <w:fldChar w:fldCharType="end"/>
-            </w:r>
-          </w:hyperlink>
-        </w:p>
-        <w:p>
-          <w:pPr>
-            <w:pStyle w:val="Verzeichnis2"/>
-            <w:tabs>
-              <w:tab w:val="left" w:pos="1100"/>
-            </w:tabs>
-            <w:rPr>
-              <w:rFonts w:asciiTheme="minorHAnsi" w:eastAsiaTheme="minorEastAsia" w:hAnsiTheme="minorHAnsi"/>
-              <w:noProof/>
-              <w:sz w:val="22"/>
-              <w:lang w:eastAsia="de-DE"/>
-            </w:rPr>
-          </w:pPr>
-          <w:hyperlink w:anchor="_Toc243393784" w:history="1">
-            <w:r>
-              <w:rPr>
-                <w:rStyle w:val="Hyperlink"/>
-                <w:rFonts w:eastAsia="Times New Roman"/>
-                <w:noProof/>
-                <w:lang w:eastAsia="de-DE"/>
-              </w:rPr>
-              <w:t>13.4</w:t>
-            </w:r>
-            <w:r>
-              <w:rPr>
-                <w:rFonts w:asciiTheme="minorHAnsi" w:eastAsiaTheme="minorEastAsia" w:hAnsiTheme="minorHAnsi"/>
-                <w:noProof/>
-                <w:sz w:val="22"/>
-                <w:lang w:eastAsia="de-DE"/>
-              </w:rPr>
-              <w:tab/>
-            </w:r>
-            <w:r>
-              <w:rPr>
-                <w:rStyle w:val="Hyperlink"/>
-                <w:rFonts w:eastAsia="Times New Roman"/>
-                <w:noProof/>
-                <w:lang w:eastAsia="de-DE"/>
-              </w:rPr>
-              <w:t>UI-Skizzen</w:t>
-            </w:r>
-            <w:r>
-              <w:rPr>
-                <w:noProof/>
-                <w:webHidden/>
-              </w:rPr>
-              <w:tab/>
-            </w:r>
-            <w:r>
-              <w:rPr>
-                <w:noProof/>
-                <w:webHidden/>
-              </w:rPr>
-              <w:fldChar w:fldCharType="begin"/>
-            </w:r>
-            <w:r>
-              <w:rPr>
-                <w:noProof/>
-                <w:webHidden/>
-              </w:rPr>
-              <w:instrText xml:space="preserve"> PAGEREF _Toc243393784 \h </w:instrText>
-            </w:r>
-            <w:r>
-              <w:rPr>
-                <w:noProof/>
-                <w:webHidden/>
-              </w:rPr>
-            </w:r>
-            <w:r>
-              <w:rPr>
-                <w:noProof/>
-                <w:webHidden/>
-              </w:rPr>
-              <w:fldChar w:fldCharType="separate"/>
-            </w:r>
-            <w:r>
-              <w:rPr>
-                <w:noProof/>
-                <w:webHidden/>
-              </w:rPr>
-              <w:t>10</w:t>
-            </w:r>
-            <w:r>
-              <w:rPr>
-                <w:noProof/>
-                <w:webHidden/>
-              </w:rPr>
-              <w:fldChar w:fldCharType="end"/>
-            </w:r>
-          </w:hyperlink>
-        </w:p>
-        <w:p>
-          <w:pPr>
-            <w:pStyle w:val="Verzeichnis2"/>
-            <w:tabs>
-              <w:tab w:val="left" w:pos="1100"/>
-            </w:tabs>
-            <w:rPr>
-              <w:rFonts w:asciiTheme="minorHAnsi" w:eastAsiaTheme="minorEastAsia" w:hAnsiTheme="minorHAnsi"/>
-              <w:noProof/>
-              <w:sz w:val="22"/>
-              <w:lang w:eastAsia="de-DE"/>
-            </w:rPr>
-          </w:pPr>
-          <w:hyperlink w:anchor="_Toc243393785" w:history="1">
-            <w:r>
-              <w:rPr>
-                <w:rStyle w:val="Hyperlink"/>
-                <w:rFonts w:eastAsia="Times New Roman"/>
-                <w:noProof/>
-                <w:lang w:eastAsia="de-DE"/>
-              </w:rPr>
-              <w:t>13.5</w:t>
-            </w:r>
-            <w:r>
-              <w:rPr>
-                <w:rFonts w:asciiTheme="minorHAnsi" w:eastAsiaTheme="minorEastAsia" w:hAnsiTheme="minorHAnsi"/>
-                <w:noProof/>
-                <w:sz w:val="22"/>
-                <w:lang w:eastAsia="de-DE"/>
-              </w:rPr>
-              <w:tab/>
-            </w:r>
-            <w:r>
-              <w:rPr>
-                <w:rStyle w:val="Hyperlink"/>
-                <w:rFonts w:eastAsia="Times New Roman"/>
-                <w:noProof/>
-                <w:lang w:eastAsia="de-DE"/>
-              </w:rPr>
-              <w:t>Mehrsprachigkeit</w:t>
-            </w:r>
-            <w:r>
-              <w:rPr>
-                <w:noProof/>
-                <w:webHidden/>
-              </w:rPr>
-              <w:tab/>
-            </w:r>
-            <w:r>
-              <w:rPr>
-                <w:noProof/>
-                <w:webHidden/>
-              </w:rPr>
-              <w:fldChar w:fldCharType="begin"/>
-            </w:r>
-            <w:r>
-              <w:rPr>
-                <w:noProof/>
-                <w:webHidden/>
-              </w:rPr>
-              <w:instrText xml:space="preserve"> PAGEREF _Toc243393785 \h </w:instrText>
-            </w:r>
-            <w:r>
-              <w:rPr>
-                <w:noProof/>
-                <w:webHidden/>
-              </w:rPr>
-            </w:r>
-            <w:r>
-              <w:rPr>
-                <w:noProof/>
-                <w:webHidden/>
-              </w:rPr>
-              <w:fldChar w:fldCharType="separate"/>
-            </w:r>
-            <w:r>
-              <w:rPr>
-                <w:noProof/>
-                <w:webHidden/>
-              </w:rPr>
-              <w:t>10</w:t>
             </w:r>
             <w:r>
               <w:rPr>
@@ -5942,176 +3577,163 @@
           <w:lang w:eastAsia="de-DE"/>
         </w:rPr>
       </w:pPr>
-      <w:bookmarkStart w:id="0" w:name="_Toc243393728"/>
+      <w:bookmarkStart w:id="1" w:name="_Toc243560824"/>
       <w:r>
         <w:rPr>
           <w:rFonts w:eastAsia="Times New Roman"/>
           <w:lang w:eastAsia="de-DE"/>
         </w:rPr>
         <w:t>Projektbeschreibung</w:t>
-      </w:r>
-      <w:bookmarkEnd w:id="0"/>
-    </w:p>
-    <w:p>
-      <w:pPr>
-        <w:pStyle w:val="berschrift2"/>
-        <w:rPr>
-          <w:rFonts w:eastAsia="Times New Roman"/>
-          <w:lang w:eastAsia="de-DE"/>
-        </w:rPr>
-      </w:pPr>
-      <w:bookmarkStart w:id="1" w:name="_Toc243393729"/>
-      <w:r>
-        <w:rPr>
-          <w:rFonts w:eastAsia="Times New Roman"/>
-          <w:lang w:eastAsia="de-DE"/>
-        </w:rPr>
-        <w:t>Ausgangssituation</w:t>
       </w:r>
       <w:bookmarkEnd w:id="1"/>
     </w:p>
     <w:p>
       <w:pPr>
-        <w:rPr>
-          <w:lang w:eastAsia="de-DE"/>
-        </w:rPr>
-      </w:pPr>
-      <w:r>
-        <w:rPr>
-          <w:lang w:eastAsia="de-DE"/>
-        </w:rPr>
-        <w:t>In den Gebäuden und Gruppen der Jugendhilfe der Diakonie Hochfranken gab es bisher einen physischen Kummerkasten, über den Jugendliche Anliegen, Sorgen und Rückmeldungen einreichen konnten. Auftraggeber des Projekts ist Herr Proksch als Leitung der Jugendhilfe. Die Umsetzung erfolgt durch Dana Günsche im Rahmen ihrer Ausbildung zur Fachinformatikerin für Anwendungsentwicklung. Der physische Kummerkasten sollte durch eine digitale Lösung ersetzt werden.</w:t>
-      </w:r>
-    </w:p>
-    <w:p>
-      <w:pPr>
-        <w:rPr>
-          <w:lang w:eastAsia="de-DE"/>
-        </w:rPr>
-      </w:pPr>
-      <w:r>
-        <w:rPr>
-          <w:lang w:eastAsia="de-DE"/>
-        </w:rPr>
-        <w:t>Dafür wurde zunächst ein Webformular mit E-Mail-Versand entwickelt. Der Versand lief über einen externen E-Mail-Dienstleister. Aus datenschutzrechtlicher Sicht ist das kritisch, da Nachrichteninhalte durch e</w:t>
-      </w:r>
-      <w:r>
-        <w:rPr>
-          <w:lang w:eastAsia="de-DE"/>
-        </w:rPr>
-        <w:t xml:space="preserve">inen Dritten verarbeitet werden. </w:t>
-      </w:r>
-      <w:r>
-        <w:rPr>
-          <w:lang w:eastAsia="de-DE"/>
-        </w:rPr>
-        <w:t xml:space="preserve">Zu einem produktiven Einsatz kam es nicht, weil die Abstimmung mit der IT-Abteilung zu </w:t>
-      </w:r>
-      <w:proofErr w:type="spellStart"/>
-      <w:r>
-        <w:rPr>
-          <w:lang w:eastAsia="de-DE"/>
-        </w:rPr>
-        <w:t>Deployment</w:t>
-      </w:r>
-      <w:proofErr w:type="spellEnd"/>
-      <w:r>
-        <w:rPr>
-          <w:lang w:eastAsia="de-DE"/>
-        </w:rPr>
-        <w:t xml:space="preserve"> und Betrieb nicht abgeschlossen werden konnte.</w:t>
-      </w:r>
-    </w:p>
-    <w:p>
-      <w:pPr>
-        <w:rPr>
-          <w:lang w:eastAsia="de-DE"/>
-        </w:rPr>
-      </w:pPr>
-      <w:r>
-        <w:rPr>
-          <w:lang w:eastAsia="de-DE"/>
-        </w:rPr>
-        <w:t xml:space="preserve">Nach einer Pause wurde das Projekt </w:t>
-      </w:r>
-      <w:proofErr w:type="gramStart"/>
-      <w:r>
-        <w:rPr>
-          <w:lang w:eastAsia="de-DE"/>
-        </w:rPr>
-        <w:t>wieder aufgenommen</w:t>
-      </w:r>
-      <w:proofErr w:type="gramEnd"/>
-      <w:r>
-        <w:rPr>
-          <w:lang w:eastAsia="de-DE"/>
-        </w:rPr>
-        <w:t xml:space="preserve">. In einem Gespräch mit Herrn Proksch im April 2026 wurden die Anforderungen vertieft und erweitert (u. a. Auswahl einer Ansprechperson, Zuordnung zu Haus/Gruppe, Mehrsprachigkeit, positive Rückmeldungen). Offen blieb weiterhin die Abstimmung mit der IT-Abteilung zu einem </w:t>
-      </w:r>
-      <w:proofErr w:type="spellStart"/>
-      <w:r>
-        <w:rPr>
-          <w:lang w:eastAsia="de-DE"/>
-        </w:rPr>
-        <w:t>Deployment</w:t>
-      </w:r>
-      <w:proofErr w:type="spellEnd"/>
-      <w:r>
-        <w:rPr>
-          <w:lang w:eastAsia="de-DE"/>
-        </w:rPr>
-        <w:t>-Konzept und zur Nutzung des vorhandenen Mailservers.</w:t>
-      </w:r>
-    </w:p>
-    <w:p>
-      <w:pPr>
         <w:pStyle w:val="berschrift2"/>
         <w:rPr>
           <w:rFonts w:eastAsia="Times New Roman"/>
           <w:lang w:eastAsia="de-DE"/>
         </w:rPr>
       </w:pPr>
-      <w:bookmarkStart w:id="2" w:name="_Toc243393730"/>
+      <w:bookmarkStart w:id="2" w:name="_Toc243560825"/>
       <w:r>
         <w:rPr>
           <w:rFonts w:eastAsia="Times New Roman"/>
           <w:lang w:eastAsia="de-DE"/>
         </w:rPr>
-        <w:lastRenderedPageBreak/>
-        <w:t>Zielsetzung und Zielgruppen</w:t>
+        <w:t>Ausgangssituation</w:t>
       </w:r>
       <w:bookmarkEnd w:id="2"/>
     </w:p>
     <w:p>
       <w:pPr>
-        <w:pStyle w:val="berschrift3"/>
+        <w:rPr>
+          <w:lang w:eastAsia="de-DE"/>
+        </w:rPr>
+      </w:pPr>
+      <w:r>
+        <w:rPr>
+          <w:lang w:eastAsia="de-DE"/>
+        </w:rPr>
+        <w:t>In den Gebäuden und Gruppen der Jugendhilfe der Diakonie Hochfranken gab es bisher einen physischen Kummerkasten, über den Jugendliche Anliegen, Sorgen und Rückmeldungen einreichen konnten. Auftraggeber des Projekts ist Herr Proksch als Leitung der Jugendhilfe. Die Umsetzung erfolgt durch Dana Günsche im Rahmen ihrer Ausbildung zur Fachinformatikerin für Anwendungsentwicklung. Der physische Kummerkasten sollte durch eine digitale Lösung ersetzt werden.</w:t>
+      </w:r>
+    </w:p>
+    <w:p>
+      <w:pPr>
+        <w:rPr>
+          <w:lang w:eastAsia="de-DE"/>
+        </w:rPr>
+      </w:pPr>
+      <w:r>
+        <w:rPr>
+          <w:lang w:eastAsia="de-DE"/>
+        </w:rPr>
+        <w:t>Dafür wurde zunächst ein Webformular mit E-Mail-Versand entwickelt. Der Versand lief über einen externen E-Mail-Dienstleister. Aus datenschutzrechtlicher Sicht ist das kritisch, da Nachrichteninhalte durch e</w:t>
+      </w:r>
+      <w:r>
+        <w:rPr>
+          <w:lang w:eastAsia="de-DE"/>
+        </w:rPr>
+        <w:t xml:space="preserve">inen Dritten verarbeitet werden. </w:t>
+      </w:r>
+      <w:r>
+        <w:rPr>
+          <w:lang w:eastAsia="de-DE"/>
+        </w:rPr>
+        <w:t xml:space="preserve">Zu einem produktiven Einsatz kam es nicht, weil die Abstimmung mit der IT-Abteilung zu </w:t>
+      </w:r>
+      <w:proofErr w:type="spellStart"/>
+      <w:r>
+        <w:rPr>
+          <w:lang w:eastAsia="de-DE"/>
+        </w:rPr>
+        <w:t>Deployment</w:t>
+      </w:r>
+      <w:proofErr w:type="spellEnd"/>
+      <w:r>
+        <w:rPr>
+          <w:lang w:eastAsia="de-DE"/>
+        </w:rPr>
+        <w:t xml:space="preserve"> und Betrieb nicht abgeschlossen werden konnte.</w:t>
+      </w:r>
+    </w:p>
+    <w:p>
+      <w:pPr>
+        <w:rPr>
+          <w:lang w:eastAsia="de-DE"/>
+        </w:rPr>
+      </w:pPr>
+      <w:r>
+        <w:rPr>
+          <w:lang w:eastAsia="de-DE"/>
+        </w:rPr>
+        <w:t xml:space="preserve">Nach einer Pause wurde das Projekt </w:t>
+      </w:r>
+      <w:proofErr w:type="gramStart"/>
+      <w:r>
+        <w:rPr>
+          <w:lang w:eastAsia="de-DE"/>
+        </w:rPr>
+        <w:t>wieder aufgenommen</w:t>
+      </w:r>
+      <w:proofErr w:type="gramEnd"/>
+      <w:r>
+        <w:rPr>
+          <w:lang w:eastAsia="de-DE"/>
+        </w:rPr>
+        <w:t xml:space="preserve">. In einem Gespräch mit Herrn Proksch im April 2026 wurden die Anforderungen vertieft und erweitert (u. a. Auswahl einer Ansprechperson, Zuordnung zu Haus/Gruppe, Mehrsprachigkeit, positive Rückmeldungen). Offen blieb weiterhin die Abstimmung mit der IT-Abteilung zu einem </w:t>
+      </w:r>
+      <w:proofErr w:type="spellStart"/>
+      <w:r>
+        <w:rPr>
+          <w:lang w:eastAsia="de-DE"/>
+        </w:rPr>
+        <w:t>Deployment</w:t>
+      </w:r>
+      <w:proofErr w:type="spellEnd"/>
+      <w:r>
+        <w:rPr>
+          <w:lang w:eastAsia="de-DE"/>
+        </w:rPr>
+        <w:t>-Konzept und zur Nutzung des vorhandenen Mailservers.</w:t>
+      </w:r>
+    </w:p>
+    <w:p>
+      <w:pPr>
+        <w:pStyle w:val="berschrift2"/>
         <w:rPr>
           <w:rFonts w:eastAsia="Times New Roman"/>
           <w:lang w:eastAsia="de-DE"/>
         </w:rPr>
       </w:pPr>
-      <w:bookmarkStart w:id="3" w:name="_Toc243393731"/>
+      <w:bookmarkStart w:id="3" w:name="_Toc243560826"/>
       <w:r>
         <w:rPr>
           <w:rFonts w:eastAsia="Times New Roman"/>
           <w:lang w:eastAsia="de-DE"/>
         </w:rPr>
-        <w:t>Ziel</w:t>
+        <w:lastRenderedPageBreak/>
+        <w:t>Zielsetzung und Zielgruppen</w:t>
       </w:r>
       <w:bookmarkEnd w:id="3"/>
     </w:p>
     <w:p>
       <w:pPr>
-        <w:rPr>
-          <w:lang w:eastAsia="de-DE"/>
-        </w:rPr>
-      </w:pPr>
-      <w:r>
-        <w:rPr>
-          <w:lang w:eastAsia="de-DE"/>
-        </w:rPr>
-        <w:t>Ziel des Projekts ist ein digitaler Kummerkasten, über den Kinder und Jugendliche der Jugendhilfe der Diakonie Hochfranken Anliegen, Sorgen und positive Rückmeldungen niedrigschwellig einreichen können. Die Nachricht wird per E-Mail an eine ausgewählte Ansprechperson oder an einen Gruppenverteiler zugestellt. Dabei sollen so wenige personenbezogene Daten wie möglich verarbeitet werden. Eine vollständige Anonymität wird angestrebt, kann aber nicht garantiert werden.</w:t>
-      </w:r>
+        <w:pStyle w:val="berschrift3"/>
+        <w:rPr>
+          <w:rFonts w:eastAsia="Times New Roman"/>
+          <w:lang w:eastAsia="de-DE"/>
+        </w:rPr>
+      </w:pPr>
+      <w:bookmarkStart w:id="4" w:name="_Toc243560827"/>
+      <w:r>
+        <w:rPr>
+          <w:rFonts w:eastAsia="Times New Roman"/>
+          <w:lang w:eastAsia="de-DE"/>
+        </w:rPr>
+        <w:t>Ziel</w:t>
+      </w:r>
+      <w:bookmarkEnd w:id="4"/>
     </w:p>
     <w:p>
       <w:pPr>
@@ -6123,24 +3745,37 @@
         <w:rPr>
           <w:lang w:eastAsia="de-DE"/>
         </w:rPr>
-        <w:t>In diesem Projekt wird das Konzept erarbeitet. Die Umsetzung erfolgt anschließend auf Basis der bestehenden Grundstruktur (Formular und Einreichung).</w:t>
+        <w:t>Ziel des Projekts ist ein digitaler Kummerkasten, über den Kinder und Jugendliche der Jugendhilfe der Diakonie Hochfranken Anliegen, Sorgen und positive Rückmeldungen niedrigschwellig einreichen können. Die Nachricht wird per E-Mail an eine ausgewählte Ansprechperson oder an einen Gruppenverteiler zugestellt. Dabei sollen so wenige personenbezogene Daten wie möglich verarbeitet werden. Eine vollständige Anonymität wird angestrebt, kann aber nicht garantiert werden.</w:t>
       </w:r>
     </w:p>
     <w:p>
       <w:pPr>
+        <w:rPr>
+          <w:lang w:eastAsia="de-DE"/>
+        </w:rPr>
+      </w:pPr>
+      <w:r>
+        <w:rPr>
+          <w:lang w:eastAsia="de-DE"/>
+        </w:rPr>
+        <w:t>In diesem Projekt wird das Konzept erarbeitet. Die Umsetzung erfolgt anschließend auf Basis der bestehenden Grundstruktur (Formular und Einreichung).</w:t>
+      </w:r>
+    </w:p>
+    <w:p>
+      <w:pPr>
         <w:pStyle w:val="berschrift3"/>
         <w:rPr>
           <w:lang w:eastAsia="de-DE"/>
         </w:rPr>
       </w:pPr>
-      <w:bookmarkStart w:id="4" w:name="_Toc243393732"/>
+      <w:bookmarkStart w:id="5" w:name="_Toc243560828"/>
       <w:r>
         <w:rPr>
           <w:lang w:eastAsia="de-DE"/>
         </w:rPr>
         <w:t>Zielgruppen</w:t>
       </w:r>
-      <w:bookmarkEnd w:id="4"/>
+      <w:bookmarkEnd w:id="5"/>
     </w:p>
     <w:tbl>
       <w:tblPr>
@@ -6655,14 +4290,14 @@
           <w:lang w:eastAsia="de-DE"/>
         </w:rPr>
       </w:pPr>
-      <w:bookmarkStart w:id="5" w:name="_Toc243393733"/>
+      <w:bookmarkStart w:id="6" w:name="_Toc243560829"/>
       <w:r>
         <w:rPr>
           <w:lang w:eastAsia="de-DE"/>
         </w:rPr>
         <w:t>Nicht-Monetärer Nutzen</w:t>
       </w:r>
-      <w:bookmarkEnd w:id="5"/>
+      <w:bookmarkEnd w:id="6"/>
     </w:p>
     <w:p>
       <w:pPr>
@@ -6742,7 +4377,7 @@
           <w:lang w:eastAsia="de-DE"/>
         </w:rPr>
       </w:pPr>
-      <w:bookmarkStart w:id="6" w:name="_Toc243393734"/>
+      <w:bookmarkStart w:id="7" w:name="_Toc243560830"/>
       <w:r>
         <w:rPr>
           <w:rFonts w:eastAsia="Times New Roman"/>
@@ -6750,7 +4385,7 @@
         </w:rPr>
         <w:t>Anforderungen</w:t>
       </w:r>
-      <w:bookmarkEnd w:id="6"/>
+      <w:bookmarkEnd w:id="7"/>
       <w:r>
         <w:rPr>
           <w:rFonts w:eastAsia="Times New Roman"/>
@@ -6766,14 +4401,14 @@
           <w:lang w:eastAsia="de-DE"/>
         </w:rPr>
       </w:pPr>
-      <w:bookmarkStart w:id="7" w:name="_Toc243393735"/>
+      <w:bookmarkStart w:id="8" w:name="_Toc243560831"/>
       <w:r>
         <w:rPr>
           <w:lang w:eastAsia="de-DE"/>
         </w:rPr>
         <w:t>Funktionale Anforderung</w:t>
       </w:r>
-      <w:bookmarkEnd w:id="7"/>
+      <w:bookmarkEnd w:id="8"/>
     </w:p>
     <w:tbl>
       <w:tblPr>
@@ -7858,14 +5493,14 @@
           <w:lang w:eastAsia="de-DE"/>
         </w:rPr>
       </w:pPr>
-      <w:bookmarkStart w:id="8" w:name="_Toc243393736"/>
+      <w:bookmarkStart w:id="9" w:name="_Toc243560832"/>
       <w:r>
         <w:rPr>
           <w:lang w:eastAsia="de-DE"/>
         </w:rPr>
         <w:t>Nicht Funktionale Anforderungen</w:t>
       </w:r>
-      <w:bookmarkEnd w:id="8"/>
+      <w:bookmarkEnd w:id="9"/>
     </w:p>
     <w:tbl>
       <w:tblPr>
@@ -8449,7 +6084,7 @@
           <w:lang w:eastAsia="de-DE"/>
         </w:rPr>
       </w:pPr>
-      <w:bookmarkStart w:id="9" w:name="_Toc243393737"/>
+      <w:bookmarkStart w:id="10" w:name="_Toc243560833"/>
       <w:r>
         <w:rPr>
           <w:rFonts w:eastAsia="Times New Roman"/>
@@ -8463,108 +6098,90 @@
           <w:lang w:eastAsia="de-DE"/>
         </w:rPr>
         <w:t>bgrenzung</w:t>
-      </w:r>
-      <w:bookmarkEnd w:id="9"/>
-    </w:p>
-    <w:p>
-      <w:pPr>
-        <w:rPr>
-          <w:lang w:eastAsia="de-DE"/>
-        </w:rPr>
-      </w:pPr>
-      <w:bookmarkStart w:id="10" w:name="_Toc243393738"/>
-      <w:r>
-        <w:rPr>
-          <w:lang w:eastAsia="de-DE"/>
-        </w:rPr>
-        <w:t xml:space="preserve">Der digitale Kummerkasten ist ein Webformular, das Nachrichten per E-Mail an eine Ansprechperson oder an einen Gruppenverteiler zustellt. Nicht Bestandteil des Projekts sind Nutzerkonten, eine Anmeldung der Bewohner und eine Datenbank zur Speicherung von Nachrichten. Eine Rückantwort an den Absender </w:t>
-      </w:r>
-      <w:r>
-        <w:rPr>
-          <w:lang w:eastAsia="de-DE"/>
-        </w:rPr>
-        <w:t xml:space="preserve">ist </w:t>
-      </w:r>
-      <w:r>
-        <w:rPr>
-          <w:lang w:eastAsia="de-DE"/>
-        </w:rPr>
-        <w:t>nicht vorgesehen, da dies die Anonymität einschränken würde</w:t>
-      </w:r>
-      <w:r>
-        <w:rPr>
-          <w:iCs/>
-          <w:lang w:eastAsia="de-DE"/>
-        </w:rPr>
-        <w:t>.</w:t>
-      </w:r>
-      <w:r>
-        <w:rPr>
-          <w:i/>
-          <w:iCs/>
-          <w:lang w:eastAsia="de-DE"/>
-        </w:rPr>
-        <w:t xml:space="preserve"> </w:t>
-      </w:r>
-      <w:r>
-        <w:rPr>
-          <w:lang w:eastAsia="de-DE"/>
-        </w:rPr>
-        <w:t>Ebenfalls nicht enthalten ist eine Oberfläche zur Pflege von Ansprechpersonen und Häusern. Die Sprachen Französisch und Arabisch sind für spätere Releases vorgesehen.</w:t>
-      </w:r>
-    </w:p>
-    <w:p>
-      <w:pPr>
-        <w:rPr>
-          <w:lang w:eastAsia="de-DE"/>
-        </w:rPr>
-      </w:pPr>
-      <w:r>
-        <w:rPr>
-          <w:lang w:eastAsia="de-DE"/>
-        </w:rPr>
-        <w:t>Nicht in der Verantwortung des Projekts liegen die Bereitstellung der Infrastruktur (VPS, Mailserver, Einrichtung der AD-Gruppe), die rechtliche Prüfung und Freigabe des Datenschutzhinweises sowie die inhaltliche Bearbeitung der eingehenden Nachrichten. Dasselbe gilt für den Umgang mit kritischen Meldungen und die Einführung des Kummerkastens bei den Bewohnern. Diese Aufgaben liegen bei der IT-Abteilung, dem Datenschutz und der Jugendhilfe</w:t>
-      </w:r>
-      <w:r>
-        <w:rPr>
-          <w:lang w:eastAsia="de-DE"/>
-        </w:rPr>
-        <w:t xml:space="preserve">. </w:t>
-      </w:r>
-    </w:p>
-    <w:p>
-      <w:pPr>
-        <w:pStyle w:val="berschrift1"/>
-        <w:rPr>
-          <w:rFonts w:eastAsia="Times New Roman"/>
-          <w:lang w:eastAsia="de-DE"/>
-        </w:rPr>
-      </w:pPr>
-      <w:r>
-        <w:rPr>
-          <w:rFonts w:eastAsia="Times New Roman"/>
-          <w:lang w:eastAsia="de-DE"/>
-        </w:rPr>
-        <w:lastRenderedPageBreak/>
-        <w:t>Funktionsweise und Rollen</w:t>
       </w:r>
       <w:bookmarkEnd w:id="10"/>
     </w:p>
     <w:p>
       <w:pPr>
-        <w:pStyle w:val="berschrift2"/>
+        <w:rPr>
+          <w:lang w:eastAsia="de-DE"/>
+        </w:rPr>
+      </w:pPr>
+      <w:r>
+        <w:rPr>
+          <w:lang w:eastAsia="de-DE"/>
+        </w:rPr>
+        <w:t xml:space="preserve">Der digitale Kummerkasten ist ein Webformular, das Nachrichten per E-Mail an eine Ansprechperson oder an einen Gruppenverteiler zustellt. Nicht Bestandteil des Projekts sind Nutzerkonten, eine Anmeldung der Bewohner und eine Datenbank zur Speicherung von Nachrichten. Eine Rückantwort an den Absender </w:t>
+      </w:r>
+      <w:r>
+        <w:rPr>
+          <w:lang w:eastAsia="de-DE"/>
+        </w:rPr>
+        <w:t xml:space="preserve">ist </w:t>
+      </w:r>
+      <w:r>
+        <w:rPr>
+          <w:lang w:eastAsia="de-DE"/>
+        </w:rPr>
+        <w:t>nicht vorgesehen, da dies die Anonymität einschränken würde</w:t>
+      </w:r>
+      <w:r>
+        <w:rPr>
+          <w:iCs/>
+          <w:lang w:eastAsia="de-DE"/>
+        </w:rPr>
+        <w:t>.</w:t>
+      </w:r>
+      <w:r>
+        <w:rPr>
+          <w:i/>
+          <w:iCs/>
+          <w:lang w:eastAsia="de-DE"/>
+        </w:rPr>
+        <w:t xml:space="preserve"> </w:t>
+      </w:r>
+      <w:r>
+        <w:rPr>
+          <w:lang w:eastAsia="de-DE"/>
+        </w:rPr>
+        <w:t>Ebenfalls nicht enthalten ist eine Oberfläche zur Pflege von Ansprechpersonen und Häusern. Die Sprachen Französisch und Arabisch sind für spätere Releases vorgesehen.</w:t>
+      </w:r>
+    </w:p>
+    <w:p>
+      <w:pPr>
+        <w:rPr>
+          <w:lang w:eastAsia="de-DE"/>
+        </w:rPr>
+      </w:pPr>
+      <w:r>
+        <w:rPr>
+          <w:lang w:eastAsia="de-DE"/>
+        </w:rPr>
+        <w:t>Nicht in der Verantwortung des Projekts liegen die Bereitstellung der Infrastruktur (VPS, Mailserver, Einrichtung der AD-Gruppe), die rechtliche Prüfung und Freigabe des Datenschutzhinweises sowie die inhaltliche Bearbeitung der eingehenden Nachrichten. Dasselbe gilt für den Umgang mit kritischen Meldungen und die Einführung des Kummerkastens bei den Bewohnern. Diese Aufgaben liegen bei der IT-Abteilung, dem Datenschutz und der Jugendhilfe</w:t>
+      </w:r>
+      <w:r>
+        <w:rPr>
+          <w:lang w:eastAsia="de-DE"/>
+        </w:rPr>
+        <w:t xml:space="preserve">. </w:t>
+      </w:r>
+    </w:p>
+    <w:p>
+      <w:pPr>
+        <w:pStyle w:val="berschrift1"/>
         <w:rPr>
           <w:rFonts w:eastAsia="Times New Roman"/>
           <w:lang w:eastAsia="de-DE"/>
         </w:rPr>
       </w:pPr>
-      <w:bookmarkStart w:id="11" w:name="_Toc243393739"/>
+      <w:bookmarkStart w:id="11" w:name="_Toc243560834"/>
       <w:r>
         <w:rPr>
           <w:rFonts w:eastAsia="Times New Roman"/>
           <w:lang w:eastAsia="de-DE"/>
         </w:rPr>
-        <w:t>Zugang und Token-Verfahren</w:t>
+        <w:lastRenderedPageBreak/>
+        <w:t>Funktionsweise und Rollen</w:t>
       </w:r>
       <w:bookmarkEnd w:id="11"/>
     </w:p>
@@ -8576,22 +6193,15 @@
           <w:lang w:eastAsia="de-DE"/>
         </w:rPr>
       </w:pPr>
-      <w:bookmarkStart w:id="12" w:name="_Toc243393740"/>
+      <w:bookmarkStart w:id="12" w:name="_Toc243560835"/>
       <w:r>
         <w:rPr>
           <w:rFonts w:eastAsia="Times New Roman"/>
           <w:lang w:eastAsia="de-DE"/>
         </w:rPr>
-        <w:t>Nachrichteneingabe</w:t>
+        <w:t>Zugang und Token-Verfahren</w:t>
       </w:r>
       <w:bookmarkEnd w:id="12"/>
-      <w:r>
-        <w:rPr>
-          <w:rFonts w:eastAsia="Times New Roman"/>
-          <w:lang w:eastAsia="de-DE"/>
-        </w:rPr>
-        <w:t xml:space="preserve"> </w:t>
-      </w:r>
     </w:p>
     <w:p>
       <w:pPr>
@@ -8603,63 +6213,88 @@
         <w:rPr>
           <w:lang w:eastAsia="de-DE"/>
         </w:rPr>
-        <w:t>(Pflichtangaben, freiwillige Angaben: Haus, Ansprechperson, Art der Nachricht, Geschlecht)</w:t>
+        <w:t>Der Zugang zum Kummerkasten wird über ein Token geschützt sein. Es wird keine Benutzerkonten und keine Anmeldung mit Benutzername und Passwort geben. Das Token wird ausschließlich der Zugangskontrolle dienen und nicht der Identifikation. Es wird mit einem kryptografisch sicheren Zufallsgenerator erzeugt, nicht fortlaufend sein und keine Information über den Bewohner, die Ansprechperson oder das Haus enthalten. Beim Absenden des Formulars wird das Backend prüfen, ob das Token gültig ist. Nur dann wird die Nachricht per E-Mail zugestellt.</w:t>
       </w:r>
     </w:p>
     <w:p>
       <w:pPr>
-        <w:pStyle w:val="berschrift2"/>
-        <w:rPr>
-          <w:rFonts w:eastAsia="Times New Roman"/>
-          <w:lang w:eastAsia="de-DE"/>
-        </w:rPr>
-      </w:pPr>
-      <w:bookmarkStart w:id="13" w:name="_Toc243393741"/>
-      <w:r>
-        <w:rPr>
-          <w:rFonts w:eastAsia="Times New Roman"/>
-          <w:lang w:eastAsia="de-DE"/>
-        </w:rPr>
-        <w:t>Weiterleitung und Bearbeitung</w:t>
-      </w:r>
-      <w:bookmarkEnd w:id="13"/>
+        <w:rPr>
+          <w:lang w:eastAsia="de-DE"/>
+        </w:rPr>
+      </w:pPr>
+      <w:r>
+        <w:rPr>
+          <w:lang w:eastAsia="de-DE"/>
+        </w:rPr>
+        <w:t>Die Tokens sollen im Voraus und unabhängig von einer konkreten Nachricht ausgegeben werden und eine lange Gültigkeit haben, damit Ausgabe und Einreichung zeitlich nicht zusammenhängen. Ob dafür ein gemeinsamer Zugangscode oder ein Vorrat einzelner Tokens verwendet wird und wie die Ausgabe organisiert w</w:t>
+      </w:r>
+      <w:r>
+        <w:rPr>
+          <w:lang w:eastAsia="de-DE"/>
+        </w:rPr>
+        <w:t>ird, ist noch nicht entschieden.</w:t>
+      </w:r>
     </w:p>
     <w:p>
       <w:pPr>
-        <w:rPr>
-          <w:lang w:eastAsia="de-DE"/>
-        </w:rPr>
-      </w:pPr>
-      <w:r>
-        <w:rPr>
-          <w:lang w:eastAsia="de-DE"/>
-        </w:rPr>
-        <w:t xml:space="preserve"> (Verteiler bei fehlender Auswahl, Postfach der Ansprechperson)</w:t>
+        <w:pStyle w:val="berschrift2"/>
+        <w:rPr>
+          <w:rFonts w:eastAsia="Times New Roman"/>
+          <w:lang w:eastAsia="de-DE"/>
+        </w:rPr>
+      </w:pPr>
+      <w:bookmarkStart w:id="13" w:name="_Toc243560836"/>
+      <w:r>
+        <w:rPr>
+          <w:rFonts w:eastAsia="Times New Roman"/>
+          <w:lang w:eastAsia="de-DE"/>
+        </w:rPr>
+        <w:t>Nachrichteneingabe</w:t>
+      </w:r>
+      <w:bookmarkEnd w:id="13"/>
+      <w:r>
+        <w:rPr>
+          <w:rFonts w:eastAsia="Times New Roman"/>
+          <w:lang w:eastAsia="de-DE"/>
+        </w:rPr>
+        <w:t xml:space="preserve"> </w:t>
       </w:r>
     </w:p>
     <w:p>
       <w:pPr>
-        <w:pStyle w:val="berschrift2"/>
-        <w:rPr>
-          <w:rFonts w:eastAsia="Times New Roman"/>
-          <w:lang w:eastAsia="de-DE"/>
-        </w:rPr>
-      </w:pPr>
-      <w:bookmarkStart w:id="14" w:name="_Toc243393742"/>
-      <w:r>
-        <w:rPr>
-          <w:rFonts w:eastAsia="Times New Roman"/>
-          <w:lang w:eastAsia="de-DE"/>
-        </w:rPr>
-        <w:t>Rollen und Berechtigungen</w:t>
-      </w:r>
-      <w:bookmarkEnd w:id="14"/>
-      <w:r>
-        <w:rPr>
-          <w:rFonts w:eastAsia="Times New Roman"/>
-          <w:lang w:eastAsia="de-DE"/>
-        </w:rPr>
-        <w:t xml:space="preserve"> </w:t>
+        <w:rPr>
+          <w:lang w:eastAsia="de-DE"/>
+        </w:rPr>
+      </w:pPr>
+      <w:r>
+        <w:rPr>
+          <w:lang w:eastAsia="de-DE"/>
+        </w:rPr>
+        <w:t>Zum Einreichen einer Nachricht wird der Bewohner das Formular aufrufen u</w:t>
+      </w:r>
+      <w:r>
+        <w:rPr>
+          <w:lang w:eastAsia="de-DE"/>
+        </w:rPr>
+        <w:t xml:space="preserve">nd sich mit dem Token ausweisen. </w:t>
+      </w:r>
+      <w:r>
+        <w:rPr>
+          <w:lang w:eastAsia="de-DE"/>
+        </w:rPr>
+        <w:t>Pflichtangabe wird die Kategorie der Nachricht sein (z. B. Regeln, Betreuer/Personal, Zimmer), außerdem wird ein Nachrichtentext benötigt. Gebäude und Gruppe werden freiwillig über je eine Auswahlliste wählbar sein. Ebenso soll eine Ansprechperson aus einer Liste ausgewählt werden können. Wird keine Ansprechperson gewählt, wird die Nachricht an den Gruppenverteiler gehen. Die Angabe des Geschlechts (weiblich, männlich, divers) wird freiwillig und als “optional” gekennzeichnet sein. Ob Gebäude, Gruppe und Geschlecht aufgenommen werden, wird noch geprüft, da sie die Gruppe</w:t>
+      </w:r>
+      <w:r>
+        <w:rPr>
+          <w:lang w:eastAsia="de-DE"/>
+        </w:rPr>
+        <w:t xml:space="preserve"> möglicher Absender verkleinern. </w:t>
+      </w:r>
+      <w:r>
+        <w:rPr>
+          <w:lang w:eastAsia="de-DE"/>
+        </w:rPr>
+        <w:t>Name, E-Mail-Adresse oder andere Kontaktdaten werden nicht abgefragt. Das Formular wird zunächst auf Deutsch und Englisch zur Verfügung stehen.</w:t>
       </w:r>
     </w:p>
     <w:p>
@@ -8672,228 +6307,638 @@
         <w:rPr>
           <w:lang w:eastAsia="de-DE"/>
         </w:rPr>
-        <w:t>(Tabelle)</w:t>
+        <w:t>Unterhalb der Eingabefelder wird ein Datenschutzhinweis angezeigt, den der Bewohner per Checkbox als gelesen bestätigen soll, bevor er absendet</w:t>
+      </w:r>
+      <w:r>
+        <w:rPr>
+          <w:iCs/>
+          <w:lang w:eastAsia="de-DE"/>
+        </w:rPr>
+        <w:t xml:space="preserve">. </w:t>
+      </w:r>
+      <w:r>
+        <w:rPr>
+          <w:lang w:eastAsia="de-DE"/>
+        </w:rPr>
+        <w:t>Der Text ist ein Entwurf, die Freigabe durch den Auftraggebe</w:t>
+      </w:r>
+      <w:r>
+        <w:rPr>
+          <w:lang w:eastAsia="de-DE"/>
+        </w:rPr>
+        <w:t xml:space="preserve">r und den Datenschutz steht aus. </w:t>
       </w:r>
     </w:p>
     <w:p>
       <w:pPr>
-        <w:pStyle w:val="berschrift2"/>
-        <w:rPr>
-          <w:rFonts w:eastAsia="Times New Roman"/>
-          <w:lang w:eastAsia="de-DE"/>
-        </w:rPr>
-      </w:pPr>
-      <w:bookmarkStart w:id="15" w:name="_Toc243393743"/>
-      <w:r>
-        <w:rPr>
-          <w:rFonts w:eastAsia="Times New Roman"/>
-          <w:lang w:eastAsia="de-DE"/>
-        </w:rPr>
-        <w:t>Lebenszyklus einer Nachricht</w:t>
-      </w:r>
-      <w:bookmarkEnd w:id="15"/>
-      <w:r>
-        <w:rPr>
-          <w:rFonts w:eastAsia="Times New Roman"/>
-          <w:lang w:eastAsia="de-DE"/>
-        </w:rPr>
-        <w:t xml:space="preserve"> </w:t>
+        <w:rPr>
+          <w:lang w:eastAsia="de-DE"/>
+        </w:rPr>
+      </w:pPr>
+      <w:r>
+        <w:rPr>
+          <w:lang w:eastAsia="de-DE"/>
+        </w:rPr>
+        <w:t xml:space="preserve">Vor dem Absenden wird das Frontend die Eingaben prüfen, etwa ob eine Kategorie gewählt und der Nachrichtentext ausgefüllt ist und die maximale Länge nicht überschritten wird. Bei fehlenden Pflichtangaben wird ein Hinweis am betroffenen Feld erscheinen. Beim Absenden wird das Backend Token und Eingaben erneut prüfen, da die Prüfung im Browser umgangen werden kann. Die </w:t>
+      </w:r>
+      <w:r>
+        <w:rPr>
+          <w:lang w:eastAsia="de-DE"/>
+        </w:rPr>
+        <w:lastRenderedPageBreak/>
+        <w:t>Nachricht wird per E-Mail zugestellt und nicht gespeichert. Der Bewohner wird anschließend eine Bestätigung erhalten, dass die Nachricht versendet wurde. Schlägt der Versand fehl, wird eine verständliche Fehlermeldung ohne technische Details erscheinen, und der eingegebene Text wird im Formular erhalten bleiben.</w:t>
       </w:r>
     </w:p>
     <w:p>
       <w:pPr>
-        <w:rPr>
-          <w:lang w:eastAsia="de-DE"/>
-        </w:rPr>
-      </w:pPr>
-      <w:r>
-        <w:rPr>
-          <w:lang w:eastAsia="de-DE"/>
-        </w:rPr>
-        <w:t>(Token anfragen → Formular → Validierung → Mail → Bearbeitung → Löschung)</w:t>
-      </w:r>
+        <w:pStyle w:val="berschrift2"/>
+        <w:rPr>
+          <w:rFonts w:eastAsia="Times New Roman"/>
+          <w:lang w:eastAsia="de-DE"/>
+        </w:rPr>
+      </w:pPr>
+      <w:bookmarkStart w:id="14" w:name="_Toc243560837"/>
+      <w:r>
+        <w:rPr>
+          <w:rFonts w:eastAsia="Times New Roman"/>
+          <w:lang w:eastAsia="de-DE"/>
+        </w:rPr>
+        <w:t>Weiterleitung und Bearbeitung</w:t>
+      </w:r>
+      <w:bookmarkEnd w:id="14"/>
     </w:p>
     <w:p>
       <w:pPr>
-        <w:pStyle w:val="berschrift1"/>
-        <w:rPr>
-          <w:rFonts w:eastAsia="Times New Roman"/>
-          <w:lang w:eastAsia="de-DE"/>
-        </w:rPr>
-      </w:pPr>
-      <w:bookmarkStart w:id="16" w:name="_Toc243393744"/>
-      <w:r>
-        <w:rPr>
-          <w:rFonts w:eastAsia="Times New Roman"/>
-          <w:lang w:eastAsia="de-DE"/>
-        </w:rPr>
-        <w:t>Anonymisierung und Datenschutz</w:t>
-      </w:r>
-      <w:bookmarkEnd w:id="16"/>
+        <w:rPr>
+          <w:lang w:eastAsia="de-DE"/>
+        </w:rPr>
+      </w:pPr>
+      <w:r>
+        <w:rPr>
+          <w:lang w:eastAsia="de-DE"/>
+        </w:rPr>
+        <w:t xml:space="preserve">Nach der Prüfung wird das Backend die Nachricht mit </w:t>
+      </w:r>
+      <w:proofErr w:type="spellStart"/>
+      <w:r>
+        <w:rPr>
+          <w:lang w:eastAsia="de-DE"/>
+        </w:rPr>
+        <w:t>PHPMailer</w:t>
+      </w:r>
+      <w:proofErr w:type="spellEnd"/>
+      <w:r>
+        <w:rPr>
+          <w:lang w:eastAsia="de-DE"/>
+        </w:rPr>
+        <w:t xml:space="preserve"> per SMTP über eine verschlüsselte Verbindung (TLS) an den Mailserver übergeben. Empfänger wird die ausgewählte Ansprechperson sein. Wurde keine Ansprechperson gewählt, wird die Nachricht an den Gruppenverteiler gehen. Die Empfängeradressen werden aus einer Konfiguration gelesen und nicht aus den Eingaben des Bewohners übernommen. Die E-Mail wird die Kategorie, den Nachrichtentext und die freiwillig gemachten Angaben enthalten. Als Absender wird eine neutrale Systemadresse dienen, die keine Rückschlüsse auf den Bewohner zulässt. Ob und wie Zeitstempel und Header der E-Mail reduziert we</w:t>
+      </w:r>
+      <w:r>
+        <w:rPr>
+          <w:lang w:eastAsia="de-DE"/>
+        </w:rPr>
+        <w:t>rden können, wird noch geprüft</w:t>
+      </w:r>
+      <w:r>
+        <w:rPr>
+          <w:lang w:eastAsia="de-DE"/>
+        </w:rPr>
+        <w:t>.</w:t>
+      </w:r>
     </w:p>
     <w:p>
       <w:pPr>
-        <w:pStyle w:val="berschrift2"/>
-        <w:rPr>
-          <w:rFonts w:eastAsia="Times New Roman"/>
-          <w:lang w:eastAsia="de-DE"/>
-        </w:rPr>
-      </w:pPr>
-      <w:bookmarkStart w:id="17" w:name="_Toc243393745"/>
-      <w:r>
-        <w:rPr>
-          <w:rFonts w:eastAsia="Times New Roman"/>
-          <w:lang w:eastAsia="de-DE"/>
-        </w:rPr>
-        <w:t>Begriffe</w:t>
-      </w:r>
-      <w:bookmarkEnd w:id="17"/>
-      <w:r>
-        <w:rPr>
-          <w:rFonts w:eastAsia="Times New Roman"/>
-          <w:lang w:eastAsia="de-DE"/>
-        </w:rPr>
-        <w:t xml:space="preserve"> </w:t>
+        <w:rPr>
+          <w:lang w:eastAsia="de-DE"/>
+        </w:rPr>
+      </w:pPr>
+      <w:r>
+        <w:rPr>
+          <w:lang w:eastAsia="de-DE"/>
+        </w:rPr>
+        <w:t>Die Ansprechperson wird die Nachricht in ihrem gewohnten Outlook-Postfach erhalten und dort bearbeiten. Eine Rückantwort an den Absender wird es nicht geben, da dies die Anonymität einschränken würde. Die weitere Bearbeitung der Nachricht liegt außerhalb der Anwendung und wird organisatorisch geregelt. Das betrifft die vertrauliche Behandlung, den Umgang mit dringenden oder kritischen Meldungen sowie die Aufbew</w:t>
+      </w:r>
+      <w:r>
+        <w:rPr>
+          <w:lang w:eastAsia="de-DE"/>
+        </w:rPr>
+        <w:t xml:space="preserve">ahrung und Löschung im Postfach. </w:t>
+      </w:r>
+      <w:r>
+        <w:rPr>
+          <w:lang w:eastAsia="de-DE"/>
+        </w:rPr>
+        <w:t xml:space="preserve">Die Anwendung selbst wird keine Nachrichten speichern und keine Kopie zurückhalten. Ob Nachrichten gebündelt zu festen Zeitpunkten zugestellt werden, um die Zuordnung über den Einreichzeitpunkt zu erschweren </w:t>
+      </w:r>
+      <w:r>
+        <w:rPr>
+          <w:lang w:eastAsia="de-DE"/>
+        </w:rPr>
+        <w:t>(N7), ist noch nicht entschieden</w:t>
+      </w:r>
+      <w:r>
+        <w:rPr>
+          <w:lang w:eastAsia="de-DE"/>
+        </w:rPr>
+        <w:t>.</w:t>
       </w:r>
     </w:p>
     <w:p>
       <w:pPr>
-        <w:rPr>
-          <w:lang w:eastAsia="de-DE"/>
-        </w:rPr>
-      </w:pPr>
-      <w:r>
-        <w:rPr>
-          <w:lang w:eastAsia="de-DE"/>
-        </w:rPr>
-        <w:t xml:space="preserve">(Anonymisierung vs. </w:t>
-      </w:r>
-      <w:proofErr w:type="spellStart"/>
-      <w:r>
-        <w:rPr>
-          <w:lang w:eastAsia="de-DE"/>
-        </w:rPr>
-        <w:t>Pseudonymisierung</w:t>
-      </w:r>
-      <w:proofErr w:type="spellEnd"/>
-      <w:r>
-        <w:rPr>
-          <w:lang w:eastAsia="de-DE"/>
-        </w:rPr>
-        <w:t>) und Rechercheergebnisse</w:t>
+        <w:pStyle w:val="berschrift2"/>
+        <w:rPr>
+          <w:rFonts w:eastAsia="Times New Roman"/>
+          <w:lang w:eastAsia="de-DE"/>
+        </w:rPr>
+      </w:pPr>
+      <w:bookmarkStart w:id="15" w:name="_Toc243560838"/>
+      <w:r>
+        <w:rPr>
+          <w:rFonts w:eastAsia="Times New Roman"/>
+          <w:lang w:eastAsia="de-DE"/>
+        </w:rPr>
+        <w:t>Rollen und Berechtigungen</w:t>
+      </w:r>
+      <w:bookmarkEnd w:id="15"/>
+      <w:r>
+        <w:rPr>
+          <w:rFonts w:eastAsia="Times New Roman"/>
+          <w:lang w:eastAsia="de-DE"/>
+        </w:rPr>
+        <w:t xml:space="preserve"> </w:t>
       </w:r>
     </w:p>
     <w:p>
-      <w:pPr>
-        <w:pStyle w:val="berschrift2"/>
-        <w:rPr>
-          <w:rFonts w:eastAsia="Times New Roman"/>
-          <w:lang w:eastAsia="de-DE"/>
-        </w:rPr>
-      </w:pPr>
-      <w:bookmarkStart w:id="18" w:name="_Toc243393746"/>
-      <w:r>
-        <w:rPr>
-          <w:rFonts w:eastAsia="Times New Roman"/>
-          <w:lang w:eastAsia="de-DE"/>
-        </w:rPr>
-        <w:t>Identifikationsrisiken</w:t>
-      </w:r>
-      <w:bookmarkEnd w:id="18"/>
-      <w:r>
-        <w:rPr>
-          <w:rFonts w:eastAsia="Times New Roman"/>
-          <w:lang w:eastAsia="de-DE"/>
-        </w:rPr>
-        <w:t xml:space="preserve"> </w:t>
+      <w:r>
+        <w:t>Der Kummerkasten wird drei Rollen kennen. Die Anwendung selbst wird keine Benutzerkonten und keine Rechteverwaltung enthalten, weil keine Nachrichten gespeichert werden. Die Berechtigungen ergeben sich daher aus dem Zugang mit Token, aus dem Zugriff auf die Konfiguration und aus den Rechten im Mailsystem.</w:t>
+      </w:r>
+    </w:p>
+    <w:p/>
+    <w:p/>
+    <w:tbl>
+      <w:tblPr>
+        <w:tblStyle w:val="Gitternetztabelle4Akzent2"/>
+        <w:tblW w:w="0" w:type="auto"/>
+        <w:tblLook w:val="04A0" w:firstRow="1" w:lastRow="0" w:firstColumn="1" w:lastColumn="0" w:noHBand="0" w:noVBand="1"/>
+      </w:tblPr>
+      <w:tblGrid>
+        <w:gridCol w:w="2406"/>
+        <w:gridCol w:w="2407"/>
+        <w:gridCol w:w="2407"/>
+        <w:gridCol w:w="2407"/>
+      </w:tblGrid>
+      <w:tr>
+        <w:trPr>
+          <w:cnfStyle w:val="100000000000" w:firstRow="1" w:lastRow="0" w:firstColumn="0" w:lastColumn="0" w:oddVBand="0" w:evenVBand="0" w:oddHBand="0" w:evenHBand="0" w:firstRowFirstColumn="0" w:firstRowLastColumn="0" w:lastRowFirstColumn="0" w:lastRowLastColumn="0"/>
+          <w:tblHeader/>
+        </w:trPr>
+        <w:tc>
+          <w:tcPr>
+            <w:cnfStyle w:val="001000000000" w:firstRow="0" w:lastRow="0" w:firstColumn="1" w:lastColumn="0" w:oddVBand="0" w:evenVBand="0" w:oddHBand="0" w:evenHBand="0" w:firstRowFirstColumn="0" w:firstRowLastColumn="0" w:lastRowFirstColumn="0" w:lastRowLastColumn="0"/>
+            <w:tcW w:w="2406" w:type="dxa"/>
+          </w:tcPr>
+          <w:p>
+            <w:r>
+              <w:lastRenderedPageBreak/>
+              <w:t>Rolle</w:t>
+            </w:r>
+          </w:p>
+        </w:tc>
+        <w:tc>
+          <w:tcPr>
+            <w:tcW w:w="2407" w:type="dxa"/>
+          </w:tcPr>
+          <w:p>
+            <w:pPr>
+              <w:cnfStyle w:val="100000000000" w:firstRow="1" w:lastRow="0" w:firstColumn="0" w:lastColumn="0" w:oddVBand="0" w:evenVBand="0" w:oddHBand="0" w:evenHBand="0" w:firstRowFirstColumn="0" w:firstRowLastColumn="0" w:lastRowFirstColumn="0" w:lastRowLastColumn="0"/>
+            </w:pPr>
+            <w:r>
+              <w:t>Aufgaben</w:t>
+            </w:r>
+          </w:p>
+        </w:tc>
+        <w:tc>
+          <w:tcPr>
+            <w:tcW w:w="2407" w:type="dxa"/>
+          </w:tcPr>
+          <w:p>
+            <w:pPr>
+              <w:cnfStyle w:val="100000000000" w:firstRow="1" w:lastRow="0" w:firstColumn="0" w:lastColumn="0" w:oddVBand="0" w:evenVBand="0" w:oddHBand="0" w:evenHBand="0" w:firstRowFirstColumn="0" w:firstRowLastColumn="0" w:lastRowFirstColumn="0" w:lastRowLastColumn="0"/>
+            </w:pPr>
+            <w:r>
+              <w:t>Berechtigungen</w:t>
+            </w:r>
+          </w:p>
+        </w:tc>
+        <w:tc>
+          <w:tcPr>
+            <w:tcW w:w="2407" w:type="dxa"/>
+          </w:tcPr>
+          <w:p>
+            <w:pPr>
+              <w:cnfStyle w:val="100000000000" w:firstRow="1" w:lastRow="0" w:firstColumn="0" w:lastColumn="0" w:oddVBand="0" w:evenVBand="0" w:oddHBand="0" w:evenHBand="0" w:firstRowFirstColumn="0" w:firstRowLastColumn="0" w:lastRowFirstColumn="0" w:lastRowLastColumn="0"/>
+            </w:pPr>
+            <w:r>
+              <w:t>Keine Berechtigungen</w:t>
+            </w:r>
+          </w:p>
+        </w:tc>
+      </w:tr>
+      <w:tr>
+        <w:trPr>
+          <w:cnfStyle w:val="000000100000" w:firstRow="0" w:lastRow="0" w:firstColumn="0" w:lastColumn="0" w:oddVBand="0" w:evenVBand="0" w:oddHBand="1" w:evenHBand="0" w:firstRowFirstColumn="0" w:firstRowLastColumn="0" w:lastRowFirstColumn="0" w:lastRowLastColumn="0"/>
+        </w:trPr>
+        <w:tc>
+          <w:tcPr>
+            <w:cnfStyle w:val="001000000000" w:firstRow="0" w:lastRow="0" w:firstColumn="1" w:lastColumn="0" w:oddVBand="0" w:evenVBand="0" w:oddHBand="0" w:evenHBand="0" w:firstRowFirstColumn="0" w:firstRowLastColumn="0" w:lastRowFirstColumn="0" w:lastRowLastColumn="0"/>
+            <w:tcW w:w="2406" w:type="dxa"/>
+          </w:tcPr>
+          <w:p>
+            <w:r>
+              <w:t>Bewohner</w:t>
+            </w:r>
+          </w:p>
+        </w:tc>
+        <w:tc>
+          <w:tcPr>
+            <w:tcW w:w="2407" w:type="dxa"/>
+          </w:tcPr>
+          <w:p>
+            <w:pPr>
+              <w:cnfStyle w:val="000000100000" w:firstRow="0" w:lastRow="0" w:firstColumn="0" w:lastColumn="0" w:oddVBand="0" w:evenVBand="0" w:oddHBand="1" w:evenHBand="0" w:firstRowFirstColumn="0" w:firstRowLastColumn="0" w:lastRowFirstColumn="0" w:lastRowLastColumn="0"/>
+            </w:pPr>
+            <w:r>
+              <w:t>Nachrichten einreichen</w:t>
+            </w:r>
+          </w:p>
+        </w:tc>
+        <w:tc>
+          <w:tcPr>
+            <w:tcW w:w="2407" w:type="dxa"/>
+          </w:tcPr>
+          <w:p>
+            <w:pPr>
+              <w:cnfStyle w:val="000000100000" w:firstRow="0" w:lastRow="0" w:firstColumn="0" w:lastColumn="0" w:oddVBand="0" w:evenVBand="0" w:oddHBand="1" w:evenHBand="0" w:firstRowFirstColumn="0" w:firstRowLastColumn="0" w:lastRowFirstColumn="0" w:lastRowLastColumn="0"/>
+            </w:pPr>
+            <w:r>
+              <w:t>Formular aufrufen und absenden, sofern ein gültiges Token vorliegt</w:t>
+            </w:r>
+          </w:p>
+        </w:tc>
+        <w:tc>
+          <w:tcPr>
+            <w:tcW w:w="2407" w:type="dxa"/>
+          </w:tcPr>
+          <w:p>
+            <w:pPr>
+              <w:cnfStyle w:val="000000100000" w:firstRow="0" w:lastRow="0" w:firstColumn="0" w:lastColumn="0" w:oddVBand="0" w:evenVBand="0" w:oddHBand="1" w:evenHBand="0" w:firstRowFirstColumn="0" w:firstRowLastColumn="0" w:lastRowFirstColumn="0" w:lastRowLastColumn="0"/>
+            </w:pPr>
+            <w:r>
+              <w:t>Nachrichten lesen, ändern oder löschen;</w:t>
+            </w:r>
+          </w:p>
+          <w:p>
+            <w:pPr>
+              <w:cnfStyle w:val="000000100000" w:firstRow="0" w:lastRow="0" w:firstColumn="0" w:lastColumn="0" w:oddVBand="0" w:evenVBand="0" w:oddHBand="1" w:evenHBand="0" w:firstRowFirstColumn="0" w:firstRowLastColumn="0" w:lastRowFirstColumn="0" w:lastRowLastColumn="0"/>
+            </w:pPr>
+            <w:r>
+              <w:t>Konfiguration einsehen</w:t>
+            </w:r>
+          </w:p>
+        </w:tc>
+      </w:tr>
+      <w:tr>
+        <w:tc>
+          <w:tcPr>
+            <w:cnfStyle w:val="001000000000" w:firstRow="0" w:lastRow="0" w:firstColumn="1" w:lastColumn="0" w:oddVBand="0" w:evenVBand="0" w:oddHBand="0" w:evenHBand="0" w:firstRowFirstColumn="0" w:firstRowLastColumn="0" w:lastRowFirstColumn="0" w:lastRowLastColumn="0"/>
+            <w:tcW w:w="2406" w:type="dxa"/>
+          </w:tcPr>
+          <w:p>
+            <w:r>
+              <w:t>Ansprechperson</w:t>
+            </w:r>
+          </w:p>
+        </w:tc>
+        <w:tc>
+          <w:tcPr>
+            <w:tcW w:w="2407" w:type="dxa"/>
+          </w:tcPr>
+          <w:p>
+            <w:pPr>
+              <w:cnfStyle w:val="000000000000" w:firstRow="0" w:lastRow="0" w:firstColumn="0" w:lastColumn="0" w:oddVBand="0" w:evenVBand="0" w:oddHBand="0" w:evenHBand="0" w:firstRowFirstColumn="0" w:firstRowLastColumn="0" w:lastRowFirstColumn="0" w:lastRowLastColumn="0"/>
+            </w:pPr>
+            <w:r>
+              <w:t>Nachricht per E-Mail erhalten und bearbeiten</w:t>
+            </w:r>
+          </w:p>
+        </w:tc>
+        <w:tc>
+          <w:tcPr>
+            <w:tcW w:w="2407" w:type="dxa"/>
+          </w:tcPr>
+          <w:p>
+            <w:pPr>
+              <w:cnfStyle w:val="000000000000" w:firstRow="0" w:lastRow="0" w:firstColumn="0" w:lastColumn="0" w:oddVBand="0" w:evenVBand="0" w:oddHBand="0" w:evenHBand="0" w:firstRowFirstColumn="0" w:firstRowLastColumn="0" w:lastRowFirstColumn="0" w:lastRowLastColumn="0"/>
+            </w:pPr>
+            <w:r>
+              <w:t>Lesen, Bearbeiten und Löschen der eigenen E-Mails im Outlook-Postfach</w:t>
+            </w:r>
+          </w:p>
+        </w:tc>
+        <w:tc>
+          <w:tcPr>
+            <w:tcW w:w="2407" w:type="dxa"/>
+          </w:tcPr>
+          <w:p>
+            <w:pPr>
+              <w:cnfStyle w:val="000000000000" w:firstRow="0" w:lastRow="0" w:firstColumn="0" w:lastColumn="0" w:oddVBand="0" w:evenVBand="0" w:oddHBand="0" w:evenHBand="0" w:firstRowFirstColumn="0" w:firstRowLastColumn="0" w:lastRowFirstColumn="0" w:lastRowLastColumn="0"/>
+            </w:pPr>
+            <w:r>
+              <w:t>Änderungen an der Anwendung, Rückantwort an den Absender</w:t>
+            </w:r>
+          </w:p>
+        </w:tc>
+      </w:tr>
+      <w:tr>
+        <w:trPr>
+          <w:cnfStyle w:val="000000100000" w:firstRow="0" w:lastRow="0" w:firstColumn="0" w:lastColumn="0" w:oddVBand="0" w:evenVBand="0" w:oddHBand="1" w:evenHBand="0" w:firstRowFirstColumn="0" w:firstRowLastColumn="0" w:lastRowFirstColumn="0" w:lastRowLastColumn="0"/>
+        </w:trPr>
+        <w:tc>
+          <w:tcPr>
+            <w:cnfStyle w:val="001000000000" w:firstRow="0" w:lastRow="0" w:firstColumn="1" w:lastColumn="0" w:oddVBand="0" w:evenVBand="0" w:oddHBand="0" w:evenHBand="0" w:firstRowFirstColumn="0" w:firstRowLastColumn="0" w:lastRowFirstColumn="0" w:lastRowLastColumn="0"/>
+            <w:tcW w:w="2406" w:type="dxa"/>
+          </w:tcPr>
+          <w:p>
+            <w:r>
+              <w:t>Administration</w:t>
+            </w:r>
+          </w:p>
+        </w:tc>
+        <w:tc>
+          <w:tcPr>
+            <w:tcW w:w="2407" w:type="dxa"/>
+          </w:tcPr>
+          <w:p>
+            <w:pPr>
+              <w:cnfStyle w:val="000000100000" w:firstRow="0" w:lastRow="0" w:firstColumn="0" w:lastColumn="0" w:oddVBand="0" w:evenVBand="0" w:oddHBand="1" w:evenHBand="0" w:firstRowFirstColumn="0" w:firstRowLastColumn="0" w:lastRowFirstColumn="0" w:lastRowLastColumn="0"/>
+            </w:pPr>
+            <w:r>
+              <w:t>Betrieb des Servers, Pflege von Ansprechpersonen, Gruppenverteiler und Token-Einstellungen</w:t>
+            </w:r>
+          </w:p>
+        </w:tc>
+        <w:tc>
+          <w:tcPr>
+            <w:tcW w:w="2407" w:type="dxa"/>
+          </w:tcPr>
+          <w:p>
+            <w:pPr>
+              <w:cnfStyle w:val="000000100000" w:firstRow="0" w:lastRow="0" w:firstColumn="0" w:lastColumn="0" w:oddVBand="0" w:evenVBand="0" w:oddHBand="1" w:evenHBand="0" w:firstRowFirstColumn="0" w:firstRowLastColumn="0" w:lastRowFirstColumn="0" w:lastRowLastColumn="0"/>
+            </w:pPr>
+            <w:r>
+              <w:t>Zugriff auf Server und Konfiguration</w:t>
+            </w:r>
+          </w:p>
+        </w:tc>
+        <w:tc>
+          <w:tcPr>
+            <w:tcW w:w="2407" w:type="dxa"/>
+          </w:tcPr>
+          <w:p>
+            <w:pPr>
+              <w:cnfStyle w:val="000000100000" w:firstRow="0" w:lastRow="0" w:firstColumn="0" w:lastColumn="0" w:oddVBand="0" w:evenVBand="0" w:oddHBand="1" w:evenHBand="0" w:firstRowFirstColumn="0" w:firstRowLastColumn="0" w:lastRowFirstColumn="0" w:lastRowLastColumn="0"/>
+            </w:pPr>
+            <w:r>
+              <w:t>Zugriff auf die Postfächer der Ansprechpersonen (organisatorisch)</w:t>
+            </w:r>
+          </w:p>
+        </w:tc>
+      </w:tr>
+    </w:tbl>
+    <w:p/>
+    <w:p>
+      <w:pPr>
+        <w:rPr>
+          <w:lang w:eastAsia="de-DE"/>
+        </w:rPr>
+      </w:pPr>
+      <w:r>
+        <w:t>Die Anwendung wird Nachrichten weder speichern noch anzeigen. Lesen, Bearbeiten und Löschen von Nachrichten sind deshalb ausschließlich Rechte im Postfach der Ansprechperson und werden nicht von der Anwendung vergeben. Welche Personen den Gruppenverteiler empfangen, wird über die zuständige AD-Gruppe geregelt. Die Zuordnung der Rollen zu konkreten Personen und die Frage, wer die Konfiguration pflegt, sind noch nicht entschieden.</w:t>
       </w:r>
     </w:p>
     <w:p>
       <w:pPr>
-        <w:rPr>
-          <w:lang w:eastAsia="de-DE"/>
-        </w:rPr>
-      </w:pPr>
-      <w:r>
-        <w:rPr>
-          <w:lang w:eastAsia="de-DE"/>
-        </w:rPr>
-        <w:t>(IP, Logs, Zeitstempel, Browserdaten, Freitext, Mail-Header, Token)</w:t>
+        <w:pStyle w:val="berschrift2"/>
+        <w:rPr>
+          <w:rFonts w:eastAsia="Times New Roman"/>
+          <w:lang w:eastAsia="de-DE"/>
+        </w:rPr>
+      </w:pPr>
+      <w:bookmarkStart w:id="16" w:name="_Toc243560839"/>
+      <w:r>
+        <w:rPr>
+          <w:rFonts w:eastAsia="Times New Roman"/>
+          <w:lang w:eastAsia="de-DE"/>
+        </w:rPr>
+        <w:t>Lebenszyklus einer Nachricht</w:t>
+      </w:r>
+      <w:bookmarkEnd w:id="16"/>
+      <w:r>
+        <w:rPr>
+          <w:rFonts w:eastAsia="Times New Roman"/>
+          <w:lang w:eastAsia="de-DE"/>
+        </w:rPr>
+        <w:t xml:space="preserve"> </w:t>
       </w:r>
     </w:p>
     <w:p>
       <w:pPr>
-        <w:pStyle w:val="berschrift2"/>
-        <w:rPr>
-          <w:rFonts w:eastAsia="Times New Roman"/>
-          <w:lang w:eastAsia="de-DE"/>
-        </w:rPr>
-      </w:pPr>
-      <w:bookmarkStart w:id="19" w:name="_Toc243393747"/>
-      <w:r>
-        <w:rPr>
-          <w:rFonts w:eastAsia="Times New Roman"/>
-          <w:lang w:eastAsia="de-DE"/>
-        </w:rPr>
-        <w:t>Verarbeitete Daten, Rechtsgrundlage und Schutzmaßnahmen</w:t>
-      </w:r>
-      <w:bookmarkEnd w:id="19"/>
+        <w:rPr>
+          <w:lang w:eastAsia="de-DE"/>
+        </w:rPr>
+      </w:pPr>
+      <w:r>
+        <w:rPr>
+          <w:lang w:eastAsia="de-DE"/>
+        </w:rPr>
+        <w:t>Der Lebenszyklus einer Nachricht wird kurz sein, weil die Anwendung nichts dauerhaft speichert. Er beginnt mit der Ausgabe des Tokens, deren Ablauf noch nicht entschieden ist (siehe Kapitel 2.1). Der Bewohner wird anschließend das Formular aufrufen, die Angaben eintragen und absenden. Bis zum Absenden liegen die Eingaben nur im Browser des Bewohners. Beim Absenden werden sie an das Backend übertragen, das Token und Eingaben prüft und die Daten nur für die Dauer der Verarbeitung im Arbeitsspeicher hält. Es wird weder eine Datei noch ein Datenbankeintrag angelegt.</w:t>
+      </w:r>
     </w:p>
     <w:p>
       <w:pPr>
+        <w:rPr>
+          <w:lang w:eastAsia="de-DE"/>
+        </w:rPr>
+      </w:pPr>
+      <w:r>
+        <w:rPr>
+          <w:lang w:eastAsia="de-DE"/>
+        </w:rPr>
+        <w:t xml:space="preserve">Danach übergibt das Backend die Nachricht per </w:t>
+      </w:r>
+      <w:proofErr w:type="spellStart"/>
+      <w:r>
+        <w:rPr>
+          <w:lang w:eastAsia="de-DE"/>
+        </w:rPr>
+        <w:t>PHPMailer</w:t>
+      </w:r>
+      <w:proofErr w:type="spellEnd"/>
+      <w:r>
+        <w:rPr>
+          <w:lang w:eastAsia="de-DE"/>
+        </w:rPr>
+        <w:t xml:space="preserve"> an den Mailserver, der sie an die ausgewählte Ansprechperson oder den Gruppenverteiler zustellt. Ab diesem Zeitpunkt liegt die Nachricht ausschließlich als E-Mail im Postfach vor. Der Bewohner erhält eine Bestätigung, dass die Nachricht versendet wurde, aber keine Kopie und keine Referenznummer, damit nichts entsteht, </w:t>
+      </w:r>
+      <w:r>
+        <w:rPr>
+          <w:lang w:eastAsia="de-DE"/>
+        </w:rPr>
+        <w:lastRenderedPageBreak/>
+        <w:t>womit sich die Nachricht einer Person zuordnen lässt. Die Ansprechperson liest und bearbeitet die Nachricht in Outlook. Eine Rückantwort an den Absender ist nicht vorgesehen.</w:t>
+      </w:r>
+    </w:p>
+    <w:p>
+      <w:pPr>
+        <w:rPr>
+          <w:lang w:eastAsia="de-DE"/>
+        </w:rPr>
+      </w:pPr>
+      <w:r>
+        <w:rPr>
+          <w:lang w:eastAsia="de-DE"/>
+        </w:rPr>
+        <w:t>Die Löschung der Nachricht erfolgt nicht durch die Anwendung, sondern im Postfach der Ansprechperson. Wann und von wem Nachrichten gelöscht werden und welche Aufbewahrungsfristen gelten, ist noch nicht festgelegt. Das Token wird nach Ablauf seiner Gültigkeit nicht mehr angenommen. Ob es zusätzlich nach einmaliger Verwendun</w:t>
+      </w:r>
+      <w:r>
+        <w:rPr>
+          <w:lang w:eastAsia="de-DE"/>
+        </w:rPr>
+        <w:t>g ungültig wird, ist noch offen.</w:t>
+      </w:r>
+    </w:p>
+    <w:p>
+      <w:pPr>
+        <w:pStyle w:val="berschrift1"/>
+        <w:rPr>
+          <w:rFonts w:eastAsia="Times New Roman"/>
+          <w:lang w:eastAsia="de-DE"/>
+        </w:rPr>
+      </w:pPr>
+      <w:bookmarkStart w:id="17" w:name="_Toc243560840"/>
+      <w:r>
+        <w:rPr>
+          <w:rFonts w:eastAsia="Times New Roman"/>
+          <w:lang w:eastAsia="de-DE"/>
+        </w:rPr>
+        <w:t>Anonymisierung und Datenschutz</w:t>
+      </w:r>
+      <w:bookmarkEnd w:id="17"/>
+    </w:p>
+    <w:p>
+      <w:pPr>
         <w:pStyle w:val="berschrift2"/>
         <w:rPr>
           <w:rFonts w:eastAsia="Times New Roman"/>
           <w:lang w:eastAsia="de-DE"/>
         </w:rPr>
       </w:pPr>
-      <w:bookmarkStart w:id="20" w:name="_Toc243393748"/>
+      <w:bookmarkStart w:id="18" w:name="_Toc243560841"/>
       <w:r>
         <w:rPr>
           <w:rFonts w:eastAsia="Times New Roman"/>
           <w:lang w:eastAsia="de-DE"/>
         </w:rPr>
-        <w:t>Speicherfristen und Löschung</w:t>
+        <w:t>Technologieauswahl mit Alternativen und Begründung</w:t>
+      </w:r>
+      <w:bookmarkEnd w:id="18"/>
+    </w:p>
+    <w:p>
+      <w:pPr>
+        <w:pStyle w:val="berschrift2"/>
+        <w:rPr>
+          <w:rFonts w:eastAsia="Times New Roman"/>
+          <w:lang w:eastAsia="de-DE"/>
+        </w:rPr>
+      </w:pPr>
+      <w:bookmarkStart w:id="19" w:name="_Toc243560842"/>
+      <w:r>
+        <w:rPr>
+          <w:rFonts w:eastAsia="Times New Roman"/>
+          <w:lang w:eastAsia="de-DE"/>
+        </w:rPr>
+        <w:t>Systemarchitektur</w:t>
+      </w:r>
+      <w:bookmarkEnd w:id="19"/>
+      <w:r>
+        <w:rPr>
+          <w:rFonts w:eastAsia="Times New Roman"/>
+          <w:lang w:eastAsia="de-DE"/>
+        </w:rPr>
+        <w:t xml:space="preserve"> </w:t>
+      </w:r>
+    </w:p>
+    <w:p>
+      <w:pPr>
+        <w:rPr>
+          <w:lang w:eastAsia="de-DE"/>
+        </w:rPr>
+      </w:pPr>
+      <w:r>
+        <w:rPr>
+          <w:lang w:eastAsia="de-DE"/>
+        </w:rPr>
+        <w:t>(Diagramm mit Komponenten, Datenflüssen und Vertrauensgrenzen)</w:t>
+      </w:r>
+    </w:p>
+    <w:p>
+      <w:pPr>
+        <w:pStyle w:val="berschrift2"/>
+        <w:rPr>
+          <w:rFonts w:eastAsia="Times New Roman"/>
+          <w:lang w:eastAsia="de-DE"/>
+        </w:rPr>
+      </w:pPr>
+      <w:bookmarkStart w:id="20" w:name="_Toc243560843"/>
+      <w:r>
+        <w:rPr>
+          <w:rFonts w:eastAsia="Times New Roman"/>
+          <w:lang w:eastAsia="de-DE"/>
+        </w:rPr>
+        <w:t>Anwendungsaufbau</w:t>
       </w:r>
       <w:bookmarkEnd w:id="20"/>
     </w:p>
     <w:p>
       <w:pPr>
-        <w:pStyle w:val="berschrift2"/>
-        <w:rPr>
-          <w:rFonts w:eastAsia="Times New Roman"/>
-          <w:lang w:eastAsia="de-DE"/>
-        </w:rPr>
-      </w:pPr>
-      <w:bookmarkStart w:id="21" w:name="_Toc243393749"/>
-      <w:r>
-        <w:rPr>
-          <w:rFonts w:eastAsia="Times New Roman"/>
-          <w:lang w:eastAsia="de-DE"/>
-        </w:rPr>
-        <w:t>Grenzen und verbleibende Restrisiken</w:t>
-      </w:r>
-      <w:bookmarkEnd w:id="21"/>
-      <w:r>
-        <w:rPr>
-          <w:rFonts w:eastAsia="Times New Roman"/>
-          <w:lang w:eastAsia="de-DE"/>
-        </w:rPr>
-        <w:t xml:space="preserve"> </w:t>
+        <w:rPr>
+          <w:lang w:eastAsia="de-DE"/>
+        </w:rPr>
+      </w:pPr>
+      <w:r>
+        <w:rPr>
+          <w:lang w:eastAsia="de-DE"/>
+        </w:rPr>
+        <w:t xml:space="preserve"> (Frontend, Backend, Validierung, Mehrsprachigkeit)</w:t>
       </w:r>
     </w:p>
     <w:p>
       <w:pPr>
-        <w:rPr>
-          <w:lang w:eastAsia="de-DE"/>
-        </w:rPr>
-      </w:pPr>
-      <w:r>
-        <w:rPr>
-          <w:lang w:eastAsia="de-DE"/>
-        </w:rPr>
-        <w:t>(keine Anonymitätsgarantie)</w:t>
-      </w:r>
+        <w:pStyle w:val="berschrift1"/>
+        <w:rPr>
+          <w:rFonts w:eastAsia="Times New Roman"/>
+          <w:lang w:eastAsia="de-DE"/>
+        </w:rPr>
+      </w:pPr>
+      <w:bookmarkStart w:id="21" w:name="_Toc243560844"/>
+      <w:r>
+        <w:rPr>
+          <w:rFonts w:eastAsia="Times New Roman"/>
+          <w:lang w:eastAsia="de-DE"/>
+        </w:rPr>
+        <w:t>Benutzeroberfläche</w:t>
+      </w:r>
+      <w:bookmarkEnd w:id="21"/>
     </w:p>
     <w:p>
       <w:pPr>
@@ -8903,13 +6948,13 @@
           <w:lang w:eastAsia="de-DE"/>
         </w:rPr>
       </w:pPr>
-      <w:bookmarkStart w:id="22" w:name="_Toc243393750"/>
+      <w:bookmarkStart w:id="22" w:name="_Toc243560845"/>
       <w:r>
         <w:rPr>
           <w:rFonts w:eastAsia="Times New Roman"/>
           <w:lang w:eastAsia="de-DE"/>
         </w:rPr>
-        <w:t>Abstimmung mit Datenschutz</w:t>
+        <w:t>Entwürfe</w:t>
       </w:r>
       <w:bookmarkEnd w:id="22"/>
       <w:r>
@@ -8922,73 +6967,106 @@
     </w:p>
     <w:p>
       <w:pPr>
-        <w:pStyle w:val="berschrift2"/>
+        <w:rPr>
+          <w:lang w:eastAsia="de-DE"/>
+        </w:rPr>
+      </w:pPr>
+      <w:r>
+        <w:rPr>
+          <w:lang w:eastAsia="de-DE"/>
+        </w:rPr>
+        <w:t>(Token-Anfrage, Eingabeformular, Bestätigung)</w:t>
+      </w:r>
+    </w:p>
+    <w:p>
+      <w:pPr>
+        <w:pStyle w:val="berschrift1"/>
         <w:rPr>
           <w:rFonts w:eastAsia="Times New Roman"/>
           <w:lang w:eastAsia="de-DE"/>
         </w:rPr>
       </w:pPr>
-      <w:bookmarkStart w:id="23" w:name="_Toc243393751"/>
+      <w:bookmarkStart w:id="23" w:name="_Toc243560846"/>
       <w:r>
         <w:rPr>
           <w:rFonts w:eastAsia="Times New Roman"/>
           <w:lang w:eastAsia="de-DE"/>
         </w:rPr>
-        <w:t>(Datenschutzhinweis, Herr Proksch, Datenschutzbeauftragte)</w:t>
+        <w:t>Testkonzept</w:t>
       </w:r>
       <w:bookmarkEnd w:id="23"/>
     </w:p>
     <w:p>
       <w:pPr>
-        <w:pStyle w:val="berschrift1"/>
+        <w:pStyle w:val="berschrift2"/>
         <w:rPr>
           <w:rFonts w:eastAsia="Times New Roman"/>
           <w:lang w:eastAsia="de-DE"/>
         </w:rPr>
       </w:pPr>
-      <w:bookmarkStart w:id="24" w:name="_Toc243393752"/>
+      <w:bookmarkStart w:id="24" w:name="_Toc243560847"/>
       <w:r>
         <w:rPr>
           <w:rFonts w:eastAsia="Times New Roman"/>
           <w:lang w:eastAsia="de-DE"/>
         </w:rPr>
-        <w:t>Technisches Konzept</w:t>
+        <w:t>Testfälle</w:t>
       </w:r>
       <w:bookmarkEnd w:id="24"/>
+      <w:r>
+        <w:rPr>
+          <w:rFonts w:eastAsia="Times New Roman"/>
+          <w:lang w:eastAsia="de-DE"/>
+        </w:rPr>
+        <w:t xml:space="preserve"> </w:t>
+      </w:r>
     </w:p>
     <w:p>
       <w:pPr>
+        <w:rPr>
+          <w:lang w:eastAsia="de-DE"/>
+        </w:rPr>
+      </w:pPr>
+      <w:r>
+        <w:rPr>
+          <w:lang w:eastAsia="de-DE"/>
+        </w:rPr>
+        <w:t>(Tabelle: Voraussetzung, Schritte, erwartetes Ergebnis)</w:t>
+      </w:r>
+    </w:p>
+    <w:p>
+      <w:pPr>
         <w:pStyle w:val="berschrift2"/>
         <w:rPr>
           <w:rFonts w:eastAsia="Times New Roman"/>
           <w:lang w:eastAsia="de-DE"/>
         </w:rPr>
       </w:pPr>
-      <w:bookmarkStart w:id="25" w:name="_Toc243393753"/>
+      <w:bookmarkStart w:id="25" w:name="_Toc243560848"/>
       <w:r>
         <w:rPr>
           <w:rFonts w:eastAsia="Times New Roman"/>
           <w:lang w:eastAsia="de-DE"/>
         </w:rPr>
-        <w:t>Technologieauswahl mit Alternativen und Begründung</w:t>
+        <w:t>Schwerpunkte: Eingaben, Anonymität und Metadaten, Token, Fehlerfälle</w:t>
       </w:r>
       <w:bookmarkEnd w:id="25"/>
     </w:p>
     <w:p>
       <w:pPr>
-        <w:pStyle w:val="berschrift2"/>
+        <w:pStyle w:val="berschrift1"/>
         <w:rPr>
           <w:rFonts w:eastAsia="Times New Roman"/>
           <w:lang w:eastAsia="de-DE"/>
         </w:rPr>
       </w:pPr>
-      <w:bookmarkStart w:id="26" w:name="_Toc243393754"/>
+      <w:bookmarkStart w:id="26" w:name="_Toc243560849"/>
       <w:r>
         <w:rPr>
           <w:rFonts w:eastAsia="Times New Roman"/>
           <w:lang w:eastAsia="de-DE"/>
         </w:rPr>
-        <w:t>Systemarchitektur</w:t>
+        <w:t>Offene Fragen und Entscheidungen</w:t>
       </w:r>
       <w:bookmarkEnd w:id="26"/>
       <w:r>
@@ -9009,56 +7087,43 @@
         <w:rPr>
           <w:lang w:eastAsia="de-DE"/>
         </w:rPr>
-        <w:t>(Diagramm mit Komponenten, Datenflüssen und Vertrauensgrenzen)</w:t>
+        <w:t>(Tabelle: Frage, geplante Lösung, Begründung, Status, Zuständige Person)</w:t>
       </w:r>
     </w:p>
     <w:p>
       <w:pPr>
-        <w:pStyle w:val="berschrift2"/>
+        <w:pStyle w:val="berschrift1"/>
         <w:rPr>
           <w:rFonts w:eastAsia="Times New Roman"/>
           <w:lang w:eastAsia="de-DE"/>
         </w:rPr>
       </w:pPr>
-      <w:bookmarkStart w:id="27" w:name="_Toc243393755"/>
+      <w:bookmarkStart w:id="27" w:name="_Toc243560850"/>
       <w:r>
         <w:rPr>
           <w:rFonts w:eastAsia="Times New Roman"/>
           <w:lang w:eastAsia="de-DE"/>
         </w:rPr>
         <w:lastRenderedPageBreak/>
-        <w:t>Anwendungsaufbau</w:t>
+        <w:t>Anhang</w:t>
       </w:r>
       <w:bookmarkEnd w:id="27"/>
     </w:p>
     <w:p>
       <w:pPr>
-        <w:rPr>
-          <w:lang w:eastAsia="de-DE"/>
-        </w:rPr>
-      </w:pPr>
-      <w:r>
-        <w:rPr>
-          <w:lang w:eastAsia="de-DE"/>
-        </w:rPr>
-        <w:t xml:space="preserve"> (Frontend, Backend, Validierung, Mehrsprachigkeit)</w:t>
-      </w:r>
-    </w:p>
-    <w:p>
-      <w:pPr>
         <w:pStyle w:val="berschrift2"/>
         <w:rPr>
           <w:rFonts w:eastAsia="Times New Roman"/>
           <w:lang w:eastAsia="de-DE"/>
         </w:rPr>
       </w:pPr>
-      <w:bookmarkStart w:id="28" w:name="_Toc243393756"/>
+      <w:bookmarkStart w:id="28" w:name="_Toc243560851"/>
       <w:r>
         <w:rPr>
           <w:rFonts w:eastAsia="Times New Roman"/>
           <w:lang w:eastAsia="de-DE"/>
         </w:rPr>
-        <w:t>Token-Erzeugung und -Prüfung</w:t>
+        <w:t>Abnahmekriterien</w:t>
       </w:r>
       <w:bookmarkEnd w:id="28"/>
     </w:p>
@@ -9070,629 +7135,15 @@
           <w:lang w:eastAsia="de-DE"/>
         </w:rPr>
       </w:pPr>
-      <w:bookmarkStart w:id="29" w:name="_Toc243393757"/>
+      <w:bookmarkStart w:id="29" w:name="_Toc243560852"/>
       <w:r>
         <w:rPr>
           <w:rFonts w:eastAsia="Times New Roman"/>
           <w:lang w:eastAsia="de-DE"/>
         </w:rPr>
-        <w:t>Datenhaltung</w:t>
+        <w:t>Architekturdiagramm</w:t>
       </w:r>
       <w:bookmarkEnd w:id="29"/>
-    </w:p>
-    <w:p>
-      <w:pPr>
-        <w:rPr>
-          <w:lang w:eastAsia="de-DE"/>
-        </w:rPr>
-      </w:pPr>
-      <w:r>
-        <w:rPr>
-          <w:lang w:eastAsia="de-DE"/>
-        </w:rPr>
-        <w:t xml:space="preserve"> (was wird wo gespeichert; Ziel: nur die E-Mail)</w:t>
-      </w:r>
-    </w:p>
-    <w:p>
-      <w:pPr>
-        <w:pStyle w:val="berschrift2"/>
-        <w:rPr>
-          <w:rFonts w:eastAsia="Times New Roman"/>
-          <w:lang w:eastAsia="de-DE"/>
-        </w:rPr>
-      </w:pPr>
-      <w:bookmarkStart w:id="30" w:name="_Toc243393758"/>
-      <w:r>
-        <w:rPr>
-          <w:rFonts w:eastAsia="Times New Roman"/>
-          <w:lang w:eastAsia="de-DE"/>
-        </w:rPr>
-        <w:t>Hosting, Netzwerkzugang und Datenübertragung</w:t>
-      </w:r>
-      <w:bookmarkEnd w:id="30"/>
-      <w:r>
-        <w:rPr>
-          <w:rFonts w:eastAsia="Times New Roman"/>
-          <w:lang w:eastAsia="de-DE"/>
-        </w:rPr>
-        <w:t xml:space="preserve"> </w:t>
-      </w:r>
-    </w:p>
-    <w:p>
-      <w:pPr>
-        <w:rPr>
-          <w:lang w:eastAsia="de-DE"/>
-        </w:rPr>
-      </w:pPr>
-      <w:r>
-        <w:rPr>
-          <w:lang w:eastAsia="de-DE"/>
-        </w:rPr>
-        <w:t>(VPS, TLS, Mailserver, Logkonfiguration)</w:t>
-      </w:r>
-    </w:p>
-    <w:p>
-      <w:pPr>
-        <w:pStyle w:val="berschrift2"/>
-        <w:rPr>
-          <w:rFonts w:eastAsia="Times New Roman"/>
-          <w:lang w:eastAsia="de-DE"/>
-        </w:rPr>
-      </w:pPr>
-      <w:bookmarkStart w:id="31" w:name="_Toc243393759"/>
-      <w:r>
-        <w:rPr>
-          <w:rFonts w:eastAsia="Times New Roman"/>
-          <w:lang w:eastAsia="de-DE"/>
-        </w:rPr>
-        <w:t>Konfiguration, Backup und Wartung</w:t>
-      </w:r>
-      <w:bookmarkEnd w:id="31"/>
-    </w:p>
-    <w:p>
-      <w:pPr>
-        <w:pStyle w:val="berschrift1"/>
-        <w:rPr>
-          <w:rFonts w:eastAsia="Times New Roman"/>
-          <w:lang w:eastAsia="de-DE"/>
-        </w:rPr>
-      </w:pPr>
-      <w:bookmarkStart w:id="32" w:name="_Toc243393760"/>
-      <w:r>
-        <w:rPr>
-          <w:rFonts w:eastAsia="Times New Roman"/>
-          <w:lang w:eastAsia="de-DE"/>
-        </w:rPr>
-        <w:t>Sicherheitskonzept und Risiken</w:t>
-      </w:r>
-      <w:bookmarkEnd w:id="32"/>
-    </w:p>
-    <w:p>
-      <w:pPr>
-        <w:pStyle w:val="berschrift2"/>
-        <w:rPr>
-          <w:rFonts w:eastAsia="Times New Roman"/>
-          <w:lang w:eastAsia="de-DE"/>
-        </w:rPr>
-      </w:pPr>
-      <w:bookmarkStart w:id="33" w:name="_Toc243393761"/>
-      <w:r>
-        <w:rPr>
-          <w:rFonts w:eastAsia="Times New Roman"/>
-          <w:lang w:eastAsia="de-DE"/>
-        </w:rPr>
-        <w:t>Risikoanalyse</w:t>
-      </w:r>
-      <w:bookmarkEnd w:id="33"/>
-      <w:r>
-        <w:rPr>
-          <w:rFonts w:eastAsia="Times New Roman"/>
-          <w:lang w:eastAsia="de-DE"/>
-        </w:rPr>
-        <w:t xml:space="preserve"> </w:t>
-      </w:r>
-    </w:p>
-    <w:p>
-      <w:pPr>
-        <w:rPr>
-          <w:lang w:eastAsia="de-DE"/>
-        </w:rPr>
-      </w:pPr>
-      <w:r>
-        <w:rPr>
-          <w:lang w:eastAsia="de-DE"/>
-        </w:rPr>
-        <w:t>(Tabelle: Risiko, Gegenmaßnahme, Restrisiko)</w:t>
-      </w:r>
-    </w:p>
-    <w:p>
-      <w:pPr>
-        <w:pStyle w:val="berschrift2"/>
-        <w:rPr>
-          <w:rFonts w:eastAsia="Times New Roman"/>
-          <w:lang w:eastAsia="de-DE"/>
-        </w:rPr>
-      </w:pPr>
-      <w:bookmarkStart w:id="34" w:name="_Toc243393762"/>
-      <w:r>
-        <w:rPr>
-          <w:rFonts w:eastAsia="Times New Roman"/>
-          <w:lang w:eastAsia="de-DE"/>
-        </w:rPr>
-        <w:t>Umgang mit sensiblen Informationen</w:t>
-      </w:r>
-      <w:bookmarkEnd w:id="34"/>
-    </w:p>
-    <w:p>
-      <w:pPr>
-        <w:pStyle w:val="berschrift2"/>
-        <w:rPr>
-          <w:rFonts w:eastAsia="Times New Roman"/>
-          <w:lang w:eastAsia="de-DE"/>
-        </w:rPr>
-      </w:pPr>
-      <w:bookmarkStart w:id="35" w:name="_Toc243393763"/>
-      <w:r>
-        <w:rPr>
-          <w:rFonts w:eastAsia="Times New Roman"/>
-          <w:lang w:eastAsia="de-DE"/>
-        </w:rPr>
-        <w:t>Vorgehen bei Datenpannen</w:t>
-      </w:r>
-      <w:bookmarkEnd w:id="35"/>
-    </w:p>
-    <w:p>
-      <w:pPr>
-        <w:pStyle w:val="berschrift1"/>
-        <w:rPr>
-          <w:rFonts w:eastAsia="Times New Roman"/>
-          <w:lang w:eastAsia="de-DE"/>
-        </w:rPr>
-      </w:pPr>
-      <w:bookmarkStart w:id="36" w:name="_Toc243393764"/>
-      <w:r>
-        <w:rPr>
-          <w:rFonts w:eastAsia="Times New Roman"/>
-          <w:lang w:eastAsia="de-DE"/>
-        </w:rPr>
-        <w:t>Organisatorisches Konzept</w:t>
-      </w:r>
-      <w:bookmarkEnd w:id="36"/>
-    </w:p>
-    <w:p>
-      <w:pPr>
-        <w:pStyle w:val="berschrift2"/>
-        <w:rPr>
-          <w:rFonts w:eastAsia="Times New Roman"/>
-          <w:lang w:eastAsia="de-DE"/>
-        </w:rPr>
-      </w:pPr>
-      <w:bookmarkStart w:id="37" w:name="_Toc243393765"/>
-      <w:r>
-        <w:rPr>
-          <w:rFonts w:eastAsia="Times New Roman"/>
-          <w:lang w:eastAsia="de-DE"/>
-        </w:rPr>
-        <w:t>Verantwortlichkeiten</w:t>
-      </w:r>
-      <w:bookmarkEnd w:id="37"/>
-      <w:r>
-        <w:rPr>
-          <w:rFonts w:eastAsia="Times New Roman"/>
-          <w:lang w:eastAsia="de-DE"/>
-        </w:rPr>
-        <w:t xml:space="preserve"> </w:t>
-      </w:r>
-    </w:p>
-    <w:p>
-      <w:pPr>
-        <w:rPr>
-          <w:lang w:eastAsia="de-DE"/>
-        </w:rPr>
-      </w:pPr>
-      <w:r>
-        <w:rPr>
-          <w:lang w:eastAsia="de-DE"/>
-        </w:rPr>
-        <w:t>(Betrieb, Prüfung, Bearbeitung, Löschung)</w:t>
-      </w:r>
-    </w:p>
-    <w:p>
-      <w:pPr>
-        <w:pStyle w:val="berschrift2"/>
-        <w:rPr>
-          <w:rFonts w:eastAsia="Times New Roman"/>
-          <w:lang w:eastAsia="de-DE"/>
-        </w:rPr>
-      </w:pPr>
-      <w:bookmarkStart w:id="38" w:name="_Toc243393766"/>
-      <w:r>
-        <w:rPr>
-          <w:rFonts w:eastAsia="Times New Roman"/>
-          <w:lang w:eastAsia="de-DE"/>
-        </w:rPr>
-        <w:t>Prüfintervalle und vertrauliche Bearbeitung</w:t>
-      </w:r>
-      <w:bookmarkEnd w:id="38"/>
-    </w:p>
-    <w:p>
-      <w:pPr>
-        <w:pStyle w:val="berschrift2"/>
-        <w:rPr>
-          <w:rFonts w:eastAsia="Times New Roman"/>
-          <w:lang w:eastAsia="de-DE"/>
-        </w:rPr>
-      </w:pPr>
-      <w:bookmarkStart w:id="39" w:name="_Toc243393767"/>
-      <w:r>
-        <w:rPr>
-          <w:rFonts w:eastAsia="Times New Roman"/>
-          <w:lang w:eastAsia="de-DE"/>
-        </w:rPr>
-        <w:t>Kritische Meldungen und Grenzen der Vertraulichkeit</w:t>
-      </w:r>
-      <w:bookmarkEnd w:id="39"/>
-    </w:p>
-    <w:p>
-      <w:pPr>
-        <w:pStyle w:val="berschrift1"/>
-        <w:rPr>
-          <w:rFonts w:eastAsia="Times New Roman"/>
-          <w:lang w:eastAsia="de-DE"/>
-        </w:rPr>
-      </w:pPr>
-      <w:bookmarkStart w:id="40" w:name="_Toc243393768"/>
-      <w:r>
-        <w:rPr>
-          <w:rFonts w:eastAsia="Times New Roman"/>
-          <w:lang w:eastAsia="de-DE"/>
-        </w:rPr>
-        <w:t>Benutzeroberfläche</w:t>
-      </w:r>
-      <w:bookmarkEnd w:id="40"/>
-    </w:p>
-    <w:p>
-      <w:pPr>
-        <w:pStyle w:val="berschrift2"/>
-        <w:rPr>
-          <w:rFonts w:eastAsia="Times New Roman"/>
-          <w:lang w:eastAsia="de-DE"/>
-        </w:rPr>
-      </w:pPr>
-      <w:bookmarkStart w:id="41" w:name="_Toc243393769"/>
-      <w:r>
-        <w:rPr>
-          <w:rFonts w:eastAsia="Times New Roman"/>
-          <w:lang w:eastAsia="de-DE"/>
-        </w:rPr>
-        <w:t>Entwürfe</w:t>
-      </w:r>
-      <w:bookmarkEnd w:id="41"/>
-      <w:r>
-        <w:rPr>
-          <w:rFonts w:eastAsia="Times New Roman"/>
-          <w:lang w:eastAsia="de-DE"/>
-        </w:rPr>
-        <w:t xml:space="preserve"> </w:t>
-      </w:r>
-    </w:p>
-    <w:p>
-      <w:pPr>
-        <w:rPr>
-          <w:lang w:eastAsia="de-DE"/>
-        </w:rPr>
-      </w:pPr>
-      <w:r>
-        <w:rPr>
-          <w:lang w:eastAsia="de-DE"/>
-        </w:rPr>
-        <w:t>(Token-Anfrage, Eingabeformular, Bestätigung)</w:t>
-      </w:r>
-    </w:p>
-    <w:p>
-      <w:pPr>
-        <w:pStyle w:val="berschrift2"/>
-        <w:rPr>
-          <w:rFonts w:eastAsia="Times New Roman"/>
-          <w:lang w:eastAsia="de-DE"/>
-        </w:rPr>
-      </w:pPr>
-      <w:bookmarkStart w:id="42" w:name="_Toc243393770"/>
-      <w:r>
-        <w:rPr>
-          <w:rFonts w:eastAsia="Times New Roman"/>
-          <w:lang w:eastAsia="de-DE"/>
-        </w:rPr>
-        <w:lastRenderedPageBreak/>
-        <w:t xml:space="preserve">Benutzerführung, </w:t>
-      </w:r>
-      <w:proofErr w:type="spellStart"/>
-      <w:r>
-        <w:rPr>
-          <w:rFonts w:eastAsia="Times New Roman"/>
-          <w:lang w:eastAsia="de-DE"/>
-        </w:rPr>
-        <w:t>Barrierearmut</w:t>
-      </w:r>
-      <w:proofErr w:type="spellEnd"/>
-      <w:r>
-        <w:rPr>
-          <w:rFonts w:eastAsia="Times New Roman"/>
-          <w:lang w:eastAsia="de-DE"/>
-        </w:rPr>
-        <w:t xml:space="preserve"> und Datenschutzhinweis</w:t>
-      </w:r>
-      <w:bookmarkEnd w:id="42"/>
-    </w:p>
-    <w:p>
-      <w:pPr>
-        <w:pStyle w:val="berschrift1"/>
-        <w:rPr>
-          <w:rFonts w:eastAsia="Times New Roman"/>
-          <w:lang w:eastAsia="de-DE"/>
-        </w:rPr>
-      </w:pPr>
-      <w:bookmarkStart w:id="43" w:name="_Toc243393771"/>
-      <w:r>
-        <w:rPr>
-          <w:rFonts w:eastAsia="Times New Roman"/>
-          <w:lang w:eastAsia="de-DE"/>
-        </w:rPr>
-        <w:t>Testkonzept</w:t>
-      </w:r>
-      <w:bookmarkEnd w:id="43"/>
-    </w:p>
-    <w:p>
-      <w:pPr>
-        <w:pStyle w:val="berschrift2"/>
-        <w:rPr>
-          <w:rFonts w:eastAsia="Times New Roman"/>
-          <w:lang w:eastAsia="de-DE"/>
-        </w:rPr>
-      </w:pPr>
-      <w:bookmarkStart w:id="44" w:name="_Toc243393772"/>
-      <w:r>
-        <w:rPr>
-          <w:rFonts w:eastAsia="Times New Roman"/>
-          <w:lang w:eastAsia="de-DE"/>
-        </w:rPr>
-        <w:t>Testfälle</w:t>
-      </w:r>
-      <w:bookmarkEnd w:id="44"/>
-      <w:r>
-        <w:rPr>
-          <w:rFonts w:eastAsia="Times New Roman"/>
-          <w:lang w:eastAsia="de-DE"/>
-        </w:rPr>
-        <w:t xml:space="preserve"> </w:t>
-      </w:r>
-    </w:p>
-    <w:p>
-      <w:pPr>
-        <w:rPr>
-          <w:lang w:eastAsia="de-DE"/>
-        </w:rPr>
-      </w:pPr>
-      <w:r>
-        <w:rPr>
-          <w:lang w:eastAsia="de-DE"/>
-        </w:rPr>
-        <w:t>(Tabelle: Voraussetzung, Schritte, erwartetes Ergebnis)</w:t>
-      </w:r>
-    </w:p>
-    <w:p>
-      <w:pPr>
-        <w:pStyle w:val="berschrift2"/>
-        <w:rPr>
-          <w:rFonts w:eastAsia="Times New Roman"/>
-          <w:lang w:eastAsia="de-DE"/>
-        </w:rPr>
-      </w:pPr>
-      <w:bookmarkStart w:id="45" w:name="_Toc243393773"/>
-      <w:r>
-        <w:rPr>
-          <w:rFonts w:eastAsia="Times New Roman"/>
-          <w:lang w:eastAsia="de-DE"/>
-        </w:rPr>
-        <w:t>Schwerpunkte: Eingaben, Anonymität und Metadaten, Token, Fehlerfälle</w:t>
-      </w:r>
-      <w:bookmarkEnd w:id="45"/>
-    </w:p>
-    <w:p>
-      <w:pPr>
-        <w:pStyle w:val="berschrift1"/>
-        <w:rPr>
-          <w:rFonts w:eastAsia="Times New Roman"/>
-          <w:lang w:eastAsia="de-DE"/>
-        </w:rPr>
-      </w:pPr>
-      <w:bookmarkStart w:id="46" w:name="_Toc243393774"/>
-      <w:r>
-        <w:rPr>
-          <w:rFonts w:eastAsia="Times New Roman"/>
-          <w:lang w:eastAsia="de-DE"/>
-        </w:rPr>
-        <w:t>Projektplanung</w:t>
-      </w:r>
-      <w:bookmarkEnd w:id="46"/>
-    </w:p>
-    <w:p>
-      <w:pPr>
-        <w:pStyle w:val="berschrift2"/>
-        <w:rPr>
-          <w:rFonts w:eastAsia="Times New Roman"/>
-          <w:lang w:eastAsia="de-DE"/>
-        </w:rPr>
-      </w:pPr>
-      <w:bookmarkStart w:id="47" w:name="_Toc243393775"/>
-      <w:r>
-        <w:rPr>
-          <w:rFonts w:eastAsia="Times New Roman"/>
-          <w:lang w:eastAsia="de-DE"/>
-        </w:rPr>
-        <w:t>Umsetzungsschritte und Meilensteine</w:t>
-      </w:r>
-      <w:bookmarkEnd w:id="47"/>
-    </w:p>
-    <w:p>
-      <w:pPr>
-        <w:pStyle w:val="berschrift2"/>
-        <w:rPr>
-          <w:rFonts w:eastAsia="Times New Roman"/>
-          <w:lang w:eastAsia="de-DE"/>
-        </w:rPr>
-      </w:pPr>
-      <w:bookmarkStart w:id="48" w:name="_Toc243393776"/>
-      <w:r>
-        <w:rPr>
-          <w:rFonts w:eastAsia="Times New Roman"/>
-          <w:lang w:eastAsia="de-DE"/>
-        </w:rPr>
-        <w:t>Abhängigkeiten, Blocker und Zuständigkeiten</w:t>
-      </w:r>
-      <w:bookmarkEnd w:id="48"/>
-    </w:p>
-    <w:p>
-      <w:pPr>
-        <w:pStyle w:val="berschrift1"/>
-        <w:rPr>
-          <w:rFonts w:eastAsia="Times New Roman"/>
-          <w:lang w:eastAsia="de-DE"/>
-        </w:rPr>
-      </w:pPr>
-      <w:bookmarkStart w:id="49" w:name="_Toc243393777"/>
-      <w:r>
-        <w:rPr>
-          <w:rFonts w:eastAsia="Times New Roman"/>
-          <w:lang w:eastAsia="de-DE"/>
-        </w:rPr>
-        <w:t>Offene Fragen und Entscheidungen</w:t>
-      </w:r>
-      <w:bookmarkEnd w:id="49"/>
-      <w:r>
-        <w:rPr>
-          <w:rFonts w:eastAsia="Times New Roman"/>
-          <w:lang w:eastAsia="de-DE"/>
-        </w:rPr>
-        <w:t xml:space="preserve"> </w:t>
-      </w:r>
-    </w:p>
-    <w:p>
-      <w:pPr>
-        <w:rPr>
-          <w:lang w:eastAsia="de-DE"/>
-        </w:rPr>
-      </w:pPr>
-      <w:r>
-        <w:rPr>
-          <w:lang w:eastAsia="de-DE"/>
-        </w:rPr>
-        <w:t>(Tabelle: Frage, geplante Lösung, Begründung, Status, Zuständige Person)</w:t>
-      </w:r>
-    </w:p>
-    <w:p>
-      <w:pPr>
-        <w:pStyle w:val="berschrift1"/>
-        <w:rPr>
-          <w:rFonts w:eastAsia="Times New Roman"/>
-          <w:lang w:eastAsia="de-DE"/>
-        </w:rPr>
-      </w:pPr>
-      <w:bookmarkStart w:id="50" w:name="_Toc243393778"/>
-      <w:r>
-        <w:rPr>
-          <w:rFonts w:eastAsia="Times New Roman"/>
-          <w:lang w:eastAsia="de-DE"/>
-        </w:rPr>
-        <w:t>Präsentationsvorbereitung</w:t>
-      </w:r>
-      <w:bookmarkEnd w:id="50"/>
-    </w:p>
-    <w:p>
-      <w:pPr>
-        <w:rPr>
-          <w:lang w:eastAsia="de-DE"/>
-        </w:rPr>
-      </w:pPr>
-      <w:r>
-        <w:rPr>
-          <w:lang w:eastAsia="de-DE"/>
-        </w:rPr>
-        <w:t xml:space="preserve"> (Folienstruktur, erwartete Rückfragen)</w:t>
-      </w:r>
-    </w:p>
-    <w:p>
-      <w:pPr>
-        <w:pStyle w:val="berschrift1"/>
-        <w:rPr>
-          <w:rFonts w:eastAsia="Times New Roman"/>
-          <w:lang w:eastAsia="de-DE"/>
-        </w:rPr>
-      </w:pPr>
-      <w:bookmarkStart w:id="51" w:name="_Toc243393779"/>
-      <w:r>
-        <w:rPr>
-          <w:rFonts w:eastAsia="Times New Roman"/>
-          <w:lang w:eastAsia="de-DE"/>
-        </w:rPr>
-        <w:lastRenderedPageBreak/>
-        <w:t>Quellenverzeichnis</w:t>
-      </w:r>
-      <w:bookmarkEnd w:id="51"/>
-    </w:p>
-    <w:p>
-      <w:pPr>
-        <w:pStyle w:val="berschrift1"/>
-        <w:rPr>
-          <w:rFonts w:eastAsia="Times New Roman"/>
-          <w:lang w:eastAsia="de-DE"/>
-        </w:rPr>
-      </w:pPr>
-      <w:bookmarkStart w:id="52" w:name="_Toc243393780"/>
-      <w:r>
-        <w:rPr>
-          <w:rFonts w:eastAsia="Times New Roman"/>
-          <w:lang w:eastAsia="de-DE"/>
-        </w:rPr>
-        <w:t>Anhang</w:t>
-      </w:r>
-      <w:bookmarkEnd w:id="52"/>
-    </w:p>
-    <w:p>
-      <w:pPr>
-        <w:pStyle w:val="berschrift2"/>
-        <w:rPr>
-          <w:rFonts w:eastAsia="Times New Roman"/>
-          <w:lang w:eastAsia="de-DE"/>
-        </w:rPr>
-      </w:pPr>
-      <w:bookmarkStart w:id="53" w:name="_Toc243393781"/>
-      <w:r>
-        <w:rPr>
-          <w:rFonts w:eastAsia="Times New Roman"/>
-          <w:lang w:eastAsia="de-DE"/>
-        </w:rPr>
-        <w:t>Abnahmekriterien</w:t>
-      </w:r>
-      <w:bookmarkEnd w:id="53"/>
-    </w:p>
-    <w:p>
-      <w:pPr>
-        <w:pStyle w:val="berschrift2"/>
-        <w:rPr>
-          <w:rFonts w:eastAsia="Times New Roman"/>
-          <w:lang w:eastAsia="de-DE"/>
-        </w:rPr>
-      </w:pPr>
-      <w:bookmarkStart w:id="54" w:name="_Toc243393782"/>
-      <w:r>
-        <w:rPr>
-          <w:rFonts w:eastAsia="Times New Roman"/>
-          <w:lang w:eastAsia="de-DE"/>
-        </w:rPr>
-        <w:t>Architekturdiagramm</w:t>
-      </w:r>
-      <w:bookmarkEnd w:id="54"/>
       <w:r>
         <w:rPr>
           <w:rFonts w:eastAsia="Times New Roman"/>
@@ -9731,8 +7182,8 @@
             <v:path o:extrusionok="f" gradientshapeok="t" o:connecttype="rect"/>
             <o:lock v:ext="edit" aspectratio="t"/>
           </v:shapetype>
-          <v:shape id="_x0000_i1031" type="#_x0000_t75" style="width:481.35pt;height:414.9pt">
-            <v:imagedata r:id="rId9" o:title="Systemarchitekturdiagramm.drawio"/>
+          <v:shape id="_x0000_i1025" type="#_x0000_t75" style="width:481.35pt;height:414.9pt">
+            <v:imagedata r:id="rId9" o:title="Systemarchitekturdiagramm"/>
           </v:shape>
         </w:pict>
       </w:r>
@@ -9744,7 +7195,7 @@
           <w:lang w:eastAsia="de-DE"/>
         </w:rPr>
       </w:pPr>
-      <w:bookmarkStart w:id="55" w:name="_Toc243393783"/>
+      <w:bookmarkStart w:id="30" w:name="_Toc243560853"/>
       <w:r>
         <w:rPr>
           <w:lang w:eastAsia="de-DE"/>
@@ -9752,7 +7203,7 @@
         <w:lastRenderedPageBreak/>
         <w:t>Anwendungsfalldiagramm</w:t>
       </w:r>
-      <w:bookmarkEnd w:id="55"/>
+      <w:bookmarkEnd w:id="30"/>
     </w:p>
     <w:p>
       <w:pPr>
@@ -9765,13 +7216,11 @@
           <w:lang w:eastAsia="de-DE"/>
         </w:rPr>
         <w:pict>
-          <v:shape id="_x0000_i1032" type="#_x0000_t75" style="width:390.75pt;height:313.5pt">
-            <v:imagedata r:id="rId10" o:title="Anwendungsfalldiagramm_Kummerkasten.drawio"/>
+          <v:shape id="_x0000_i1026" type="#_x0000_t75" style="width:390.75pt;height:313.5pt">
+            <v:imagedata r:id="rId10" o:title="Anwendungsfalldiagramm_Kummerkasten"/>
           </v:shape>
         </w:pict>
       </w:r>
-      <w:bookmarkStart w:id="56" w:name="_GoBack"/>
-      <w:bookmarkEnd w:id="56"/>
     </w:p>
     <w:p>
       <w:pPr>
@@ -9781,7 +7230,7 @@
           <w:lang w:eastAsia="de-DE"/>
         </w:rPr>
       </w:pPr>
-      <w:bookmarkStart w:id="57" w:name="_Toc243393784"/>
+      <w:bookmarkStart w:id="31" w:name="_Toc243560854"/>
       <w:r>
         <w:rPr>
           <w:rFonts w:eastAsia="Times New Roman"/>
@@ -9789,7 +7238,7 @@
         </w:rPr>
         <w:t>UI-Skizzen</w:t>
       </w:r>
-      <w:bookmarkEnd w:id="57"/>
+      <w:bookmarkEnd w:id="31"/>
     </w:p>
     <w:p>
       <w:pPr>
@@ -9799,7 +7248,7 @@
           <w:lang w:eastAsia="de-DE"/>
         </w:rPr>
       </w:pPr>
-      <w:bookmarkStart w:id="58" w:name="_Toc243393785"/>
+      <w:bookmarkStart w:id="32" w:name="_Toc243560855"/>
       <w:r>
         <w:rPr>
           <w:rFonts w:eastAsia="Times New Roman"/>
@@ -9807,7 +7256,7 @@
         </w:rPr>
         <w:t>Mehrsprachigkeit</w:t>
       </w:r>
-      <w:bookmarkEnd w:id="58"/>
+      <w:bookmarkEnd w:id="32"/>
     </w:p>
     <w:p/>
     <w:sectPr>
@@ -9870,7 +7319,6 @@
           <w:docPartUnique/>
         </w:docPartObj>
       </w:sdtPr>
-      <w:sdtEndPr/>
       <w:sdtContent>
         <w:r>
           <w:fldChar w:fldCharType="begin"/>
@@ -10008,15 +7456,7 @@
         <w:sz w:val="20"/>
         <w:szCs w:val="20"/>
       </w:rPr>
-      <w:t>Kummerkasten</w:t>
-    </w:r>
-    <w:r>
-      <w:rPr>
-        <w:rFonts w:ascii="Times New Roman" w:hAnsi="Times New Roman" w:cs="Times New Roman"/>
-        <w:sz w:val="20"/>
-        <w:szCs w:val="20"/>
-      </w:rPr>
-      <w:t xml:space="preserve"> Projektdokumentation</w:t>
+      <w:t>Kummerkasten Projektdokumentation</w:t>
     </w:r>
   </w:p>
   <w:p>
@@ -13665,6 +11105,36 @@
       <w:iCs/>
     </w:rPr>
   </w:style>
+  <w:style w:type="paragraph" w:styleId="Sprechblasentext">
+    <w:name w:val="Balloon Text"/>
+    <w:basedOn w:val="Standard"/>
+    <w:link w:val="SprechblasentextZchn"/>
+    <w:uiPriority w:val="99"/>
+    <w:semiHidden/>
+    <w:unhideWhenUsed/>
+    <w:rsid w:val="00583F76"/>
+    <w:pPr>
+      <w:spacing w:after="0" w:line="240" w:lineRule="auto"/>
+    </w:pPr>
+    <w:rPr>
+      <w:rFonts w:ascii="Segoe UI" w:hAnsi="Segoe UI" w:cs="Segoe UI"/>
+      <w:sz w:val="18"/>
+      <w:szCs w:val="18"/>
+    </w:rPr>
+  </w:style>
+  <w:style w:type="character" w:customStyle="1" w:styleId="SprechblasentextZchn">
+    <w:name w:val="Sprechblasentext Zchn"/>
+    <w:basedOn w:val="Absatz-Standardschriftart"/>
+    <w:link w:val="Sprechblasentext"/>
+    <w:uiPriority w:val="99"/>
+    <w:semiHidden/>
+    <w:rsid w:val="00583F76"/>
+    <w:rPr>
+      <w:rFonts w:ascii="Segoe UI" w:hAnsi="Segoe UI" w:cs="Segoe UI"/>
+      <w:sz w:val="18"/>
+      <w:szCs w:val="18"/>
+    </w:rPr>
+  </w:style>
 </w:styles>
 </file>
 
@@ -13934,7 +11404,7 @@
 </file>
 
 <file path=customXml/itemProps1.xml><?xml version="1.0" encoding="utf-8"?>
-<ds:datastoreItem xmlns:ds="http://schemas.openxmlformats.org/officeDocument/2006/customXml" ds:itemID="{1D44B9B9-2050-4E15-BCB8-65686900EDA9}">
+<ds:datastoreItem xmlns:ds="http://schemas.openxmlformats.org/officeDocument/2006/customXml" ds:itemID="{DEDA2DBF-F5DB-4B78-ADBD-CC424B5B2C04}">
   <ds:schemaRefs>
     <ds:schemaRef ds:uri="http://schemas.openxmlformats.org/officeDocument/2006/bibliography"/>
   </ds:schemaRefs>

--- a/documentation/Kummerkasten.docx
+++ b/documentation/Kummerkasten.docx
@@ -610,6 +610,7 @@
           <w:docPartUnique/>
         </w:docPartObj>
       </w:sdtPr>
+      <w:sdtEndPr/>
       <w:sdtContent>
         <w:p>
           <w:pPr>
@@ -622,8 +623,6 @@
             <w:t>sverzeichnis</w:t>
           </w:r>
         </w:p>
-        <w:bookmarkStart w:id="0" w:name="_GoBack"/>
-        <w:bookmarkEnd w:id="0"/>
         <w:p>
           <w:pPr>
             <w:pStyle w:val="Verzeichnis1"/>
@@ -3577,163 +3576,176 @@
           <w:lang w:eastAsia="de-DE"/>
         </w:rPr>
       </w:pPr>
-      <w:bookmarkStart w:id="1" w:name="_Toc243560824"/>
+      <w:bookmarkStart w:id="0" w:name="_Toc243560824"/>
       <w:r>
         <w:rPr>
           <w:rFonts w:eastAsia="Times New Roman"/>
           <w:lang w:eastAsia="de-DE"/>
         </w:rPr>
         <w:t>Projektbeschreibung</w:t>
+      </w:r>
+      <w:bookmarkEnd w:id="0"/>
+    </w:p>
+    <w:p>
+      <w:pPr>
+        <w:pStyle w:val="berschrift2"/>
+        <w:rPr>
+          <w:rFonts w:eastAsia="Times New Roman"/>
+          <w:lang w:eastAsia="de-DE"/>
+        </w:rPr>
+      </w:pPr>
+      <w:bookmarkStart w:id="1" w:name="_Toc243560825"/>
+      <w:r>
+        <w:rPr>
+          <w:rFonts w:eastAsia="Times New Roman"/>
+          <w:lang w:eastAsia="de-DE"/>
+        </w:rPr>
+        <w:t>Ausgangssituation</w:t>
       </w:r>
       <w:bookmarkEnd w:id="1"/>
     </w:p>
     <w:p>
       <w:pPr>
+        <w:rPr>
+          <w:lang w:eastAsia="de-DE"/>
+        </w:rPr>
+      </w:pPr>
+      <w:r>
+        <w:rPr>
+          <w:lang w:eastAsia="de-DE"/>
+        </w:rPr>
+        <w:t>In den Gebäuden und Gruppen der Jugendhilfe der Diakonie Hochfranken gab es bisher einen physischen Kummerkasten, über den Jugendliche Anliegen, Sorgen und Rückmeldungen einreichen konnten. Auftraggeber des Projekts ist Herr Proksch als Leitung der Jugendhilfe. Die Umsetzung erfolgt durch Dana Günsche im Rahmen ihrer Ausbildung zur Fachinformatikerin für Anwendungsentwicklung. Der physische Kummerkasten sollte durch eine digitale Lösung ersetzt werden.</w:t>
+      </w:r>
+    </w:p>
+    <w:p>
+      <w:pPr>
+        <w:rPr>
+          <w:lang w:eastAsia="de-DE"/>
+        </w:rPr>
+      </w:pPr>
+      <w:r>
+        <w:rPr>
+          <w:lang w:eastAsia="de-DE"/>
+        </w:rPr>
+        <w:t>Dafür wurde zunächst ein Webformular mit E-Mail-Versand entwickelt. Der Versand lief über einen externen E-Mail-Dienstleister. Aus datenschutzrechtlicher Sicht ist das kritisch, da Nachrichteninhalte durch e</w:t>
+      </w:r>
+      <w:r>
+        <w:rPr>
+          <w:lang w:eastAsia="de-DE"/>
+        </w:rPr>
+        <w:t xml:space="preserve">inen Dritten verarbeitet werden. </w:t>
+      </w:r>
+      <w:r>
+        <w:rPr>
+          <w:lang w:eastAsia="de-DE"/>
+        </w:rPr>
+        <w:t xml:space="preserve">Zu einem produktiven Einsatz kam es nicht, weil die Abstimmung mit der IT-Abteilung zu </w:t>
+      </w:r>
+      <w:proofErr w:type="spellStart"/>
+      <w:r>
+        <w:rPr>
+          <w:lang w:eastAsia="de-DE"/>
+        </w:rPr>
+        <w:t>Deployment</w:t>
+      </w:r>
+      <w:proofErr w:type="spellEnd"/>
+      <w:r>
+        <w:rPr>
+          <w:lang w:eastAsia="de-DE"/>
+        </w:rPr>
+        <w:t xml:space="preserve"> und Betrieb nicht abgeschlossen werden konnte.</w:t>
+      </w:r>
+    </w:p>
+    <w:p>
+      <w:pPr>
+        <w:rPr>
+          <w:lang w:eastAsia="de-DE"/>
+        </w:rPr>
+      </w:pPr>
+      <w:r>
+        <w:rPr>
+          <w:lang w:eastAsia="de-DE"/>
+        </w:rPr>
+        <w:t xml:space="preserve">Nach einer Pause wurde das Projekt </w:t>
+      </w:r>
+      <w:proofErr w:type="gramStart"/>
+      <w:r>
+        <w:rPr>
+          <w:lang w:eastAsia="de-DE"/>
+        </w:rPr>
+        <w:t>wieder aufgenommen</w:t>
+      </w:r>
+      <w:proofErr w:type="gramEnd"/>
+      <w:r>
+        <w:rPr>
+          <w:lang w:eastAsia="de-DE"/>
+        </w:rPr>
+        <w:t xml:space="preserve">. In einem Gespräch mit Herrn Proksch im April 2026 wurden die Anforderungen vertieft und erweitert (u. a. Auswahl einer Ansprechperson, Zuordnung zu Haus/Gruppe, Mehrsprachigkeit, positive Rückmeldungen). Offen blieb weiterhin die Abstimmung mit der IT-Abteilung zu einem </w:t>
+      </w:r>
+      <w:proofErr w:type="spellStart"/>
+      <w:r>
+        <w:rPr>
+          <w:lang w:eastAsia="de-DE"/>
+        </w:rPr>
+        <w:t>Deployment</w:t>
+      </w:r>
+      <w:proofErr w:type="spellEnd"/>
+      <w:r>
+        <w:rPr>
+          <w:lang w:eastAsia="de-DE"/>
+        </w:rPr>
+        <w:t>-Konzept und zur Nutzung des vorhandenen Mailservers.</w:t>
+      </w:r>
+    </w:p>
+    <w:p>
+      <w:pPr>
         <w:pStyle w:val="berschrift2"/>
         <w:rPr>
           <w:rFonts w:eastAsia="Times New Roman"/>
           <w:lang w:eastAsia="de-DE"/>
         </w:rPr>
       </w:pPr>
-      <w:bookmarkStart w:id="2" w:name="_Toc243560825"/>
+      <w:bookmarkStart w:id="2" w:name="_Toc243560826"/>
       <w:r>
         <w:rPr>
           <w:rFonts w:eastAsia="Times New Roman"/>
           <w:lang w:eastAsia="de-DE"/>
         </w:rPr>
-        <w:t>Ausgangssituation</w:t>
+        <w:lastRenderedPageBreak/>
+        <w:t>Zielsetzung und Zielgruppen</w:t>
       </w:r>
       <w:bookmarkEnd w:id="2"/>
     </w:p>
     <w:p>
       <w:pPr>
-        <w:rPr>
-          <w:lang w:eastAsia="de-DE"/>
-        </w:rPr>
-      </w:pPr>
-      <w:r>
-        <w:rPr>
-          <w:lang w:eastAsia="de-DE"/>
-        </w:rPr>
-        <w:t>In den Gebäuden und Gruppen der Jugendhilfe der Diakonie Hochfranken gab es bisher einen physischen Kummerkasten, über den Jugendliche Anliegen, Sorgen und Rückmeldungen einreichen konnten. Auftraggeber des Projekts ist Herr Proksch als Leitung der Jugendhilfe. Die Umsetzung erfolgt durch Dana Günsche im Rahmen ihrer Ausbildung zur Fachinformatikerin für Anwendungsentwicklung. Der physische Kummerkasten sollte durch eine digitale Lösung ersetzt werden.</w:t>
-      </w:r>
-    </w:p>
-    <w:p>
-      <w:pPr>
-        <w:rPr>
-          <w:lang w:eastAsia="de-DE"/>
-        </w:rPr>
-      </w:pPr>
-      <w:r>
-        <w:rPr>
-          <w:lang w:eastAsia="de-DE"/>
-        </w:rPr>
-        <w:t>Dafür wurde zunächst ein Webformular mit E-Mail-Versand entwickelt. Der Versand lief über einen externen E-Mail-Dienstleister. Aus datenschutzrechtlicher Sicht ist das kritisch, da Nachrichteninhalte durch e</w:t>
-      </w:r>
-      <w:r>
-        <w:rPr>
-          <w:lang w:eastAsia="de-DE"/>
-        </w:rPr>
-        <w:t xml:space="preserve">inen Dritten verarbeitet werden. </w:t>
-      </w:r>
-      <w:r>
-        <w:rPr>
-          <w:lang w:eastAsia="de-DE"/>
-        </w:rPr>
-        <w:t xml:space="preserve">Zu einem produktiven Einsatz kam es nicht, weil die Abstimmung mit der IT-Abteilung zu </w:t>
-      </w:r>
-      <w:proofErr w:type="spellStart"/>
-      <w:r>
-        <w:rPr>
-          <w:lang w:eastAsia="de-DE"/>
-        </w:rPr>
-        <w:t>Deployment</w:t>
-      </w:r>
-      <w:proofErr w:type="spellEnd"/>
-      <w:r>
-        <w:rPr>
-          <w:lang w:eastAsia="de-DE"/>
-        </w:rPr>
-        <w:t xml:space="preserve"> und Betrieb nicht abgeschlossen werden konnte.</w:t>
-      </w:r>
-    </w:p>
-    <w:p>
-      <w:pPr>
-        <w:rPr>
-          <w:lang w:eastAsia="de-DE"/>
-        </w:rPr>
-      </w:pPr>
-      <w:r>
-        <w:rPr>
-          <w:lang w:eastAsia="de-DE"/>
-        </w:rPr>
-        <w:t xml:space="preserve">Nach einer Pause wurde das Projekt </w:t>
-      </w:r>
-      <w:proofErr w:type="gramStart"/>
-      <w:r>
-        <w:rPr>
-          <w:lang w:eastAsia="de-DE"/>
-        </w:rPr>
-        <w:t>wieder aufgenommen</w:t>
-      </w:r>
-      <w:proofErr w:type="gramEnd"/>
-      <w:r>
-        <w:rPr>
-          <w:lang w:eastAsia="de-DE"/>
-        </w:rPr>
-        <w:t xml:space="preserve">. In einem Gespräch mit Herrn Proksch im April 2026 wurden die Anforderungen vertieft und erweitert (u. a. Auswahl einer Ansprechperson, Zuordnung zu Haus/Gruppe, Mehrsprachigkeit, positive Rückmeldungen). Offen blieb weiterhin die Abstimmung mit der IT-Abteilung zu einem </w:t>
-      </w:r>
-      <w:proofErr w:type="spellStart"/>
-      <w:r>
-        <w:rPr>
-          <w:lang w:eastAsia="de-DE"/>
-        </w:rPr>
-        <w:t>Deployment</w:t>
-      </w:r>
-      <w:proofErr w:type="spellEnd"/>
-      <w:r>
-        <w:rPr>
-          <w:lang w:eastAsia="de-DE"/>
-        </w:rPr>
-        <w:t>-Konzept und zur Nutzung des vorhandenen Mailservers.</w:t>
-      </w:r>
-    </w:p>
-    <w:p>
-      <w:pPr>
-        <w:pStyle w:val="berschrift2"/>
+        <w:pStyle w:val="berschrift3"/>
         <w:rPr>
           <w:rFonts w:eastAsia="Times New Roman"/>
           <w:lang w:eastAsia="de-DE"/>
         </w:rPr>
       </w:pPr>
-      <w:bookmarkStart w:id="3" w:name="_Toc243560826"/>
+      <w:bookmarkStart w:id="3" w:name="_Toc243560827"/>
       <w:r>
         <w:rPr>
           <w:rFonts w:eastAsia="Times New Roman"/>
           <w:lang w:eastAsia="de-DE"/>
         </w:rPr>
-        <w:lastRenderedPageBreak/>
-        <w:t>Zielsetzung und Zielgruppen</w:t>
+        <w:t>Ziel</w:t>
       </w:r>
       <w:bookmarkEnd w:id="3"/>
     </w:p>
     <w:p>
       <w:pPr>
-        <w:pStyle w:val="berschrift3"/>
-        <w:rPr>
-          <w:rFonts w:eastAsia="Times New Roman"/>
-          <w:lang w:eastAsia="de-DE"/>
-        </w:rPr>
-      </w:pPr>
-      <w:bookmarkStart w:id="4" w:name="_Toc243560827"/>
-      <w:r>
-        <w:rPr>
-          <w:rFonts w:eastAsia="Times New Roman"/>
-          <w:lang w:eastAsia="de-DE"/>
-        </w:rPr>
-        <w:t>Ziel</w:t>
-      </w:r>
-      <w:bookmarkEnd w:id="4"/>
+        <w:rPr>
+          <w:lang w:eastAsia="de-DE"/>
+        </w:rPr>
+      </w:pPr>
+      <w:r>
+        <w:rPr>
+          <w:lang w:eastAsia="de-DE"/>
+        </w:rPr>
+        <w:t>Ziel des Projekts ist ein digitaler Kummerkasten, über den Kinder und Jugendliche der Jugendhilfe der Diakonie Hochfranken Anliegen, Sorgen und positive Rückmeldungen niedrigschwellig einreichen können. Die Nachricht wird per E-Mail an eine ausgewählte Ansprechperson oder an einen Gruppenverteiler zugestellt. Dabei sollen so wenige personenbezogene Daten wie möglich verarbeitet werden. Eine vollständige Anonymität wird angestrebt, kann aber nicht garantiert werden.</w:t>
+      </w:r>
     </w:p>
     <w:p>
       <w:pPr>
@@ -3745,37 +3757,24 @@
         <w:rPr>
           <w:lang w:eastAsia="de-DE"/>
         </w:rPr>
-        <w:t>Ziel des Projekts ist ein digitaler Kummerkasten, über den Kinder und Jugendliche der Jugendhilfe der Diakonie Hochfranken Anliegen, Sorgen und positive Rückmeldungen niedrigschwellig einreichen können. Die Nachricht wird per E-Mail an eine ausgewählte Ansprechperson oder an einen Gruppenverteiler zugestellt. Dabei sollen so wenige personenbezogene Daten wie möglich verarbeitet werden. Eine vollständige Anonymität wird angestrebt, kann aber nicht garantiert werden.</w:t>
+        <w:t>In diesem Projekt wird das Konzept erarbeitet. Die Umsetzung erfolgt anschließend auf Basis der bestehenden Grundstruktur (Formular und Einreichung).</w:t>
       </w:r>
     </w:p>
     <w:p>
       <w:pPr>
-        <w:rPr>
-          <w:lang w:eastAsia="de-DE"/>
-        </w:rPr>
-      </w:pPr>
-      <w:r>
-        <w:rPr>
-          <w:lang w:eastAsia="de-DE"/>
-        </w:rPr>
-        <w:t>In diesem Projekt wird das Konzept erarbeitet. Die Umsetzung erfolgt anschließend auf Basis der bestehenden Grundstruktur (Formular und Einreichung).</w:t>
-      </w:r>
-    </w:p>
-    <w:p>
-      <w:pPr>
         <w:pStyle w:val="berschrift3"/>
         <w:rPr>
           <w:lang w:eastAsia="de-DE"/>
         </w:rPr>
       </w:pPr>
-      <w:bookmarkStart w:id="5" w:name="_Toc243560828"/>
+      <w:bookmarkStart w:id="4" w:name="_Toc243560828"/>
       <w:r>
         <w:rPr>
           <w:lang w:eastAsia="de-DE"/>
         </w:rPr>
         <w:t>Zielgruppen</w:t>
       </w:r>
-      <w:bookmarkEnd w:id="5"/>
+      <w:bookmarkEnd w:id="4"/>
     </w:p>
     <w:tbl>
       <w:tblPr>
@@ -4290,14 +4289,14 @@
           <w:lang w:eastAsia="de-DE"/>
         </w:rPr>
       </w:pPr>
-      <w:bookmarkStart w:id="6" w:name="_Toc243560829"/>
+      <w:bookmarkStart w:id="5" w:name="_Toc243560829"/>
       <w:r>
         <w:rPr>
           <w:lang w:eastAsia="de-DE"/>
         </w:rPr>
         <w:t>Nicht-Monetärer Nutzen</w:t>
       </w:r>
-      <w:bookmarkEnd w:id="6"/>
+      <w:bookmarkEnd w:id="5"/>
     </w:p>
     <w:p>
       <w:pPr>
@@ -4377,7 +4376,7 @@
           <w:lang w:eastAsia="de-DE"/>
         </w:rPr>
       </w:pPr>
-      <w:bookmarkStart w:id="7" w:name="_Toc243560830"/>
+      <w:bookmarkStart w:id="6" w:name="_Toc243560830"/>
       <w:r>
         <w:rPr>
           <w:rFonts w:eastAsia="Times New Roman"/>
@@ -4385,7 +4384,7 @@
         </w:rPr>
         <w:t>Anforderungen</w:t>
       </w:r>
-      <w:bookmarkEnd w:id="7"/>
+      <w:bookmarkEnd w:id="6"/>
       <w:r>
         <w:rPr>
           <w:rFonts w:eastAsia="Times New Roman"/>
@@ -4401,14 +4400,14 @@
           <w:lang w:eastAsia="de-DE"/>
         </w:rPr>
       </w:pPr>
-      <w:bookmarkStart w:id="8" w:name="_Toc243560831"/>
+      <w:bookmarkStart w:id="7" w:name="_Toc243560831"/>
       <w:r>
         <w:rPr>
           <w:lang w:eastAsia="de-DE"/>
         </w:rPr>
         <w:t>Funktionale Anforderung</w:t>
       </w:r>
-      <w:bookmarkEnd w:id="8"/>
+      <w:bookmarkEnd w:id="7"/>
     </w:p>
     <w:tbl>
       <w:tblPr>
@@ -5493,14 +5492,14 @@
           <w:lang w:eastAsia="de-DE"/>
         </w:rPr>
       </w:pPr>
-      <w:bookmarkStart w:id="9" w:name="_Toc243560832"/>
+      <w:bookmarkStart w:id="8" w:name="_Toc243560832"/>
       <w:r>
         <w:rPr>
           <w:lang w:eastAsia="de-DE"/>
         </w:rPr>
         <w:t>Nicht Funktionale Anforderungen</w:t>
       </w:r>
-      <w:bookmarkEnd w:id="9"/>
+      <w:bookmarkEnd w:id="8"/>
     </w:p>
     <w:tbl>
       <w:tblPr>
@@ -6084,7 +6083,7 @@
           <w:lang w:eastAsia="de-DE"/>
         </w:rPr>
       </w:pPr>
-      <w:bookmarkStart w:id="10" w:name="_Toc243560833"/>
+      <w:bookmarkStart w:id="9" w:name="_Toc243560833"/>
       <w:r>
         <w:rPr>
           <w:rFonts w:eastAsia="Times New Roman"/>
@@ -6098,110 +6097,123 @@
           <w:lang w:eastAsia="de-DE"/>
         </w:rPr>
         <w:t>bgrenzung</w:t>
+      </w:r>
+      <w:bookmarkEnd w:id="9"/>
+    </w:p>
+    <w:p>
+      <w:pPr>
+        <w:rPr>
+          <w:lang w:eastAsia="de-DE"/>
+        </w:rPr>
+      </w:pPr>
+      <w:r>
+        <w:rPr>
+          <w:lang w:eastAsia="de-DE"/>
+        </w:rPr>
+        <w:t xml:space="preserve">Der digitale Kummerkasten ist ein Webformular, das Nachrichten per E-Mail an eine Ansprechperson oder an einen Gruppenverteiler zustellt. Nicht Bestandteil des Projekts sind Nutzerkonten, eine Anmeldung der Bewohner und eine Datenbank zur Speicherung von Nachrichten. Eine Rückantwort an den Absender </w:t>
+      </w:r>
+      <w:r>
+        <w:rPr>
+          <w:lang w:eastAsia="de-DE"/>
+        </w:rPr>
+        <w:t xml:space="preserve">ist </w:t>
+      </w:r>
+      <w:r>
+        <w:rPr>
+          <w:lang w:eastAsia="de-DE"/>
+        </w:rPr>
+        <w:t>nicht vorgesehen, da dies die Anonymität einschränken würde</w:t>
+      </w:r>
+      <w:r>
+        <w:rPr>
+          <w:iCs/>
+          <w:lang w:eastAsia="de-DE"/>
+        </w:rPr>
+        <w:t>.</w:t>
+      </w:r>
+      <w:r>
+        <w:rPr>
+          <w:i/>
+          <w:iCs/>
+          <w:lang w:eastAsia="de-DE"/>
+        </w:rPr>
+        <w:t xml:space="preserve"> </w:t>
+      </w:r>
+      <w:r>
+        <w:rPr>
+          <w:lang w:eastAsia="de-DE"/>
+        </w:rPr>
+        <w:t>Ebenfalls nicht enthalten ist eine Oberfläche zur Pflege von Ansprechpersonen und Häusern. Die Sprachen Französisch und Arabisch sind für spätere Releases vorgesehen.</w:t>
+      </w:r>
+    </w:p>
+    <w:p>
+      <w:pPr>
+        <w:rPr>
+          <w:lang w:eastAsia="de-DE"/>
+        </w:rPr>
+      </w:pPr>
+      <w:r>
+        <w:rPr>
+          <w:lang w:eastAsia="de-DE"/>
+        </w:rPr>
+        <w:t>Nicht in der Verantwortung des Projekts liegen die Bereitstellung der Infrastruktur (VPS, Mailserver, Einrichtung der AD-Gruppe), die rechtliche Prüfung und Freigabe des Datenschutzhinweises sowie die inhaltliche Bearbeitung der eingehenden Nachrichten. Dasselbe gilt für den Umgang mit kritischen Meldungen und die Einführung des Kummerkastens bei den Bewohnern. Diese Aufgaben liegen bei der IT-Abteilung, dem Datenschutz und der Jugendhilfe</w:t>
+      </w:r>
+      <w:r>
+        <w:rPr>
+          <w:lang w:eastAsia="de-DE"/>
+        </w:rPr>
+        <w:t xml:space="preserve">. </w:t>
+      </w:r>
+    </w:p>
+    <w:p>
+      <w:pPr>
+        <w:pStyle w:val="berschrift1"/>
+        <w:rPr>
+          <w:rFonts w:eastAsia="Times New Roman"/>
+          <w:lang w:eastAsia="de-DE"/>
+        </w:rPr>
+      </w:pPr>
+      <w:bookmarkStart w:id="10" w:name="_Toc243560834"/>
+      <w:r>
+        <w:rPr>
+          <w:rFonts w:eastAsia="Times New Roman"/>
+          <w:lang w:eastAsia="de-DE"/>
+        </w:rPr>
+        <w:lastRenderedPageBreak/>
+        <w:t>Funktionsweise und Rollen</w:t>
       </w:r>
       <w:bookmarkEnd w:id="10"/>
     </w:p>
     <w:p>
       <w:pPr>
-        <w:rPr>
-          <w:lang w:eastAsia="de-DE"/>
-        </w:rPr>
-      </w:pPr>
-      <w:r>
-        <w:rPr>
-          <w:lang w:eastAsia="de-DE"/>
-        </w:rPr>
-        <w:t xml:space="preserve">Der digitale Kummerkasten ist ein Webformular, das Nachrichten per E-Mail an eine Ansprechperson oder an einen Gruppenverteiler zustellt. Nicht Bestandteil des Projekts sind Nutzerkonten, eine Anmeldung der Bewohner und eine Datenbank zur Speicherung von Nachrichten. Eine Rückantwort an den Absender </w:t>
-      </w:r>
-      <w:r>
-        <w:rPr>
-          <w:lang w:eastAsia="de-DE"/>
-        </w:rPr>
-        <w:t xml:space="preserve">ist </w:t>
-      </w:r>
-      <w:r>
-        <w:rPr>
-          <w:lang w:eastAsia="de-DE"/>
-        </w:rPr>
-        <w:t>nicht vorgesehen, da dies die Anonymität einschränken würde</w:t>
-      </w:r>
-      <w:r>
-        <w:rPr>
-          <w:iCs/>
-          <w:lang w:eastAsia="de-DE"/>
-        </w:rPr>
-        <w:t>.</w:t>
-      </w:r>
-      <w:r>
-        <w:rPr>
-          <w:i/>
-          <w:iCs/>
-          <w:lang w:eastAsia="de-DE"/>
-        </w:rPr>
-        <w:t xml:space="preserve"> </w:t>
-      </w:r>
-      <w:r>
-        <w:rPr>
-          <w:lang w:eastAsia="de-DE"/>
-        </w:rPr>
-        <w:t>Ebenfalls nicht enthalten ist eine Oberfläche zur Pflege von Ansprechpersonen und Häusern. Die Sprachen Französisch und Arabisch sind für spätere Releases vorgesehen.</w:t>
-      </w:r>
-    </w:p>
-    <w:p>
-      <w:pPr>
-        <w:rPr>
-          <w:lang w:eastAsia="de-DE"/>
-        </w:rPr>
-      </w:pPr>
-      <w:r>
-        <w:rPr>
-          <w:lang w:eastAsia="de-DE"/>
-        </w:rPr>
-        <w:t>Nicht in der Verantwortung des Projekts liegen die Bereitstellung der Infrastruktur (VPS, Mailserver, Einrichtung der AD-Gruppe), die rechtliche Prüfung und Freigabe des Datenschutzhinweises sowie die inhaltliche Bearbeitung der eingehenden Nachrichten. Dasselbe gilt für den Umgang mit kritischen Meldungen und die Einführung des Kummerkastens bei den Bewohnern. Diese Aufgaben liegen bei der IT-Abteilung, dem Datenschutz und der Jugendhilfe</w:t>
-      </w:r>
-      <w:r>
-        <w:rPr>
-          <w:lang w:eastAsia="de-DE"/>
-        </w:rPr>
-        <w:t xml:space="preserve">. </w:t>
-      </w:r>
-    </w:p>
-    <w:p>
-      <w:pPr>
-        <w:pStyle w:val="berschrift1"/>
+        <w:pStyle w:val="berschrift2"/>
         <w:rPr>
           <w:rFonts w:eastAsia="Times New Roman"/>
           <w:lang w:eastAsia="de-DE"/>
         </w:rPr>
       </w:pPr>
-      <w:bookmarkStart w:id="11" w:name="_Toc243560834"/>
+      <w:bookmarkStart w:id="11" w:name="_Toc243560835"/>
       <w:r>
         <w:rPr>
           <w:rFonts w:eastAsia="Times New Roman"/>
           <w:lang w:eastAsia="de-DE"/>
         </w:rPr>
-        <w:lastRenderedPageBreak/>
-        <w:t>Funktionsweise und Rollen</w:t>
+        <w:t>Zugang und Token-Verfahren</w:t>
       </w:r>
       <w:bookmarkEnd w:id="11"/>
     </w:p>
     <w:p>
       <w:pPr>
-        <w:pStyle w:val="berschrift2"/>
-        <w:rPr>
-          <w:rFonts w:eastAsia="Times New Roman"/>
-          <w:lang w:eastAsia="de-DE"/>
-        </w:rPr>
-      </w:pPr>
-      <w:bookmarkStart w:id="12" w:name="_Toc243560835"/>
-      <w:r>
-        <w:rPr>
-          <w:rFonts w:eastAsia="Times New Roman"/>
-          <w:lang w:eastAsia="de-DE"/>
-        </w:rPr>
-        <w:t>Zugang und Token-Verfahren</w:t>
-      </w:r>
-      <w:bookmarkEnd w:id="12"/>
+        <w:rPr>
+          <w:lang w:eastAsia="de-DE"/>
+        </w:rPr>
+      </w:pPr>
+      <w:r>
+        <w:rPr>
+          <w:lang w:eastAsia="de-DE"/>
+        </w:rPr>
+        <w:t>Der Zugang zum Kummerkasten wird über ein Token geschützt sein. Es wird keine Benutzerkonten und keine Anmeldung mit Benutzername und Passwort geben. Das Token wird ausschließlich der Zugangskontrolle dienen und nicht der Identifikation. Es wird mit einem kryptografisch sicheren Zufallsgenerator erzeugt, nicht fortlaufend sein und keine Information über den Bewohner, die Ansprechperson oder das Haus enthalten. Beim Absenden des Formulars wird das Backend prüfen, ob das Token gültig ist. Nur dann wird die Nachricht per E-Mail zugestellt.</w:t>
+      </w:r>
     </w:p>
     <w:p>
       <w:pPr>
@@ -6213,51 +6225,75 @@
         <w:rPr>
           <w:lang w:eastAsia="de-DE"/>
         </w:rPr>
-        <w:t>Der Zugang zum Kummerkasten wird über ein Token geschützt sein. Es wird keine Benutzerkonten und keine Anmeldung mit Benutzername und Passwort geben. Das Token wird ausschließlich der Zugangskontrolle dienen und nicht der Identifikation. Es wird mit einem kryptografisch sicheren Zufallsgenerator erzeugt, nicht fortlaufend sein und keine Information über den Bewohner, die Ansprechperson oder das Haus enthalten. Beim Absenden des Formulars wird das Backend prüfen, ob das Token gültig ist. Nur dann wird die Nachricht per E-Mail zugestellt.</w:t>
+        <w:t>Die Tokens sollen im Voraus und unabhängig von einer konkreten Nachricht ausgegeben werden und eine lange Gültigkeit haben, damit Ausgabe und Einreichung zeitlich nicht zusammenhängen. Ob dafür ein gemeinsamer Zugangscode oder ein Vorrat einzelner Tokens verwendet wird und wie die Ausgabe organisiert w</w:t>
+      </w:r>
+      <w:r>
+        <w:rPr>
+          <w:lang w:eastAsia="de-DE"/>
+        </w:rPr>
+        <w:t>ird, ist noch nicht entschieden.</w:t>
       </w:r>
     </w:p>
     <w:p>
       <w:pPr>
-        <w:rPr>
-          <w:lang w:eastAsia="de-DE"/>
-        </w:rPr>
-      </w:pPr>
-      <w:r>
-        <w:rPr>
-          <w:lang w:eastAsia="de-DE"/>
-        </w:rPr>
-        <w:t>Die Tokens sollen im Voraus und unabhängig von einer konkreten Nachricht ausgegeben werden und eine lange Gültigkeit haben, damit Ausgabe und Einreichung zeitlich nicht zusammenhängen. Ob dafür ein gemeinsamer Zugangscode oder ein Vorrat einzelner Tokens verwendet wird und wie die Ausgabe organisiert w</w:t>
-      </w:r>
-      <w:r>
-        <w:rPr>
-          <w:lang w:eastAsia="de-DE"/>
-        </w:rPr>
-        <w:t>ird, ist noch nicht entschieden.</w:t>
+        <w:pStyle w:val="berschrift2"/>
+        <w:rPr>
+          <w:rFonts w:eastAsia="Times New Roman"/>
+          <w:lang w:eastAsia="de-DE"/>
+        </w:rPr>
+      </w:pPr>
+      <w:bookmarkStart w:id="12" w:name="_Toc243560836"/>
+      <w:r>
+        <w:rPr>
+          <w:rFonts w:eastAsia="Times New Roman"/>
+          <w:lang w:eastAsia="de-DE"/>
+        </w:rPr>
+        <w:t>Nachrichteneingabe</w:t>
+      </w:r>
+      <w:bookmarkEnd w:id="12"/>
+      <w:r>
+        <w:rPr>
+          <w:rFonts w:eastAsia="Times New Roman"/>
+          <w:lang w:eastAsia="de-DE"/>
+        </w:rPr>
+        <w:t xml:space="preserve"> </w:t>
       </w:r>
     </w:p>
     <w:p>
       <w:pPr>
-        <w:pStyle w:val="berschrift2"/>
-        <w:rPr>
-          <w:rFonts w:eastAsia="Times New Roman"/>
-          <w:lang w:eastAsia="de-DE"/>
-        </w:rPr>
-      </w:pPr>
-      <w:bookmarkStart w:id="13" w:name="_Toc243560836"/>
-      <w:r>
-        <w:rPr>
-          <w:rFonts w:eastAsia="Times New Roman"/>
-          <w:lang w:eastAsia="de-DE"/>
-        </w:rPr>
-        <w:t>Nachrichteneingabe</w:t>
-      </w:r>
-      <w:bookmarkEnd w:id="13"/>
-      <w:r>
-        <w:rPr>
-          <w:rFonts w:eastAsia="Times New Roman"/>
-          <w:lang w:eastAsia="de-DE"/>
-        </w:rPr>
-        <w:t xml:space="preserve"> </w:t>
+        <w:rPr>
+          <w:lang w:eastAsia="de-DE"/>
+        </w:rPr>
+      </w:pPr>
+      <w:r>
+        <w:rPr>
+          <w:lang w:eastAsia="de-DE"/>
+        </w:rPr>
+        <w:t>Zum Einreichen einer Nachricht wird der Bewohner das Formular aufrufen u</w:t>
+      </w:r>
+      <w:r>
+        <w:rPr>
+          <w:lang w:eastAsia="de-DE"/>
+        </w:rPr>
+        <w:t xml:space="preserve">nd sich mit dem Token ausweisen. </w:t>
+      </w:r>
+      <w:r>
+        <w:rPr>
+          <w:lang w:eastAsia="de-DE"/>
+        </w:rPr>
+        <w:t>Pflichtangabe wird die Kategorie der Nachricht sein (z. B. Regeln, Betreuer/Personal, Zimmer), außerdem wird ein Nachrichtentext benötigt. Gebäude und Gruppe werden freiwillig über je eine Auswahlliste wählbar sein. Ebenso soll eine Ansprechperson aus einer Liste ausgewählt werden können. Wird keine Ansprechperson gewählt, wird die Nachricht an den Gruppenverteiler gehen. Die Angabe des Geschlechts (weiblich, männlich, divers) wird freiwillig und als “optional” gekennzeichnet sein. Ob Gebäude, Gruppe und Geschlecht aufgenommen werden, wird noch geprüft, da sie die Gruppe</w:t>
+      </w:r>
+      <w:r>
+        <w:rPr>
+          <w:lang w:eastAsia="de-DE"/>
+        </w:rPr>
+        <w:t xml:space="preserve"> möglicher Absender verkleinern. </w:t>
+      </w:r>
+      <w:r>
+        <w:rPr>
+          <w:lang w:eastAsia="de-DE"/>
+        </w:rPr>
+        <w:t>Name, E-Mail-Adresse oder andere Kontaktdaten werden nicht abgefragt. Das Formular wird zunächst auf Deutsch und Englisch zur Verfügung stehen.</w:t>
       </w:r>
     </w:p>
     <w:p>
@@ -6270,31 +6306,26 @@
         <w:rPr>
           <w:lang w:eastAsia="de-DE"/>
         </w:rPr>
-        <w:t>Zum Einreichen einer Nachricht wird der Bewohner das Formular aufrufen u</w:t>
-      </w:r>
-      <w:r>
-        <w:rPr>
-          <w:lang w:eastAsia="de-DE"/>
-        </w:rPr>
-        <w:t xml:space="preserve">nd sich mit dem Token ausweisen. </w:t>
-      </w:r>
-      <w:r>
-        <w:rPr>
-          <w:lang w:eastAsia="de-DE"/>
-        </w:rPr>
-        <w:t>Pflichtangabe wird die Kategorie der Nachricht sein (z. B. Regeln, Betreuer/Personal, Zimmer), außerdem wird ein Nachrichtentext benötigt. Gebäude und Gruppe werden freiwillig über je eine Auswahlliste wählbar sein. Ebenso soll eine Ansprechperson aus einer Liste ausgewählt werden können. Wird keine Ansprechperson gewählt, wird die Nachricht an den Gruppenverteiler gehen. Die Angabe des Geschlechts (weiblich, männlich, divers) wird freiwillig und als “optional” gekennzeichnet sein. Ob Gebäude, Gruppe und Geschlecht aufgenommen werden, wird noch geprüft, da sie die Gruppe</w:t>
-      </w:r>
-      <w:r>
-        <w:rPr>
-          <w:lang w:eastAsia="de-DE"/>
-        </w:rPr>
-        <w:t xml:space="preserve"> möglicher Absender verkleinern. </w:t>
-      </w:r>
-      <w:r>
-        <w:rPr>
-          <w:lang w:eastAsia="de-DE"/>
-        </w:rPr>
-        <w:t>Name, E-Mail-Adresse oder andere Kontaktdaten werden nicht abgefragt. Das Formular wird zunächst auf Deutsch und Englisch zur Verfügung stehen.</w:t>
+        <w:t>Unterhalb der Eingabefelder wird ein Datenschutzhinweis angezeigt, den der Bewohner per Checkbox als gelesen bestätigen soll, bevor er absendet</w:t>
+      </w:r>
+      <w:r>
+        <w:rPr>
+          <w:iCs/>
+          <w:lang w:eastAsia="de-DE"/>
+        </w:rPr>
+        <w:t xml:space="preserve">. </w:t>
+      </w:r>
+      <w:r>
+        <w:rPr>
+          <w:lang w:eastAsia="de-DE"/>
+        </w:rPr>
+        <w:t>Der Text ist ein Entwurf, die Freigabe durch den Auftraggebe</w:t>
+      </w:r>
+      <w:r>
+        <w:rPr>
+          <w:lang w:eastAsia="de-DE"/>
+        </w:rPr>
+        <w:t xml:space="preserve">r und den Datenschutz steht aus. </w:t>
       </w:r>
     </w:p>
     <w:p>
@@ -6307,65 +6338,72 @@
         <w:rPr>
           <w:lang w:eastAsia="de-DE"/>
         </w:rPr>
-        <w:t>Unterhalb der Eingabefelder wird ein Datenschutzhinweis angezeigt, den der Bewohner per Checkbox als gelesen bestätigen soll, bevor er absendet</w:t>
-      </w:r>
-      <w:r>
-        <w:rPr>
-          <w:iCs/>
-          <w:lang w:eastAsia="de-DE"/>
-        </w:rPr>
-        <w:t xml:space="preserve">. </w:t>
-      </w:r>
-      <w:r>
-        <w:rPr>
-          <w:lang w:eastAsia="de-DE"/>
-        </w:rPr>
-        <w:t>Der Text ist ein Entwurf, die Freigabe durch den Auftraggebe</w:t>
-      </w:r>
-      <w:r>
-        <w:rPr>
-          <w:lang w:eastAsia="de-DE"/>
-        </w:rPr>
-        <w:t xml:space="preserve">r und den Datenschutz steht aus. </w:t>
+        <w:t xml:space="preserve">Vor dem Absenden wird das Frontend die Eingaben prüfen, etwa ob eine Kategorie gewählt und der Nachrichtentext ausgefüllt ist und die maximale Länge nicht überschritten wird. Bei fehlenden Pflichtangaben wird ein Hinweis am betroffenen Feld erscheinen. Beim Absenden wird das Backend Token und Eingaben erneut prüfen, da die Prüfung im Browser umgangen werden kann. Die </w:t>
+      </w:r>
+      <w:r>
+        <w:rPr>
+          <w:lang w:eastAsia="de-DE"/>
+        </w:rPr>
+        <w:lastRenderedPageBreak/>
+        <w:t>Nachricht wird per E-Mail zugestellt und nicht gespeichert. Der Bewohner wird anschließend eine Bestätigung erhalten, dass die Nachricht versendet wurde. Schlägt der Versand fehl, wird eine verständliche Fehlermeldung ohne technische Details erscheinen, und der eingegebene Text wird im Formular erhalten bleiben.</w:t>
       </w:r>
     </w:p>
     <w:p>
       <w:pPr>
-        <w:rPr>
-          <w:lang w:eastAsia="de-DE"/>
-        </w:rPr>
-      </w:pPr>
-      <w:r>
-        <w:rPr>
-          <w:lang w:eastAsia="de-DE"/>
-        </w:rPr>
-        <w:t xml:space="preserve">Vor dem Absenden wird das Frontend die Eingaben prüfen, etwa ob eine Kategorie gewählt und der Nachrichtentext ausgefüllt ist und die maximale Länge nicht überschritten wird. Bei fehlenden Pflichtangaben wird ein Hinweis am betroffenen Feld erscheinen. Beim Absenden wird das Backend Token und Eingaben erneut prüfen, da die Prüfung im Browser umgangen werden kann. Die </w:t>
-      </w:r>
-      <w:r>
-        <w:rPr>
-          <w:lang w:eastAsia="de-DE"/>
-        </w:rPr>
-        <w:lastRenderedPageBreak/>
-        <w:t>Nachricht wird per E-Mail zugestellt und nicht gespeichert. Der Bewohner wird anschließend eine Bestätigung erhalten, dass die Nachricht versendet wurde. Schlägt der Versand fehl, wird eine verständliche Fehlermeldung ohne technische Details erscheinen, und der eingegebene Text wird im Formular erhalten bleiben.</w:t>
-      </w:r>
+        <w:pStyle w:val="berschrift2"/>
+        <w:rPr>
+          <w:rFonts w:eastAsia="Times New Roman"/>
+          <w:lang w:eastAsia="de-DE"/>
+        </w:rPr>
+      </w:pPr>
+      <w:bookmarkStart w:id="13" w:name="_Toc243560837"/>
+      <w:r>
+        <w:rPr>
+          <w:rFonts w:eastAsia="Times New Roman"/>
+          <w:lang w:eastAsia="de-DE"/>
+        </w:rPr>
+        <w:t>Weiterleitung und Bearbeitung</w:t>
+      </w:r>
+      <w:bookmarkEnd w:id="13"/>
     </w:p>
     <w:p>
       <w:pPr>
-        <w:pStyle w:val="berschrift2"/>
-        <w:rPr>
-          <w:rFonts w:eastAsia="Times New Roman"/>
-          <w:lang w:eastAsia="de-DE"/>
-        </w:rPr>
-      </w:pPr>
-      <w:bookmarkStart w:id="14" w:name="_Toc243560837"/>
-      <w:r>
-        <w:rPr>
-          <w:rFonts w:eastAsia="Times New Roman"/>
-          <w:lang w:eastAsia="de-DE"/>
-        </w:rPr>
-        <w:t>Weiterleitung und Bearbeitung</w:t>
-      </w:r>
-      <w:bookmarkEnd w:id="14"/>
+        <w:rPr>
+          <w:lang w:eastAsia="de-DE"/>
+        </w:rPr>
+      </w:pPr>
+      <w:r>
+        <w:rPr>
+          <w:lang w:eastAsia="de-DE"/>
+        </w:rPr>
+        <w:t xml:space="preserve">Nach der Prüfung wird das Backend die Nachricht mit </w:t>
+      </w:r>
+      <w:proofErr w:type="spellStart"/>
+      <w:r>
+        <w:rPr>
+          <w:lang w:eastAsia="de-DE"/>
+        </w:rPr>
+        <w:t>PHPMailer</w:t>
+      </w:r>
+      <w:proofErr w:type="spellEnd"/>
+      <w:r>
+        <w:rPr>
+          <w:lang w:eastAsia="de-DE"/>
+        </w:rPr>
+        <w:t xml:space="preserve"> per SMTP über eine verschlüsselte Verbindung (TLS) an den Mailserver übergeben. Empfänger wird die ausgewählte Ansprechperson sein. Wurde keine Ansprechperson gewählt, wird die Nachricht an den Gruppenverteiler gehen. Die Empfängeradressen werden aus einer Konfiguration gelesen und nicht aus den Eingaben des Bewohners übernommen. Die E-Mail wird die Kategorie, den Nachrichtentext und die freiwillig gemachten Angaben enthalten. Als Absender wird eine neutrale Systemadresse dienen, die keine Rückschlüsse auf den Bewohner zulässt. Ob und wie Zeitstempel und Header der E-Mail reduziert we</w:t>
+      </w:r>
+      <w:r>
+        <w:rPr>
+          <w:lang w:eastAsia="de-DE"/>
+        </w:rPr>
+        <w:t>rden können, wird noch geprüft</w:t>
+      </w:r>
+      <w:r>
+        <w:rPr>
+          <w:lang w:eastAsia="de-DE"/>
+        </w:rPr>
+        <w:t>.</w:t>
+      </w:r>
     </w:p>
     <w:p>
       <w:pPr>
@@ -6377,27 +6415,25 @@
         <w:rPr>
           <w:lang w:eastAsia="de-DE"/>
         </w:rPr>
-        <w:t xml:space="preserve">Nach der Prüfung wird das Backend die Nachricht mit </w:t>
-      </w:r>
-      <w:proofErr w:type="spellStart"/>
-      <w:r>
-        <w:rPr>
-          <w:lang w:eastAsia="de-DE"/>
-        </w:rPr>
-        <w:t>PHPMailer</w:t>
-      </w:r>
-      <w:proofErr w:type="spellEnd"/>
-      <w:r>
-        <w:rPr>
-          <w:lang w:eastAsia="de-DE"/>
-        </w:rPr>
-        <w:t xml:space="preserve"> per SMTP über eine verschlüsselte Verbindung (TLS) an den Mailserver übergeben. Empfänger wird die ausgewählte Ansprechperson sein. Wurde keine Ansprechperson gewählt, wird die Nachricht an den Gruppenverteiler gehen. Die Empfängeradressen werden aus einer Konfiguration gelesen und nicht aus den Eingaben des Bewohners übernommen. Die E-Mail wird die Kategorie, den Nachrichtentext und die freiwillig gemachten Angaben enthalten. Als Absender wird eine neutrale Systemadresse dienen, die keine Rückschlüsse auf den Bewohner zulässt. Ob und wie Zeitstempel und Header der E-Mail reduziert we</w:t>
-      </w:r>
-      <w:r>
-        <w:rPr>
-          <w:lang w:eastAsia="de-DE"/>
-        </w:rPr>
-        <w:t>rden können, wird noch geprüft</w:t>
+        <w:t>Die Ansprechperson wird die Nachricht in ihrem gewohnten Outlook-Postfach erhalten und dort bearbeiten. Eine Rückantwort an den Absender wird es nicht geben, da dies die Anonymität einschränken würde. Die weitere Bearbeitung der Nachricht liegt außerhalb der Anwendung und wird organisatorisch geregelt. Das betrifft die vertrauliche Behandlung, den Umgang mit dringenden oder kritischen Meldungen sowie die Aufbew</w:t>
+      </w:r>
+      <w:r>
+        <w:rPr>
+          <w:lang w:eastAsia="de-DE"/>
+        </w:rPr>
+        <w:t xml:space="preserve">ahrung und Löschung im Postfach. </w:t>
+      </w:r>
+      <w:r>
+        <w:rPr>
+          <w:lang w:eastAsia="de-DE"/>
+        </w:rPr>
+        <w:t xml:space="preserve">Die Anwendung selbst wird keine Nachrichten speichern und keine Kopie zurückhalten. Ob Nachrichten gebündelt zu festen Zeitpunkten zugestellt werden, um die Zuordnung über den Einreichzeitpunkt zu erschweren </w:t>
+      </w:r>
+      <w:r>
+        <w:rPr>
+          <w:lang w:eastAsia="de-DE"/>
+        </w:rPr>
+        <w:t>(N7), ist noch nicht entschieden</w:t>
       </w:r>
       <w:r>
         <w:rPr>
@@ -6408,50 +6444,13 @@
     </w:p>
     <w:p>
       <w:pPr>
-        <w:rPr>
-          <w:lang w:eastAsia="de-DE"/>
-        </w:rPr>
-      </w:pPr>
-      <w:r>
-        <w:rPr>
-          <w:lang w:eastAsia="de-DE"/>
-        </w:rPr>
-        <w:t>Die Ansprechperson wird die Nachricht in ihrem gewohnten Outlook-Postfach erhalten und dort bearbeiten. Eine Rückantwort an den Absender wird es nicht geben, da dies die Anonymität einschränken würde. Die weitere Bearbeitung der Nachricht liegt außerhalb der Anwendung und wird organisatorisch geregelt. Das betrifft die vertrauliche Behandlung, den Umgang mit dringenden oder kritischen Meldungen sowie die Aufbew</w:t>
-      </w:r>
-      <w:r>
-        <w:rPr>
-          <w:lang w:eastAsia="de-DE"/>
-        </w:rPr>
-        <w:t xml:space="preserve">ahrung und Löschung im Postfach. </w:t>
-      </w:r>
-      <w:r>
-        <w:rPr>
-          <w:lang w:eastAsia="de-DE"/>
-        </w:rPr>
-        <w:t xml:space="preserve">Die Anwendung selbst wird keine Nachrichten speichern und keine Kopie zurückhalten. Ob Nachrichten gebündelt zu festen Zeitpunkten zugestellt werden, um die Zuordnung über den Einreichzeitpunkt zu erschweren </w:t>
-      </w:r>
-      <w:r>
-        <w:rPr>
-          <w:lang w:eastAsia="de-DE"/>
-        </w:rPr>
-        <w:t>(N7), ist noch nicht entschieden</w:t>
-      </w:r>
-      <w:r>
-        <w:rPr>
-          <w:lang w:eastAsia="de-DE"/>
-        </w:rPr>
-        <w:t>.</w:t>
-      </w:r>
-    </w:p>
-    <w:p>
-      <w:pPr>
         <w:pStyle w:val="berschrift2"/>
         <w:rPr>
           <w:rFonts w:eastAsia="Times New Roman"/>
           <w:lang w:eastAsia="de-DE"/>
         </w:rPr>
       </w:pPr>
-      <w:bookmarkStart w:id="15" w:name="_Toc243560838"/>
+      <w:bookmarkStart w:id="14" w:name="_Toc243560838"/>
       <w:r>
         <w:rPr>
           <w:rFonts w:eastAsia="Times New Roman"/>
@@ -6459,7 +6458,7 @@
         </w:rPr>
         <w:t>Rollen und Berechtigungen</w:t>
       </w:r>
-      <w:bookmarkEnd w:id="15"/>
+      <w:bookmarkEnd w:id="14"/>
       <w:r>
         <w:rPr>
           <w:rFonts w:eastAsia="Times New Roman"/>
@@ -6734,7 +6733,7 @@
           <w:lang w:eastAsia="de-DE"/>
         </w:rPr>
       </w:pPr>
-      <w:bookmarkStart w:id="16" w:name="_Toc243560839"/>
+      <w:bookmarkStart w:id="15" w:name="_Toc243560839"/>
       <w:r>
         <w:rPr>
           <w:rFonts w:eastAsia="Times New Roman"/>
@@ -6742,7 +6741,7 @@
         </w:rPr>
         <w:t>Lebenszyklus einer Nachricht</w:t>
       </w:r>
-      <w:bookmarkEnd w:id="16"/>
+      <w:bookmarkEnd w:id="15"/>
       <w:r>
         <w:rPr>
           <w:rFonts w:eastAsia="Times New Roman"/>
@@ -6825,13 +6824,31 @@
           <w:lang w:eastAsia="de-DE"/>
         </w:rPr>
       </w:pPr>
-      <w:bookmarkStart w:id="17" w:name="_Toc243560840"/>
+      <w:bookmarkStart w:id="16" w:name="_Toc243560840"/>
       <w:r>
         <w:rPr>
           <w:rFonts w:eastAsia="Times New Roman"/>
           <w:lang w:eastAsia="de-DE"/>
         </w:rPr>
         <w:t>Anonymisierung und Datenschutz</w:t>
+      </w:r>
+      <w:bookmarkEnd w:id="16"/>
+    </w:p>
+    <w:p>
+      <w:pPr>
+        <w:pStyle w:val="berschrift2"/>
+        <w:rPr>
+          <w:rFonts w:eastAsia="Times New Roman"/>
+          <w:lang w:eastAsia="de-DE"/>
+        </w:rPr>
+      </w:pPr>
+      <w:bookmarkStart w:id="17" w:name="_Toc243560841"/>
+      <w:r>
+        <w:rPr>
+          <w:rFonts w:eastAsia="Times New Roman"/>
+          <w:lang w:eastAsia="de-DE"/>
+        </w:rPr>
+        <w:t>Technologieauswahl mit Alternativen und Begründung</w:t>
       </w:r>
       <w:bookmarkEnd w:id="17"/>
     </w:p>
@@ -6843,139 +6860,129 @@
           <w:lang w:eastAsia="de-DE"/>
         </w:rPr>
       </w:pPr>
-      <w:bookmarkStart w:id="18" w:name="_Toc243560841"/>
+      <w:bookmarkStart w:id="18" w:name="_Toc243560842"/>
       <w:r>
         <w:rPr>
           <w:rFonts w:eastAsia="Times New Roman"/>
           <w:lang w:eastAsia="de-DE"/>
         </w:rPr>
-        <w:t>Technologieauswahl mit Alternativen und Begründung</w:t>
+        <w:t>Systemarchitektur</w:t>
       </w:r>
       <w:bookmarkEnd w:id="18"/>
+      <w:r>
+        <w:rPr>
+          <w:rFonts w:eastAsia="Times New Roman"/>
+          <w:lang w:eastAsia="de-DE"/>
+        </w:rPr>
+        <w:t xml:space="preserve"> </w:t>
+      </w:r>
     </w:p>
     <w:p>
       <w:pPr>
-        <w:pStyle w:val="berschrift2"/>
-        <w:rPr>
-          <w:rFonts w:eastAsia="Times New Roman"/>
-          <w:lang w:eastAsia="de-DE"/>
-        </w:rPr>
-      </w:pPr>
-      <w:bookmarkStart w:id="19" w:name="_Toc243560842"/>
-      <w:r>
-        <w:rPr>
-          <w:rFonts w:eastAsia="Times New Roman"/>
-          <w:lang w:eastAsia="de-DE"/>
-        </w:rPr>
-        <w:t>Systemarchitektur</w:t>
-      </w:r>
-      <w:bookmarkEnd w:id="19"/>
-      <w:r>
-        <w:rPr>
-          <w:rFonts w:eastAsia="Times New Roman"/>
-          <w:lang w:eastAsia="de-DE"/>
-        </w:rPr>
-        <w:t xml:space="preserve"> </w:t>
+        <w:rPr>
+          <w:lang w:eastAsia="de-DE"/>
+        </w:rPr>
+      </w:pPr>
+      <w:r>
+        <w:rPr>
+          <w:lang w:eastAsia="de-DE"/>
+        </w:rPr>
+        <w:t>(Diagramm mit Komponenten, Datenflüssen und Vertrauensgrenzen)</w:t>
       </w:r>
     </w:p>
     <w:p>
       <w:pPr>
-        <w:rPr>
-          <w:lang w:eastAsia="de-DE"/>
-        </w:rPr>
-      </w:pPr>
-      <w:r>
-        <w:rPr>
-          <w:lang w:eastAsia="de-DE"/>
-        </w:rPr>
-        <w:t>(Diagramm mit Komponenten, Datenflüssen und Vertrauensgrenzen)</w:t>
-      </w:r>
+        <w:pStyle w:val="berschrift2"/>
+        <w:rPr>
+          <w:rFonts w:eastAsia="Times New Roman"/>
+          <w:lang w:eastAsia="de-DE"/>
+        </w:rPr>
+      </w:pPr>
+      <w:bookmarkStart w:id="19" w:name="_Toc243560843"/>
+      <w:r>
+        <w:rPr>
+          <w:rFonts w:eastAsia="Times New Roman"/>
+          <w:lang w:eastAsia="de-DE"/>
+        </w:rPr>
+        <w:t>Anwendungsaufbau</w:t>
+      </w:r>
+      <w:bookmarkEnd w:id="19"/>
     </w:p>
     <w:p>
       <w:pPr>
-        <w:pStyle w:val="berschrift2"/>
+        <w:rPr>
+          <w:lang w:eastAsia="de-DE"/>
+        </w:rPr>
+      </w:pPr>
+      <w:r>
+        <w:rPr>
+          <w:lang w:eastAsia="de-DE"/>
+        </w:rPr>
+        <w:t xml:space="preserve"> (Frontend, Backend, Validierung, Mehrsprachigkeit)</w:t>
+      </w:r>
+    </w:p>
+    <w:p>
+      <w:pPr>
+        <w:pStyle w:val="berschrift1"/>
         <w:rPr>
           <w:rFonts w:eastAsia="Times New Roman"/>
           <w:lang w:eastAsia="de-DE"/>
         </w:rPr>
       </w:pPr>
-      <w:bookmarkStart w:id="20" w:name="_Toc243560843"/>
+      <w:bookmarkStart w:id="20" w:name="_Toc243560844"/>
       <w:r>
         <w:rPr>
           <w:rFonts w:eastAsia="Times New Roman"/>
           <w:lang w:eastAsia="de-DE"/>
         </w:rPr>
-        <w:t>Anwendungsaufbau</w:t>
+        <w:t>Benutzeroberfläche</w:t>
       </w:r>
       <w:bookmarkEnd w:id="20"/>
     </w:p>
     <w:p>
       <w:pPr>
-        <w:rPr>
-          <w:lang w:eastAsia="de-DE"/>
-        </w:rPr>
-      </w:pPr>
-      <w:r>
-        <w:rPr>
-          <w:lang w:eastAsia="de-DE"/>
-        </w:rPr>
-        <w:t xml:space="preserve"> (Frontend, Backend, Validierung, Mehrsprachigkeit)</w:t>
+        <w:pStyle w:val="berschrift2"/>
+        <w:rPr>
+          <w:rFonts w:eastAsia="Times New Roman"/>
+          <w:lang w:eastAsia="de-DE"/>
+        </w:rPr>
+      </w:pPr>
+      <w:bookmarkStart w:id="21" w:name="_Toc243560845"/>
+      <w:r>
+        <w:rPr>
+          <w:rFonts w:eastAsia="Times New Roman"/>
+          <w:lang w:eastAsia="de-DE"/>
+        </w:rPr>
+        <w:t>Entwürfe</w:t>
+      </w:r>
+      <w:bookmarkEnd w:id="21"/>
+      <w:r>
+        <w:rPr>
+          <w:rFonts w:eastAsia="Times New Roman"/>
+          <w:lang w:eastAsia="de-DE"/>
+        </w:rPr>
+        <w:t xml:space="preserve"> </w:t>
       </w:r>
     </w:p>
     <w:p>
       <w:pPr>
-        <w:pStyle w:val="berschrift1"/>
-        <w:rPr>
-          <w:rFonts w:eastAsia="Times New Roman"/>
-          <w:lang w:eastAsia="de-DE"/>
-        </w:rPr>
-      </w:pPr>
-      <w:bookmarkStart w:id="21" w:name="_Toc243560844"/>
-      <w:r>
-        <w:rPr>
-          <w:rFonts w:eastAsia="Times New Roman"/>
-          <w:lang w:eastAsia="de-DE"/>
-        </w:rPr>
-        <w:t>Benutzeroberfläche</w:t>
-      </w:r>
-      <w:bookmarkEnd w:id="21"/>
-    </w:p>
-    <w:p>
-      <w:pPr>
-        <w:pStyle w:val="berschrift2"/>
-        <w:rPr>
-          <w:rFonts w:eastAsia="Times New Roman"/>
-          <w:lang w:eastAsia="de-DE"/>
-        </w:rPr>
-      </w:pPr>
-      <w:bookmarkStart w:id="22" w:name="_Toc243560845"/>
-      <w:r>
-        <w:rPr>
-          <w:rFonts w:eastAsia="Times New Roman"/>
-          <w:lang w:eastAsia="de-DE"/>
-        </w:rPr>
-        <w:t>Entwürfe</w:t>
-      </w:r>
+        <w:rPr>
+          <w:lang w:eastAsia="de-DE"/>
+        </w:rPr>
+      </w:pPr>
+      <w:r>
+        <w:rPr>
+          <w:lang w:eastAsia="de-DE"/>
+        </w:rPr>
+        <w:t>(Token-Anfrage, Eingabeformula</w:t>
+      </w:r>
+      <w:bookmarkStart w:id="22" w:name="_GoBack"/>
       <w:bookmarkEnd w:id="22"/>
       <w:r>
         <w:rPr>
-          <w:rFonts w:eastAsia="Times New Roman"/>
-          <w:lang w:eastAsia="de-DE"/>
-        </w:rPr>
-        <w:t xml:space="preserve"> </w:t>
-      </w:r>
-    </w:p>
-    <w:p>
-      <w:pPr>
-        <w:rPr>
-          <w:lang w:eastAsia="de-DE"/>
-        </w:rPr>
-      </w:pPr>
-      <w:r>
-        <w:rPr>
-          <w:lang w:eastAsia="de-DE"/>
-        </w:rPr>
-        <w:t>(Token-Anfrage, Eingabeformular, Bestätigung)</w:t>
+          <w:lang w:eastAsia="de-DE"/>
+        </w:rPr>
+        <w:t>r, Bestätigung)</w:t>
       </w:r>
     </w:p>
     <w:p>
@@ -7319,6 +7326,7 @@
           <w:docPartUnique/>
         </w:docPartObj>
       </w:sdtPr>
+      <w:sdtEndPr/>
       <w:sdtContent>
         <w:r>
           <w:fldChar w:fldCharType="begin"/>
@@ -7333,7 +7341,7 @@
           <w:rPr>
             <w:noProof/>
           </w:rPr>
-          <w:t>12</w:t>
+          <w:t>10</w:t>
         </w:r>
         <w:r>
           <w:fldChar w:fldCharType="end"/>
@@ -11404,7 +11412,7 @@
 </file>
 
 <file path=customXml/itemProps1.xml><?xml version="1.0" encoding="utf-8"?>
-<ds:datastoreItem xmlns:ds="http://schemas.openxmlformats.org/officeDocument/2006/customXml" ds:itemID="{DEDA2DBF-F5DB-4B78-ADBD-CC424B5B2C04}">
+<ds:datastoreItem xmlns:ds="http://schemas.openxmlformats.org/officeDocument/2006/customXml" ds:itemID="{C76D79FB-06E7-499F-9B92-63B37AACAEE8}">
   <ds:schemaRefs>
     <ds:schemaRef ds:uri="http://schemas.openxmlformats.org/officeDocument/2006/bibliography"/>
   </ds:schemaRefs>

--- a/documentation/Kummerkasten.docx
+++ b/documentation/Kummerkasten.docx
@@ -601,26 +601,27 @@
     </w:p>
     <w:sdt>
       <w:sdtPr>
-        <w:rPr>
-          <w:lang w:eastAsia="en-US"/>
-        </w:rPr>
         <w:id w:val="1103846591"/>
         <w:docPartObj>
           <w:docPartGallery w:val="Table of Contents"/>
           <w:docPartUnique/>
         </w:docPartObj>
       </w:sdtPr>
-      <w:sdtEndPr/>
       <w:sdtContent>
         <w:p>
           <w:pPr>
-            <w:pStyle w:val="Inhaltsverzeichnisberschrift"/>
+            <w:pStyle w:val="berschrift1"/>
           </w:pPr>
           <w:r>
             <w:t>Inhalt</w:t>
           </w:r>
           <w:r>
-            <w:t>sverzeichnis</w:t>
+            <w:t>sverzei</w:t>
+          </w:r>
+          <w:bookmarkStart w:id="0" w:name="_GoBack"/>
+          <w:bookmarkEnd w:id="0"/>
+          <w:r>
+            <w:t>chnis</w:t>
           </w:r>
         </w:p>
         <w:p>
@@ -645,7 +646,7 @@
           <w:r>
             <w:fldChar w:fldCharType="separate"/>
           </w:r>
-          <w:hyperlink w:anchor="_Toc243560824" w:history="1">
+          <w:hyperlink w:anchor="_Toc244076015" w:history="1">
             <w:r>
               <w:rPr>
                 <w:rStyle w:val="Hyperlink"/>
@@ -692,7 +693,7 @@
                 <w:noProof/>
                 <w:webHidden/>
               </w:rPr>
-              <w:instrText xml:space="preserve"> PAGEREF _Toc243560824 \h </w:instrText>
+              <w:instrText xml:space="preserve"> PAGEREF _Toc244076015 \h </w:instrText>
             </w:r>
             <w:r>
               <w:rPr>
@@ -736,7 +737,7 @@
               <w:lang w:eastAsia="de-DE"/>
             </w:rPr>
           </w:pPr>
-          <w:hyperlink w:anchor="_Toc243560825" w:history="1">
+          <w:hyperlink w:anchor="_Toc244076016" w:history="1">
             <w:r>
               <w:rPr>
                 <w:rStyle w:val="Hyperlink"/>
@@ -783,7 +784,7 @@
                 <w:noProof/>
                 <w:webHidden/>
               </w:rPr>
-              <w:instrText xml:space="preserve"> PAGEREF _Toc243560825 \h </w:instrText>
+              <w:instrText xml:space="preserve"> PAGEREF _Toc244076016 \h </w:instrText>
             </w:r>
             <w:r>
               <w:rPr>
@@ -827,7 +828,7 @@
               <w:lang w:eastAsia="de-DE"/>
             </w:rPr>
           </w:pPr>
-          <w:hyperlink w:anchor="_Toc243560826" w:history="1">
+          <w:hyperlink w:anchor="_Toc244076017" w:history="1">
             <w:r>
               <w:rPr>
                 <w:rStyle w:val="Hyperlink"/>
@@ -874,7 +875,7 @@
                 <w:noProof/>
                 <w:webHidden/>
               </w:rPr>
-              <w:instrText xml:space="preserve"> PAGEREF _Toc243560826 \h </w:instrText>
+              <w:instrText xml:space="preserve"> PAGEREF _Toc244076017 \h </w:instrText>
             </w:r>
             <w:r>
               <w:rPr>
@@ -919,7 +920,7 @@
               <w:lang w:eastAsia="de-DE"/>
             </w:rPr>
           </w:pPr>
-          <w:hyperlink w:anchor="_Toc243560827" w:history="1">
+          <w:hyperlink w:anchor="_Toc244076018" w:history="1">
             <w:r>
               <w:rPr>
                 <w:rStyle w:val="Hyperlink"/>
@@ -966,7 +967,7 @@
                 <w:noProof/>
                 <w:webHidden/>
               </w:rPr>
-              <w:instrText xml:space="preserve"> PAGEREF _Toc243560827 \h </w:instrText>
+              <w:instrText xml:space="preserve"> PAGEREF _Toc244076018 \h </w:instrText>
             </w:r>
             <w:r>
               <w:rPr>
@@ -1011,7 +1012,7 @@
               <w:lang w:eastAsia="de-DE"/>
             </w:rPr>
           </w:pPr>
-          <w:hyperlink w:anchor="_Toc243560828" w:history="1">
+          <w:hyperlink w:anchor="_Toc244076019" w:history="1">
             <w:r>
               <w:rPr>
                 <w:rStyle w:val="Hyperlink"/>
@@ -1056,7 +1057,7 @@
                 <w:noProof/>
                 <w:webHidden/>
               </w:rPr>
-              <w:instrText xml:space="preserve"> PAGEREF _Toc243560828 \h </w:instrText>
+              <w:instrText xml:space="preserve"> PAGEREF _Toc244076019 \h </w:instrText>
             </w:r>
             <w:r>
               <w:rPr>
@@ -1100,7 +1101,7 @@
               <w:lang w:eastAsia="de-DE"/>
             </w:rPr>
           </w:pPr>
-          <w:hyperlink w:anchor="_Toc243560829" w:history="1">
+          <w:hyperlink w:anchor="_Toc244076020" w:history="1">
             <w:r>
               <w:rPr>
                 <w:rStyle w:val="Hyperlink"/>
@@ -1145,7 +1146,7 @@
                 <w:noProof/>
                 <w:webHidden/>
               </w:rPr>
-              <w:instrText xml:space="preserve"> PAGEREF _Toc243560829 \h </w:instrText>
+              <w:instrText xml:space="preserve"> PAGEREF _Toc244076020 \h </w:instrText>
             </w:r>
             <w:r>
               <w:rPr>
@@ -1189,7 +1190,7 @@
               <w:lang w:eastAsia="de-DE"/>
             </w:rPr>
           </w:pPr>
-          <w:hyperlink w:anchor="_Toc243560830" w:history="1">
+          <w:hyperlink w:anchor="_Toc244076021" w:history="1">
             <w:r>
               <w:rPr>
                 <w:rStyle w:val="Hyperlink"/>
@@ -1236,7 +1237,7 @@
                 <w:noProof/>
                 <w:webHidden/>
               </w:rPr>
-              <w:instrText xml:space="preserve"> PAGEREF _Toc243560830 \h </w:instrText>
+              <w:instrText xml:space="preserve"> PAGEREF _Toc244076021 \h </w:instrText>
             </w:r>
             <w:r>
               <w:rPr>
@@ -1281,7 +1282,7 @@
               <w:lang w:eastAsia="de-DE"/>
             </w:rPr>
           </w:pPr>
-          <w:hyperlink w:anchor="_Toc243560831" w:history="1">
+          <w:hyperlink w:anchor="_Toc244076022" w:history="1">
             <w:r>
               <w:rPr>
                 <w:rStyle w:val="Hyperlink"/>
@@ -1326,7 +1327,7 @@
                 <w:noProof/>
                 <w:webHidden/>
               </w:rPr>
-              <w:instrText xml:space="preserve"> PAGEREF _Toc243560831 \h </w:instrText>
+              <w:instrText xml:space="preserve"> PAGEREF _Toc244076022 \h </w:instrText>
             </w:r>
             <w:r>
               <w:rPr>
@@ -1371,7 +1372,7 @@
               <w:lang w:eastAsia="de-DE"/>
             </w:rPr>
           </w:pPr>
-          <w:hyperlink w:anchor="_Toc243560832" w:history="1">
+          <w:hyperlink w:anchor="_Toc244076023" w:history="1">
             <w:r>
               <w:rPr>
                 <w:rStyle w:val="Hyperlink"/>
@@ -1416,7 +1417,7 @@
                 <w:noProof/>
                 <w:webHidden/>
               </w:rPr>
-              <w:instrText xml:space="preserve"> PAGEREF _Toc243560832 \h </w:instrText>
+              <w:instrText xml:space="preserve"> PAGEREF _Toc244076023 \h </w:instrText>
             </w:r>
             <w:r>
               <w:rPr>
@@ -1460,7 +1461,7 @@
               <w:lang w:eastAsia="de-DE"/>
             </w:rPr>
           </w:pPr>
-          <w:hyperlink w:anchor="_Toc243560833" w:history="1">
+          <w:hyperlink w:anchor="_Toc244076024" w:history="1">
             <w:r>
               <w:rPr>
                 <w:rStyle w:val="Hyperlink"/>
@@ -1507,7 +1508,7 @@
                 <w:noProof/>
                 <w:webHidden/>
               </w:rPr>
-              <w:instrText xml:space="preserve"> PAGEREF _Toc243560833 \h </w:instrText>
+              <w:instrText xml:space="preserve"> PAGEREF _Toc244076024 \h </w:instrText>
             </w:r>
             <w:r>
               <w:rPr>
@@ -1551,7 +1552,7 @@
               <w:lang w:eastAsia="de-DE"/>
             </w:rPr>
           </w:pPr>
-          <w:hyperlink w:anchor="_Toc243560834" w:history="1">
+          <w:hyperlink w:anchor="_Toc244076025" w:history="1">
             <w:r>
               <w:rPr>
                 <w:rStyle w:val="Hyperlink"/>
@@ -1598,7 +1599,7 @@
                 <w:noProof/>
                 <w:webHidden/>
               </w:rPr>
-              <w:instrText xml:space="preserve"> PAGEREF _Toc243560834 \h </w:instrText>
+              <w:instrText xml:space="preserve"> PAGEREF _Toc244076025 \h </w:instrText>
             </w:r>
             <w:r>
               <w:rPr>
@@ -1642,7 +1643,7 @@
               <w:lang w:eastAsia="de-DE"/>
             </w:rPr>
           </w:pPr>
-          <w:hyperlink w:anchor="_Toc243560835" w:history="1">
+          <w:hyperlink w:anchor="_Toc244076026" w:history="1">
             <w:r>
               <w:rPr>
                 <w:rStyle w:val="Hyperlink"/>
@@ -1689,7 +1690,7 @@
                 <w:noProof/>
                 <w:webHidden/>
               </w:rPr>
-              <w:instrText xml:space="preserve"> PAGEREF _Toc243560835 \h </w:instrText>
+              <w:instrText xml:space="preserve"> PAGEREF _Toc244076026 \h </w:instrText>
             </w:r>
             <w:r>
               <w:rPr>
@@ -1733,7 +1734,7 @@
               <w:lang w:eastAsia="de-DE"/>
             </w:rPr>
           </w:pPr>
-          <w:hyperlink w:anchor="_Toc243560836" w:history="1">
+          <w:hyperlink w:anchor="_Toc244076027" w:history="1">
             <w:r>
               <w:rPr>
                 <w:rStyle w:val="Hyperlink"/>
@@ -1780,7 +1781,7 @@
                 <w:noProof/>
                 <w:webHidden/>
               </w:rPr>
-              <w:instrText xml:space="preserve"> PAGEREF _Toc243560836 \h </w:instrText>
+              <w:instrText xml:space="preserve"> PAGEREF _Toc244076027 \h </w:instrText>
             </w:r>
             <w:r>
               <w:rPr>
@@ -1824,7 +1825,7 @@
               <w:lang w:eastAsia="de-DE"/>
             </w:rPr>
           </w:pPr>
-          <w:hyperlink w:anchor="_Toc243560837" w:history="1">
+          <w:hyperlink w:anchor="_Toc244076028" w:history="1">
             <w:r>
               <w:rPr>
                 <w:rStyle w:val="Hyperlink"/>
@@ -1871,7 +1872,7 @@
                 <w:noProof/>
                 <w:webHidden/>
               </w:rPr>
-              <w:instrText xml:space="preserve"> PAGEREF _Toc243560837 \h </w:instrText>
+              <w:instrText xml:space="preserve"> PAGEREF _Toc244076028 \h </w:instrText>
             </w:r>
             <w:r>
               <w:rPr>
@@ -1915,7 +1916,7 @@
               <w:lang w:eastAsia="de-DE"/>
             </w:rPr>
           </w:pPr>
-          <w:hyperlink w:anchor="_Toc243560838" w:history="1">
+          <w:hyperlink w:anchor="_Toc244076029" w:history="1">
             <w:r>
               <w:rPr>
                 <w:rStyle w:val="Hyperlink"/>
@@ -1962,7 +1963,7 @@
                 <w:noProof/>
                 <w:webHidden/>
               </w:rPr>
-              <w:instrText xml:space="preserve"> PAGEREF _Toc243560838 \h </w:instrText>
+              <w:instrText xml:space="preserve"> PAGEREF _Toc244076029 \h </w:instrText>
             </w:r>
             <w:r>
               <w:rPr>
@@ -2006,7 +2007,7 @@
               <w:lang w:eastAsia="de-DE"/>
             </w:rPr>
           </w:pPr>
-          <w:hyperlink w:anchor="_Toc243560839" w:history="1">
+          <w:hyperlink w:anchor="_Toc244076030" w:history="1">
             <w:r>
               <w:rPr>
                 <w:rStyle w:val="Hyperlink"/>
@@ -2053,7 +2054,7 @@
                 <w:noProof/>
                 <w:webHidden/>
               </w:rPr>
-              <w:instrText xml:space="preserve"> PAGEREF _Toc243560839 \h </w:instrText>
+              <w:instrText xml:space="preserve"> PAGEREF _Toc244076030 \h </w:instrText>
             </w:r>
             <w:r>
               <w:rPr>
@@ -2097,7 +2098,7 @@
               <w:lang w:eastAsia="de-DE"/>
             </w:rPr>
           </w:pPr>
-          <w:hyperlink w:anchor="_Toc243560840" w:history="1">
+          <w:hyperlink w:anchor="_Toc244076031" w:history="1">
             <w:r>
               <w:rPr>
                 <w:rStyle w:val="Hyperlink"/>
@@ -2123,7 +2124,7 @@
                 <w:noProof/>
                 <w:lang w:eastAsia="de-DE"/>
               </w:rPr>
-              <w:t>Anonymisierung und Datenschutz</w:t>
+              <w:t>Technisches Konzept</w:t>
             </w:r>
             <w:r>
               <w:rPr>
@@ -2144,7 +2145,7 @@
                 <w:noProof/>
                 <w:webHidden/>
               </w:rPr>
-              <w:instrText xml:space="preserve"> PAGEREF _Toc243560840 \h </w:instrText>
+              <w:instrText xml:space="preserve"> PAGEREF _Toc244076031 \h </w:instrText>
             </w:r>
             <w:r>
               <w:rPr>
@@ -2188,7 +2189,7 @@
               <w:lang w:eastAsia="de-DE"/>
             </w:rPr>
           </w:pPr>
-          <w:hyperlink w:anchor="_Toc243560841" w:history="1">
+          <w:hyperlink w:anchor="_Toc244076032" w:history="1">
             <w:r>
               <w:rPr>
                 <w:rStyle w:val="Hyperlink"/>
@@ -2235,7 +2236,7 @@
                 <w:noProof/>
                 <w:webHidden/>
               </w:rPr>
-              <w:instrText xml:space="preserve"> PAGEREF _Toc243560841 \h </w:instrText>
+              <w:instrText xml:space="preserve"> PAGEREF _Toc244076032 \h </w:instrText>
             </w:r>
             <w:r>
               <w:rPr>
@@ -2279,7 +2280,7 @@
               <w:lang w:eastAsia="de-DE"/>
             </w:rPr>
           </w:pPr>
-          <w:hyperlink w:anchor="_Toc243560842" w:history="1">
+          <w:hyperlink w:anchor="_Toc244076033" w:history="1">
             <w:r>
               <w:rPr>
                 <w:rStyle w:val="Hyperlink"/>
@@ -2326,7 +2327,7 @@
                 <w:noProof/>
                 <w:webHidden/>
               </w:rPr>
-              <w:instrText xml:space="preserve"> PAGEREF _Toc243560842 \h </w:instrText>
+              <w:instrText xml:space="preserve"> PAGEREF _Toc244076033 \h </w:instrText>
             </w:r>
             <w:r>
               <w:rPr>
@@ -2346,7 +2347,7 @@
                 <w:noProof/>
                 <w:webHidden/>
               </w:rPr>
-              <w:t>10</w:t>
+              <w:t>11</w:t>
             </w:r>
             <w:r>
               <w:rPr>
@@ -2370,7 +2371,7 @@
               <w:lang w:eastAsia="de-DE"/>
             </w:rPr>
           </w:pPr>
-          <w:hyperlink w:anchor="_Toc243560843" w:history="1">
+          <w:hyperlink w:anchor="_Toc244076034" w:history="1">
             <w:r>
               <w:rPr>
                 <w:rStyle w:val="Hyperlink"/>
@@ -2417,7 +2418,7 @@
                 <w:noProof/>
                 <w:webHidden/>
               </w:rPr>
-              <w:instrText xml:space="preserve"> PAGEREF _Toc243560843 \h </w:instrText>
+              <w:instrText xml:space="preserve"> PAGEREF _Toc244076034 \h </w:instrText>
             </w:r>
             <w:r>
               <w:rPr>
@@ -2437,7 +2438,7 @@
                 <w:noProof/>
                 <w:webHidden/>
               </w:rPr>
-              <w:t>10</w:t>
+              <w:t>11</w:t>
             </w:r>
             <w:r>
               <w:rPr>
@@ -2461,7 +2462,7 @@
               <w:lang w:eastAsia="de-DE"/>
             </w:rPr>
           </w:pPr>
-          <w:hyperlink w:anchor="_Toc243560844" w:history="1">
+          <w:hyperlink w:anchor="_Toc244076035" w:history="1">
             <w:r>
               <w:rPr>
                 <w:rStyle w:val="Hyperlink"/>
@@ -2508,7 +2509,7 @@
                 <w:noProof/>
                 <w:webHidden/>
               </w:rPr>
-              <w:instrText xml:space="preserve"> PAGEREF _Toc243560844 \h </w:instrText>
+              <w:instrText xml:space="preserve"> PAGEREF _Toc244076035 \h </w:instrText>
             </w:r>
             <w:r>
               <w:rPr>
@@ -2528,7 +2529,7 @@
                 <w:noProof/>
                 <w:webHidden/>
               </w:rPr>
-              <w:t>10</w:t>
+              <w:t>11</w:t>
             </w:r>
             <w:r>
               <w:rPr>
@@ -2552,7 +2553,7 @@
               <w:lang w:eastAsia="de-DE"/>
             </w:rPr>
           </w:pPr>
-          <w:hyperlink w:anchor="_Toc243560845" w:history="1">
+          <w:hyperlink w:anchor="_Toc244076036" w:history="1">
             <w:r>
               <w:rPr>
                 <w:rStyle w:val="Hyperlink"/>
@@ -2599,7 +2600,7 @@
                 <w:noProof/>
                 <w:webHidden/>
               </w:rPr>
-              <w:instrText xml:space="preserve"> PAGEREF _Toc243560845 \h </w:instrText>
+              <w:instrText xml:space="preserve"> PAGEREF _Toc244076036 \h </w:instrText>
             </w:r>
             <w:r>
               <w:rPr>
@@ -2619,7 +2620,7 @@
                 <w:noProof/>
                 <w:webHidden/>
               </w:rPr>
-              <w:t>10</w:t>
+              <w:t>11</w:t>
             </w:r>
             <w:r>
               <w:rPr>
@@ -2643,7 +2644,7 @@
               <w:lang w:eastAsia="de-DE"/>
             </w:rPr>
           </w:pPr>
-          <w:hyperlink w:anchor="_Toc243560846" w:history="1">
+          <w:hyperlink w:anchor="_Toc244076037" w:history="1">
             <w:r>
               <w:rPr>
                 <w:rStyle w:val="Hyperlink"/>
@@ -2690,7 +2691,7 @@
                 <w:noProof/>
                 <w:webHidden/>
               </w:rPr>
-              <w:instrText xml:space="preserve"> PAGEREF _Toc243560846 \h </w:instrText>
+              <w:instrText xml:space="preserve"> PAGEREF _Toc244076037 \h </w:instrText>
             </w:r>
             <w:r>
               <w:rPr>
@@ -2710,7 +2711,7 @@
                 <w:noProof/>
                 <w:webHidden/>
               </w:rPr>
-              <w:t>10</w:t>
+              <w:t>11</w:t>
             </w:r>
             <w:r>
               <w:rPr>
@@ -2734,7 +2735,7 @@
               <w:lang w:eastAsia="de-DE"/>
             </w:rPr>
           </w:pPr>
-          <w:hyperlink w:anchor="_Toc243560847" w:history="1">
+          <w:hyperlink w:anchor="_Toc244076038" w:history="1">
             <w:r>
               <w:rPr>
                 <w:rStyle w:val="Hyperlink"/>
@@ -2781,7 +2782,7 @@
                 <w:noProof/>
                 <w:webHidden/>
               </w:rPr>
-              <w:instrText xml:space="preserve"> PAGEREF _Toc243560847 \h </w:instrText>
+              <w:instrText xml:space="preserve"> PAGEREF _Toc244076038 \h </w:instrText>
             </w:r>
             <w:r>
               <w:rPr>
@@ -2801,7 +2802,7 @@
                 <w:noProof/>
                 <w:webHidden/>
               </w:rPr>
-              <w:t>10</w:t>
+              <w:t>11</w:t>
             </w:r>
             <w:r>
               <w:rPr>
@@ -2825,7 +2826,7 @@
               <w:lang w:eastAsia="de-DE"/>
             </w:rPr>
           </w:pPr>
-          <w:hyperlink w:anchor="_Toc243560848" w:history="1">
+          <w:hyperlink w:anchor="_Toc244076039" w:history="1">
             <w:r>
               <w:rPr>
                 <w:rStyle w:val="Hyperlink"/>
@@ -2872,7 +2873,7 @@
                 <w:noProof/>
                 <w:webHidden/>
               </w:rPr>
-              <w:instrText xml:space="preserve"> PAGEREF _Toc243560848 \h </w:instrText>
+              <w:instrText xml:space="preserve"> PAGEREF _Toc244076039 \h </w:instrText>
             </w:r>
             <w:r>
               <w:rPr>
@@ -2892,7 +2893,7 @@
                 <w:noProof/>
                 <w:webHidden/>
               </w:rPr>
-              <w:t>10</w:t>
+              <w:t>11</w:t>
             </w:r>
             <w:r>
               <w:rPr>
@@ -2916,7 +2917,7 @@
               <w:lang w:eastAsia="de-DE"/>
             </w:rPr>
           </w:pPr>
-          <w:hyperlink w:anchor="_Toc243560849" w:history="1">
+          <w:hyperlink w:anchor="_Toc244076040" w:history="1">
             <w:r>
               <w:rPr>
                 <w:rStyle w:val="Hyperlink"/>
@@ -2963,7 +2964,7 @@
                 <w:noProof/>
                 <w:webHidden/>
               </w:rPr>
-              <w:instrText xml:space="preserve"> PAGEREF _Toc243560849 \h </w:instrText>
+              <w:instrText xml:space="preserve"> PAGEREF _Toc244076040 \h </w:instrText>
             </w:r>
             <w:r>
               <w:rPr>
@@ -2983,7 +2984,7 @@
                 <w:noProof/>
                 <w:webHidden/>
               </w:rPr>
-              <w:t>10</w:t>
+              <w:t>11</w:t>
             </w:r>
             <w:r>
               <w:rPr>
@@ -3007,7 +3008,7 @@
               <w:lang w:eastAsia="de-DE"/>
             </w:rPr>
           </w:pPr>
-          <w:hyperlink w:anchor="_Toc243560850" w:history="1">
+          <w:hyperlink w:anchor="_Toc244076041" w:history="1">
             <w:r>
               <w:rPr>
                 <w:rStyle w:val="Hyperlink"/>
@@ -3054,7 +3055,7 @@
                 <w:noProof/>
                 <w:webHidden/>
               </w:rPr>
-              <w:instrText xml:space="preserve"> PAGEREF _Toc243560850 \h </w:instrText>
+              <w:instrText xml:space="preserve"> PAGEREF _Toc244076041 \h </w:instrText>
             </w:r>
             <w:r>
               <w:rPr>
@@ -3074,7 +3075,7 @@
                 <w:noProof/>
                 <w:webHidden/>
               </w:rPr>
-              <w:t>11</w:t>
+              <w:t>12</w:t>
             </w:r>
             <w:r>
               <w:rPr>
@@ -3098,7 +3099,7 @@
               <w:lang w:eastAsia="de-DE"/>
             </w:rPr>
           </w:pPr>
-          <w:hyperlink w:anchor="_Toc243560851" w:history="1">
+          <w:hyperlink w:anchor="_Toc244076042" w:history="1">
             <w:r>
               <w:rPr>
                 <w:rStyle w:val="Hyperlink"/>
@@ -3145,7 +3146,7 @@
                 <w:noProof/>
                 <w:webHidden/>
               </w:rPr>
-              <w:instrText xml:space="preserve"> PAGEREF _Toc243560851 \h </w:instrText>
+              <w:instrText xml:space="preserve"> PAGEREF _Toc244076042 \h </w:instrText>
             </w:r>
             <w:r>
               <w:rPr>
@@ -3165,7 +3166,7 @@
                 <w:noProof/>
                 <w:webHidden/>
               </w:rPr>
-              <w:t>11</w:t>
+              <w:t>12</w:t>
             </w:r>
             <w:r>
               <w:rPr>
@@ -3189,7 +3190,7 @@
               <w:lang w:eastAsia="de-DE"/>
             </w:rPr>
           </w:pPr>
-          <w:hyperlink w:anchor="_Toc243560852" w:history="1">
+          <w:hyperlink w:anchor="_Toc244076043" w:history="1">
             <w:r>
               <w:rPr>
                 <w:rStyle w:val="Hyperlink"/>
@@ -3236,7 +3237,7 @@
                 <w:noProof/>
                 <w:webHidden/>
               </w:rPr>
-              <w:instrText xml:space="preserve"> PAGEREF _Toc243560852 \h </w:instrText>
+              <w:instrText xml:space="preserve"> PAGEREF _Toc244076043 \h </w:instrText>
             </w:r>
             <w:r>
               <w:rPr>
@@ -3256,7 +3257,7 @@
                 <w:noProof/>
                 <w:webHidden/>
               </w:rPr>
-              <w:t>11</w:t>
+              <w:t>12</w:t>
             </w:r>
             <w:r>
               <w:rPr>
@@ -3280,7 +3281,7 @@
               <w:lang w:eastAsia="de-DE"/>
             </w:rPr>
           </w:pPr>
-          <w:hyperlink w:anchor="_Toc243560853" w:history="1">
+          <w:hyperlink w:anchor="_Toc244076044" w:history="1">
             <w:r>
               <w:rPr>
                 <w:rStyle w:val="Hyperlink"/>
@@ -3325,7 +3326,7 @@
                 <w:noProof/>
                 <w:webHidden/>
               </w:rPr>
-              <w:instrText xml:space="preserve"> PAGEREF _Toc243560853 \h </w:instrText>
+              <w:instrText xml:space="preserve"> PAGEREF _Toc244076044 \h </w:instrText>
             </w:r>
             <w:r>
               <w:rPr>
@@ -3345,7 +3346,7 @@
                 <w:noProof/>
                 <w:webHidden/>
               </w:rPr>
-              <w:t>12</w:t>
+              <w:t>13</w:t>
             </w:r>
             <w:r>
               <w:rPr>
@@ -3369,7 +3370,7 @@
               <w:lang w:eastAsia="de-DE"/>
             </w:rPr>
           </w:pPr>
-          <w:hyperlink w:anchor="_Toc243560854" w:history="1">
+          <w:hyperlink w:anchor="_Toc244076045" w:history="1">
             <w:r>
               <w:rPr>
                 <w:rStyle w:val="Hyperlink"/>
@@ -3416,7 +3417,7 @@
                 <w:noProof/>
                 <w:webHidden/>
               </w:rPr>
-              <w:instrText xml:space="preserve"> PAGEREF _Toc243560854 \h </w:instrText>
+              <w:instrText xml:space="preserve"> PAGEREF _Toc244076045 \h </w:instrText>
             </w:r>
             <w:r>
               <w:rPr>
@@ -3436,7 +3437,7 @@
                 <w:noProof/>
                 <w:webHidden/>
               </w:rPr>
-              <w:t>12</w:t>
+              <w:t>13</w:t>
             </w:r>
             <w:r>
               <w:rPr>
@@ -3460,7 +3461,7 @@
               <w:lang w:eastAsia="de-DE"/>
             </w:rPr>
           </w:pPr>
-          <w:hyperlink w:anchor="_Toc243560855" w:history="1">
+          <w:hyperlink w:anchor="_Toc244076046" w:history="1">
             <w:r>
               <w:rPr>
                 <w:rStyle w:val="Hyperlink"/>
@@ -3507,7 +3508,7 @@
                 <w:noProof/>
                 <w:webHidden/>
               </w:rPr>
-              <w:instrText xml:space="preserve"> PAGEREF _Toc243560855 \h </w:instrText>
+              <w:instrText xml:space="preserve"> PAGEREF _Toc244076046 \h </w:instrText>
             </w:r>
             <w:r>
               <w:rPr>
@@ -3527,7 +3528,7 @@
                 <w:noProof/>
                 <w:webHidden/>
               </w:rPr>
-              <w:t>12</w:t>
+              <w:t>13</w:t>
             </w:r>
             <w:r>
               <w:rPr>
@@ -3576,176 +3577,163 @@
           <w:lang w:eastAsia="de-DE"/>
         </w:rPr>
       </w:pPr>
-      <w:bookmarkStart w:id="0" w:name="_Toc243560824"/>
+      <w:bookmarkStart w:id="1" w:name="_Toc244076015"/>
       <w:r>
         <w:rPr>
           <w:rFonts w:eastAsia="Times New Roman"/>
           <w:lang w:eastAsia="de-DE"/>
         </w:rPr>
         <w:t>Projektbeschreibung</w:t>
-      </w:r>
-      <w:bookmarkEnd w:id="0"/>
-    </w:p>
-    <w:p>
-      <w:pPr>
-        <w:pStyle w:val="berschrift2"/>
-        <w:rPr>
-          <w:rFonts w:eastAsia="Times New Roman"/>
-          <w:lang w:eastAsia="de-DE"/>
-        </w:rPr>
-      </w:pPr>
-      <w:bookmarkStart w:id="1" w:name="_Toc243560825"/>
-      <w:r>
-        <w:rPr>
-          <w:rFonts w:eastAsia="Times New Roman"/>
-          <w:lang w:eastAsia="de-DE"/>
-        </w:rPr>
-        <w:t>Ausgangssituation</w:t>
       </w:r>
       <w:bookmarkEnd w:id="1"/>
     </w:p>
     <w:p>
       <w:pPr>
-        <w:rPr>
-          <w:lang w:eastAsia="de-DE"/>
-        </w:rPr>
-      </w:pPr>
-      <w:r>
-        <w:rPr>
-          <w:lang w:eastAsia="de-DE"/>
-        </w:rPr>
-        <w:t>In den Gebäuden und Gruppen der Jugendhilfe der Diakonie Hochfranken gab es bisher einen physischen Kummerkasten, über den Jugendliche Anliegen, Sorgen und Rückmeldungen einreichen konnten. Auftraggeber des Projekts ist Herr Proksch als Leitung der Jugendhilfe. Die Umsetzung erfolgt durch Dana Günsche im Rahmen ihrer Ausbildung zur Fachinformatikerin für Anwendungsentwicklung. Der physische Kummerkasten sollte durch eine digitale Lösung ersetzt werden.</w:t>
-      </w:r>
-    </w:p>
-    <w:p>
-      <w:pPr>
-        <w:rPr>
-          <w:lang w:eastAsia="de-DE"/>
-        </w:rPr>
-      </w:pPr>
-      <w:r>
-        <w:rPr>
-          <w:lang w:eastAsia="de-DE"/>
-        </w:rPr>
-        <w:t>Dafür wurde zunächst ein Webformular mit E-Mail-Versand entwickelt. Der Versand lief über einen externen E-Mail-Dienstleister. Aus datenschutzrechtlicher Sicht ist das kritisch, da Nachrichteninhalte durch e</w:t>
-      </w:r>
-      <w:r>
-        <w:rPr>
-          <w:lang w:eastAsia="de-DE"/>
-        </w:rPr>
-        <w:t xml:space="preserve">inen Dritten verarbeitet werden. </w:t>
-      </w:r>
-      <w:r>
-        <w:rPr>
-          <w:lang w:eastAsia="de-DE"/>
-        </w:rPr>
-        <w:t xml:space="preserve">Zu einem produktiven Einsatz kam es nicht, weil die Abstimmung mit der IT-Abteilung zu </w:t>
-      </w:r>
-      <w:proofErr w:type="spellStart"/>
-      <w:r>
-        <w:rPr>
-          <w:lang w:eastAsia="de-DE"/>
-        </w:rPr>
-        <w:t>Deployment</w:t>
-      </w:r>
-      <w:proofErr w:type="spellEnd"/>
-      <w:r>
-        <w:rPr>
-          <w:lang w:eastAsia="de-DE"/>
-        </w:rPr>
-        <w:t xml:space="preserve"> und Betrieb nicht abgeschlossen werden konnte.</w:t>
-      </w:r>
-    </w:p>
-    <w:p>
-      <w:pPr>
-        <w:rPr>
-          <w:lang w:eastAsia="de-DE"/>
-        </w:rPr>
-      </w:pPr>
-      <w:r>
-        <w:rPr>
-          <w:lang w:eastAsia="de-DE"/>
-        </w:rPr>
-        <w:t xml:space="preserve">Nach einer Pause wurde das Projekt </w:t>
-      </w:r>
-      <w:proofErr w:type="gramStart"/>
-      <w:r>
-        <w:rPr>
-          <w:lang w:eastAsia="de-DE"/>
-        </w:rPr>
-        <w:t>wieder aufgenommen</w:t>
-      </w:r>
-      <w:proofErr w:type="gramEnd"/>
-      <w:r>
-        <w:rPr>
-          <w:lang w:eastAsia="de-DE"/>
-        </w:rPr>
-        <w:t xml:space="preserve">. In einem Gespräch mit Herrn Proksch im April 2026 wurden die Anforderungen vertieft und erweitert (u. a. Auswahl einer Ansprechperson, Zuordnung zu Haus/Gruppe, Mehrsprachigkeit, positive Rückmeldungen). Offen blieb weiterhin die Abstimmung mit der IT-Abteilung zu einem </w:t>
-      </w:r>
-      <w:proofErr w:type="spellStart"/>
-      <w:r>
-        <w:rPr>
-          <w:lang w:eastAsia="de-DE"/>
-        </w:rPr>
-        <w:t>Deployment</w:t>
-      </w:r>
-      <w:proofErr w:type="spellEnd"/>
-      <w:r>
-        <w:rPr>
-          <w:lang w:eastAsia="de-DE"/>
-        </w:rPr>
-        <w:t>-Konzept und zur Nutzung des vorhandenen Mailservers.</w:t>
-      </w:r>
-    </w:p>
-    <w:p>
-      <w:pPr>
         <w:pStyle w:val="berschrift2"/>
         <w:rPr>
           <w:rFonts w:eastAsia="Times New Roman"/>
           <w:lang w:eastAsia="de-DE"/>
         </w:rPr>
       </w:pPr>
-      <w:bookmarkStart w:id="2" w:name="_Toc243560826"/>
+      <w:bookmarkStart w:id="2" w:name="_Toc244076016"/>
       <w:r>
         <w:rPr>
           <w:rFonts w:eastAsia="Times New Roman"/>
           <w:lang w:eastAsia="de-DE"/>
         </w:rPr>
-        <w:lastRenderedPageBreak/>
-        <w:t>Zielsetzung und Zielgruppen</w:t>
+        <w:t>Ausgangssituation</w:t>
       </w:r>
       <w:bookmarkEnd w:id="2"/>
     </w:p>
     <w:p>
       <w:pPr>
-        <w:pStyle w:val="berschrift3"/>
+        <w:rPr>
+          <w:lang w:eastAsia="de-DE"/>
+        </w:rPr>
+      </w:pPr>
+      <w:r>
+        <w:rPr>
+          <w:lang w:eastAsia="de-DE"/>
+        </w:rPr>
+        <w:t>In den Gebäuden und Gruppen der Jugendhilfe der Diakonie Hochfranken gab es bisher einen physischen Kummerkasten, über den Jugendliche Anliegen, Sorgen und Rückmeldungen einreichen konnten. Auftraggeber des Projekts ist Herr Proksch als Leitung der Jugendhilfe. Die Umsetzung erfolgt durch Dana Günsche im Rahmen ihrer Ausbildung zur Fachinformatikerin für Anwendungsentwicklung. Der physische Kummerkasten sollte durch eine digitale Lösung ersetzt werden.</w:t>
+      </w:r>
+    </w:p>
+    <w:p>
+      <w:pPr>
+        <w:rPr>
+          <w:lang w:eastAsia="de-DE"/>
+        </w:rPr>
+      </w:pPr>
+      <w:r>
+        <w:rPr>
+          <w:lang w:eastAsia="de-DE"/>
+        </w:rPr>
+        <w:t>Dafür wurde zunächst ein Webformular mit E-Mail-Versand entwickelt. Der Versand lief über einen externen E-Mail-Dienstleister. Aus datenschutzrechtlicher Sicht ist das kritisch, da Nachrichteninhalte durch e</w:t>
+      </w:r>
+      <w:r>
+        <w:rPr>
+          <w:lang w:eastAsia="de-DE"/>
+        </w:rPr>
+        <w:t xml:space="preserve">inen Dritten verarbeitet werden. </w:t>
+      </w:r>
+      <w:r>
+        <w:rPr>
+          <w:lang w:eastAsia="de-DE"/>
+        </w:rPr>
+        <w:t xml:space="preserve">Zu einem produktiven Einsatz kam es nicht, weil die Abstimmung mit der IT-Abteilung zu </w:t>
+      </w:r>
+      <w:proofErr w:type="spellStart"/>
+      <w:r>
+        <w:rPr>
+          <w:lang w:eastAsia="de-DE"/>
+        </w:rPr>
+        <w:t>Deployment</w:t>
+      </w:r>
+      <w:proofErr w:type="spellEnd"/>
+      <w:r>
+        <w:rPr>
+          <w:lang w:eastAsia="de-DE"/>
+        </w:rPr>
+        <w:t xml:space="preserve"> und Betrieb nicht abgeschlossen werden konnte.</w:t>
+      </w:r>
+    </w:p>
+    <w:p>
+      <w:pPr>
+        <w:rPr>
+          <w:lang w:eastAsia="de-DE"/>
+        </w:rPr>
+      </w:pPr>
+      <w:r>
+        <w:rPr>
+          <w:lang w:eastAsia="de-DE"/>
+        </w:rPr>
+        <w:t xml:space="preserve">Nach einer Pause wurde das Projekt </w:t>
+      </w:r>
+      <w:proofErr w:type="gramStart"/>
+      <w:r>
+        <w:rPr>
+          <w:lang w:eastAsia="de-DE"/>
+        </w:rPr>
+        <w:t>wieder aufgenommen</w:t>
+      </w:r>
+      <w:proofErr w:type="gramEnd"/>
+      <w:r>
+        <w:rPr>
+          <w:lang w:eastAsia="de-DE"/>
+        </w:rPr>
+        <w:t xml:space="preserve">. In einem Gespräch mit Herrn Proksch im April 2026 wurden die Anforderungen vertieft und erweitert (u. a. Auswahl einer Ansprechperson, Zuordnung zu Haus/Gruppe, Mehrsprachigkeit, positive Rückmeldungen). Offen blieb weiterhin die Abstimmung mit der IT-Abteilung zu einem </w:t>
+      </w:r>
+      <w:proofErr w:type="spellStart"/>
+      <w:r>
+        <w:rPr>
+          <w:lang w:eastAsia="de-DE"/>
+        </w:rPr>
+        <w:t>Deployment</w:t>
+      </w:r>
+      <w:proofErr w:type="spellEnd"/>
+      <w:r>
+        <w:rPr>
+          <w:lang w:eastAsia="de-DE"/>
+        </w:rPr>
+        <w:t>-Konzept und zur Nutzung des vorhandenen Mailservers.</w:t>
+      </w:r>
+    </w:p>
+    <w:p>
+      <w:pPr>
+        <w:pStyle w:val="berschrift2"/>
         <w:rPr>
           <w:rFonts w:eastAsia="Times New Roman"/>
           <w:lang w:eastAsia="de-DE"/>
         </w:rPr>
       </w:pPr>
-      <w:bookmarkStart w:id="3" w:name="_Toc243560827"/>
+      <w:bookmarkStart w:id="3" w:name="_Toc244076017"/>
       <w:r>
         <w:rPr>
           <w:rFonts w:eastAsia="Times New Roman"/>
           <w:lang w:eastAsia="de-DE"/>
         </w:rPr>
-        <w:t>Ziel</w:t>
+        <w:lastRenderedPageBreak/>
+        <w:t>Zielsetzung und Zielgruppen</w:t>
       </w:r>
       <w:bookmarkEnd w:id="3"/>
     </w:p>
     <w:p>
       <w:pPr>
-        <w:rPr>
-          <w:lang w:eastAsia="de-DE"/>
-        </w:rPr>
-      </w:pPr>
-      <w:r>
-        <w:rPr>
-          <w:lang w:eastAsia="de-DE"/>
-        </w:rPr>
-        <w:t>Ziel des Projekts ist ein digitaler Kummerkasten, über den Kinder und Jugendliche der Jugendhilfe der Diakonie Hochfranken Anliegen, Sorgen und positive Rückmeldungen niedrigschwellig einreichen können. Die Nachricht wird per E-Mail an eine ausgewählte Ansprechperson oder an einen Gruppenverteiler zugestellt. Dabei sollen so wenige personenbezogene Daten wie möglich verarbeitet werden. Eine vollständige Anonymität wird angestrebt, kann aber nicht garantiert werden.</w:t>
-      </w:r>
+        <w:pStyle w:val="berschrift3"/>
+        <w:rPr>
+          <w:rFonts w:eastAsia="Times New Roman"/>
+          <w:lang w:eastAsia="de-DE"/>
+        </w:rPr>
+      </w:pPr>
+      <w:bookmarkStart w:id="4" w:name="_Toc244076018"/>
+      <w:r>
+        <w:rPr>
+          <w:rFonts w:eastAsia="Times New Roman"/>
+          <w:lang w:eastAsia="de-DE"/>
+        </w:rPr>
+        <w:t>Ziel</w:t>
+      </w:r>
+      <w:bookmarkEnd w:id="4"/>
     </w:p>
     <w:p>
       <w:pPr>
@@ -3757,24 +3745,37 @@
         <w:rPr>
           <w:lang w:eastAsia="de-DE"/>
         </w:rPr>
-        <w:t>In diesem Projekt wird das Konzept erarbeitet. Die Umsetzung erfolgt anschließend auf Basis der bestehenden Grundstruktur (Formular und Einreichung).</w:t>
+        <w:t>Ziel des Projekts ist ein digitaler Kummerkasten, über den Kinder und Jugendliche der Jugendhilfe der Diakonie Hochfranken Anliegen, Sorgen und positive Rückmeldungen niedrigschwellig einreichen können. Die Nachricht wird per E-Mail an eine ausgewählte Ansprechperson oder an einen Gruppenverteiler zugestellt. Dabei sollen so wenige personenbezogene Daten wie möglich verarbeitet werden. Eine vollständige Anonymität wird angestrebt, kann aber nicht garantiert werden.</w:t>
       </w:r>
     </w:p>
     <w:p>
       <w:pPr>
+        <w:rPr>
+          <w:lang w:eastAsia="de-DE"/>
+        </w:rPr>
+      </w:pPr>
+      <w:r>
+        <w:rPr>
+          <w:lang w:eastAsia="de-DE"/>
+        </w:rPr>
+        <w:t>In diesem Projekt wird das Konzept erarbeitet. Die Umsetzung erfolgt anschließend auf Basis der bestehenden Grundstruktur (Formular und Einreichung).</w:t>
+      </w:r>
+    </w:p>
+    <w:p>
+      <w:pPr>
         <w:pStyle w:val="berschrift3"/>
         <w:rPr>
           <w:lang w:eastAsia="de-DE"/>
         </w:rPr>
       </w:pPr>
-      <w:bookmarkStart w:id="4" w:name="_Toc243560828"/>
+      <w:bookmarkStart w:id="5" w:name="_Toc244076019"/>
       <w:r>
         <w:rPr>
           <w:lang w:eastAsia="de-DE"/>
         </w:rPr>
         <w:t>Zielgruppen</w:t>
       </w:r>
-      <w:bookmarkEnd w:id="4"/>
+      <w:bookmarkEnd w:id="5"/>
     </w:p>
     <w:tbl>
       <w:tblPr>
@@ -4289,14 +4290,14 @@
           <w:lang w:eastAsia="de-DE"/>
         </w:rPr>
       </w:pPr>
-      <w:bookmarkStart w:id="5" w:name="_Toc243560829"/>
+      <w:bookmarkStart w:id="6" w:name="_Toc244076020"/>
       <w:r>
         <w:rPr>
           <w:lang w:eastAsia="de-DE"/>
         </w:rPr>
         <w:t>Nicht-Monetärer Nutzen</w:t>
       </w:r>
-      <w:bookmarkEnd w:id="5"/>
+      <w:bookmarkEnd w:id="6"/>
     </w:p>
     <w:p>
       <w:pPr>
@@ -4376,7 +4377,7 @@
           <w:lang w:eastAsia="de-DE"/>
         </w:rPr>
       </w:pPr>
-      <w:bookmarkStart w:id="6" w:name="_Toc243560830"/>
+      <w:bookmarkStart w:id="7" w:name="_Toc244076021"/>
       <w:r>
         <w:rPr>
           <w:rFonts w:eastAsia="Times New Roman"/>
@@ -4384,7 +4385,7 @@
         </w:rPr>
         <w:t>Anforderungen</w:t>
       </w:r>
-      <w:bookmarkEnd w:id="6"/>
+      <w:bookmarkEnd w:id="7"/>
       <w:r>
         <w:rPr>
           <w:rFonts w:eastAsia="Times New Roman"/>
@@ -4400,14 +4401,14 @@
           <w:lang w:eastAsia="de-DE"/>
         </w:rPr>
       </w:pPr>
-      <w:bookmarkStart w:id="7" w:name="_Toc243560831"/>
+      <w:bookmarkStart w:id="8" w:name="_Toc244076022"/>
       <w:r>
         <w:rPr>
           <w:lang w:eastAsia="de-DE"/>
         </w:rPr>
         <w:t>Funktionale Anforderung</w:t>
       </w:r>
-      <w:bookmarkEnd w:id="7"/>
+      <w:bookmarkEnd w:id="8"/>
     </w:p>
     <w:tbl>
       <w:tblPr>
@@ -5492,14 +5493,14 @@
           <w:lang w:eastAsia="de-DE"/>
         </w:rPr>
       </w:pPr>
-      <w:bookmarkStart w:id="8" w:name="_Toc243560832"/>
+      <w:bookmarkStart w:id="9" w:name="_Toc244076023"/>
       <w:r>
         <w:rPr>
           <w:lang w:eastAsia="de-DE"/>
         </w:rPr>
         <w:t>Nicht Funktionale Anforderungen</w:t>
       </w:r>
-      <w:bookmarkEnd w:id="8"/>
+      <w:bookmarkEnd w:id="9"/>
     </w:p>
     <w:tbl>
       <w:tblPr>
@@ -6014,59 +6015,6 @@
           </w:p>
         </w:tc>
       </w:tr>
-      <w:tr>
-        <w:tc>
-          <w:tcPr>
-            <w:cnfStyle w:val="001000000000" w:firstRow="0" w:lastRow="0" w:firstColumn="1" w:lastColumn="0" w:oddVBand="0" w:evenVBand="0" w:oddHBand="0" w:evenHBand="0" w:firstRowFirstColumn="0" w:firstRowLastColumn="0" w:lastRowFirstColumn="0" w:lastRowLastColumn="0"/>
-            <w:tcW w:w="704" w:type="dxa"/>
-          </w:tcPr>
-          <w:p>
-            <w:pPr>
-              <w:rPr>
-                <w:lang w:eastAsia="de-DE"/>
-              </w:rPr>
-            </w:pPr>
-            <w:r>
-              <w:rPr>
-                <w:lang w:eastAsia="de-DE"/>
-              </w:rPr>
-              <w:t>N8</w:t>
-            </w:r>
-          </w:p>
-        </w:tc>
-        <w:tc>
-          <w:tcPr>
-            <w:tcW w:w="7371" w:type="dxa"/>
-          </w:tcPr>
-          <w:p>
-            <w:pPr>
-              <w:cnfStyle w:val="000000000000" w:firstRow="0" w:lastRow="0" w:firstColumn="0" w:lastColumn="0" w:oddVBand="0" w:evenVBand="0" w:oddHBand="0" w:evenHBand="0" w:firstRowFirstColumn="0" w:firstRowLastColumn="0" w:lastRowFirstColumn="0" w:lastRowLastColumn="0"/>
-              <w:rPr>
-                <w:lang w:eastAsia="de-DE"/>
-              </w:rPr>
-            </w:pPr>
-          </w:p>
-        </w:tc>
-        <w:tc>
-          <w:tcPr>
-            <w:tcW w:w="1559" w:type="dxa"/>
-          </w:tcPr>
-          <w:p>
-            <w:pPr>
-              <w:cnfStyle w:val="000000000000" w:firstRow="0" w:lastRow="0" w:firstColumn="0" w:lastColumn="0" w:oddVBand="0" w:evenVBand="0" w:oddHBand="0" w:evenHBand="0" w:firstRowFirstColumn="0" w:firstRowLastColumn="0" w:lastRowFirstColumn="0" w:lastRowLastColumn="0"/>
-              <w:rPr>
-                <w:lang w:eastAsia="de-DE"/>
-              </w:rPr>
-            </w:pPr>
-            <w:r>
-              <w:rPr>
-                <w:lang w:eastAsia="de-DE"/>
-              </w:rPr>
-              <w:t>Offen</w:t>
-            </w:r>
-          </w:p>
-        </w:tc>
-      </w:tr>
     </w:tbl>
     <w:p>
       <w:pPr>
@@ -6083,7 +6031,7 @@
           <w:lang w:eastAsia="de-DE"/>
         </w:rPr>
       </w:pPr>
-      <w:bookmarkStart w:id="9" w:name="_Toc243560833"/>
+      <w:bookmarkStart w:id="10" w:name="_Toc244076024"/>
       <w:r>
         <w:rPr>
           <w:rFonts w:eastAsia="Times New Roman"/>
@@ -6097,123 +6045,110 @@
           <w:lang w:eastAsia="de-DE"/>
         </w:rPr>
         <w:t>bgrenzung</w:t>
-      </w:r>
-      <w:bookmarkEnd w:id="9"/>
-    </w:p>
-    <w:p>
-      <w:pPr>
-        <w:rPr>
-          <w:lang w:eastAsia="de-DE"/>
-        </w:rPr>
-      </w:pPr>
-      <w:r>
-        <w:rPr>
-          <w:lang w:eastAsia="de-DE"/>
-        </w:rPr>
-        <w:t xml:space="preserve">Der digitale Kummerkasten ist ein Webformular, das Nachrichten per E-Mail an eine Ansprechperson oder an einen Gruppenverteiler zustellt. Nicht Bestandteil des Projekts sind Nutzerkonten, eine Anmeldung der Bewohner und eine Datenbank zur Speicherung von Nachrichten. Eine Rückantwort an den Absender </w:t>
-      </w:r>
-      <w:r>
-        <w:rPr>
-          <w:lang w:eastAsia="de-DE"/>
-        </w:rPr>
-        <w:t xml:space="preserve">ist </w:t>
-      </w:r>
-      <w:r>
-        <w:rPr>
-          <w:lang w:eastAsia="de-DE"/>
-        </w:rPr>
-        <w:t>nicht vorgesehen, da dies die Anonymität einschränken würde</w:t>
-      </w:r>
-      <w:r>
-        <w:rPr>
-          <w:iCs/>
-          <w:lang w:eastAsia="de-DE"/>
-        </w:rPr>
-        <w:t>.</w:t>
-      </w:r>
-      <w:r>
-        <w:rPr>
-          <w:i/>
-          <w:iCs/>
-          <w:lang w:eastAsia="de-DE"/>
-        </w:rPr>
-        <w:t xml:space="preserve"> </w:t>
-      </w:r>
-      <w:r>
-        <w:rPr>
-          <w:lang w:eastAsia="de-DE"/>
-        </w:rPr>
-        <w:t>Ebenfalls nicht enthalten ist eine Oberfläche zur Pflege von Ansprechpersonen und Häusern. Die Sprachen Französisch und Arabisch sind für spätere Releases vorgesehen.</w:t>
-      </w:r>
-    </w:p>
-    <w:p>
-      <w:pPr>
-        <w:rPr>
-          <w:lang w:eastAsia="de-DE"/>
-        </w:rPr>
-      </w:pPr>
-      <w:r>
-        <w:rPr>
-          <w:lang w:eastAsia="de-DE"/>
-        </w:rPr>
-        <w:t>Nicht in der Verantwortung des Projekts liegen die Bereitstellung der Infrastruktur (VPS, Mailserver, Einrichtung der AD-Gruppe), die rechtliche Prüfung und Freigabe des Datenschutzhinweises sowie die inhaltliche Bearbeitung der eingehenden Nachrichten. Dasselbe gilt für den Umgang mit kritischen Meldungen und die Einführung des Kummerkastens bei den Bewohnern. Diese Aufgaben liegen bei der IT-Abteilung, dem Datenschutz und der Jugendhilfe</w:t>
-      </w:r>
-      <w:r>
-        <w:rPr>
-          <w:lang w:eastAsia="de-DE"/>
-        </w:rPr>
-        <w:t xml:space="preserve">. </w:t>
-      </w:r>
-    </w:p>
-    <w:p>
-      <w:pPr>
-        <w:pStyle w:val="berschrift1"/>
-        <w:rPr>
-          <w:rFonts w:eastAsia="Times New Roman"/>
-          <w:lang w:eastAsia="de-DE"/>
-        </w:rPr>
-      </w:pPr>
-      <w:bookmarkStart w:id="10" w:name="_Toc243560834"/>
-      <w:r>
-        <w:rPr>
-          <w:rFonts w:eastAsia="Times New Roman"/>
-          <w:lang w:eastAsia="de-DE"/>
-        </w:rPr>
-        <w:lastRenderedPageBreak/>
-        <w:t>Funktionsweise und Rollen</w:t>
       </w:r>
       <w:bookmarkEnd w:id="10"/>
     </w:p>
     <w:p>
       <w:pPr>
-        <w:pStyle w:val="berschrift2"/>
+        <w:rPr>
+          <w:lang w:eastAsia="de-DE"/>
+        </w:rPr>
+      </w:pPr>
+      <w:r>
+        <w:rPr>
+          <w:lang w:eastAsia="de-DE"/>
+        </w:rPr>
+        <w:t xml:space="preserve">Der digitale Kummerkasten ist ein Webformular, das Nachrichten per E-Mail an eine Ansprechperson oder an einen Gruppenverteiler zustellt. Nicht Bestandteil des Projekts sind Nutzerkonten, eine Anmeldung der Bewohner und eine Datenbank zur Speicherung von Nachrichten. Eine Rückantwort an den Absender </w:t>
+      </w:r>
+      <w:r>
+        <w:rPr>
+          <w:lang w:eastAsia="de-DE"/>
+        </w:rPr>
+        <w:t xml:space="preserve">ist </w:t>
+      </w:r>
+      <w:r>
+        <w:rPr>
+          <w:lang w:eastAsia="de-DE"/>
+        </w:rPr>
+        <w:t>nicht vorgesehen, da dies die Anonymität einschränken würde</w:t>
+      </w:r>
+      <w:r>
+        <w:rPr>
+          <w:iCs/>
+          <w:lang w:eastAsia="de-DE"/>
+        </w:rPr>
+        <w:t>.</w:t>
+      </w:r>
+      <w:r>
+        <w:rPr>
+          <w:i/>
+          <w:iCs/>
+          <w:lang w:eastAsia="de-DE"/>
+        </w:rPr>
+        <w:t xml:space="preserve"> </w:t>
+      </w:r>
+      <w:r>
+        <w:rPr>
+          <w:lang w:eastAsia="de-DE"/>
+        </w:rPr>
+        <w:t>Ebenfalls nicht enthalten ist eine Oberfläche zur Pflege von Ansprechpersonen und Häusern. Die Sprachen Französisch und Arabisch sind für spätere Releases vorgesehen.</w:t>
+      </w:r>
+    </w:p>
+    <w:p>
+      <w:pPr>
+        <w:rPr>
+          <w:lang w:eastAsia="de-DE"/>
+        </w:rPr>
+      </w:pPr>
+      <w:r>
+        <w:rPr>
+          <w:lang w:eastAsia="de-DE"/>
+        </w:rPr>
+        <w:t>Nicht in der Verantwortung des Projekts liegen die Bereitstellung der Infrastruktur (VPS, Mailserver, Einrichtung der AD-Gruppe), die rechtliche Prüfung und Freigabe des Datenschutzhinweises sowie die inhaltliche Bearbeitung der eingehenden Nachrichten. Dasselbe gilt für den Umgang mit kritischen Meldungen und die Einführung des Kummerkastens bei den Bewohnern. Diese Aufgaben liegen bei der IT-Abteilung, dem Datenschutz und der Jugendhilfe</w:t>
+      </w:r>
+      <w:r>
+        <w:rPr>
+          <w:lang w:eastAsia="de-DE"/>
+        </w:rPr>
+        <w:t xml:space="preserve">. </w:t>
+      </w:r>
+    </w:p>
+    <w:p>
+      <w:pPr>
+        <w:pStyle w:val="berschrift1"/>
         <w:rPr>
           <w:rFonts w:eastAsia="Times New Roman"/>
           <w:lang w:eastAsia="de-DE"/>
         </w:rPr>
       </w:pPr>
-      <w:bookmarkStart w:id="11" w:name="_Toc243560835"/>
+      <w:bookmarkStart w:id="11" w:name="_Toc244076025"/>
       <w:r>
         <w:rPr>
           <w:rFonts w:eastAsia="Times New Roman"/>
           <w:lang w:eastAsia="de-DE"/>
         </w:rPr>
-        <w:t>Zugang und Token-Verfahren</w:t>
+        <w:lastRenderedPageBreak/>
+        <w:t>Funktionsweise und Rollen</w:t>
       </w:r>
       <w:bookmarkEnd w:id="11"/>
     </w:p>
     <w:p>
       <w:pPr>
-        <w:rPr>
-          <w:lang w:eastAsia="de-DE"/>
-        </w:rPr>
-      </w:pPr>
-      <w:r>
-        <w:rPr>
-          <w:lang w:eastAsia="de-DE"/>
-        </w:rPr>
-        <w:t>Der Zugang zum Kummerkasten wird über ein Token geschützt sein. Es wird keine Benutzerkonten und keine Anmeldung mit Benutzername und Passwort geben. Das Token wird ausschließlich der Zugangskontrolle dienen und nicht der Identifikation. Es wird mit einem kryptografisch sicheren Zufallsgenerator erzeugt, nicht fortlaufend sein und keine Information über den Bewohner, die Ansprechperson oder das Haus enthalten. Beim Absenden des Formulars wird das Backend prüfen, ob das Token gültig ist. Nur dann wird die Nachricht per E-Mail zugestellt.</w:t>
-      </w:r>
+        <w:pStyle w:val="berschrift2"/>
+        <w:rPr>
+          <w:rFonts w:eastAsia="Times New Roman"/>
+          <w:lang w:eastAsia="de-DE"/>
+        </w:rPr>
+      </w:pPr>
+      <w:bookmarkStart w:id="12" w:name="_Toc244076026"/>
+      <w:r>
+        <w:rPr>
+          <w:rFonts w:eastAsia="Times New Roman"/>
+          <w:lang w:eastAsia="de-DE"/>
+        </w:rPr>
+        <w:t>Zugang und Token-Verfahren</w:t>
+      </w:r>
+      <w:bookmarkEnd w:id="12"/>
     </w:p>
     <w:p>
       <w:pPr>
@@ -6225,75 +6160,51 @@
         <w:rPr>
           <w:lang w:eastAsia="de-DE"/>
         </w:rPr>
-        <w:t>Die Tokens sollen im Voraus und unabhängig von einer konkreten Nachricht ausgegeben werden und eine lange Gültigkeit haben, damit Ausgabe und Einreichung zeitlich nicht zusammenhängen. Ob dafür ein gemeinsamer Zugangscode oder ein Vorrat einzelner Tokens verwendet wird und wie die Ausgabe organisiert w</w:t>
-      </w:r>
-      <w:r>
-        <w:rPr>
-          <w:lang w:eastAsia="de-DE"/>
-        </w:rPr>
-        <w:t>ird, ist noch nicht entschieden.</w:t>
+        <w:t>Der Zugang zum Kummerkasten wird über ein Token geschützt sein. Es wird keine Benutzerkonten und keine Anmeldung mit Benutzername und Passwort geben. Das Token wird ausschließlich der Zugangskontrolle dienen und nicht der Identifikation. Es wird mit einem kryptografisch sicheren Zufallsgenerator erzeugt, nicht fortlaufend sein und keine Information über den Bewohner, die Ansprechperson oder das Haus enthalten. Beim Absenden des Formulars wird das Backend prüfen, ob das Token gültig ist. Nur dann wird die Nachricht per E-Mail zugestellt.</w:t>
       </w:r>
     </w:p>
     <w:p>
       <w:pPr>
-        <w:pStyle w:val="berschrift2"/>
-        <w:rPr>
-          <w:rFonts w:eastAsia="Times New Roman"/>
-          <w:lang w:eastAsia="de-DE"/>
-        </w:rPr>
-      </w:pPr>
-      <w:bookmarkStart w:id="12" w:name="_Toc243560836"/>
-      <w:r>
-        <w:rPr>
-          <w:rFonts w:eastAsia="Times New Roman"/>
-          <w:lang w:eastAsia="de-DE"/>
-        </w:rPr>
-        <w:t>Nachrichteneingabe</w:t>
-      </w:r>
-      <w:bookmarkEnd w:id="12"/>
-      <w:r>
-        <w:rPr>
-          <w:rFonts w:eastAsia="Times New Roman"/>
-          <w:lang w:eastAsia="de-DE"/>
-        </w:rPr>
-        <w:t xml:space="preserve"> </w:t>
+        <w:rPr>
+          <w:lang w:eastAsia="de-DE"/>
+        </w:rPr>
+      </w:pPr>
+      <w:r>
+        <w:rPr>
+          <w:lang w:eastAsia="de-DE"/>
+        </w:rPr>
+        <w:t>Die Tokens sollen im Voraus und unabhängig von einer konkreten Nachricht ausgegeben werden und eine lange Gültigkeit haben, damit Ausgabe und Einreichung zeitlich nicht zusammenhängen. Ob dafür ein gemeinsamer Zugangscode oder ein Vorrat einzelner Tokens verwendet wird und wie die Ausgabe organisiert w</w:t>
+      </w:r>
+      <w:r>
+        <w:rPr>
+          <w:lang w:eastAsia="de-DE"/>
+        </w:rPr>
+        <w:t>ird, ist noch nicht entschieden.</w:t>
       </w:r>
     </w:p>
     <w:p>
       <w:pPr>
-        <w:rPr>
-          <w:lang w:eastAsia="de-DE"/>
-        </w:rPr>
-      </w:pPr>
-      <w:r>
-        <w:rPr>
-          <w:lang w:eastAsia="de-DE"/>
-        </w:rPr>
-        <w:t>Zum Einreichen einer Nachricht wird der Bewohner das Formular aufrufen u</w:t>
-      </w:r>
-      <w:r>
-        <w:rPr>
-          <w:lang w:eastAsia="de-DE"/>
-        </w:rPr>
-        <w:t xml:space="preserve">nd sich mit dem Token ausweisen. </w:t>
-      </w:r>
-      <w:r>
-        <w:rPr>
-          <w:lang w:eastAsia="de-DE"/>
-        </w:rPr>
-        <w:t>Pflichtangabe wird die Kategorie der Nachricht sein (z. B. Regeln, Betreuer/Personal, Zimmer), außerdem wird ein Nachrichtentext benötigt. Gebäude und Gruppe werden freiwillig über je eine Auswahlliste wählbar sein. Ebenso soll eine Ansprechperson aus einer Liste ausgewählt werden können. Wird keine Ansprechperson gewählt, wird die Nachricht an den Gruppenverteiler gehen. Die Angabe des Geschlechts (weiblich, männlich, divers) wird freiwillig und als “optional” gekennzeichnet sein. Ob Gebäude, Gruppe und Geschlecht aufgenommen werden, wird noch geprüft, da sie die Gruppe</w:t>
-      </w:r>
-      <w:r>
-        <w:rPr>
-          <w:lang w:eastAsia="de-DE"/>
-        </w:rPr>
-        <w:t xml:space="preserve"> möglicher Absender verkleinern. </w:t>
-      </w:r>
-      <w:r>
-        <w:rPr>
-          <w:lang w:eastAsia="de-DE"/>
-        </w:rPr>
-        <w:t>Name, E-Mail-Adresse oder andere Kontaktdaten werden nicht abgefragt. Das Formular wird zunächst auf Deutsch und Englisch zur Verfügung stehen.</w:t>
+        <w:pStyle w:val="berschrift2"/>
+        <w:rPr>
+          <w:rFonts w:eastAsia="Times New Roman"/>
+          <w:lang w:eastAsia="de-DE"/>
+        </w:rPr>
+      </w:pPr>
+      <w:bookmarkStart w:id="13" w:name="_Toc244076027"/>
+      <w:r>
+        <w:rPr>
+          <w:rFonts w:eastAsia="Times New Roman"/>
+          <w:lang w:eastAsia="de-DE"/>
+        </w:rPr>
+        <w:t>Nachrichteneingabe</w:t>
+      </w:r>
+      <w:bookmarkEnd w:id="13"/>
+      <w:r>
+        <w:rPr>
+          <w:rFonts w:eastAsia="Times New Roman"/>
+          <w:lang w:eastAsia="de-DE"/>
+        </w:rPr>
+        <w:t xml:space="preserve"> </w:t>
       </w:r>
     </w:p>
     <w:p>
@@ -6306,26 +6217,31 @@
         <w:rPr>
           <w:lang w:eastAsia="de-DE"/>
         </w:rPr>
-        <w:t>Unterhalb der Eingabefelder wird ein Datenschutzhinweis angezeigt, den der Bewohner per Checkbox als gelesen bestätigen soll, bevor er absendet</w:t>
-      </w:r>
-      <w:r>
-        <w:rPr>
-          <w:iCs/>
-          <w:lang w:eastAsia="de-DE"/>
-        </w:rPr>
-        <w:t xml:space="preserve">. </w:t>
-      </w:r>
-      <w:r>
-        <w:rPr>
-          <w:lang w:eastAsia="de-DE"/>
-        </w:rPr>
-        <w:t>Der Text ist ein Entwurf, die Freigabe durch den Auftraggebe</w:t>
-      </w:r>
-      <w:r>
-        <w:rPr>
-          <w:lang w:eastAsia="de-DE"/>
-        </w:rPr>
-        <w:t xml:space="preserve">r und den Datenschutz steht aus. </w:t>
+        <w:t>Zum Einreichen einer Nachricht wird der Bewohner das Formular aufrufen u</w:t>
+      </w:r>
+      <w:r>
+        <w:rPr>
+          <w:lang w:eastAsia="de-DE"/>
+        </w:rPr>
+        <w:t xml:space="preserve">nd sich mit dem Token ausweisen. </w:t>
+      </w:r>
+      <w:r>
+        <w:rPr>
+          <w:lang w:eastAsia="de-DE"/>
+        </w:rPr>
+        <w:t>Pflichtangabe wird die Kategorie der Nachricht sein (z. B. Regeln, Betreuer/Personal, Zimmer), außerdem wird ein Nachrichtentext benötigt. Gebäude und Gruppe werden freiwillig über je eine Auswahlliste wählbar sein. Ebenso soll eine Ansprechperson aus einer Liste ausgewählt werden können. Wird keine Ansprechperson gewählt, wird die Nachricht an den Gruppenverteiler gehen. Die Angabe des Geschlechts (weiblich, männlich, divers) wird freiwillig und als “optional” gekennzeichnet sein. Ob Gebäude, Gruppe und Geschlecht aufgenommen werden, wird noch geprüft, da sie die Gruppe</w:t>
+      </w:r>
+      <w:r>
+        <w:rPr>
+          <w:lang w:eastAsia="de-DE"/>
+        </w:rPr>
+        <w:t xml:space="preserve"> möglicher Absender verkleinern. </w:t>
+      </w:r>
+      <w:r>
+        <w:rPr>
+          <w:lang w:eastAsia="de-DE"/>
+        </w:rPr>
+        <w:t>Name, E-Mail-Adresse oder andere Kontaktdaten werden nicht abgefragt. Das Formular wird zunächst auf Deutsch und Englisch zur Verfügung stehen.</w:t>
       </w:r>
     </w:p>
     <w:p>
@@ -6338,6 +6254,38 @@
         <w:rPr>
           <w:lang w:eastAsia="de-DE"/>
         </w:rPr>
+        <w:t>Unterhalb der Eingabefelder wird ein Datenschutzhinweis angezeigt, den der Bewohner per Checkbox als gelesen bestätigen soll, bevor er absendet</w:t>
+      </w:r>
+      <w:r>
+        <w:rPr>
+          <w:iCs/>
+          <w:lang w:eastAsia="de-DE"/>
+        </w:rPr>
+        <w:t xml:space="preserve">. </w:t>
+      </w:r>
+      <w:r>
+        <w:rPr>
+          <w:lang w:eastAsia="de-DE"/>
+        </w:rPr>
+        <w:t>Der Text ist ein Entwurf, die Freigabe durch den Auftraggebe</w:t>
+      </w:r>
+      <w:r>
+        <w:rPr>
+          <w:lang w:eastAsia="de-DE"/>
+        </w:rPr>
+        <w:t xml:space="preserve">r und den Datenschutz steht aus. </w:t>
+      </w:r>
+    </w:p>
+    <w:p>
+      <w:pPr>
+        <w:rPr>
+          <w:lang w:eastAsia="de-DE"/>
+        </w:rPr>
+      </w:pPr>
+      <w:r>
+        <w:rPr>
+          <w:lang w:eastAsia="de-DE"/>
+        </w:rPr>
         <w:t xml:space="preserve">Vor dem Absenden wird das Frontend die Eingaben prüfen, etwa ob eine Kategorie gewählt und der Nachrichtentext ausgefüllt ist und die maximale Länge nicht überschritten wird. Bei fehlenden Pflichtangaben wird ein Hinweis am betroffenen Feld erscheinen. Beim Absenden wird das Backend Token und Eingaben erneut prüfen, da die Prüfung im Browser umgangen werden kann. Die </w:t>
       </w:r>
       <w:r>
@@ -6356,7 +6304,7 @@
           <w:lang w:eastAsia="de-DE"/>
         </w:rPr>
       </w:pPr>
-      <w:bookmarkStart w:id="13" w:name="_Toc243560837"/>
+      <w:bookmarkStart w:id="14" w:name="_Toc244076028"/>
       <w:r>
         <w:rPr>
           <w:rFonts w:eastAsia="Times New Roman"/>
@@ -6364,7 +6312,7 @@
         </w:rPr>
         <w:t>Weiterleitung und Bearbeitung</w:t>
       </w:r>
-      <w:bookmarkEnd w:id="13"/>
+      <w:bookmarkEnd w:id="14"/>
     </w:p>
     <w:p>
       <w:pPr>
@@ -6450,7 +6398,7 @@
           <w:lang w:eastAsia="de-DE"/>
         </w:rPr>
       </w:pPr>
-      <w:bookmarkStart w:id="14" w:name="_Toc243560838"/>
+      <w:bookmarkStart w:id="15" w:name="_Toc244076029"/>
       <w:r>
         <w:rPr>
           <w:rFonts w:eastAsia="Times New Roman"/>
@@ -6458,7 +6406,7 @@
         </w:rPr>
         <w:t>Rollen und Berechtigungen</w:t>
       </w:r>
-      <w:bookmarkEnd w:id="14"/>
+      <w:bookmarkEnd w:id="15"/>
       <w:r>
         <w:rPr>
           <w:rFonts w:eastAsia="Times New Roman"/>
@@ -6733,7 +6681,7 @@
           <w:lang w:eastAsia="de-DE"/>
         </w:rPr>
       </w:pPr>
-      <w:bookmarkStart w:id="15" w:name="_Toc243560839"/>
+      <w:bookmarkStart w:id="16" w:name="_Toc244076030"/>
       <w:r>
         <w:rPr>
           <w:rFonts w:eastAsia="Times New Roman"/>
@@ -6741,7 +6689,7 @@
         </w:rPr>
         <w:t>Lebenszyklus einer Nachricht</w:t>
       </w:r>
-      <w:bookmarkEnd w:id="15"/>
+      <w:bookmarkEnd w:id="16"/>
       <w:r>
         <w:rPr>
           <w:rFonts w:eastAsia="Times New Roman"/>
@@ -6824,31 +6772,13 @@
           <w:lang w:eastAsia="de-DE"/>
         </w:rPr>
       </w:pPr>
-      <w:bookmarkStart w:id="16" w:name="_Toc243560840"/>
+      <w:bookmarkStart w:id="17" w:name="_Toc244076031"/>
       <w:r>
         <w:rPr>
           <w:rFonts w:eastAsia="Times New Roman"/>
           <w:lang w:eastAsia="de-DE"/>
         </w:rPr>
-        <w:t>Anonymisierung und Datenschutz</w:t>
-      </w:r>
-      <w:bookmarkEnd w:id="16"/>
-    </w:p>
-    <w:p>
-      <w:pPr>
-        <w:pStyle w:val="berschrift2"/>
-        <w:rPr>
-          <w:rFonts w:eastAsia="Times New Roman"/>
-          <w:lang w:eastAsia="de-DE"/>
-        </w:rPr>
-      </w:pPr>
-      <w:bookmarkStart w:id="17" w:name="_Toc243560841"/>
-      <w:r>
-        <w:rPr>
-          <w:rFonts w:eastAsia="Times New Roman"/>
-          <w:lang w:eastAsia="de-DE"/>
-        </w:rPr>
-        <w:t>Technologieauswahl mit Alternativen und Begründung</w:t>
+        <w:t>Technisches Konzept</w:t>
       </w:r>
       <w:bookmarkEnd w:id="17"/>
     </w:p>
@@ -6860,140 +6790,871 @@
           <w:lang w:eastAsia="de-DE"/>
         </w:rPr>
       </w:pPr>
-      <w:bookmarkStart w:id="18" w:name="_Toc243560842"/>
+      <w:bookmarkStart w:id="18" w:name="_Toc244076032"/>
       <w:r>
         <w:rPr>
           <w:rFonts w:eastAsia="Times New Roman"/>
           <w:lang w:eastAsia="de-DE"/>
         </w:rPr>
-        <w:t>Systemarchitektur</w:t>
+        <w:t>Technologieauswahl mit Alternativen und Begründung</w:t>
       </w:r>
       <w:bookmarkEnd w:id="18"/>
-      <w:r>
-        <w:rPr>
-          <w:rFonts w:eastAsia="Times New Roman"/>
-          <w:lang w:eastAsia="de-DE"/>
-        </w:rPr>
-        <w:t xml:space="preserve"> </w:t>
-      </w:r>
     </w:p>
     <w:p>
-      <w:pPr>
-        <w:rPr>
-          <w:lang w:eastAsia="de-DE"/>
-        </w:rPr>
-      </w:pPr>
-      <w:r>
-        <w:rPr>
-          <w:lang w:eastAsia="de-DE"/>
-        </w:rPr>
-        <w:t>(Diagramm mit Komponenten, Datenflüssen und Vertrauensgrenzen)</w:t>
-      </w:r>
+      <w:r>
+        <w:t>Der Kummerkasten wird möglichst schlank umgesetzt. Die Anwendung nimmt eine Nachricht entgegen, prüft sie und leitet sie per E-Mail weiter. Dafür werden weder ein Backend-Framework noch eine Datenbank oder Nutzerkonten benötigt. Die folgende Tabelle zeigt die wichtigsten Entscheidungen mit ihren Alternativen.</w:t>
+      </w:r>
+    </w:p>
+    <w:tbl>
+      <w:tblPr>
+        <w:tblStyle w:val="Gitternetztabelle4Akzent2"/>
+        <w:tblW w:w="0" w:type="auto"/>
+        <w:tblLook w:val="04A0" w:firstRow="1" w:lastRow="0" w:firstColumn="1" w:lastColumn="0" w:noHBand="0" w:noVBand="1"/>
+      </w:tblPr>
+      <w:tblGrid>
+        <w:gridCol w:w="1970"/>
+        <w:gridCol w:w="2070"/>
+        <w:gridCol w:w="2286"/>
+        <w:gridCol w:w="3301"/>
+      </w:tblGrid>
+      <w:tr>
+        <w:trPr>
+          <w:cnfStyle w:val="100000000000" w:firstRow="1" w:lastRow="0" w:firstColumn="0" w:lastColumn="0" w:oddVBand="0" w:evenVBand="0" w:oddHBand="0" w:evenHBand="0" w:firstRowFirstColumn="0" w:firstRowLastColumn="0" w:lastRowFirstColumn="0" w:lastRowLastColumn="0"/>
+          <w:tblHeader/>
+        </w:trPr>
+        <w:tc>
+          <w:tcPr>
+            <w:cnfStyle w:val="001000000000" w:firstRow="0" w:lastRow="0" w:firstColumn="1" w:lastColumn="0" w:oddVBand="0" w:evenVBand="0" w:oddHBand="0" w:evenHBand="0" w:firstRowFirstColumn="0" w:firstRowLastColumn="0" w:lastRowFirstColumn="0" w:lastRowLastColumn="0"/>
+            <w:tcW w:w="1271" w:type="dxa"/>
+          </w:tcPr>
+          <w:p>
+            <w:pPr>
+              <w:rPr>
+                <w:lang w:eastAsia="de-DE"/>
+              </w:rPr>
+            </w:pPr>
+            <w:r>
+              <w:rPr>
+                <w:lang w:eastAsia="de-DE"/>
+              </w:rPr>
+              <w:t>Bereich</w:t>
+            </w:r>
+          </w:p>
+        </w:tc>
+        <w:tc>
+          <w:tcPr>
+            <w:tcW w:w="2268" w:type="dxa"/>
+          </w:tcPr>
+          <w:p>
+            <w:pPr>
+              <w:cnfStyle w:val="100000000000" w:firstRow="1" w:lastRow="0" w:firstColumn="0" w:lastColumn="0" w:oddVBand="0" w:evenVBand="0" w:oddHBand="0" w:evenHBand="0" w:firstRowFirstColumn="0" w:firstRowLastColumn="0" w:lastRowFirstColumn="0" w:lastRowLastColumn="0"/>
+              <w:rPr>
+                <w:lang w:eastAsia="de-DE"/>
+              </w:rPr>
+            </w:pPr>
+            <w:r>
+              <w:rPr>
+                <w:lang w:eastAsia="de-DE"/>
+              </w:rPr>
+              <w:t>Alternative</w:t>
+            </w:r>
+          </w:p>
+        </w:tc>
+        <w:tc>
+          <w:tcPr>
+            <w:tcW w:w="2126" w:type="dxa"/>
+          </w:tcPr>
+          <w:p>
+            <w:pPr>
+              <w:cnfStyle w:val="100000000000" w:firstRow="1" w:lastRow="0" w:firstColumn="0" w:lastColumn="0" w:oddVBand="0" w:evenVBand="0" w:oddHBand="0" w:evenHBand="0" w:firstRowFirstColumn="0" w:firstRowLastColumn="0" w:lastRowFirstColumn="0" w:lastRowLastColumn="0"/>
+              <w:rPr>
+                <w:lang w:eastAsia="de-DE"/>
+              </w:rPr>
+            </w:pPr>
+            <w:r>
+              <w:rPr>
+                <w:lang w:eastAsia="de-DE"/>
+              </w:rPr>
+              <w:t>Entscheidung</w:t>
+            </w:r>
+          </w:p>
+        </w:tc>
+        <w:tc>
+          <w:tcPr>
+            <w:tcW w:w="3962" w:type="dxa"/>
+          </w:tcPr>
+          <w:p>
+            <w:pPr>
+              <w:cnfStyle w:val="100000000000" w:firstRow="1" w:lastRow="0" w:firstColumn="0" w:lastColumn="0" w:oddVBand="0" w:evenVBand="0" w:oddHBand="0" w:evenHBand="0" w:firstRowFirstColumn="0" w:firstRowLastColumn="0" w:lastRowFirstColumn="0" w:lastRowLastColumn="0"/>
+              <w:rPr>
+                <w:lang w:eastAsia="de-DE"/>
+              </w:rPr>
+            </w:pPr>
+            <w:r>
+              <w:rPr>
+                <w:lang w:eastAsia="de-DE"/>
+              </w:rPr>
+              <w:t>Begründung</w:t>
+            </w:r>
+          </w:p>
+        </w:tc>
+      </w:tr>
+      <w:tr>
+        <w:trPr>
+          <w:cnfStyle w:val="000000100000" w:firstRow="0" w:lastRow="0" w:firstColumn="0" w:lastColumn="0" w:oddVBand="0" w:evenVBand="0" w:oddHBand="1" w:evenHBand="0" w:firstRowFirstColumn="0" w:firstRowLastColumn="0" w:lastRowFirstColumn="0" w:lastRowLastColumn="0"/>
+        </w:trPr>
+        <w:tc>
+          <w:tcPr>
+            <w:cnfStyle w:val="001000000000" w:firstRow="0" w:lastRow="0" w:firstColumn="1" w:lastColumn="0" w:oddVBand="0" w:evenVBand="0" w:oddHBand="0" w:evenHBand="0" w:firstRowFirstColumn="0" w:firstRowLastColumn="0" w:lastRowFirstColumn="0" w:lastRowLastColumn="0"/>
+            <w:tcW w:w="1271" w:type="dxa"/>
+          </w:tcPr>
+          <w:p>
+            <w:pPr>
+              <w:rPr>
+                <w:lang w:eastAsia="de-DE"/>
+              </w:rPr>
+            </w:pPr>
+            <w:r>
+              <w:rPr>
+                <w:lang w:eastAsia="de-DE"/>
+              </w:rPr>
+              <w:t>Frontend</w:t>
+            </w:r>
+          </w:p>
+        </w:tc>
+        <w:tc>
+          <w:tcPr>
+            <w:tcW w:w="2268" w:type="dxa"/>
+          </w:tcPr>
+          <w:p>
+            <w:pPr>
+              <w:cnfStyle w:val="000000100000" w:firstRow="0" w:lastRow="0" w:firstColumn="0" w:lastColumn="0" w:oddVBand="0" w:evenVBand="0" w:oddHBand="1" w:evenHBand="0" w:firstRowFirstColumn="0" w:firstRowLastColumn="0" w:lastRowFirstColumn="0" w:lastRowLastColumn="0"/>
+              <w:rPr>
+                <w:lang w:eastAsia="de-DE"/>
+              </w:rPr>
+            </w:pPr>
+            <w:r>
+              <w:rPr>
+                <w:lang w:eastAsia="de-DE"/>
+              </w:rPr>
+              <w:t xml:space="preserve">Klassische Seiten mit HTML und </w:t>
+            </w:r>
+            <w:proofErr w:type="spellStart"/>
+            <w:r>
+              <w:rPr>
+                <w:lang w:eastAsia="de-DE"/>
+              </w:rPr>
+              <w:t>Javascript</w:t>
+            </w:r>
+            <w:proofErr w:type="spellEnd"/>
+          </w:p>
+        </w:tc>
+        <w:tc>
+          <w:tcPr>
+            <w:tcW w:w="2126" w:type="dxa"/>
+          </w:tcPr>
+          <w:p>
+            <w:pPr>
+              <w:cnfStyle w:val="000000100000" w:firstRow="0" w:lastRow="0" w:firstColumn="0" w:lastColumn="0" w:oddVBand="0" w:evenVBand="0" w:oddHBand="1" w:evenHBand="0" w:firstRowFirstColumn="0" w:firstRowLastColumn="0" w:lastRowFirstColumn="0" w:lastRowLastColumn="0"/>
+              <w:rPr>
+                <w:lang w:eastAsia="de-DE"/>
+              </w:rPr>
+            </w:pPr>
+            <w:proofErr w:type="spellStart"/>
+            <w:r>
+              <w:rPr>
+                <w:lang w:eastAsia="de-DE"/>
+              </w:rPr>
+              <w:t>Vue</w:t>
+            </w:r>
+            <w:proofErr w:type="spellEnd"/>
+            <w:r>
+              <w:rPr>
+                <w:lang w:eastAsia="de-DE"/>
+              </w:rPr>
+              <w:t xml:space="preserve"> mit </w:t>
+            </w:r>
+            <w:proofErr w:type="spellStart"/>
+            <w:r>
+              <w:rPr>
+                <w:lang w:eastAsia="de-DE"/>
+              </w:rPr>
+              <w:t>Vuetify</w:t>
+            </w:r>
+            <w:proofErr w:type="spellEnd"/>
+          </w:p>
+        </w:tc>
+        <w:tc>
+          <w:tcPr>
+            <w:tcW w:w="3962" w:type="dxa"/>
+          </w:tcPr>
+          <w:p>
+            <w:pPr>
+              <w:cnfStyle w:val="000000100000" w:firstRow="0" w:lastRow="0" w:firstColumn="0" w:lastColumn="0" w:oddVBand="0" w:evenVBand="0" w:oddHBand="1" w:evenHBand="0" w:firstRowFirstColumn="0" w:firstRowLastColumn="0" w:lastRowFirstColumn="0" w:lastRowLastColumn="0"/>
+              <w:rPr>
+                <w:lang w:eastAsia="de-DE"/>
+              </w:rPr>
+            </w:pPr>
+            <w:r>
+              <w:rPr>
+                <w:lang w:eastAsia="de-DE"/>
+              </w:rPr>
+              <w:t>Fertige, mobilfreundliche Komponenten, dadurch deutlich geringerer Entwicklungsaufwand</w:t>
+            </w:r>
+          </w:p>
+        </w:tc>
+      </w:tr>
+      <w:tr>
+        <w:tc>
+          <w:tcPr>
+            <w:cnfStyle w:val="001000000000" w:firstRow="0" w:lastRow="0" w:firstColumn="1" w:lastColumn="0" w:oddVBand="0" w:evenVBand="0" w:oddHBand="0" w:evenHBand="0" w:firstRowFirstColumn="0" w:firstRowLastColumn="0" w:lastRowFirstColumn="0" w:lastRowLastColumn="0"/>
+            <w:tcW w:w="1271" w:type="dxa"/>
+          </w:tcPr>
+          <w:p>
+            <w:pPr>
+              <w:tabs>
+                <w:tab w:val="left" w:pos="591"/>
+              </w:tabs>
+              <w:rPr>
+                <w:lang w:eastAsia="de-DE"/>
+              </w:rPr>
+            </w:pPr>
+            <w:r>
+              <w:rPr>
+                <w:lang w:eastAsia="de-DE"/>
+              </w:rPr>
+              <w:t>Serverlogik</w:t>
+            </w:r>
+          </w:p>
+        </w:tc>
+        <w:tc>
+          <w:tcPr>
+            <w:tcW w:w="2268" w:type="dxa"/>
+          </w:tcPr>
+          <w:p>
+            <w:pPr>
+              <w:cnfStyle w:val="000000000000" w:firstRow="0" w:lastRow="0" w:firstColumn="0" w:lastColumn="0" w:oddVBand="0" w:evenVBand="0" w:oddHBand="0" w:evenHBand="0" w:firstRowFirstColumn="0" w:firstRowLastColumn="0" w:lastRowFirstColumn="0" w:lastRowLastColumn="0"/>
+              <w:rPr>
+                <w:lang w:eastAsia="de-DE"/>
+              </w:rPr>
+            </w:pPr>
+            <w:proofErr w:type="spellStart"/>
+            <w:r>
+              <w:rPr>
+                <w:lang w:eastAsia="de-DE"/>
+              </w:rPr>
+              <w:t>Laravel</w:t>
+            </w:r>
+            <w:proofErr w:type="spellEnd"/>
+            <w:r>
+              <w:rPr>
+                <w:lang w:eastAsia="de-DE"/>
+              </w:rPr>
+              <w:t xml:space="preserve"> Backend mit Datenbank</w:t>
+            </w:r>
+          </w:p>
+        </w:tc>
+        <w:tc>
+          <w:tcPr>
+            <w:tcW w:w="2126" w:type="dxa"/>
+          </w:tcPr>
+          <w:p>
+            <w:pPr>
+              <w:cnfStyle w:val="000000000000" w:firstRow="0" w:lastRow="0" w:firstColumn="0" w:lastColumn="0" w:oddVBand="0" w:evenVBand="0" w:oddHBand="0" w:evenHBand="0" w:firstRowFirstColumn="0" w:firstRowLastColumn="0" w:lastRowFirstColumn="0" w:lastRowLastColumn="0"/>
+              <w:rPr>
+                <w:lang w:eastAsia="de-DE"/>
+              </w:rPr>
+            </w:pPr>
+            <w:r>
+              <w:rPr>
+                <w:lang w:eastAsia="de-DE"/>
+              </w:rPr>
+              <w:t>Kleiner PHP-Endpunkt</w:t>
+            </w:r>
+          </w:p>
+        </w:tc>
+        <w:tc>
+          <w:tcPr>
+            <w:tcW w:w="3962" w:type="dxa"/>
+          </w:tcPr>
+          <w:p>
+            <w:pPr>
+              <w:cnfStyle w:val="000000000000" w:firstRow="0" w:lastRow="0" w:firstColumn="0" w:lastColumn="0" w:oddVBand="0" w:evenVBand="0" w:oddHBand="0" w:evenHBand="0" w:firstRowFirstColumn="0" w:firstRowLastColumn="0" w:lastRowFirstColumn="0" w:lastRowLastColumn="0"/>
+              <w:rPr>
+                <w:lang w:eastAsia="de-DE"/>
+              </w:rPr>
+            </w:pPr>
+            <w:r>
+              <w:rPr>
+                <w:lang w:eastAsia="de-DE"/>
+              </w:rPr>
+              <w:t>Es muss nur geprüft und weitergeleitet werden, ein Framework wäre hierfür überdimensioniert</w:t>
+            </w:r>
+          </w:p>
+        </w:tc>
+      </w:tr>
+      <w:tr>
+        <w:trPr>
+          <w:cnfStyle w:val="000000100000" w:firstRow="0" w:lastRow="0" w:firstColumn="0" w:lastColumn="0" w:oddVBand="0" w:evenVBand="0" w:oddHBand="1" w:evenHBand="0" w:firstRowFirstColumn="0" w:firstRowLastColumn="0" w:lastRowFirstColumn="0" w:lastRowLastColumn="0"/>
+        </w:trPr>
+        <w:tc>
+          <w:tcPr>
+            <w:cnfStyle w:val="001000000000" w:firstRow="0" w:lastRow="0" w:firstColumn="1" w:lastColumn="0" w:oddVBand="0" w:evenVBand="0" w:oddHBand="0" w:evenHBand="0" w:firstRowFirstColumn="0" w:firstRowLastColumn="0" w:lastRowFirstColumn="0" w:lastRowLastColumn="0"/>
+            <w:tcW w:w="1271" w:type="dxa"/>
+          </w:tcPr>
+          <w:p>
+            <w:pPr>
+              <w:rPr>
+                <w:lang w:eastAsia="de-DE"/>
+              </w:rPr>
+            </w:pPr>
+            <w:r>
+              <w:rPr>
+                <w:lang w:eastAsia="de-DE"/>
+              </w:rPr>
+              <w:t>Datenhaltung</w:t>
+            </w:r>
+          </w:p>
+        </w:tc>
+        <w:tc>
+          <w:tcPr>
+            <w:tcW w:w="2268" w:type="dxa"/>
+          </w:tcPr>
+          <w:p>
+            <w:pPr>
+              <w:cnfStyle w:val="000000100000" w:firstRow="0" w:lastRow="0" w:firstColumn="0" w:lastColumn="0" w:oddVBand="0" w:evenVBand="0" w:oddHBand="1" w:evenHBand="0" w:firstRowFirstColumn="0" w:firstRowLastColumn="0" w:lastRowFirstColumn="0" w:lastRowLastColumn="0"/>
+              <w:rPr>
+                <w:lang w:eastAsia="de-DE"/>
+              </w:rPr>
+            </w:pPr>
+            <w:r>
+              <w:rPr>
+                <w:lang w:eastAsia="de-DE"/>
+              </w:rPr>
+              <w:t>Speicherung in Datenbank oder Datei</w:t>
+            </w:r>
+          </w:p>
+        </w:tc>
+        <w:tc>
+          <w:tcPr>
+            <w:tcW w:w="2126" w:type="dxa"/>
+          </w:tcPr>
+          <w:p>
+            <w:pPr>
+              <w:cnfStyle w:val="000000100000" w:firstRow="0" w:lastRow="0" w:firstColumn="0" w:lastColumn="0" w:oddVBand="0" w:evenVBand="0" w:oddHBand="1" w:evenHBand="0" w:firstRowFirstColumn="0" w:firstRowLastColumn="0" w:lastRowFirstColumn="0" w:lastRowLastColumn="0"/>
+              <w:rPr>
+                <w:lang w:eastAsia="de-DE"/>
+              </w:rPr>
+            </w:pPr>
+            <w:r>
+              <w:rPr>
+                <w:lang w:eastAsia="de-DE"/>
+              </w:rPr>
+              <w:t>Keine Speicherung</w:t>
+            </w:r>
+          </w:p>
+        </w:tc>
+        <w:tc>
+          <w:tcPr>
+            <w:tcW w:w="3962" w:type="dxa"/>
+          </w:tcPr>
+          <w:p>
+            <w:pPr>
+              <w:cnfStyle w:val="000000100000" w:firstRow="0" w:lastRow="0" w:firstColumn="0" w:lastColumn="0" w:oddVBand="0" w:evenVBand="0" w:oddHBand="1" w:evenHBand="0" w:firstRowFirstColumn="0" w:firstRowLastColumn="0" w:lastRowFirstColumn="0" w:lastRowLastColumn="0"/>
+              <w:rPr>
+                <w:lang w:eastAsia="de-DE"/>
+              </w:rPr>
+            </w:pPr>
+            <w:r>
+              <w:rPr>
+                <w:lang w:eastAsia="de-DE"/>
+              </w:rPr>
+              <w:t>Gewährleistung von Anonymität, einfacherer Datenschutz, weniger Entwicklungsaufwand</w:t>
+            </w:r>
+          </w:p>
+        </w:tc>
+      </w:tr>
+      <w:tr>
+        <w:tc>
+          <w:tcPr>
+            <w:cnfStyle w:val="001000000000" w:firstRow="0" w:lastRow="0" w:firstColumn="1" w:lastColumn="0" w:oddVBand="0" w:evenVBand="0" w:oddHBand="0" w:evenHBand="0" w:firstRowFirstColumn="0" w:firstRowLastColumn="0" w:lastRowFirstColumn="0" w:lastRowLastColumn="0"/>
+            <w:tcW w:w="1271" w:type="dxa"/>
+          </w:tcPr>
+          <w:p>
+            <w:pPr>
+              <w:rPr>
+                <w:lang w:eastAsia="de-DE"/>
+              </w:rPr>
+            </w:pPr>
+            <w:r>
+              <w:rPr>
+                <w:lang w:eastAsia="de-DE"/>
+              </w:rPr>
+              <w:t>Mailversand</w:t>
+            </w:r>
+          </w:p>
+        </w:tc>
+        <w:tc>
+          <w:tcPr>
+            <w:tcW w:w="2268" w:type="dxa"/>
+          </w:tcPr>
+          <w:p>
+            <w:pPr>
+              <w:cnfStyle w:val="000000000000" w:firstRow="0" w:lastRow="0" w:firstColumn="0" w:lastColumn="0" w:oddVBand="0" w:evenVBand="0" w:oddHBand="0" w:evenHBand="0" w:firstRowFirstColumn="0" w:firstRowLastColumn="0" w:lastRowFirstColumn="0" w:lastRowLastColumn="0"/>
+              <w:rPr>
+                <w:lang w:eastAsia="de-DE"/>
+              </w:rPr>
+            </w:pPr>
+            <w:r>
+              <w:rPr>
+                <w:lang w:eastAsia="de-DE"/>
+              </w:rPr>
+              <w:t>Externer E-Mail Dienstleister</w:t>
+            </w:r>
+          </w:p>
+        </w:tc>
+        <w:tc>
+          <w:tcPr>
+            <w:tcW w:w="2126" w:type="dxa"/>
+          </w:tcPr>
+          <w:p>
+            <w:pPr>
+              <w:cnfStyle w:val="000000000000" w:firstRow="0" w:lastRow="0" w:firstColumn="0" w:lastColumn="0" w:oddVBand="0" w:evenVBand="0" w:oddHBand="0" w:evenHBand="0" w:firstRowFirstColumn="0" w:firstRowLastColumn="0" w:lastRowFirstColumn="0" w:lastRowLastColumn="0"/>
+              <w:rPr>
+                <w:lang w:eastAsia="de-DE"/>
+              </w:rPr>
+            </w:pPr>
+            <w:r>
+              <w:rPr>
+                <w:lang w:eastAsia="de-DE"/>
+              </w:rPr>
+              <w:t>Interner Mailserver</w:t>
+            </w:r>
+          </w:p>
+        </w:tc>
+        <w:tc>
+          <w:tcPr>
+            <w:tcW w:w="3962" w:type="dxa"/>
+          </w:tcPr>
+          <w:p>
+            <w:pPr>
+              <w:cnfStyle w:val="000000000000" w:firstRow="0" w:lastRow="0" w:firstColumn="0" w:lastColumn="0" w:oddVBand="0" w:evenVBand="0" w:oddHBand="0" w:evenHBand="0" w:firstRowFirstColumn="0" w:firstRowLastColumn="0" w:lastRowFirstColumn="0" w:lastRowLastColumn="0"/>
+              <w:rPr>
+                <w:lang w:eastAsia="de-DE"/>
+              </w:rPr>
+            </w:pPr>
+            <w:r>
+              <w:rPr>
+                <w:lang w:eastAsia="de-DE"/>
+              </w:rPr>
+              <w:t>Nachrichteninhalte werden nicht durch Dritte verarbeitet (N3)</w:t>
+            </w:r>
+          </w:p>
+        </w:tc>
+      </w:tr>
+      <w:tr>
+        <w:trPr>
+          <w:cnfStyle w:val="000000100000" w:firstRow="0" w:lastRow="0" w:firstColumn="0" w:lastColumn="0" w:oddVBand="0" w:evenVBand="0" w:oddHBand="1" w:evenHBand="0" w:firstRowFirstColumn="0" w:firstRowLastColumn="0" w:lastRowFirstColumn="0" w:lastRowLastColumn="0"/>
+        </w:trPr>
+        <w:tc>
+          <w:tcPr>
+            <w:cnfStyle w:val="001000000000" w:firstRow="0" w:lastRow="0" w:firstColumn="1" w:lastColumn="0" w:oddVBand="0" w:evenVBand="0" w:oddHBand="0" w:evenHBand="0" w:firstRowFirstColumn="0" w:firstRowLastColumn="0" w:lastRowFirstColumn="0" w:lastRowLastColumn="0"/>
+            <w:tcW w:w="1271" w:type="dxa"/>
+          </w:tcPr>
+          <w:p>
+            <w:pPr>
+              <w:rPr>
+                <w:lang w:eastAsia="de-DE"/>
+              </w:rPr>
+            </w:pPr>
+            <w:r>
+              <w:rPr>
+                <w:lang w:eastAsia="de-DE"/>
+              </w:rPr>
+              <w:lastRenderedPageBreak/>
+              <w:t>Mailbibliothek</w:t>
+            </w:r>
+          </w:p>
+        </w:tc>
+        <w:tc>
+          <w:tcPr>
+            <w:tcW w:w="2268" w:type="dxa"/>
+          </w:tcPr>
+          <w:p>
+            <w:pPr>
+              <w:cnfStyle w:val="000000100000" w:firstRow="0" w:lastRow="0" w:firstColumn="0" w:lastColumn="0" w:oddVBand="0" w:evenVBand="0" w:oddHBand="1" w:evenHBand="0" w:firstRowFirstColumn="0" w:firstRowLastColumn="0" w:lastRowFirstColumn="0" w:lastRowLastColumn="0"/>
+              <w:rPr>
+                <w:lang w:eastAsia="de-DE"/>
+              </w:rPr>
+            </w:pPr>
+            <w:r>
+              <w:rPr>
+                <w:lang w:eastAsia="de-DE"/>
+              </w:rPr>
+              <w:t>PHP mail()</w:t>
+            </w:r>
+          </w:p>
+        </w:tc>
+        <w:tc>
+          <w:tcPr>
+            <w:tcW w:w="2126" w:type="dxa"/>
+          </w:tcPr>
+          <w:p>
+            <w:pPr>
+              <w:cnfStyle w:val="000000100000" w:firstRow="0" w:lastRow="0" w:firstColumn="0" w:lastColumn="0" w:oddVBand="0" w:evenVBand="0" w:oddHBand="1" w:evenHBand="0" w:firstRowFirstColumn="0" w:firstRowLastColumn="0" w:lastRowFirstColumn="0" w:lastRowLastColumn="0"/>
+              <w:rPr>
+                <w:lang w:eastAsia="de-DE"/>
+              </w:rPr>
+            </w:pPr>
+            <w:proofErr w:type="spellStart"/>
+            <w:r>
+              <w:rPr>
+                <w:lang w:eastAsia="de-DE"/>
+              </w:rPr>
+              <w:t>PHPMailer</w:t>
+            </w:r>
+            <w:proofErr w:type="spellEnd"/>
+          </w:p>
+        </w:tc>
+        <w:tc>
+          <w:tcPr>
+            <w:tcW w:w="3962" w:type="dxa"/>
+          </w:tcPr>
+          <w:p>
+            <w:pPr>
+              <w:cnfStyle w:val="000000100000" w:firstRow="0" w:lastRow="0" w:firstColumn="0" w:lastColumn="0" w:oddVBand="0" w:evenVBand="0" w:oddHBand="1" w:evenHBand="0" w:firstRowFirstColumn="0" w:firstRowLastColumn="0" w:lastRowFirstColumn="0" w:lastRowLastColumn="0"/>
+              <w:rPr>
+                <w:lang w:eastAsia="de-DE"/>
+              </w:rPr>
+            </w:pPr>
+            <w:r>
+              <w:rPr>
+                <w:lang w:eastAsia="de-DE"/>
+              </w:rPr>
+              <w:t>SMTP, TLS und bessere, formalisierte Fehlerbehandlung</w:t>
+            </w:r>
+          </w:p>
+        </w:tc>
+      </w:tr>
+      <w:tr>
+        <w:tc>
+          <w:tcPr>
+            <w:cnfStyle w:val="001000000000" w:firstRow="0" w:lastRow="0" w:firstColumn="1" w:lastColumn="0" w:oddVBand="0" w:evenVBand="0" w:oddHBand="0" w:evenHBand="0" w:firstRowFirstColumn="0" w:firstRowLastColumn="0" w:lastRowFirstColumn="0" w:lastRowLastColumn="0"/>
+            <w:tcW w:w="1271" w:type="dxa"/>
+          </w:tcPr>
+          <w:p>
+            <w:pPr>
+              <w:rPr>
+                <w:lang w:eastAsia="de-DE"/>
+              </w:rPr>
+            </w:pPr>
+            <w:r>
+              <w:rPr>
+                <w:lang w:eastAsia="de-DE"/>
+              </w:rPr>
+              <w:t>Zugangskontrolle</w:t>
+            </w:r>
+          </w:p>
+        </w:tc>
+        <w:tc>
+          <w:tcPr>
+            <w:tcW w:w="2268" w:type="dxa"/>
+          </w:tcPr>
+          <w:p>
+            <w:pPr>
+              <w:cnfStyle w:val="000000000000" w:firstRow="0" w:lastRow="0" w:firstColumn="0" w:lastColumn="0" w:oddVBand="0" w:evenVBand="0" w:oddHBand="0" w:evenHBand="0" w:firstRowFirstColumn="0" w:firstRowLastColumn="0" w:lastRowFirstColumn="0" w:lastRowLastColumn="0"/>
+              <w:rPr>
+                <w:lang w:eastAsia="de-DE"/>
+              </w:rPr>
+            </w:pPr>
+            <w:r>
+              <w:rPr>
+                <w:lang w:eastAsia="de-DE"/>
+              </w:rPr>
+              <w:t>Benutzerkonten mit Login</w:t>
+            </w:r>
+          </w:p>
+        </w:tc>
+        <w:tc>
+          <w:tcPr>
+            <w:tcW w:w="2126" w:type="dxa"/>
+          </w:tcPr>
+          <w:p>
+            <w:pPr>
+              <w:cnfStyle w:val="000000000000" w:firstRow="0" w:lastRow="0" w:firstColumn="0" w:lastColumn="0" w:oddVBand="0" w:evenVBand="0" w:oddHBand="0" w:evenHBand="0" w:firstRowFirstColumn="0" w:firstRowLastColumn="0" w:lastRowFirstColumn="0" w:lastRowLastColumn="0"/>
+              <w:rPr>
+                <w:lang w:eastAsia="de-DE"/>
+              </w:rPr>
+            </w:pPr>
+            <w:r>
+              <w:rPr>
+                <w:lang w:eastAsia="de-DE"/>
+              </w:rPr>
+              <w:t>Token</w:t>
+            </w:r>
+          </w:p>
+        </w:tc>
+        <w:tc>
+          <w:tcPr>
+            <w:tcW w:w="3962" w:type="dxa"/>
+          </w:tcPr>
+          <w:p>
+            <w:pPr>
+              <w:cnfStyle w:val="000000000000" w:firstRow="0" w:lastRow="0" w:firstColumn="0" w:lastColumn="0" w:oddVBand="0" w:evenVBand="0" w:oddHBand="0" w:evenHBand="0" w:firstRowFirstColumn="0" w:firstRowLastColumn="0" w:lastRowFirstColumn="0" w:lastRowLastColumn="0"/>
+              <w:rPr>
+                <w:lang w:eastAsia="de-DE"/>
+              </w:rPr>
+            </w:pPr>
+            <w:r>
+              <w:rPr>
+                <w:lang w:eastAsia="de-DE"/>
+              </w:rPr>
+              <w:t>Gewährleistung von Anonymität</w:t>
+            </w:r>
+          </w:p>
+        </w:tc>
+      </w:tr>
+      <w:tr>
+        <w:trPr>
+          <w:cnfStyle w:val="000000100000" w:firstRow="0" w:lastRow="0" w:firstColumn="0" w:lastColumn="0" w:oddVBand="0" w:evenVBand="0" w:oddHBand="1" w:evenHBand="0" w:firstRowFirstColumn="0" w:firstRowLastColumn="0" w:lastRowFirstColumn="0" w:lastRowLastColumn="0"/>
+        </w:trPr>
+        <w:tc>
+          <w:tcPr>
+            <w:cnfStyle w:val="001000000000" w:firstRow="0" w:lastRow="0" w:firstColumn="1" w:lastColumn="0" w:oddVBand="0" w:evenVBand="0" w:oddHBand="0" w:evenHBand="0" w:firstRowFirstColumn="0" w:firstRowLastColumn="0" w:lastRowFirstColumn="0" w:lastRowLastColumn="0"/>
+            <w:tcW w:w="1271" w:type="dxa"/>
+          </w:tcPr>
+          <w:p>
+            <w:pPr>
+              <w:rPr>
+                <w:lang w:eastAsia="de-DE"/>
+              </w:rPr>
+            </w:pPr>
+            <w:r>
+              <w:rPr>
+                <w:lang w:eastAsia="de-DE"/>
+              </w:rPr>
+              <w:t>Mehrsprachigkeit</w:t>
+            </w:r>
+          </w:p>
+        </w:tc>
+        <w:tc>
+          <w:tcPr>
+            <w:tcW w:w="2268" w:type="dxa"/>
+          </w:tcPr>
+          <w:p>
+            <w:pPr>
+              <w:cnfStyle w:val="000000100000" w:firstRow="0" w:lastRow="0" w:firstColumn="0" w:lastColumn="0" w:oddVBand="0" w:evenVBand="0" w:oddHBand="1" w:evenHBand="0" w:firstRowFirstColumn="0" w:firstRowLastColumn="0" w:lastRowFirstColumn="0" w:lastRowLastColumn="0"/>
+              <w:rPr>
+                <w:lang w:eastAsia="de-DE"/>
+              </w:rPr>
+            </w:pPr>
+            <w:r>
+              <w:rPr>
+                <w:lang w:eastAsia="de-DE"/>
+              </w:rPr>
+              <w:t>Eine Seite pro Sprache</w:t>
+            </w:r>
+          </w:p>
+        </w:tc>
+        <w:tc>
+          <w:tcPr>
+            <w:tcW w:w="2126" w:type="dxa"/>
+          </w:tcPr>
+          <w:p>
+            <w:pPr>
+              <w:cnfStyle w:val="000000100000" w:firstRow="0" w:lastRow="0" w:firstColumn="0" w:lastColumn="0" w:oddVBand="0" w:evenVBand="0" w:oddHBand="1" w:evenHBand="0" w:firstRowFirstColumn="0" w:firstRowLastColumn="0" w:lastRowFirstColumn="0" w:lastRowLastColumn="0"/>
+              <w:rPr>
+                <w:lang w:eastAsia="de-DE"/>
+              </w:rPr>
+            </w:pPr>
+            <w:r>
+              <w:rPr>
+                <w:lang w:eastAsia="de-DE"/>
+              </w:rPr>
+              <w:t>Übersetzungsobjekte</w:t>
+            </w:r>
+          </w:p>
+        </w:tc>
+        <w:tc>
+          <w:tcPr>
+            <w:tcW w:w="3962" w:type="dxa"/>
+          </w:tcPr>
+          <w:p>
+            <w:pPr>
+              <w:cnfStyle w:val="000000100000" w:firstRow="0" w:lastRow="0" w:firstColumn="0" w:lastColumn="0" w:oddVBand="0" w:evenVBand="0" w:oddHBand="1" w:evenHBand="0" w:firstRowFirstColumn="0" w:firstRowLastColumn="0" w:lastRowFirstColumn="0" w:lastRowLastColumn="0"/>
+              <w:rPr>
+                <w:lang w:eastAsia="de-DE"/>
+              </w:rPr>
+            </w:pPr>
+            <w:r>
+              <w:rPr>
+                <w:lang w:eastAsia="de-DE"/>
+              </w:rPr>
+              <w:t xml:space="preserve">Eine Oberfläche für alle Sprachen, bessere User-Experience durch Single Page </w:t>
+            </w:r>
+            <w:proofErr w:type="spellStart"/>
+            <w:r>
+              <w:rPr>
+                <w:lang w:eastAsia="de-DE"/>
+              </w:rPr>
+              <w:t>Application</w:t>
+            </w:r>
+            <w:proofErr w:type="spellEnd"/>
+          </w:p>
+        </w:tc>
+      </w:tr>
+    </w:tbl>
+    <w:p>
+      <w:pPr>
+        <w:rPr>
+          <w:lang w:eastAsia="de-DE"/>
+        </w:rPr>
+      </w:pPr>
     </w:p>
     <w:p>
-      <w:pPr>
-        <w:pStyle w:val="berschrift2"/>
-        <w:rPr>
-          <w:rFonts w:eastAsia="Times New Roman"/>
-          <w:lang w:eastAsia="de-DE"/>
-        </w:rPr>
-      </w:pPr>
-      <w:bookmarkStart w:id="19" w:name="_Toc243560843"/>
-      <w:r>
-        <w:rPr>
-          <w:rFonts w:eastAsia="Times New Roman"/>
-          <w:lang w:eastAsia="de-DE"/>
-        </w:rPr>
-        <w:t>Anwendungsaufbau</w:t>
-      </w:r>
-      <w:bookmarkEnd w:id="19"/>
+      <w:proofErr w:type="spellStart"/>
+      <w:r>
+        <w:t>PHPMailer</w:t>
+      </w:r>
+      <w:proofErr w:type="spellEnd"/>
+      <w:r>
+        <w:t xml:space="preserve"> ist eine serverseitige Bibliothek. Ein reines Frontend kann keine E-Mails versenden, weil dafür SMTP-Zugangsdaten nötig sind, die nicht im Browser liegen dürfen. Deshalb wird trotz fehlendem Backend-Framework ein kleiner serverseitiger PHP-Endpunkt eingesetzt.</w:t>
+      </w:r>
     </w:p>
     <w:p>
       <w:pPr>
-        <w:rPr>
-          <w:lang w:eastAsia="de-DE"/>
-        </w:rPr>
-      </w:pPr>
-      <w:r>
-        <w:rPr>
-          <w:lang w:eastAsia="de-DE"/>
-        </w:rPr>
-        <w:t xml:space="preserve"> (Frontend, Backend, Validierung, Mehrsprachigkeit)</w:t>
+        <w:pStyle w:val="berschrift2"/>
+        <w:rPr>
+          <w:rFonts w:eastAsia="Times New Roman"/>
+          <w:lang w:eastAsia="de-DE"/>
+        </w:rPr>
+      </w:pPr>
+      <w:bookmarkStart w:id="19" w:name="_Toc244076033"/>
+      <w:r>
+        <w:rPr>
+          <w:rFonts w:eastAsia="Times New Roman"/>
+          <w:lang w:eastAsia="de-DE"/>
+        </w:rPr>
+        <w:t>Systemarchitektur</w:t>
+      </w:r>
+      <w:bookmarkEnd w:id="19"/>
+      <w:r>
+        <w:rPr>
+          <w:rFonts w:eastAsia="Times New Roman"/>
+          <w:lang w:eastAsia="de-DE"/>
+        </w:rPr>
+        <w:t xml:space="preserve"> </w:t>
       </w:r>
     </w:p>
     <w:p>
       <w:pPr>
-        <w:pStyle w:val="berschrift1"/>
+        <w:rPr>
+          <w:lang w:eastAsia="de-DE"/>
+        </w:rPr>
+      </w:pPr>
+      <w:r>
+        <w:rPr>
+          <w:lang w:eastAsia="de-DE"/>
+        </w:rPr>
+        <w:t>(Diagramm mit Komponenten, Datenflüssen und Vertrauensgrenzen)</w:t>
+      </w:r>
+    </w:p>
+    <w:p>
+      <w:pPr>
+        <w:pStyle w:val="berschrift2"/>
         <w:rPr>
           <w:rFonts w:eastAsia="Times New Roman"/>
           <w:lang w:eastAsia="de-DE"/>
         </w:rPr>
       </w:pPr>
-      <w:bookmarkStart w:id="20" w:name="_Toc243560844"/>
+      <w:bookmarkStart w:id="20" w:name="_Toc244076034"/>
       <w:r>
         <w:rPr>
           <w:rFonts w:eastAsia="Times New Roman"/>
           <w:lang w:eastAsia="de-DE"/>
         </w:rPr>
-        <w:t>Benutzeroberfläche</w:t>
+        <w:t>Anwendungsaufbau</w:t>
       </w:r>
       <w:bookmarkEnd w:id="20"/>
     </w:p>
     <w:p>
       <w:pPr>
-        <w:pStyle w:val="berschrift2"/>
-        <w:rPr>
-          <w:rFonts w:eastAsia="Times New Roman"/>
-          <w:lang w:eastAsia="de-DE"/>
-        </w:rPr>
-      </w:pPr>
-      <w:bookmarkStart w:id="21" w:name="_Toc243560845"/>
-      <w:r>
-        <w:rPr>
-          <w:rFonts w:eastAsia="Times New Roman"/>
-          <w:lang w:eastAsia="de-DE"/>
-        </w:rPr>
-        <w:t>Entwürfe</w:t>
-      </w:r>
-      <w:bookmarkEnd w:id="21"/>
-      <w:r>
-        <w:rPr>
-          <w:rFonts w:eastAsia="Times New Roman"/>
-          <w:lang w:eastAsia="de-DE"/>
-        </w:rPr>
-        <w:t xml:space="preserve"> </w:t>
+        <w:rPr>
+          <w:lang w:eastAsia="de-DE"/>
+        </w:rPr>
+      </w:pPr>
+      <w:r>
+        <w:rPr>
+          <w:lang w:eastAsia="de-DE"/>
+        </w:rPr>
+        <w:t xml:space="preserve"> (Frontend, Backend, Validierung, Mehrsprachigkeit)</w:t>
       </w:r>
     </w:p>
     <w:p>
       <w:pPr>
-        <w:rPr>
-          <w:lang w:eastAsia="de-DE"/>
-        </w:rPr>
-      </w:pPr>
-      <w:r>
-        <w:rPr>
-          <w:lang w:eastAsia="de-DE"/>
-        </w:rPr>
-        <w:t>(Token-Anfrage, Eingabeformula</w:t>
-      </w:r>
-      <w:bookmarkStart w:id="22" w:name="_GoBack"/>
-      <w:bookmarkEnd w:id="22"/>
-      <w:r>
-        <w:rPr>
-          <w:lang w:eastAsia="de-DE"/>
-        </w:rPr>
-        <w:t>r, Bestätigung)</w:t>
-      </w:r>
+        <w:pStyle w:val="berschrift1"/>
+        <w:rPr>
+          <w:rFonts w:eastAsia="Times New Roman"/>
+          <w:lang w:eastAsia="de-DE"/>
+        </w:rPr>
+      </w:pPr>
+      <w:bookmarkStart w:id="21" w:name="_Toc244076035"/>
+      <w:r>
+        <w:rPr>
+          <w:rFonts w:eastAsia="Times New Roman"/>
+          <w:lang w:eastAsia="de-DE"/>
+        </w:rPr>
+        <w:t>Benutzeroberfläche</w:t>
+      </w:r>
+      <w:bookmarkEnd w:id="21"/>
     </w:p>
     <w:p>
       <w:pPr>
+        <w:pStyle w:val="berschrift2"/>
+        <w:rPr>
+          <w:rFonts w:eastAsia="Times New Roman"/>
+          <w:lang w:eastAsia="de-DE"/>
+        </w:rPr>
+      </w:pPr>
+      <w:bookmarkStart w:id="22" w:name="_Toc244076036"/>
+      <w:r>
+        <w:rPr>
+          <w:rFonts w:eastAsia="Times New Roman"/>
+          <w:lang w:eastAsia="de-DE"/>
+        </w:rPr>
+        <w:t>Entwürfe</w:t>
+      </w:r>
+      <w:bookmarkEnd w:id="22"/>
+      <w:r>
+        <w:rPr>
+          <w:rFonts w:eastAsia="Times New Roman"/>
+          <w:lang w:eastAsia="de-DE"/>
+        </w:rPr>
+        <w:t xml:space="preserve"> </w:t>
+      </w:r>
+    </w:p>
+    <w:p>
+      <w:pPr>
+        <w:rPr>
+          <w:lang w:eastAsia="de-DE"/>
+        </w:rPr>
+      </w:pPr>
+      <w:r>
+        <w:rPr>
+          <w:lang w:eastAsia="de-DE"/>
+        </w:rPr>
+        <w:t>(Token-Anfrage, Eingabeformular, Bestätigung)</w:t>
+      </w:r>
+    </w:p>
+    <w:p>
+      <w:pPr>
         <w:pStyle w:val="berschrift1"/>
         <w:rPr>
           <w:rFonts w:eastAsia="Times New Roman"/>
           <w:lang w:eastAsia="de-DE"/>
         </w:rPr>
       </w:pPr>
-      <w:bookmarkStart w:id="23" w:name="_Toc243560846"/>
+      <w:bookmarkStart w:id="23" w:name="_Toc244076037"/>
       <w:r>
         <w:rPr>
           <w:rFonts w:eastAsia="Times New Roman"/>
@@ -7011,7 +7672,7 @@
           <w:lang w:eastAsia="de-DE"/>
         </w:rPr>
       </w:pPr>
-      <w:bookmarkStart w:id="24" w:name="_Toc243560847"/>
+      <w:bookmarkStart w:id="24" w:name="_Toc244076038"/>
       <w:r>
         <w:rPr>
           <w:rFonts w:eastAsia="Times New Roman"/>
@@ -7049,7 +7710,7 @@
           <w:lang w:eastAsia="de-DE"/>
         </w:rPr>
       </w:pPr>
-      <w:bookmarkStart w:id="25" w:name="_Toc243560848"/>
+      <w:bookmarkStart w:id="25" w:name="_Toc244076039"/>
       <w:r>
         <w:rPr>
           <w:rFonts w:eastAsia="Times New Roman"/>
@@ -7067,7 +7728,7 @@
           <w:lang w:eastAsia="de-DE"/>
         </w:rPr>
       </w:pPr>
-      <w:bookmarkStart w:id="26" w:name="_Toc243560849"/>
+      <w:bookmarkStart w:id="26" w:name="_Toc244076040"/>
       <w:r>
         <w:rPr>
           <w:rFonts w:eastAsia="Times New Roman"/>
@@ -7105,7 +7766,7 @@
           <w:lang w:eastAsia="de-DE"/>
         </w:rPr>
       </w:pPr>
-      <w:bookmarkStart w:id="27" w:name="_Toc243560850"/>
+      <w:bookmarkStart w:id="27" w:name="_Toc244076041"/>
       <w:r>
         <w:rPr>
           <w:rFonts w:eastAsia="Times New Roman"/>
@@ -7124,7 +7785,7 @@
           <w:lang w:eastAsia="de-DE"/>
         </w:rPr>
       </w:pPr>
-      <w:bookmarkStart w:id="28" w:name="_Toc243560851"/>
+      <w:bookmarkStart w:id="28" w:name="_Toc244076042"/>
       <w:r>
         <w:rPr>
           <w:rFonts w:eastAsia="Times New Roman"/>
@@ -7142,7 +7803,7 @@
           <w:lang w:eastAsia="de-DE"/>
         </w:rPr>
       </w:pPr>
-      <w:bookmarkStart w:id="29" w:name="_Toc243560852"/>
+      <w:bookmarkStart w:id="29" w:name="_Toc244076043"/>
       <w:r>
         <w:rPr>
           <w:rFonts w:eastAsia="Times New Roman"/>
@@ -7202,7 +7863,7 @@
           <w:lang w:eastAsia="de-DE"/>
         </w:rPr>
       </w:pPr>
-      <w:bookmarkStart w:id="30" w:name="_Toc243560853"/>
+      <w:bookmarkStart w:id="30" w:name="_Toc244076044"/>
       <w:r>
         <w:rPr>
           <w:lang w:eastAsia="de-DE"/>
@@ -7237,7 +7898,7 @@
           <w:lang w:eastAsia="de-DE"/>
         </w:rPr>
       </w:pPr>
-      <w:bookmarkStart w:id="31" w:name="_Toc243560854"/>
+      <w:bookmarkStart w:id="31" w:name="_Toc244076045"/>
       <w:r>
         <w:rPr>
           <w:rFonts w:eastAsia="Times New Roman"/>
@@ -7255,7 +7916,7 @@
           <w:lang w:eastAsia="de-DE"/>
         </w:rPr>
       </w:pPr>
-      <w:bookmarkStart w:id="32" w:name="_Toc243560855"/>
+      <w:bookmarkStart w:id="32" w:name="_Toc244076046"/>
       <w:r>
         <w:rPr>
           <w:rFonts w:eastAsia="Times New Roman"/>
@@ -7326,7 +7987,6 @@
           <w:docPartUnique/>
         </w:docPartObj>
       </w:sdtPr>
-      <w:sdtEndPr/>
       <w:sdtContent>
         <w:r>
           <w:fldChar w:fldCharType="begin"/>
@@ -7341,7 +8001,7 @@
           <w:rPr>
             <w:noProof/>
           </w:rPr>
-          <w:t>10</w:t>
+          <w:t>2</w:t>
         </w:r>
         <w:r>
           <w:fldChar w:fldCharType="end"/>
@@ -11412,7 +12072,7 @@
 </file>
 
 <file path=customXml/itemProps1.xml><?xml version="1.0" encoding="utf-8"?>
-<ds:datastoreItem xmlns:ds="http://schemas.openxmlformats.org/officeDocument/2006/customXml" ds:itemID="{C76D79FB-06E7-499F-9B92-63B37AACAEE8}">
+<ds:datastoreItem xmlns:ds="http://schemas.openxmlformats.org/officeDocument/2006/customXml" ds:itemID="{E2B932FD-8D4A-49B5-8011-205DA82696AF}">
   <ds:schemaRefs>
     <ds:schemaRef ds:uri="http://schemas.openxmlformats.org/officeDocument/2006/bibliography"/>
   </ds:schemaRefs>
